--- a/Methodological flaws in the manuscript.docx
+++ b/Methodological flaws in the manuscript.docx
@@ -25,14 +25,13 @@
         </w:rPr>
         <w:t>1. Study design problems</w:t>
       </w:r>
-    </w:p>
-    <w:p>
-      <w:pPr>
-        <w:rPr>
-          <w:b/>
-          <w:bCs/>
-        </w:rPr>
-      </w:pPr>
+      <w:r>
+        <w:rPr>
+          <w:b/>
+          <w:bCs/>
+        </w:rPr>
+        <w:t xml:space="preserve">: </w:t>
+      </w:r>
       <w:r>
         <w:rPr>
           <w:b/>
@@ -53,21 +52,18 @@
         <w:t>case-control study</w:t>
       </w:r>
       <w:r>
-        <w:t>, but the design does not match a classical case-control framework. Instead, they prospectively enrolled two groups of hospitalized patients (COVID-19 positive vs negative) and measured EEG outcomes. </w:t>
-      </w:r>
-    </w:p>
-    <w:p>
-      <w:r>
-        <w:t>This structure is closer to:</w:t>
-      </w:r>
-    </w:p>
-    <w:p>
-      <w:pPr>
-        <w:numPr>
-          <w:ilvl w:val="0"/>
-          <w:numId w:val="1"/>
-        </w:numPr>
-      </w:pPr>
+        <w:t xml:space="preserve">, but the design does not match a case-control framework. Instead, they </w:t>
+      </w:r>
+      <w:r>
+        <w:t>recruited</w:t>
+      </w:r>
+      <w:r>
+        <w:t xml:space="preserve"> two groups of hospitalized patients (COVID-19 positive vs negative) and measured EEG outcomes. This structure is closer to</w:t>
+      </w:r>
+      <w:r>
+        <w:t xml:space="preserve"> </w:t>
+      </w:r>
+      <w:proofErr w:type="gramStart"/>
       <w:r>
         <w:t>a </w:t>
       </w:r>
@@ -76,28 +72,18 @@
           <w:b/>
           <w:bCs/>
         </w:rPr>
-        <w:t>prospective cohort study</w:t>
-      </w:r>
-      <w:r>
-        <w:t>, or</w:t>
-      </w:r>
-    </w:p>
-    <w:p>
-      <w:pPr>
-        <w:numPr>
-          <w:ilvl w:val="0"/>
-          <w:numId w:val="1"/>
-        </w:numPr>
-      </w:pPr>
-      <w:r>
-        <w:t>a </w:t>
-      </w:r>
-      <w:r>
-        <w:rPr>
-          <w:b/>
-          <w:bCs/>
-        </w:rPr>
-        <w:t>comparative observational study</w:t>
+        <w:t xml:space="preserve"> cohort</w:t>
+      </w:r>
+      <w:proofErr w:type="gramEnd"/>
+      <w:r>
+        <w:rPr>
+          <w:b/>
+          <w:bCs/>
+        </w:rPr>
+        <w:t xml:space="preserve"> study</w:t>
+      </w:r>
+      <w:r>
+        <w:t>.</w:t>
       </w:r>
     </w:p>
     <w:p>
@@ -213,14 +199,13 @@
         </w:rPr>
         <w:t>2. Control group validity issues</w:t>
       </w:r>
-    </w:p>
-    <w:p>
-      <w:pPr>
-        <w:rPr>
-          <w:b/>
-          <w:bCs/>
-        </w:rPr>
-      </w:pPr>
+      <w:r>
+        <w:rPr>
+          <w:b/>
+          <w:bCs/>
+        </w:rPr>
+        <w:t xml:space="preserve">: </w:t>
+      </w:r>
       <w:r>
         <w:rPr>
           <w:b/>
@@ -263,78 +248,20 @@
         </w:rPr>
         <w:t>Heterogeneous etiologies</w:t>
       </w:r>
-    </w:p>
-    <w:p>
-      <w:pPr>
-        <w:numPr>
-          <w:ilvl w:val="1"/>
-          <w:numId w:val="4"/>
-        </w:numPr>
-      </w:pPr>
-      <w:r>
-        <w:t>Other infections</w:t>
-      </w:r>
-    </w:p>
-    <w:p>
-      <w:pPr>
-        <w:numPr>
-          <w:ilvl w:val="1"/>
-          <w:numId w:val="4"/>
-        </w:numPr>
-      </w:pPr>
-      <w:r>
-        <w:t>Hypoxia</w:t>
-      </w:r>
-    </w:p>
-    <w:p>
-      <w:pPr>
-        <w:numPr>
-          <w:ilvl w:val="1"/>
-          <w:numId w:val="4"/>
-        </w:numPr>
-      </w:pPr>
-      <w:r>
-        <w:t>sepsis</w:t>
-      </w:r>
-    </w:p>
-    <w:p>
-      <w:pPr>
-        <w:numPr>
-          <w:ilvl w:val="1"/>
-          <w:numId w:val="4"/>
-        </w:numPr>
-      </w:pPr>
-      <w:r>
-        <w:t>metabolic illness</w:t>
-      </w:r>
-    </w:p>
-    <w:p>
-      <w:proofErr w:type="gramStart"/>
-      <w:r>
-        <w:t>All of</w:t>
-      </w:r>
-      <w:proofErr w:type="gramEnd"/>
-      <w:r>
-        <w:t xml:space="preserve"> these independently cause </w:t>
-      </w:r>
-      <w:r>
-        <w:rPr>
-          <w:b/>
-          <w:bCs/>
-        </w:rPr>
-        <w:t xml:space="preserve">EEG </w:t>
-      </w:r>
-      <w:proofErr w:type="gramStart"/>
-      <w:r>
-        <w:rPr>
-          <w:b/>
-          <w:bCs/>
-        </w:rPr>
-        <w:t>slowing</w:t>
-      </w:r>
-      <w:proofErr w:type="gramEnd"/>
-      <w:r>
-        <w:t>.</w:t>
+      <w:r>
+        <w:t xml:space="preserve"> such as o</w:t>
+      </w:r>
+      <w:r>
+        <w:t>ther</w:t>
+      </w:r>
+      <w:r>
+        <w:t xml:space="preserve"> respiratory</w:t>
+      </w:r>
+      <w:r>
+        <w:t xml:space="preserve"> infections</w:t>
+      </w:r>
+      <w:r>
+        <w:t xml:space="preserve">. </w:t>
       </w:r>
     </w:p>
     <w:p>
@@ -352,7 +279,9 @@
         <w:t>Uncontrolled severity</w:t>
       </w:r>
       <w:r>
-        <w:br/>
+        <w:t xml:space="preserve">: </w:t>
+      </w:r>
+      <w:r>
         <w:t>Respiratory illnesses vary widely in severity, which directly affects cerebral function.</w:t>
       </w:r>
     </w:p>
@@ -364,14 +293,6 @@
         </w:numPr>
       </w:pPr>
       <w:r>
-        <w:rPr>
-          <w:b/>
-          <w:bCs/>
-        </w:rPr>
-        <w:t>Residual confounding</w:t>
-      </w:r>
-      <w:r>
-        <w:br/>
         <w:t>EEG abnormalities could reflect </w:t>
       </w:r>
       <w:r>
@@ -379,7 +300,7 @@
           <w:b/>
           <w:bCs/>
         </w:rPr>
-        <w:t>systemic illness</w:t>
+        <w:t>hypoxia</w:t>
       </w:r>
       <w:r>
         <w:t>, not COVID.</w:t>
@@ -461,22 +382,6 @@
     </w:p>
     <w:p>
       <w:r>
-        <w:lastRenderedPageBreak/>
-        <w:t>Although comorbidities are listed, the analysis </w:t>
-      </w:r>
-      <w:r>
-        <w:rPr>
-          <w:b/>
-          <w:bCs/>
-        </w:rPr>
-        <w:t>does not adjust for them statistically</w:t>
-      </w:r>
-      <w:r>
-        <w:t>. </w:t>
-      </w:r>
-    </w:p>
-    <w:p>
-      <w:r>
         <w:t>Key missing adjustments include:</w:t>
       </w:r>
     </w:p>
@@ -510,7 +415,7 @@
         </w:numPr>
       </w:pPr>
       <w:r>
-        <w:t>sedative medications</w:t>
+        <w:t>medications</w:t>
       </w:r>
     </w:p>
     <w:p>
@@ -553,21 +458,6 @@
     </w:p>
     <w:p>
       <w:r>
-        <w:t>Instead of adjustment, the study relies mostly on </w:t>
-      </w:r>
-      <w:r>
-        <w:rPr>
-          <w:b/>
-          <w:bCs/>
-        </w:rPr>
-        <w:t>bivariate comparisons</w:t>
-      </w:r>
-      <w:r>
-        <w:t>, which is inadequate.</w:t>
-      </w:r>
-    </w:p>
-    <w:p>
-      <w:r>
         <w:t>Recommended methods:</w:t>
       </w:r>
     </w:p>
@@ -633,6 +523,7 @@
     </w:p>
     <w:p>
       <w:r>
+        <w:lastRenderedPageBreak/>
         <w:t>Total sample:</w:t>
       </w:r>
     </w:p>
@@ -840,7 +731,6 @@
         </w:numPr>
       </w:pPr>
       <w:r>
-        <w:lastRenderedPageBreak/>
         <w:t>several demographic variables</w:t>
       </w:r>
     </w:p>
@@ -903,17 +793,6 @@
     </w:p>
     <w:p>
       <w:pPr>
-        <w:numPr>
-          <w:ilvl w:val="0"/>
-          <w:numId w:val="13"/>
-        </w:numPr>
-      </w:pPr>
-      <w:r>
-        <w:t>Holm correction</w:t>
-      </w:r>
-    </w:p>
-    <w:p>
-      <w:pPr>
         <w:rPr>
           <w:b/>
           <w:bCs/>
@@ -950,11 +829,9 @@
           <w:numId w:val="14"/>
         </w:numPr>
       </w:pPr>
-      <w:proofErr w:type="gramStart"/>
       <w:r>
         <w:t>focal slowing</w:t>
       </w:r>
-      <w:proofErr w:type="gramEnd"/>
     </w:p>
     <w:p>
       <w:pPr>
@@ -1033,6 +910,7 @@
         </w:numPr>
       </w:pPr>
       <w:r>
+        <w:lastRenderedPageBreak/>
         <w:t>transient abnormalities were recorded but the criteria for clinical significance are unclear.</w:t>
       </w:r>
     </w:p>
@@ -1147,13 +1025,8 @@
           <w:numId w:val="18"/>
         </w:numPr>
       </w:pPr>
-      <w:proofErr w:type="gramStart"/>
-      <w:r>
-        <w:t>only</w:t>
-      </w:r>
-      <w:proofErr w:type="gramEnd"/>
-      <w:r>
-        <w:t> </w:t>
+      <w:r>
+        <w:t>only </w:t>
       </w:r>
       <w:r>
         <w:rPr>
@@ -1209,11 +1082,12 @@
       </w:r>
     </w:p>
     <w:p>
-      <w:proofErr w:type="gramStart"/>
       <w:r>
         <w:t>Thus</w:t>
       </w:r>
-      <w:proofErr w:type="gramEnd"/>
+      <w:r>
+        <w:t>,</w:t>
+      </w:r>
       <w:r>
         <w:t xml:space="preserve"> the sample may </w:t>
       </w:r>
@@ -1240,7 +1114,6 @@
           <w:b/>
           <w:bCs/>
         </w:rPr>
-        <w:lastRenderedPageBreak/>
         <w:t>8. Lack of blinding for clinical data during interpretation</w:t>
       </w:r>
     </w:p>
@@ -1491,6 +1364,7 @@
         </w:numPr>
       </w:pPr>
       <w:r>
+        <w:lastRenderedPageBreak/>
         <w:t>before discharge </w:t>
       </w:r>
     </w:p>
@@ -1605,7 +1479,6 @@
           <w:b/>
           <w:bCs/>
         </w:rPr>
-        <w:lastRenderedPageBreak/>
         <w:t>12. Weak outcome relevance</w:t>
       </w:r>
     </w:p>
@@ -1620,15 +1493,7 @@
         <w:t xml:space="preserve"> </w:t>
       </w:r>
       <w:r>
-        <w:t xml:space="preserve">any </w:t>
-      </w:r>
-      <w:proofErr w:type="gramStart"/>
-      <w:r>
-        <w:t>patient</w:t>
-      </w:r>
-      <w:proofErr w:type="gramEnd"/>
-      <w:r>
-        <w:t xml:space="preserve"> relevant outcomes</w:t>
+        <w:t>any patient relevant outcomes</w:t>
       </w:r>
     </w:p>
     <w:p>
@@ -1676,11 +1541,12 @@
       </w:r>
     </w:p>
     <w:p>
-      <w:proofErr w:type="gramStart"/>
       <w:r>
         <w:t>Thus</w:t>
       </w:r>
-      <w:proofErr w:type="gramEnd"/>
+      <w:r>
+        <w:t>,</w:t>
+      </w:r>
       <w:r>
         <w:t xml:space="preserve"> the </w:t>
       </w:r>
@@ -1724,19 +1590,21 @@
       <w:r>
         <w:t>:</w:t>
       </w:r>
-    </w:p>
-    <w:p>
-      <w:pPr>
-        <w:numPr>
-          <w:ilvl w:val="0"/>
-          <w:numId w:val="25"/>
-        </w:numPr>
-      </w:pPr>
-      <w:r>
-        <w:t>a materials science review about biodegradable metal-organic frameworks. </w:t>
-      </w:r>
-    </w:p>
-    <w:p>
+      <w:r>
+        <w:t xml:space="preserve"> “</w:t>
+      </w:r>
+      <w:r>
+        <w:t>a materials science review about biodegradable metal-organic frameworks</w:t>
+      </w:r>
+      <w:r>
+        <w:t>”</w:t>
+      </w:r>
+      <w:r>
+        <w:t>. </w:t>
+      </w:r>
+      <w:r>
+        <w:t xml:space="preserve"> </w:t>
+      </w:r>
       <w:r>
         <w:t>This suggests </w:t>
       </w:r>
@@ -1852,7 +1720,10 @@
           </w:tcPr>
           <w:p>
             <w:r>
-              <w:t>Sampling</w:t>
+              <w:t>Sampl</w:t>
+            </w:r>
+            <w:r>
+              <w:t>e size</w:t>
             </w:r>
           </w:p>
         </w:tc>
@@ -1863,7 +1734,10 @@
           </w:tcPr>
           <w:p>
             <w:r>
-              <w:t>Small sample, single center</w:t>
+              <w:t>Small sample</w:t>
+            </w:r>
+            <w:r>
+              <w:t>. No power calculation</w:t>
             </w:r>
           </w:p>
         </w:tc>
@@ -6209,10 +6083,13 @@
   <w:style w:type="paragraph" w:default="1" w:styleId="Normal">
     <w:name w:val="Normal"/>
     <w:qFormat/>
-    <w:rsid w:val="00A03D93"/>
+    <w:rsid w:val="003417FF"/>
     <w:pPr>
       <w:spacing w:after="120" w:line="240" w:lineRule="auto"/>
     </w:pPr>
+    <w:rPr>
+      <w:sz w:val="22"/>
+    </w:rPr>
   </w:style>
   <w:style w:type="paragraph" w:styleId="Heading1">
     <w:name w:val="heading 1"/>
@@ -6416,6 +6293,7 @@
   <w:style w:type="character" w:default="1" w:styleId="DefaultParagraphFont">
     <w:name w:val="Default Paragraph Font"/>
     <w:uiPriority w:val="1"/>
+    <w:semiHidden/>
     <w:unhideWhenUsed/>
   </w:style>
   <w:style w:type="table" w:default="1" w:styleId="TableNormal">

--- a/Methodological flaws in the manuscript.docx
+++ b/Methodological flaws in the manuscript.docx
@@ -3,6 +3,2838 @@
 <w:document xmlns:wpc="http://schemas.microsoft.com/office/word/2010/wordprocessingCanvas" xmlns:cx="http://schemas.microsoft.com/office/drawing/2014/chartex" xmlns:cx1="http://schemas.microsoft.com/office/drawing/2015/9/8/chartex" xmlns:cx2="http://schemas.microsoft.com/office/drawing/2015/10/21/chartex" xmlns:cx3="http://schemas.microsoft.com/office/drawing/2016/5/9/chartex" xmlns:cx4="http://schemas.microsoft.com/office/drawing/2016/5/10/chartex" xmlns:cx5="http://schemas.microsoft.com/office/drawing/2016/5/11/chartex" xmlns:cx6="http://schemas.microsoft.com/office/drawing/2016/5/12/chartex" xmlns:cx7="http://schemas.microsoft.com/office/drawing/2016/5/13/chartex" xmlns:cx8="http://schemas.microsoft.com/office/drawing/2016/5/14/chartex" xmlns:mc="http://schemas.openxmlformats.org/markup-compatibility/2006" xmlns:aink="http://schemas.microsoft.com/office/drawing/2016/ink" xmlns:am3d="http://schemas.microsoft.com/office/drawing/2017/model3d" xmlns:o="urn:schemas-microsoft-com:office:office" xmlns:oel="http://schemas.microsoft.com/office/2019/extlst" xmlns:r="http://schemas.openxmlformats.org/officeDocument/2006/relationships" xmlns:m="http://schemas.openxmlformats.org/officeDocument/2006/math" xmlns:v="urn:schemas-microsoft-com:vml" xmlns:wp14="http://schemas.microsoft.com/office/word/2010/wordprocessingDrawing" xmlns:wp="http://schemas.openxmlformats.org/drawingml/2006/wordprocessingDrawing" xmlns:w10="urn:schemas-microsoft-com:office:word" xmlns:w="http://schemas.openxmlformats.org/wordprocessingml/2006/main" xmlns:w14="http://schemas.microsoft.com/office/word/2010/wordml" xmlns:w15="http://schemas.microsoft.com/office/word/2012/wordml" xmlns:w16cex="http://schemas.microsoft.com/office/word/2018/wordml/cex" xmlns:w16cid="http://schemas.microsoft.com/office/word/2016/wordml/cid" xmlns:w16="http://schemas.microsoft.com/office/word/2018/wordml" xmlns:w16du="http://schemas.microsoft.com/office/word/2023/wordml/word16du" xmlns:w16sdtdh="http://schemas.microsoft.com/office/word/2020/wordml/sdtdatahash" xmlns:w16sdtfl="http://schemas.microsoft.com/office/word/2024/wordml/sdtformatlock" xmlns:w16se="http://schemas.microsoft.com/office/word/2015/wordml/symex" xmlns:wpg="http://schemas.microsoft.com/office/word/2010/wordprocessingGroup" xmlns:wpi="http://schemas.microsoft.com/office/word/2010/wordprocessingInk" xmlns:wne="http://schemas.microsoft.com/office/word/2006/wordml" xmlns:wps="http://schemas.microsoft.com/office/word/2010/wordprocessingShape" mc:Ignorable="w14 w15 w16se w16cid w16 w16cex w16sdtdh w16sdtfl w16du wp14">
   <w:body>
     <w:p>
+      <w:pPr>
+        <w:spacing w:before="100" w:beforeAutospacing="1" w:after="100" w:afterAutospacing="1"/>
+        <w:outlineLvl w:val="0"/>
+        <w:rPr>
+          <w:rFonts w:eastAsia="Times New Roman" w:cs="Times New Roman"/>
+          <w:b/>
+          <w:bCs/>
+          <w:kern w:val="36"/>
+          <w:szCs w:val="22"/>
+          <w:lang w:val="en-EG"/>
+          <w14:ligatures w14:val="none"/>
+        </w:rPr>
+      </w:pPr>
+      <w:r>
+        <w:rPr>
+          <w:rFonts w:eastAsia="Times New Roman" w:cs="Times New Roman"/>
+          <w:b/>
+          <w:bCs/>
+          <w:kern w:val="36"/>
+          <w:szCs w:val="22"/>
+          <w:lang w:val="en-EG"/>
+          <w14:ligatures w14:val="none"/>
+        </w:rPr>
+        <w:t>Major methodological flaws</w:t>
+      </w:r>
+    </w:p>
+    <w:p>
+      <w:pPr>
+        <w:spacing w:before="100" w:beforeAutospacing="1" w:after="100" w:afterAutospacing="1"/>
+        <w:outlineLvl w:val="1"/>
+        <w:rPr>
+          <w:rFonts w:eastAsia="Times New Roman" w:cs="Times New Roman"/>
+          <w:b/>
+          <w:bCs/>
+          <w:kern w:val="0"/>
+          <w:szCs w:val="22"/>
+          <w:lang w:val="en-EG"/>
+          <w14:ligatures w14:val="none"/>
+        </w:rPr>
+      </w:pPr>
+      <w:r>
+        <w:rPr>
+          <w:rFonts w:eastAsia="Times New Roman" w:cs="Times New Roman"/>
+          <w:b/>
+          <w:bCs/>
+          <w:kern w:val="0"/>
+          <w:szCs w:val="22"/>
+          <w:lang w:val="en-EG"/>
+          <w14:ligatures w14:val="none"/>
+        </w:rPr>
+        <w:t>1. Misclassification of study design</w:t>
+      </w:r>
+    </w:p>
+    <w:p>
+      <w:pPr>
+        <w:spacing w:before="100" w:beforeAutospacing="1" w:after="100" w:afterAutospacing="1"/>
+        <w:rPr>
+          <w:rFonts w:eastAsia="Times New Roman" w:cs="Times New Roman"/>
+          <w:kern w:val="0"/>
+          <w:szCs w:val="22"/>
+          <w:lang w:val="en-EG"/>
+          <w14:ligatures w14:val="none"/>
+        </w:rPr>
+      </w:pPr>
+      <w:r>
+        <w:rPr>
+          <w:rFonts w:eastAsia="Times New Roman" w:cs="Times New Roman"/>
+          <w:kern w:val="0"/>
+          <w:szCs w:val="22"/>
+          <w:lang w:val="en-EG"/>
+          <w14:ligatures w14:val="none"/>
+        </w:rPr>
+        <w:t xml:space="preserve">The study is labeled as </w:t>
+      </w:r>
+      <w:r>
+        <w:rPr>
+          <w:rFonts w:eastAsia="Times New Roman" w:cs="Times New Roman"/>
+          <w:b/>
+          <w:bCs/>
+          <w:kern w:val="0"/>
+          <w:szCs w:val="22"/>
+          <w:lang w:val="en-EG"/>
+          <w14:ligatures w14:val="none"/>
+        </w:rPr>
+        <w:t>case–control</w:t>
+      </w:r>
+      <w:r>
+        <w:rPr>
+          <w:rFonts w:eastAsia="Times New Roman" w:cs="Times New Roman"/>
+          <w:kern w:val="0"/>
+          <w:szCs w:val="22"/>
+          <w:lang w:val="en-EG"/>
+          <w14:ligatures w14:val="none"/>
+        </w:rPr>
+        <w:t xml:space="preserve">, but participants were grouped based on </w:t>
+      </w:r>
+      <w:r>
+        <w:rPr>
+          <w:rFonts w:eastAsia="Times New Roman" w:cs="Times New Roman"/>
+          <w:b/>
+          <w:bCs/>
+          <w:kern w:val="0"/>
+          <w:szCs w:val="22"/>
+          <w:lang w:val="en-EG"/>
+          <w14:ligatures w14:val="none"/>
+        </w:rPr>
+        <w:t>exposure (COVID-19 vs non-COVID)</w:t>
+      </w:r>
+      <w:r>
+        <w:rPr>
+          <w:rFonts w:eastAsia="Times New Roman" w:cs="Times New Roman"/>
+          <w:kern w:val="0"/>
+          <w:szCs w:val="22"/>
+          <w:lang w:val="en-EG"/>
+          <w14:ligatures w14:val="none"/>
+        </w:rPr>
+        <w:t xml:space="preserve"> rather than outcome.</w:t>
+      </w:r>
+    </w:p>
+    <w:p>
+      <w:pPr>
+        <w:spacing w:before="100" w:beforeAutospacing="1" w:after="100" w:afterAutospacing="1"/>
+        <w:rPr>
+          <w:rFonts w:eastAsia="Times New Roman" w:cs="Times New Roman"/>
+          <w:kern w:val="0"/>
+          <w:szCs w:val="22"/>
+          <w:lang w:val="en-EG"/>
+          <w14:ligatures w14:val="none"/>
+        </w:rPr>
+      </w:pPr>
+      <w:r>
+        <w:rPr>
+          <w:rFonts w:eastAsia="Times New Roman" w:cs="Times New Roman"/>
+          <w:kern w:val="0"/>
+          <w:szCs w:val="22"/>
+          <w:lang w:val="en-EG"/>
+          <w14:ligatures w14:val="none"/>
+        </w:rPr>
+        <w:t>True case–control structure:</w:t>
+      </w:r>
+    </w:p>
+    <w:p>
+      <w:pPr>
+        <w:rPr>
+          <w:szCs w:val="22"/>
+          <w:lang w:val="en-EG"/>
+        </w:rPr>
+      </w:pPr>
+      <w:r>
+        <w:rPr>
+          <w:szCs w:val="22"/>
+          <w:lang w:val="en-EG"/>
+        </w:rPr>
+        <w:t>Outcome → look back for exposure</w:t>
+      </w:r>
+    </w:p>
+    <w:p>
+      <w:pPr>
+        <w:pStyle w:val="p1"/>
+        <w:rPr>
+          <w:rFonts w:asciiTheme="minorHAnsi" w:hAnsiTheme="minorHAnsi"/>
+          <w:sz w:val="22"/>
+          <w:szCs w:val="22"/>
+        </w:rPr>
+      </w:pPr>
+      <w:r>
+        <w:rPr>
+          <w:rFonts w:asciiTheme="minorHAnsi" w:hAnsiTheme="minorHAnsi"/>
+          <w:sz w:val="22"/>
+          <w:szCs w:val="22"/>
+        </w:rPr>
+        <w:t>Actual structure in this study:</w:t>
+      </w:r>
+    </w:p>
+    <w:p>
+      <w:pPr>
+        <w:rPr>
+          <w:szCs w:val="22"/>
+          <w:lang w:val="en-EG"/>
+        </w:rPr>
+      </w:pPr>
+      <w:r>
+        <w:rPr>
+          <w:szCs w:val="22"/>
+          <w:lang w:val="en-EG"/>
+        </w:rPr>
+        <w:t>Exposure (COVID vs non-COVID) → compare EEG abnormalities</w:t>
+      </w:r>
+    </w:p>
+    <w:p>
+      <w:pPr>
+        <w:spacing w:before="100" w:beforeAutospacing="1" w:after="100" w:afterAutospacing="1"/>
+        <w:rPr>
+          <w:rFonts w:eastAsia="Times New Roman" w:cs="Times New Roman"/>
+          <w:kern w:val="0"/>
+          <w:szCs w:val="22"/>
+          <w:lang w:val="en-EG"/>
+          <w14:ligatures w14:val="none"/>
+        </w:rPr>
+      </w:pPr>
+      <w:r>
+        <w:rPr>
+          <w:rFonts w:eastAsia="Times New Roman" w:cs="Times New Roman"/>
+          <w:kern w:val="0"/>
+          <w:szCs w:val="22"/>
+          <w:lang w:val="en-EG"/>
+          <w14:ligatures w14:val="none"/>
+        </w:rPr>
+        <w:t xml:space="preserve">This corresponds to a </w:t>
+      </w:r>
+      <w:r>
+        <w:rPr>
+          <w:rFonts w:eastAsia="Times New Roman" w:cs="Times New Roman"/>
+          <w:b/>
+          <w:bCs/>
+          <w:kern w:val="0"/>
+          <w:szCs w:val="22"/>
+          <w:lang w:val="en-EG"/>
+          <w14:ligatures w14:val="none"/>
+        </w:rPr>
+        <w:t>comparative observational or cross-sectional cohort-like design</w:t>
+      </w:r>
+      <w:r>
+        <w:rPr>
+          <w:rFonts w:eastAsia="Times New Roman" w:cs="Times New Roman"/>
+          <w:kern w:val="0"/>
+          <w:szCs w:val="22"/>
+          <w:lang w:val="en-EG"/>
+          <w14:ligatures w14:val="none"/>
+        </w:rPr>
+        <w:t>, not case–control.</w:t>
+      </w:r>
+    </w:p>
+    <w:p>
+      <w:pPr>
+        <w:spacing w:before="100" w:beforeAutospacing="1" w:after="100" w:afterAutospacing="1"/>
+        <w:rPr>
+          <w:rFonts w:eastAsia="Times New Roman" w:cs="Times New Roman"/>
+          <w:kern w:val="0"/>
+          <w:szCs w:val="22"/>
+          <w:lang w:val="en-EG"/>
+          <w14:ligatures w14:val="none"/>
+        </w:rPr>
+      </w:pPr>
+      <w:r>
+        <w:rPr>
+          <w:rFonts w:eastAsia="Times New Roman" w:cs="Times New Roman"/>
+          <w:kern w:val="0"/>
+          <w:szCs w:val="22"/>
+          <w:lang w:val="en-EG"/>
+          <w14:ligatures w14:val="none"/>
+        </w:rPr>
+        <w:t xml:space="preserve">Mislabeling the design signals </w:t>
+      </w:r>
+      <w:r>
+        <w:rPr>
+          <w:rFonts w:eastAsia="Times New Roman" w:cs="Times New Roman"/>
+          <w:b/>
+          <w:bCs/>
+          <w:kern w:val="0"/>
+          <w:szCs w:val="22"/>
+          <w:lang w:val="en-EG"/>
+          <w14:ligatures w14:val="none"/>
+        </w:rPr>
+        <w:t>methodological misunderstanding</w:t>
+      </w:r>
+      <w:r>
+        <w:rPr>
+          <w:rFonts w:eastAsia="Times New Roman" w:cs="Times New Roman"/>
+          <w:kern w:val="0"/>
+          <w:szCs w:val="22"/>
+          <w:lang w:val="en-EG"/>
+          <w14:ligatures w14:val="none"/>
+        </w:rPr>
+        <w:t>.</w:t>
+      </w:r>
+    </w:p>
+    <w:p>
+      <w:pPr>
+        <w:spacing w:before="100" w:beforeAutospacing="1" w:after="100" w:afterAutospacing="1"/>
+        <w:outlineLvl w:val="0"/>
+        <w:rPr>
+          <w:rFonts w:eastAsia="Times New Roman" w:cs="Times New Roman"/>
+          <w:b/>
+          <w:bCs/>
+          <w:kern w:val="36"/>
+          <w:szCs w:val="22"/>
+          <w:lang w:val="en-EG"/>
+          <w14:ligatures w14:val="none"/>
+        </w:rPr>
+      </w:pPr>
+      <w:r>
+        <w:rPr>
+          <w:rFonts w:eastAsia="Times New Roman" w:cs="Times New Roman"/>
+          <w:b/>
+          <w:bCs/>
+          <w:kern w:val="36"/>
+          <w:szCs w:val="22"/>
+          <w:lang w:val="en-EG"/>
+          <w14:ligatures w14:val="none"/>
+        </w:rPr>
+        <w:t>2. Lack of clear temporal sequence</w:t>
+      </w:r>
+    </w:p>
+    <w:p>
+      <w:pPr>
+        <w:spacing w:before="100" w:beforeAutospacing="1" w:after="100" w:afterAutospacing="1"/>
+        <w:rPr>
+          <w:rFonts w:eastAsia="Times New Roman" w:cs="Times New Roman"/>
+          <w:kern w:val="0"/>
+          <w:szCs w:val="22"/>
+          <w:lang w:val="en-EG"/>
+          <w14:ligatures w14:val="none"/>
+        </w:rPr>
+      </w:pPr>
+      <w:r>
+        <w:rPr>
+          <w:rFonts w:eastAsia="Times New Roman" w:cs="Times New Roman"/>
+          <w:kern w:val="0"/>
+          <w:szCs w:val="22"/>
+          <w:lang w:val="en-EG"/>
+          <w14:ligatures w14:val="none"/>
+        </w:rPr>
+        <w:t xml:space="preserve">Exposure and outcome were measured essentially </w:t>
+      </w:r>
+      <w:r>
+        <w:rPr>
+          <w:rFonts w:eastAsia="Times New Roman" w:cs="Times New Roman"/>
+          <w:b/>
+          <w:bCs/>
+          <w:kern w:val="0"/>
+          <w:szCs w:val="22"/>
+          <w:lang w:val="en-EG"/>
+          <w14:ligatures w14:val="none"/>
+        </w:rPr>
+        <w:t>at the same time</w:t>
+      </w:r>
+      <w:r>
+        <w:rPr>
+          <w:rFonts w:eastAsia="Times New Roman" w:cs="Times New Roman"/>
+          <w:kern w:val="0"/>
+          <w:szCs w:val="22"/>
+          <w:lang w:val="en-EG"/>
+          <w14:ligatures w14:val="none"/>
+        </w:rPr>
+        <w:t>:</w:t>
+      </w:r>
+    </w:p>
+    <w:p>
+      <w:pPr>
+        <w:numPr>
+          <w:ilvl w:val="0"/>
+          <w:numId w:val="26"/>
+        </w:numPr>
+        <w:spacing w:before="100" w:beforeAutospacing="1" w:after="100" w:afterAutospacing="1"/>
+        <w:rPr>
+          <w:rFonts w:eastAsia="Times New Roman" w:cs="Times New Roman"/>
+          <w:kern w:val="0"/>
+          <w:szCs w:val="22"/>
+          <w:lang w:val="en-EG"/>
+          <w14:ligatures w14:val="none"/>
+        </w:rPr>
+      </w:pPr>
+      <w:r>
+        <w:rPr>
+          <w:rFonts w:eastAsia="Times New Roman" w:cs="Times New Roman"/>
+          <w:kern w:val="0"/>
+          <w:szCs w:val="22"/>
+          <w:lang w:val="en-EG"/>
+          <w14:ligatures w14:val="none"/>
+        </w:rPr>
+        <w:t>COVID status determined at admission</w:t>
+      </w:r>
+    </w:p>
+    <w:p>
+      <w:pPr>
+        <w:numPr>
+          <w:ilvl w:val="0"/>
+          <w:numId w:val="26"/>
+        </w:numPr>
+        <w:spacing w:before="100" w:beforeAutospacing="1" w:after="100" w:afterAutospacing="1"/>
+        <w:rPr>
+          <w:rFonts w:eastAsia="Times New Roman" w:cs="Times New Roman"/>
+          <w:kern w:val="0"/>
+          <w:szCs w:val="22"/>
+          <w:lang w:val="en-EG"/>
+          <w14:ligatures w14:val="none"/>
+        </w:rPr>
+      </w:pPr>
+      <w:r>
+        <w:rPr>
+          <w:rFonts w:eastAsia="Times New Roman" w:cs="Times New Roman"/>
+          <w:kern w:val="0"/>
+          <w:szCs w:val="22"/>
+          <w:lang w:val="en-EG"/>
+          <w14:ligatures w14:val="none"/>
+        </w:rPr>
+        <w:t xml:space="preserve">EEG performed </w:t>
+      </w:r>
+      <w:r>
+        <w:rPr>
+          <w:rFonts w:eastAsia="Times New Roman" w:cs="Times New Roman"/>
+          <w:b/>
+          <w:bCs/>
+          <w:kern w:val="0"/>
+          <w:szCs w:val="22"/>
+          <w:lang w:val="en-EG"/>
+          <w14:ligatures w14:val="none"/>
+        </w:rPr>
+        <w:t>within 24 hours of admission</w:t>
+      </w:r>
+      <w:r>
+        <w:rPr>
+          <w:rFonts w:eastAsia="Times New Roman" w:cs="Times New Roman"/>
+          <w:kern w:val="0"/>
+          <w:szCs w:val="22"/>
+          <w:lang w:val="en-EG"/>
+          <w14:ligatures w14:val="none"/>
+        </w:rPr>
+        <w:t xml:space="preserve">  </w:t>
+      </w:r>
+    </w:p>
+    <w:p>
+      <w:pPr>
+        <w:spacing w:before="100" w:beforeAutospacing="1" w:after="100" w:afterAutospacing="1"/>
+        <w:rPr>
+          <w:rFonts w:eastAsia="Times New Roman" w:cs="Times New Roman"/>
+          <w:kern w:val="0"/>
+          <w:szCs w:val="22"/>
+          <w:lang w:val="en-EG"/>
+          <w14:ligatures w14:val="none"/>
+        </w:rPr>
+      </w:pPr>
+      <w:r>
+        <w:rPr>
+          <w:rFonts w:eastAsia="Times New Roman" w:cs="Times New Roman"/>
+          <w:kern w:val="0"/>
+          <w:szCs w:val="22"/>
+          <w:lang w:val="en-EG"/>
+          <w14:ligatures w14:val="none"/>
+        </w:rPr>
+        <w:t>Thus it is impossible to determine whether:</w:t>
+      </w:r>
+    </w:p>
+    <w:p>
+      <w:pPr>
+        <w:rPr>
+          <w:szCs w:val="22"/>
+          <w:lang w:val="en-EG"/>
+        </w:rPr>
+      </w:pPr>
+      <w:r>
+        <w:rPr>
+          <w:szCs w:val="22"/>
+          <w:lang w:val="en-EG"/>
+        </w:rPr>
+        <w:t>COVID infection → EEG abnormality</w:t>
+      </w:r>
+    </w:p>
+    <w:p>
+      <w:pPr>
+        <w:spacing w:before="100" w:beforeAutospacing="1" w:after="100" w:afterAutospacing="1"/>
+        <w:rPr>
+          <w:rFonts w:eastAsia="Times New Roman" w:cs="Times New Roman"/>
+          <w:kern w:val="0"/>
+          <w:szCs w:val="22"/>
+          <w:lang w:val="en-EG"/>
+          <w14:ligatures w14:val="none"/>
+        </w:rPr>
+      </w:pPr>
+      <w:r>
+        <w:rPr>
+          <w:rFonts w:eastAsia="Times New Roman" w:cs="Times New Roman"/>
+          <w:kern w:val="0"/>
+          <w:szCs w:val="22"/>
+          <w:lang w:val="en-EG"/>
+          <w14:ligatures w14:val="none"/>
+        </w:rPr>
+        <w:t>or whether abnormalities were:</w:t>
+      </w:r>
+    </w:p>
+    <w:p>
+      <w:pPr>
+        <w:numPr>
+          <w:ilvl w:val="0"/>
+          <w:numId w:val="27"/>
+        </w:numPr>
+        <w:spacing w:before="100" w:beforeAutospacing="1" w:after="100" w:afterAutospacing="1"/>
+        <w:rPr>
+          <w:rFonts w:eastAsia="Times New Roman" w:cs="Times New Roman"/>
+          <w:kern w:val="0"/>
+          <w:szCs w:val="22"/>
+          <w:lang w:val="en-EG"/>
+          <w14:ligatures w14:val="none"/>
+        </w:rPr>
+      </w:pPr>
+      <w:r>
+        <w:rPr>
+          <w:rFonts w:eastAsia="Times New Roman" w:cs="Times New Roman"/>
+          <w:kern w:val="0"/>
+          <w:szCs w:val="22"/>
+          <w:lang w:val="en-EG"/>
+          <w14:ligatures w14:val="none"/>
+        </w:rPr>
+        <w:t>pre-existing</w:t>
+      </w:r>
+    </w:p>
+    <w:p>
+      <w:pPr>
+        <w:numPr>
+          <w:ilvl w:val="0"/>
+          <w:numId w:val="27"/>
+        </w:numPr>
+        <w:spacing w:before="100" w:beforeAutospacing="1" w:after="100" w:afterAutospacing="1"/>
+        <w:rPr>
+          <w:rFonts w:eastAsia="Times New Roman" w:cs="Times New Roman"/>
+          <w:kern w:val="0"/>
+          <w:szCs w:val="22"/>
+          <w:lang w:val="en-EG"/>
+          <w14:ligatures w14:val="none"/>
+        </w:rPr>
+      </w:pPr>
+      <w:r>
+        <w:rPr>
+          <w:rFonts w:eastAsia="Times New Roman" w:cs="Times New Roman"/>
+          <w:kern w:val="0"/>
+          <w:szCs w:val="22"/>
+          <w:lang w:val="en-EG"/>
+          <w14:ligatures w14:val="none"/>
+        </w:rPr>
+        <w:t>related to systemic illness</w:t>
+      </w:r>
+    </w:p>
+    <w:p>
+      <w:pPr>
+        <w:numPr>
+          <w:ilvl w:val="0"/>
+          <w:numId w:val="27"/>
+        </w:numPr>
+        <w:spacing w:before="100" w:beforeAutospacing="1" w:after="100" w:afterAutospacing="1"/>
+        <w:rPr>
+          <w:rFonts w:eastAsia="Times New Roman" w:cs="Times New Roman"/>
+          <w:kern w:val="0"/>
+          <w:szCs w:val="22"/>
+          <w:lang w:val="en-EG"/>
+          <w14:ligatures w14:val="none"/>
+        </w:rPr>
+      </w:pPr>
+      <w:r>
+        <w:rPr>
+          <w:rFonts w:eastAsia="Times New Roman" w:cs="Times New Roman"/>
+          <w:kern w:val="0"/>
+          <w:szCs w:val="22"/>
+          <w:lang w:val="en-EG"/>
+          <w14:ligatures w14:val="none"/>
+        </w:rPr>
+        <w:t>related to hospitalization.</w:t>
+      </w:r>
+    </w:p>
+    <w:p>
+      <w:pPr>
+        <w:spacing w:before="100" w:beforeAutospacing="1" w:after="100" w:afterAutospacing="1"/>
+        <w:rPr>
+          <w:rFonts w:eastAsia="Times New Roman" w:cs="Times New Roman"/>
+          <w:kern w:val="0"/>
+          <w:szCs w:val="22"/>
+          <w:lang w:val="en-EG"/>
+          <w14:ligatures w14:val="none"/>
+        </w:rPr>
+      </w:pPr>
+      <w:r>
+        <w:rPr>
+          <w:rFonts w:eastAsia="Times New Roman" w:cs="Times New Roman"/>
+          <w:kern w:val="0"/>
+          <w:szCs w:val="22"/>
+          <w:lang w:val="en-EG"/>
+          <w14:ligatures w14:val="none"/>
+        </w:rPr>
+        <w:t xml:space="preserve">This limits </w:t>
+      </w:r>
+      <w:r>
+        <w:rPr>
+          <w:rFonts w:eastAsia="Times New Roman" w:cs="Times New Roman"/>
+          <w:b/>
+          <w:bCs/>
+          <w:kern w:val="0"/>
+          <w:szCs w:val="22"/>
+          <w:lang w:val="en-EG"/>
+          <w14:ligatures w14:val="none"/>
+        </w:rPr>
+        <w:t>causal interpretation</w:t>
+      </w:r>
+      <w:r>
+        <w:rPr>
+          <w:rFonts w:eastAsia="Times New Roman" w:cs="Times New Roman"/>
+          <w:kern w:val="0"/>
+          <w:szCs w:val="22"/>
+          <w:lang w:val="en-EG"/>
+          <w14:ligatures w14:val="none"/>
+        </w:rPr>
+        <w:t>.</w:t>
+      </w:r>
+    </w:p>
+    <w:p>
+      <w:pPr>
+        <w:spacing w:before="100" w:beforeAutospacing="1" w:after="100" w:afterAutospacing="1"/>
+        <w:outlineLvl w:val="0"/>
+        <w:rPr>
+          <w:rFonts w:eastAsia="Times New Roman" w:cs="Times New Roman"/>
+          <w:b/>
+          <w:bCs/>
+          <w:kern w:val="36"/>
+          <w:szCs w:val="22"/>
+          <w:lang w:val="en-EG"/>
+          <w14:ligatures w14:val="none"/>
+        </w:rPr>
+      </w:pPr>
+      <w:r>
+        <w:rPr>
+          <w:rFonts w:eastAsia="Times New Roman" w:cs="Times New Roman"/>
+          <w:b/>
+          <w:bCs/>
+          <w:kern w:val="36"/>
+          <w:szCs w:val="22"/>
+          <w:lang w:val="en-EG"/>
+          <w14:ligatures w14:val="none"/>
+        </w:rPr>
+        <w:t>3. No adjustment for confounding (serious statistical flaw)</w:t>
+      </w:r>
+    </w:p>
+    <w:p>
+      <w:pPr>
+        <w:spacing w:before="100" w:beforeAutospacing="1" w:after="100" w:afterAutospacing="1"/>
+        <w:rPr>
+          <w:rFonts w:eastAsia="Times New Roman" w:cs="Times New Roman"/>
+          <w:kern w:val="0"/>
+          <w:szCs w:val="22"/>
+          <w:lang w:val="en-EG"/>
+          <w14:ligatures w14:val="none"/>
+        </w:rPr>
+      </w:pPr>
+      <w:r>
+        <w:rPr>
+          <w:rFonts w:eastAsia="Times New Roman" w:cs="Times New Roman"/>
+          <w:kern w:val="0"/>
+          <w:szCs w:val="22"/>
+          <w:lang w:val="en-EG"/>
+          <w14:ligatures w14:val="none"/>
+        </w:rPr>
+        <w:t>The analysis uses only:</w:t>
+      </w:r>
+    </w:p>
+    <w:p>
+      <w:pPr>
+        <w:numPr>
+          <w:ilvl w:val="0"/>
+          <w:numId w:val="28"/>
+        </w:numPr>
+        <w:spacing w:before="100" w:beforeAutospacing="1" w:after="100" w:afterAutospacing="1"/>
+        <w:rPr>
+          <w:rFonts w:eastAsia="Times New Roman" w:cs="Times New Roman"/>
+          <w:kern w:val="0"/>
+          <w:szCs w:val="22"/>
+          <w:lang w:val="en-EG"/>
+          <w14:ligatures w14:val="none"/>
+        </w:rPr>
+      </w:pPr>
+      <w:r>
+        <w:rPr>
+          <w:rFonts w:eastAsia="Times New Roman" w:cs="Times New Roman"/>
+          <w:kern w:val="0"/>
+          <w:szCs w:val="22"/>
+          <w:lang w:val="en-EG"/>
+          <w14:ligatures w14:val="none"/>
+        </w:rPr>
+        <w:t>chi-square tests</w:t>
+      </w:r>
+    </w:p>
+    <w:p>
+      <w:pPr>
+        <w:numPr>
+          <w:ilvl w:val="0"/>
+          <w:numId w:val="28"/>
+        </w:numPr>
+        <w:spacing w:before="100" w:beforeAutospacing="1" w:after="100" w:afterAutospacing="1"/>
+        <w:rPr>
+          <w:rFonts w:eastAsia="Times New Roman" w:cs="Times New Roman"/>
+          <w:kern w:val="0"/>
+          <w:szCs w:val="22"/>
+          <w:lang w:val="en-EG"/>
+          <w14:ligatures w14:val="none"/>
+        </w:rPr>
+      </w:pPr>
+      <w:r>
+        <w:rPr>
+          <w:rFonts w:eastAsia="Times New Roman" w:cs="Times New Roman"/>
+          <w:kern w:val="0"/>
+          <w:szCs w:val="22"/>
+          <w:lang w:val="en-EG"/>
+          <w14:ligatures w14:val="none"/>
+        </w:rPr>
+        <w:t>t-tests</w:t>
+      </w:r>
+    </w:p>
+    <w:p>
+      <w:pPr>
+        <w:numPr>
+          <w:ilvl w:val="0"/>
+          <w:numId w:val="28"/>
+        </w:numPr>
+        <w:spacing w:before="100" w:beforeAutospacing="1" w:after="100" w:afterAutospacing="1"/>
+        <w:rPr>
+          <w:rFonts w:eastAsia="Times New Roman" w:cs="Times New Roman"/>
+          <w:kern w:val="0"/>
+          <w:szCs w:val="22"/>
+          <w:lang w:val="en-EG"/>
+          <w14:ligatures w14:val="none"/>
+        </w:rPr>
+      </w:pPr>
+      <w:r>
+        <w:rPr>
+          <w:rFonts w:eastAsia="Times New Roman" w:cs="Times New Roman"/>
+          <w:kern w:val="0"/>
+          <w:szCs w:val="22"/>
+          <w:lang w:val="en-EG"/>
+          <w14:ligatures w14:val="none"/>
+        </w:rPr>
+        <w:t>Mann-Whitney tests</w:t>
+      </w:r>
+    </w:p>
+    <w:p>
+      <w:pPr>
+        <w:numPr>
+          <w:ilvl w:val="0"/>
+          <w:numId w:val="28"/>
+        </w:numPr>
+        <w:spacing w:before="100" w:beforeAutospacing="1" w:after="100" w:afterAutospacing="1"/>
+        <w:rPr>
+          <w:rFonts w:eastAsia="Times New Roman" w:cs="Times New Roman"/>
+          <w:kern w:val="0"/>
+          <w:szCs w:val="22"/>
+          <w:lang w:val="en-EG"/>
+          <w14:ligatures w14:val="none"/>
+        </w:rPr>
+      </w:pPr>
+      <w:r>
+        <w:rPr>
+          <w:rFonts w:eastAsia="Times New Roman" w:cs="Times New Roman"/>
+          <w:kern w:val="0"/>
+          <w:szCs w:val="22"/>
+          <w:lang w:val="en-EG"/>
+          <w14:ligatures w14:val="none"/>
+        </w:rPr>
+        <w:t xml:space="preserve">Spearman correlation  </w:t>
+      </w:r>
+    </w:p>
+    <w:p>
+      <w:pPr>
+        <w:spacing w:before="100" w:beforeAutospacing="1" w:after="100" w:afterAutospacing="1"/>
+        <w:rPr>
+          <w:rFonts w:eastAsia="Times New Roman" w:cs="Times New Roman"/>
+          <w:kern w:val="0"/>
+          <w:szCs w:val="22"/>
+          <w:lang w:val="en-EG"/>
+          <w14:ligatures w14:val="none"/>
+        </w:rPr>
+      </w:pPr>
+    </w:p>
+    <w:p>
+      <w:pPr>
+        <w:spacing w:before="100" w:beforeAutospacing="1" w:after="100" w:afterAutospacing="1"/>
+        <w:rPr>
+          <w:rFonts w:eastAsia="Times New Roman" w:cs="Times New Roman"/>
+          <w:kern w:val="0"/>
+          <w:szCs w:val="22"/>
+          <w:lang w:val="en-EG"/>
+          <w14:ligatures w14:val="none"/>
+        </w:rPr>
+      </w:pPr>
+      <w:r>
+        <w:rPr>
+          <w:rFonts w:eastAsia="Times New Roman" w:cs="Times New Roman"/>
+          <w:kern w:val="0"/>
+          <w:szCs w:val="22"/>
+          <w:lang w:val="en-EG"/>
+          <w14:ligatures w14:val="none"/>
+        </w:rPr>
+        <w:t xml:space="preserve">There is </w:t>
+      </w:r>
+      <w:r>
+        <w:rPr>
+          <w:rFonts w:eastAsia="Times New Roman" w:cs="Times New Roman"/>
+          <w:b/>
+          <w:bCs/>
+          <w:kern w:val="0"/>
+          <w:szCs w:val="22"/>
+          <w:lang w:val="en-EG"/>
+          <w14:ligatures w14:val="none"/>
+        </w:rPr>
+        <w:t>no multivariable analysis</w:t>
+      </w:r>
+      <w:r>
+        <w:rPr>
+          <w:rFonts w:eastAsia="Times New Roman" w:cs="Times New Roman"/>
+          <w:kern w:val="0"/>
+          <w:szCs w:val="22"/>
+          <w:lang w:val="en-EG"/>
+          <w14:ligatures w14:val="none"/>
+        </w:rPr>
+        <w:t>.</w:t>
+      </w:r>
+    </w:p>
+    <w:p>
+      <w:pPr>
+        <w:spacing w:before="100" w:beforeAutospacing="1" w:after="100" w:afterAutospacing="1"/>
+        <w:rPr>
+          <w:rFonts w:eastAsia="Times New Roman" w:cs="Times New Roman"/>
+          <w:kern w:val="0"/>
+          <w:szCs w:val="22"/>
+          <w:lang w:val="en-EG"/>
+          <w14:ligatures w14:val="none"/>
+        </w:rPr>
+      </w:pPr>
+      <w:r>
+        <w:rPr>
+          <w:rFonts w:eastAsia="Times New Roman" w:cs="Times New Roman"/>
+          <w:kern w:val="0"/>
+          <w:szCs w:val="22"/>
+          <w:lang w:val="en-EG"/>
+          <w14:ligatures w14:val="none"/>
+        </w:rPr>
+        <w:lastRenderedPageBreak/>
+        <w:t>EEG abnormalities in hospitalized patients can be influenced by:</w:t>
+      </w:r>
+    </w:p>
+    <w:p>
+      <w:pPr>
+        <w:numPr>
+          <w:ilvl w:val="0"/>
+          <w:numId w:val="29"/>
+        </w:numPr>
+        <w:spacing w:before="100" w:beforeAutospacing="1" w:after="100" w:afterAutospacing="1"/>
+        <w:rPr>
+          <w:rFonts w:eastAsia="Times New Roman" w:cs="Times New Roman"/>
+          <w:kern w:val="0"/>
+          <w:szCs w:val="22"/>
+          <w:lang w:val="en-EG"/>
+          <w14:ligatures w14:val="none"/>
+        </w:rPr>
+      </w:pPr>
+      <w:r>
+        <w:rPr>
+          <w:rFonts w:eastAsia="Times New Roman" w:cs="Times New Roman"/>
+          <w:kern w:val="0"/>
+          <w:szCs w:val="22"/>
+          <w:lang w:val="en-EG"/>
+          <w14:ligatures w14:val="none"/>
+        </w:rPr>
+        <w:t>hypoxia</w:t>
+      </w:r>
+    </w:p>
+    <w:p>
+      <w:pPr>
+        <w:numPr>
+          <w:ilvl w:val="0"/>
+          <w:numId w:val="29"/>
+        </w:numPr>
+        <w:spacing w:before="100" w:beforeAutospacing="1" w:after="100" w:afterAutospacing="1"/>
+        <w:rPr>
+          <w:rFonts w:eastAsia="Times New Roman" w:cs="Times New Roman"/>
+          <w:kern w:val="0"/>
+          <w:szCs w:val="22"/>
+          <w:lang w:val="en-EG"/>
+          <w14:ligatures w14:val="none"/>
+        </w:rPr>
+      </w:pPr>
+      <w:r>
+        <w:rPr>
+          <w:rFonts w:eastAsia="Times New Roman" w:cs="Times New Roman"/>
+          <w:kern w:val="0"/>
+          <w:szCs w:val="22"/>
+          <w:lang w:val="en-EG"/>
+          <w14:ligatures w14:val="none"/>
+        </w:rPr>
+        <w:t>metabolic disturbance</w:t>
+      </w:r>
+    </w:p>
+    <w:p>
+      <w:pPr>
+        <w:numPr>
+          <w:ilvl w:val="0"/>
+          <w:numId w:val="29"/>
+        </w:numPr>
+        <w:spacing w:before="100" w:beforeAutospacing="1" w:after="100" w:afterAutospacing="1"/>
+        <w:rPr>
+          <w:rFonts w:eastAsia="Times New Roman" w:cs="Times New Roman"/>
+          <w:kern w:val="0"/>
+          <w:szCs w:val="22"/>
+          <w:lang w:val="en-EG"/>
+          <w14:ligatures w14:val="none"/>
+        </w:rPr>
+      </w:pPr>
+      <w:r>
+        <w:rPr>
+          <w:rFonts w:eastAsia="Times New Roman" w:cs="Times New Roman"/>
+          <w:kern w:val="0"/>
+          <w:szCs w:val="22"/>
+          <w:lang w:val="en-EG"/>
+          <w14:ligatures w14:val="none"/>
+        </w:rPr>
+        <w:t>sepsis</w:t>
+      </w:r>
+    </w:p>
+    <w:p>
+      <w:pPr>
+        <w:numPr>
+          <w:ilvl w:val="0"/>
+          <w:numId w:val="29"/>
+        </w:numPr>
+        <w:spacing w:before="100" w:beforeAutospacing="1" w:after="100" w:afterAutospacing="1"/>
+        <w:rPr>
+          <w:rFonts w:eastAsia="Times New Roman" w:cs="Times New Roman"/>
+          <w:kern w:val="0"/>
+          <w:szCs w:val="22"/>
+          <w:lang w:val="en-EG"/>
+          <w14:ligatures w14:val="none"/>
+        </w:rPr>
+      </w:pPr>
+      <w:r>
+        <w:rPr>
+          <w:rFonts w:eastAsia="Times New Roman" w:cs="Times New Roman"/>
+          <w:kern w:val="0"/>
+          <w:szCs w:val="22"/>
+          <w:lang w:val="en-EG"/>
+          <w14:ligatures w14:val="none"/>
+        </w:rPr>
+        <w:t>medications</w:t>
+      </w:r>
+    </w:p>
+    <w:p>
+      <w:pPr>
+        <w:numPr>
+          <w:ilvl w:val="0"/>
+          <w:numId w:val="29"/>
+        </w:numPr>
+        <w:spacing w:before="100" w:beforeAutospacing="1" w:after="100" w:afterAutospacing="1"/>
+        <w:rPr>
+          <w:rFonts w:eastAsia="Times New Roman" w:cs="Times New Roman"/>
+          <w:kern w:val="0"/>
+          <w:szCs w:val="22"/>
+          <w:lang w:val="en-EG"/>
+          <w14:ligatures w14:val="none"/>
+        </w:rPr>
+      </w:pPr>
+      <w:r>
+        <w:rPr>
+          <w:rFonts w:eastAsia="Times New Roman" w:cs="Times New Roman"/>
+          <w:kern w:val="0"/>
+          <w:szCs w:val="22"/>
+          <w:lang w:val="en-EG"/>
+          <w14:ligatures w14:val="none"/>
+        </w:rPr>
+        <w:t>ICU admission</w:t>
+      </w:r>
+    </w:p>
+    <w:p>
+      <w:pPr>
+        <w:numPr>
+          <w:ilvl w:val="0"/>
+          <w:numId w:val="29"/>
+        </w:numPr>
+        <w:spacing w:before="100" w:beforeAutospacing="1" w:after="100" w:afterAutospacing="1"/>
+        <w:rPr>
+          <w:rFonts w:eastAsia="Times New Roman" w:cs="Times New Roman"/>
+          <w:kern w:val="0"/>
+          <w:szCs w:val="22"/>
+          <w:lang w:val="en-EG"/>
+          <w14:ligatures w14:val="none"/>
+        </w:rPr>
+      </w:pPr>
+      <w:r>
+        <w:rPr>
+          <w:rFonts w:eastAsia="Times New Roman" w:cs="Times New Roman"/>
+          <w:kern w:val="0"/>
+          <w:szCs w:val="22"/>
+          <w:lang w:val="en-EG"/>
+          <w14:ligatures w14:val="none"/>
+        </w:rPr>
+        <w:t>severity of illness.</w:t>
+      </w:r>
+    </w:p>
+    <w:p>
+      <w:pPr>
+        <w:spacing w:before="100" w:beforeAutospacing="1" w:after="100" w:afterAutospacing="1"/>
+        <w:rPr>
+          <w:rFonts w:eastAsia="Times New Roman" w:cs="Times New Roman"/>
+          <w:kern w:val="0"/>
+          <w:szCs w:val="22"/>
+          <w:lang w:val="en-EG"/>
+          <w14:ligatures w14:val="none"/>
+        </w:rPr>
+      </w:pPr>
+      <w:r>
+        <w:rPr>
+          <w:rFonts w:eastAsia="Times New Roman" w:cs="Times New Roman"/>
+          <w:kern w:val="0"/>
+          <w:szCs w:val="22"/>
+          <w:lang w:val="en-EG"/>
+          <w14:ligatures w14:val="none"/>
+        </w:rPr>
+        <w:t xml:space="preserve">Without regression adjustment, the reported association may be </w:t>
+      </w:r>
+      <w:r>
+        <w:rPr>
+          <w:rFonts w:eastAsia="Times New Roman" w:cs="Times New Roman"/>
+          <w:b/>
+          <w:bCs/>
+          <w:kern w:val="0"/>
+          <w:szCs w:val="22"/>
+          <w:lang w:val="en-EG"/>
+          <w14:ligatures w14:val="none"/>
+        </w:rPr>
+        <w:t>entirely confounded</w:t>
+      </w:r>
+      <w:r>
+        <w:rPr>
+          <w:rFonts w:eastAsia="Times New Roman" w:cs="Times New Roman"/>
+          <w:kern w:val="0"/>
+          <w:szCs w:val="22"/>
+          <w:lang w:val="en-EG"/>
+          <w14:ligatures w14:val="none"/>
+        </w:rPr>
+        <w:t>.</w:t>
+      </w:r>
+    </w:p>
+    <w:p>
+      <w:pPr>
+        <w:spacing w:before="100" w:beforeAutospacing="1" w:after="100" w:afterAutospacing="1"/>
+        <w:outlineLvl w:val="0"/>
+        <w:rPr>
+          <w:rFonts w:eastAsia="Times New Roman" w:cs="Times New Roman"/>
+          <w:b/>
+          <w:bCs/>
+          <w:kern w:val="36"/>
+          <w:szCs w:val="22"/>
+          <w:lang w:val="en-EG"/>
+          <w14:ligatures w14:val="none"/>
+        </w:rPr>
+      </w:pPr>
+      <w:r>
+        <w:rPr>
+          <w:rFonts w:eastAsia="Times New Roman" w:cs="Times New Roman"/>
+          <w:b/>
+          <w:bCs/>
+          <w:kern w:val="36"/>
+          <w:szCs w:val="22"/>
+          <w:lang w:val="en-EG"/>
+          <w14:ligatures w14:val="none"/>
+        </w:rPr>
+        <w:t>4. Poorly defined control group</w:t>
+      </w:r>
+    </w:p>
+    <w:p>
+      <w:pPr>
+        <w:spacing w:before="100" w:beforeAutospacing="1" w:after="100" w:afterAutospacing="1"/>
+        <w:rPr>
+          <w:rFonts w:eastAsia="Times New Roman" w:cs="Times New Roman"/>
+          <w:kern w:val="0"/>
+          <w:szCs w:val="22"/>
+          <w:lang w:val="en-EG"/>
+          <w14:ligatures w14:val="none"/>
+        </w:rPr>
+      </w:pPr>
+      <w:r>
+        <w:rPr>
+          <w:rFonts w:eastAsia="Times New Roman" w:cs="Times New Roman"/>
+          <w:kern w:val="0"/>
+          <w:szCs w:val="22"/>
+          <w:lang w:val="en-EG"/>
+          <w14:ligatures w14:val="none"/>
+        </w:rPr>
+        <w:t>Controls are described as:</w:t>
+      </w:r>
+    </w:p>
+    <w:p>
+      <w:pPr>
+        <w:spacing w:after="0"/>
+        <w:rPr>
+          <w:rFonts w:eastAsia="Times New Roman" w:cs="Times New Roman"/>
+          <w:color w:val="0E0E0E"/>
+          <w:kern w:val="0"/>
+          <w:szCs w:val="22"/>
+          <w:lang w:val="en-EG"/>
+          <w14:ligatures w14:val="none"/>
+        </w:rPr>
+      </w:pPr>
+      <w:r>
+        <w:rPr>
+          <w:rFonts w:eastAsia="Times New Roman" w:cs="Times New Roman"/>
+          <w:color w:val="0E0E0E"/>
+          <w:kern w:val="0"/>
+          <w:szCs w:val="22"/>
+          <w:lang w:val="en-EG"/>
+          <w14:ligatures w14:val="none"/>
+        </w:rPr>
+        <w:t xml:space="preserve">patients with similar respiratory symptoms but negative COVID tests  </w:t>
+      </w:r>
+    </w:p>
+    <w:p>
+      <w:pPr>
+        <w:spacing w:before="100" w:beforeAutospacing="1" w:after="100" w:afterAutospacing="1"/>
+        <w:rPr>
+          <w:rFonts w:eastAsia="Times New Roman" w:cs="Times New Roman"/>
+          <w:kern w:val="0"/>
+          <w:szCs w:val="22"/>
+          <w:lang w:val="en-EG"/>
+          <w14:ligatures w14:val="none"/>
+        </w:rPr>
+      </w:pPr>
+      <w:r>
+        <w:rPr>
+          <w:rFonts w:eastAsia="Times New Roman" w:cs="Times New Roman"/>
+          <w:kern w:val="0"/>
+          <w:szCs w:val="22"/>
+          <w:lang w:val="en-EG"/>
+          <w14:ligatures w14:val="none"/>
+        </w:rPr>
+        <w:t xml:space="preserve">But the </w:t>
+      </w:r>
+      <w:r>
+        <w:rPr>
+          <w:rFonts w:eastAsia="Times New Roman" w:cs="Times New Roman"/>
+          <w:b/>
+          <w:bCs/>
+          <w:kern w:val="0"/>
+          <w:szCs w:val="22"/>
+          <w:lang w:val="en-EG"/>
+          <w14:ligatures w14:val="none"/>
+        </w:rPr>
+        <w:t>actual diagnoses are not reported</w:t>
+      </w:r>
+      <w:r>
+        <w:rPr>
+          <w:rFonts w:eastAsia="Times New Roman" w:cs="Times New Roman"/>
+          <w:kern w:val="0"/>
+          <w:szCs w:val="22"/>
+          <w:lang w:val="en-EG"/>
+          <w14:ligatures w14:val="none"/>
+        </w:rPr>
+        <w:t>.</w:t>
+      </w:r>
+    </w:p>
+    <w:p>
+      <w:pPr>
+        <w:spacing w:before="100" w:beforeAutospacing="1" w:after="100" w:afterAutospacing="1"/>
+        <w:rPr>
+          <w:rFonts w:eastAsia="Times New Roman" w:cs="Times New Roman"/>
+          <w:kern w:val="0"/>
+          <w:szCs w:val="22"/>
+          <w:lang w:val="en-EG"/>
+          <w14:ligatures w14:val="none"/>
+        </w:rPr>
+      </w:pPr>
+      <w:r>
+        <w:rPr>
+          <w:rFonts w:eastAsia="Times New Roman" w:cs="Times New Roman"/>
+          <w:kern w:val="0"/>
+          <w:szCs w:val="22"/>
+          <w:lang w:val="en-EG"/>
+          <w14:ligatures w14:val="none"/>
+        </w:rPr>
+        <w:t>Possible conditions include:</w:t>
+      </w:r>
+    </w:p>
+    <w:p>
+      <w:pPr>
+        <w:numPr>
+          <w:ilvl w:val="0"/>
+          <w:numId w:val="30"/>
+        </w:numPr>
+        <w:spacing w:before="100" w:beforeAutospacing="1" w:after="100" w:afterAutospacing="1"/>
+        <w:rPr>
+          <w:rFonts w:eastAsia="Times New Roman" w:cs="Times New Roman"/>
+          <w:kern w:val="0"/>
+          <w:szCs w:val="22"/>
+          <w:lang w:val="en-EG"/>
+          <w14:ligatures w14:val="none"/>
+        </w:rPr>
+      </w:pPr>
+      <w:r>
+        <w:rPr>
+          <w:rFonts w:eastAsia="Times New Roman" w:cs="Times New Roman"/>
+          <w:kern w:val="0"/>
+          <w:szCs w:val="22"/>
+          <w:lang w:val="en-EG"/>
+          <w14:ligatures w14:val="none"/>
+        </w:rPr>
+        <w:t>bacterial pneumonia</w:t>
+      </w:r>
+    </w:p>
+    <w:p>
+      <w:pPr>
+        <w:numPr>
+          <w:ilvl w:val="0"/>
+          <w:numId w:val="30"/>
+        </w:numPr>
+        <w:spacing w:before="100" w:beforeAutospacing="1" w:after="100" w:afterAutospacing="1"/>
+        <w:rPr>
+          <w:rFonts w:eastAsia="Times New Roman" w:cs="Times New Roman"/>
+          <w:kern w:val="0"/>
+          <w:szCs w:val="22"/>
+          <w:lang w:val="en-EG"/>
+          <w14:ligatures w14:val="none"/>
+        </w:rPr>
+      </w:pPr>
+      <w:r>
+        <w:rPr>
+          <w:rFonts w:eastAsia="Times New Roman" w:cs="Times New Roman"/>
+          <w:kern w:val="0"/>
+          <w:szCs w:val="22"/>
+          <w:lang w:val="en-EG"/>
+          <w14:ligatures w14:val="none"/>
+        </w:rPr>
+        <w:t>influenza</w:t>
+      </w:r>
+    </w:p>
+    <w:p>
+      <w:pPr>
+        <w:numPr>
+          <w:ilvl w:val="0"/>
+          <w:numId w:val="30"/>
+        </w:numPr>
+        <w:spacing w:before="100" w:beforeAutospacing="1" w:after="100" w:afterAutospacing="1"/>
+        <w:rPr>
+          <w:rFonts w:eastAsia="Times New Roman" w:cs="Times New Roman"/>
+          <w:kern w:val="0"/>
+          <w:szCs w:val="22"/>
+          <w:lang w:val="en-EG"/>
+          <w14:ligatures w14:val="none"/>
+        </w:rPr>
+      </w:pPr>
+      <w:r>
+        <w:rPr>
+          <w:rFonts w:eastAsia="Times New Roman" w:cs="Times New Roman"/>
+          <w:kern w:val="0"/>
+          <w:szCs w:val="22"/>
+          <w:lang w:val="en-EG"/>
+          <w14:ligatures w14:val="none"/>
+        </w:rPr>
+        <w:t>COPD exacerbation</w:t>
+      </w:r>
+    </w:p>
+    <w:p>
+      <w:pPr>
+        <w:numPr>
+          <w:ilvl w:val="0"/>
+          <w:numId w:val="30"/>
+        </w:numPr>
+        <w:spacing w:before="100" w:beforeAutospacing="1" w:after="100" w:afterAutospacing="1"/>
+        <w:rPr>
+          <w:rFonts w:eastAsia="Times New Roman" w:cs="Times New Roman"/>
+          <w:kern w:val="0"/>
+          <w:szCs w:val="22"/>
+          <w:lang w:val="en-EG"/>
+          <w14:ligatures w14:val="none"/>
+        </w:rPr>
+      </w:pPr>
+      <w:r>
+        <w:rPr>
+          <w:rFonts w:eastAsia="Times New Roman" w:cs="Times New Roman"/>
+          <w:kern w:val="0"/>
+          <w:szCs w:val="22"/>
+          <w:lang w:val="en-EG"/>
+          <w14:ligatures w14:val="none"/>
+        </w:rPr>
+        <w:t>sepsis.</w:t>
+      </w:r>
+    </w:p>
+    <w:p>
+      <w:pPr>
+        <w:spacing w:before="100" w:beforeAutospacing="1" w:after="100" w:afterAutospacing="1"/>
+        <w:rPr>
+          <w:rFonts w:eastAsia="Times New Roman" w:cs="Times New Roman"/>
+          <w:kern w:val="0"/>
+          <w:szCs w:val="22"/>
+          <w:lang w:val="en-EG"/>
+          <w14:ligatures w14:val="none"/>
+        </w:rPr>
+      </w:pPr>
+      <w:r>
+        <w:rPr>
+          <w:rFonts w:eastAsia="Times New Roman" w:cs="Times New Roman"/>
+          <w:kern w:val="0"/>
+          <w:szCs w:val="22"/>
+          <w:lang w:val="en-EG"/>
+          <w14:ligatures w14:val="none"/>
+        </w:rPr>
+        <w:t xml:space="preserve">These illnesses themselves can cause </w:t>
+      </w:r>
+      <w:r>
+        <w:rPr>
+          <w:rFonts w:eastAsia="Times New Roman" w:cs="Times New Roman"/>
+          <w:b/>
+          <w:bCs/>
+          <w:kern w:val="0"/>
+          <w:szCs w:val="22"/>
+          <w:lang w:val="en-EG"/>
+          <w14:ligatures w14:val="none"/>
+        </w:rPr>
+        <w:t>EEG abnormalities</w:t>
+      </w:r>
+      <w:r>
+        <w:rPr>
+          <w:rFonts w:eastAsia="Times New Roman" w:cs="Times New Roman"/>
+          <w:kern w:val="0"/>
+          <w:szCs w:val="22"/>
+          <w:lang w:val="en-EG"/>
+          <w14:ligatures w14:val="none"/>
+        </w:rPr>
+        <w:t>, making the comparison difficult to interpret.</w:t>
+      </w:r>
+    </w:p>
+    <w:p>
+      <w:pPr>
+        <w:spacing w:before="100" w:beforeAutospacing="1" w:after="100" w:afterAutospacing="1"/>
+        <w:outlineLvl w:val="0"/>
+        <w:rPr>
+          <w:rFonts w:eastAsia="Times New Roman" w:cs="Times New Roman"/>
+          <w:b/>
+          <w:bCs/>
+          <w:kern w:val="36"/>
+          <w:szCs w:val="22"/>
+          <w:lang w:val="en-EG"/>
+          <w14:ligatures w14:val="none"/>
+        </w:rPr>
+      </w:pPr>
+      <w:r>
+        <w:rPr>
+          <w:rFonts w:eastAsia="Times New Roman" w:cs="Times New Roman"/>
+          <w:b/>
+          <w:bCs/>
+          <w:kern w:val="36"/>
+          <w:szCs w:val="22"/>
+          <w:lang w:val="en-EG"/>
+          <w14:ligatures w14:val="none"/>
+        </w:rPr>
+        <w:t>5. Selection bias in the source population</w:t>
+      </w:r>
+    </w:p>
+    <w:p>
+      <w:pPr>
+        <w:spacing w:before="100" w:beforeAutospacing="1" w:after="100" w:afterAutospacing="1"/>
+        <w:rPr>
+          <w:rFonts w:eastAsia="Times New Roman" w:cs="Times New Roman"/>
+          <w:kern w:val="0"/>
+          <w:szCs w:val="22"/>
+          <w:lang w:val="en-EG"/>
+          <w14:ligatures w14:val="none"/>
+        </w:rPr>
+      </w:pPr>
+      <w:r>
+        <w:rPr>
+          <w:rFonts w:eastAsia="Times New Roman" w:cs="Times New Roman"/>
+          <w:kern w:val="0"/>
+          <w:szCs w:val="22"/>
+          <w:lang w:val="en-EG"/>
+          <w14:ligatures w14:val="none"/>
+        </w:rPr>
+        <w:t>All participants were:</w:t>
+      </w:r>
+      <w:r>
+        <w:rPr>
+          <w:rFonts w:eastAsia="Times New Roman" w:cs="Times New Roman"/>
+          <w:kern w:val="0"/>
+          <w:szCs w:val="22"/>
+          <w:lang w:val="en-EG"/>
+          <w14:ligatures w14:val="none"/>
+        </w:rPr>
+        <w:t xml:space="preserve"> </w:t>
+      </w:r>
+      <w:r>
+        <w:rPr>
+          <w:rFonts w:eastAsia="Times New Roman" w:cs="Times New Roman"/>
+          <w:color w:val="0E0E0E"/>
+          <w:kern w:val="0"/>
+          <w:szCs w:val="22"/>
+          <w:lang w:val="en-EG"/>
+          <w14:ligatures w14:val="none"/>
+        </w:rPr>
+        <w:t xml:space="preserve">patients presenting with symptoms suggestive of COVID-19  </w:t>
+      </w:r>
+    </w:p>
+    <w:p>
+      <w:pPr>
+        <w:spacing w:before="100" w:beforeAutospacing="1" w:after="100" w:afterAutospacing="1"/>
+        <w:rPr>
+          <w:rFonts w:eastAsia="Times New Roman" w:cs="Times New Roman"/>
+          <w:kern w:val="0"/>
+          <w:szCs w:val="22"/>
+          <w:lang w:val="en-EG"/>
+          <w14:ligatures w14:val="none"/>
+        </w:rPr>
+      </w:pPr>
+      <w:r>
+        <w:rPr>
+          <w:rFonts w:eastAsia="Times New Roman" w:cs="Times New Roman"/>
+          <w:kern w:val="0"/>
+          <w:szCs w:val="22"/>
+          <w:lang w:val="en-EG"/>
+          <w14:ligatures w14:val="none"/>
+        </w:rPr>
+        <w:t>The comparison therefore becomes:</w:t>
+      </w:r>
+    </w:p>
+    <w:p>
+      <w:pPr>
+        <w:rPr>
+          <w:szCs w:val="22"/>
+          <w:lang w:val="en-EG"/>
+        </w:rPr>
+      </w:pPr>
+      <w:r>
+        <w:rPr>
+          <w:szCs w:val="22"/>
+          <w:lang w:val="en-EG"/>
+        </w:rPr>
+        <w:t>COVID-positive suspected patients</w:t>
+      </w:r>
+      <w:r>
+        <w:rPr>
+          <w:szCs w:val="22"/>
+          <w:lang w:val="en-EG"/>
+        </w:rPr>
+        <w:t xml:space="preserve"> </w:t>
+      </w:r>
+      <w:r>
+        <w:rPr>
+          <w:szCs w:val="22"/>
+          <w:lang w:val="en-EG"/>
+        </w:rPr>
+        <w:t>vs</w:t>
+      </w:r>
+      <w:r>
+        <w:rPr>
+          <w:szCs w:val="22"/>
+          <w:lang w:val="en-EG"/>
+        </w:rPr>
+        <w:t xml:space="preserve"> </w:t>
+      </w:r>
+      <w:r>
+        <w:rPr>
+          <w:szCs w:val="22"/>
+          <w:lang w:val="en-EG"/>
+        </w:rPr>
+        <w:t>COVID-negative suspected patients</w:t>
+      </w:r>
+    </w:p>
+    <w:p>
+      <w:pPr>
+        <w:spacing w:before="100" w:beforeAutospacing="1" w:after="100" w:afterAutospacing="1"/>
+        <w:rPr>
+          <w:rFonts w:eastAsia="Times New Roman" w:cs="Times New Roman"/>
+          <w:kern w:val="0"/>
+          <w:szCs w:val="22"/>
+          <w:lang w:val="en-EG"/>
+          <w14:ligatures w14:val="none"/>
+        </w:rPr>
+      </w:pPr>
+      <w:r>
+        <w:rPr>
+          <w:rFonts w:eastAsia="Times New Roman" w:cs="Times New Roman"/>
+          <w:kern w:val="0"/>
+          <w:szCs w:val="22"/>
+          <w:lang w:val="en-EG"/>
+          <w14:ligatures w14:val="none"/>
+        </w:rPr>
+        <w:t xml:space="preserve">This is a </w:t>
+      </w:r>
+      <w:r>
+        <w:rPr>
+          <w:rFonts w:eastAsia="Times New Roman" w:cs="Times New Roman"/>
+          <w:b/>
+          <w:bCs/>
+          <w:kern w:val="0"/>
+          <w:szCs w:val="22"/>
+          <w:lang w:val="en-EG"/>
+          <w14:ligatures w14:val="none"/>
+        </w:rPr>
+        <w:t>diagnostic-suspect population</w:t>
+      </w:r>
+      <w:r>
+        <w:rPr>
+          <w:rFonts w:eastAsia="Times New Roman" w:cs="Times New Roman"/>
+          <w:kern w:val="0"/>
+          <w:szCs w:val="22"/>
+          <w:lang w:val="en-EG"/>
+          <w14:ligatures w14:val="none"/>
+        </w:rPr>
+        <w:t>, which can introduce:</w:t>
+      </w:r>
+    </w:p>
+    <w:p>
+      <w:pPr>
+        <w:numPr>
+          <w:ilvl w:val="0"/>
+          <w:numId w:val="31"/>
+        </w:numPr>
+        <w:spacing w:before="100" w:beforeAutospacing="1" w:after="100" w:afterAutospacing="1"/>
+        <w:rPr>
+          <w:rFonts w:eastAsia="Times New Roman" w:cs="Times New Roman"/>
+          <w:kern w:val="0"/>
+          <w:szCs w:val="22"/>
+          <w:lang w:val="en-EG"/>
+          <w14:ligatures w14:val="none"/>
+        </w:rPr>
+      </w:pPr>
+      <w:r>
+        <w:rPr>
+          <w:rFonts w:eastAsia="Times New Roman" w:cs="Times New Roman"/>
+          <w:kern w:val="0"/>
+          <w:szCs w:val="22"/>
+          <w:lang w:val="en-EG"/>
+          <w14:ligatures w14:val="none"/>
+        </w:rPr>
+        <w:t>spectrum bias</w:t>
+      </w:r>
+    </w:p>
+    <w:p>
+      <w:pPr>
+        <w:numPr>
+          <w:ilvl w:val="0"/>
+          <w:numId w:val="31"/>
+        </w:numPr>
+        <w:spacing w:before="100" w:beforeAutospacing="1" w:after="100" w:afterAutospacing="1"/>
+        <w:rPr>
+          <w:rFonts w:eastAsia="Times New Roman" w:cs="Times New Roman"/>
+          <w:kern w:val="0"/>
+          <w:szCs w:val="22"/>
+          <w:lang w:val="en-EG"/>
+          <w14:ligatures w14:val="none"/>
+        </w:rPr>
+      </w:pPr>
+      <w:r>
+        <w:rPr>
+          <w:rFonts w:eastAsia="Times New Roman" w:cs="Times New Roman"/>
+          <w:kern w:val="0"/>
+          <w:szCs w:val="22"/>
+          <w:lang w:val="en-EG"/>
+          <w14:ligatures w14:val="none"/>
+        </w:rPr>
+        <w:t>selection bias</w:t>
+      </w:r>
+    </w:p>
+    <w:p>
+      <w:pPr>
+        <w:numPr>
+          <w:ilvl w:val="0"/>
+          <w:numId w:val="31"/>
+        </w:numPr>
+        <w:spacing w:before="100" w:beforeAutospacing="1" w:after="100" w:afterAutospacing="1"/>
+        <w:rPr>
+          <w:rFonts w:eastAsia="Times New Roman" w:cs="Times New Roman"/>
+          <w:kern w:val="0"/>
+          <w:szCs w:val="22"/>
+          <w:lang w:val="en-EG"/>
+          <w14:ligatures w14:val="none"/>
+        </w:rPr>
+      </w:pPr>
+      <w:r>
+        <w:rPr>
+          <w:rFonts w:eastAsia="Times New Roman" w:cs="Times New Roman"/>
+          <w:kern w:val="0"/>
+          <w:szCs w:val="22"/>
+          <w:lang w:val="en-EG"/>
+          <w14:ligatures w14:val="none"/>
+        </w:rPr>
+        <w:t>misclassification of controls.</w:t>
+      </w:r>
+    </w:p>
+    <w:p>
+      <w:pPr>
+        <w:spacing w:before="100" w:beforeAutospacing="1" w:after="100" w:afterAutospacing="1"/>
+        <w:outlineLvl w:val="0"/>
+        <w:rPr>
+          <w:rFonts w:eastAsia="Times New Roman" w:cs="Times New Roman"/>
+          <w:b/>
+          <w:bCs/>
+          <w:kern w:val="36"/>
+          <w:szCs w:val="22"/>
+          <w:lang w:val="en-EG"/>
+          <w14:ligatures w14:val="none"/>
+        </w:rPr>
+      </w:pPr>
+      <w:r>
+        <w:rPr>
+          <w:rFonts w:eastAsia="Times New Roman" w:cs="Times New Roman"/>
+          <w:b/>
+          <w:bCs/>
+          <w:kern w:val="36"/>
+          <w:szCs w:val="22"/>
+          <w:lang w:val="en-EG"/>
+          <w14:ligatures w14:val="none"/>
+        </w:rPr>
+        <w:t>6. Small sample size with extensive subgroup analyses</w:t>
+      </w:r>
+    </w:p>
+    <w:p>
+      <w:pPr>
+        <w:spacing w:before="100" w:beforeAutospacing="1" w:after="100" w:afterAutospacing="1"/>
+        <w:rPr>
+          <w:rFonts w:eastAsia="Times New Roman" w:cs="Times New Roman"/>
+          <w:kern w:val="0"/>
+          <w:szCs w:val="22"/>
+          <w:lang w:val="en-EG"/>
+          <w14:ligatures w14:val="none"/>
+        </w:rPr>
+      </w:pPr>
+    </w:p>
+    <w:p>
+      <w:pPr>
+        <w:spacing w:before="100" w:beforeAutospacing="1" w:after="100" w:afterAutospacing="1"/>
+        <w:rPr>
+          <w:rFonts w:eastAsia="Times New Roman" w:cs="Times New Roman"/>
+          <w:kern w:val="0"/>
+          <w:szCs w:val="22"/>
+          <w:lang w:val="en-EG"/>
+          <w14:ligatures w14:val="none"/>
+        </w:rPr>
+      </w:pPr>
+      <w:r>
+        <w:rPr>
+          <w:rFonts w:eastAsia="Times New Roman" w:cs="Times New Roman"/>
+          <w:kern w:val="0"/>
+          <w:szCs w:val="22"/>
+          <w:lang w:val="en-EG"/>
+          <w14:ligatures w14:val="none"/>
+        </w:rPr>
+        <w:t>Total sample:</w:t>
+      </w:r>
+    </w:p>
+    <w:p>
+      <w:pPr>
+        <w:rPr>
+          <w:szCs w:val="22"/>
+          <w:lang w:val="en-EG"/>
+        </w:rPr>
+      </w:pPr>
+      <w:r>
+        <w:rPr>
+          <w:szCs w:val="22"/>
+          <w:lang w:val="en-EG"/>
+        </w:rPr>
+        <w:t>95 patients</w:t>
+      </w:r>
+    </w:p>
+    <w:p>
+      <w:pPr>
+        <w:spacing w:before="100" w:beforeAutospacing="1" w:after="100" w:afterAutospacing="1"/>
+        <w:rPr>
+          <w:rFonts w:eastAsia="Times New Roman" w:cs="Times New Roman"/>
+          <w:kern w:val="0"/>
+          <w:szCs w:val="22"/>
+          <w:lang w:val="en-EG"/>
+          <w14:ligatures w14:val="none"/>
+        </w:rPr>
+      </w:pPr>
+      <w:r>
+        <w:rPr>
+          <w:rFonts w:eastAsia="Times New Roman" w:cs="Times New Roman"/>
+          <w:kern w:val="0"/>
+          <w:szCs w:val="22"/>
+          <w:lang w:val="en-EG"/>
+          <w14:ligatures w14:val="none"/>
+        </w:rPr>
+        <w:lastRenderedPageBreak/>
+        <w:t>Yet the study performs multiple subgroup analyses:</w:t>
+      </w:r>
+    </w:p>
+    <w:p>
+      <w:pPr>
+        <w:numPr>
+          <w:ilvl w:val="0"/>
+          <w:numId w:val="32"/>
+        </w:numPr>
+        <w:spacing w:before="100" w:beforeAutospacing="1" w:after="100" w:afterAutospacing="1"/>
+        <w:rPr>
+          <w:rFonts w:eastAsia="Times New Roman" w:cs="Times New Roman"/>
+          <w:kern w:val="0"/>
+          <w:szCs w:val="22"/>
+          <w:lang w:val="en-EG"/>
+          <w14:ligatures w14:val="none"/>
+        </w:rPr>
+      </w:pPr>
+      <w:r>
+        <w:rPr>
+          <w:rFonts w:eastAsia="Times New Roman" w:cs="Times New Roman"/>
+          <w:kern w:val="0"/>
+          <w:szCs w:val="22"/>
+          <w:lang w:val="en-EG"/>
+          <w14:ligatures w14:val="none"/>
+        </w:rPr>
+        <w:t>hypertension</w:t>
+      </w:r>
+    </w:p>
+    <w:p>
+      <w:pPr>
+        <w:numPr>
+          <w:ilvl w:val="0"/>
+          <w:numId w:val="32"/>
+        </w:numPr>
+        <w:spacing w:before="100" w:beforeAutospacing="1" w:after="100" w:afterAutospacing="1"/>
+        <w:rPr>
+          <w:rFonts w:eastAsia="Times New Roman" w:cs="Times New Roman"/>
+          <w:kern w:val="0"/>
+          <w:szCs w:val="22"/>
+          <w:lang w:val="en-EG"/>
+          <w14:ligatures w14:val="none"/>
+        </w:rPr>
+      </w:pPr>
+      <w:r>
+        <w:rPr>
+          <w:rFonts w:eastAsia="Times New Roman" w:cs="Times New Roman"/>
+          <w:kern w:val="0"/>
+          <w:szCs w:val="22"/>
+          <w:lang w:val="en-EG"/>
+          <w14:ligatures w14:val="none"/>
+        </w:rPr>
+        <w:t>diabetes</w:t>
+      </w:r>
+    </w:p>
+    <w:p>
+      <w:pPr>
+        <w:numPr>
+          <w:ilvl w:val="0"/>
+          <w:numId w:val="32"/>
+        </w:numPr>
+        <w:spacing w:before="100" w:beforeAutospacing="1" w:after="100" w:afterAutospacing="1"/>
+        <w:rPr>
+          <w:rFonts w:eastAsia="Times New Roman" w:cs="Times New Roman"/>
+          <w:kern w:val="0"/>
+          <w:szCs w:val="22"/>
+          <w:lang w:val="en-EG"/>
+          <w14:ligatures w14:val="none"/>
+        </w:rPr>
+      </w:pPr>
+      <w:r>
+        <w:rPr>
+          <w:rFonts w:eastAsia="Times New Roman" w:cs="Times New Roman"/>
+          <w:kern w:val="0"/>
+          <w:szCs w:val="22"/>
+          <w:lang w:val="en-EG"/>
+          <w14:ligatures w14:val="none"/>
+        </w:rPr>
+        <w:t>cardiac disease</w:t>
+      </w:r>
+    </w:p>
+    <w:p>
+      <w:pPr>
+        <w:numPr>
+          <w:ilvl w:val="0"/>
+          <w:numId w:val="32"/>
+        </w:numPr>
+        <w:spacing w:before="100" w:beforeAutospacing="1" w:after="100" w:afterAutospacing="1"/>
+        <w:rPr>
+          <w:rFonts w:eastAsia="Times New Roman" w:cs="Times New Roman"/>
+          <w:kern w:val="0"/>
+          <w:szCs w:val="22"/>
+          <w:lang w:val="en-EG"/>
+          <w14:ligatures w14:val="none"/>
+        </w:rPr>
+      </w:pPr>
+      <w:r>
+        <w:rPr>
+          <w:rFonts w:eastAsia="Times New Roman" w:cs="Times New Roman"/>
+          <w:kern w:val="0"/>
+          <w:szCs w:val="22"/>
+          <w:lang w:val="en-EG"/>
+          <w14:ligatures w14:val="none"/>
+        </w:rPr>
+        <w:t>renal disease</w:t>
+      </w:r>
+    </w:p>
+    <w:p>
+      <w:pPr>
+        <w:numPr>
+          <w:ilvl w:val="0"/>
+          <w:numId w:val="32"/>
+        </w:numPr>
+        <w:spacing w:before="100" w:beforeAutospacing="1" w:after="100" w:afterAutospacing="1"/>
+        <w:rPr>
+          <w:rFonts w:eastAsia="Times New Roman" w:cs="Times New Roman"/>
+          <w:kern w:val="0"/>
+          <w:szCs w:val="22"/>
+          <w:lang w:val="en-EG"/>
+          <w14:ligatures w14:val="none"/>
+        </w:rPr>
+      </w:pPr>
+      <w:r>
+        <w:rPr>
+          <w:rFonts w:eastAsia="Times New Roman" w:cs="Times New Roman"/>
+          <w:kern w:val="0"/>
+          <w:szCs w:val="22"/>
+          <w:lang w:val="en-EG"/>
+          <w14:ligatures w14:val="none"/>
+        </w:rPr>
+        <w:t>hepatic disease.</w:t>
+      </w:r>
+    </w:p>
+    <w:p>
+      <w:pPr>
+        <w:spacing w:before="100" w:beforeAutospacing="1" w:after="100" w:afterAutospacing="1"/>
+        <w:rPr>
+          <w:rFonts w:eastAsia="Times New Roman" w:cs="Times New Roman"/>
+          <w:kern w:val="0"/>
+          <w:szCs w:val="22"/>
+          <w:lang w:val="en-EG"/>
+          <w14:ligatures w14:val="none"/>
+        </w:rPr>
+      </w:pPr>
+      <w:r>
+        <w:rPr>
+          <w:rFonts w:eastAsia="Times New Roman" w:cs="Times New Roman"/>
+          <w:kern w:val="0"/>
+          <w:szCs w:val="22"/>
+          <w:lang w:val="en-EG"/>
+          <w14:ligatures w14:val="none"/>
+        </w:rPr>
+        <w:t xml:space="preserve">Some subgroups contain </w:t>
+      </w:r>
+      <w:r>
+        <w:rPr>
+          <w:rFonts w:eastAsia="Times New Roman" w:cs="Times New Roman"/>
+          <w:b/>
+          <w:bCs/>
+          <w:kern w:val="0"/>
+          <w:szCs w:val="22"/>
+          <w:lang w:val="en-EG"/>
+          <w14:ligatures w14:val="none"/>
+        </w:rPr>
+        <w:t>as few as 5 patients</w:t>
+      </w:r>
+      <w:r>
+        <w:rPr>
+          <w:rFonts w:eastAsia="Times New Roman" w:cs="Times New Roman"/>
+          <w:kern w:val="0"/>
+          <w:szCs w:val="22"/>
+          <w:lang w:val="en-EG"/>
+          <w14:ligatures w14:val="none"/>
+        </w:rPr>
+        <w:t>, which makes statistical comparisons unreliable.</w:t>
+      </w:r>
+    </w:p>
+    <w:p>
+      <w:pPr>
+        <w:spacing w:before="100" w:beforeAutospacing="1" w:after="100" w:afterAutospacing="1"/>
+        <w:outlineLvl w:val="0"/>
+        <w:rPr>
+          <w:rFonts w:eastAsia="Times New Roman" w:cs="Times New Roman"/>
+          <w:b/>
+          <w:bCs/>
+          <w:kern w:val="36"/>
+          <w:szCs w:val="22"/>
+          <w:lang w:val="en-EG"/>
+          <w14:ligatures w14:val="none"/>
+        </w:rPr>
+      </w:pPr>
+      <w:r>
+        <w:rPr>
+          <w:rFonts w:eastAsia="Times New Roman" w:cs="Times New Roman"/>
+          <w:b/>
+          <w:bCs/>
+          <w:kern w:val="36"/>
+          <w:szCs w:val="22"/>
+          <w:lang w:val="en-EG"/>
+          <w14:ligatures w14:val="none"/>
+        </w:rPr>
+        <w:t>Moderate methodological problems</w:t>
+      </w:r>
+    </w:p>
+    <w:p>
+      <w:pPr>
+        <w:spacing w:before="100" w:beforeAutospacing="1" w:after="100" w:afterAutospacing="1"/>
+        <w:outlineLvl w:val="1"/>
+        <w:rPr>
+          <w:rFonts w:eastAsia="Times New Roman" w:cs="Times New Roman"/>
+          <w:b/>
+          <w:bCs/>
+          <w:kern w:val="0"/>
+          <w:szCs w:val="22"/>
+          <w:lang w:val="en-EG"/>
+          <w14:ligatures w14:val="none"/>
+        </w:rPr>
+      </w:pPr>
+      <w:r>
+        <w:rPr>
+          <w:rFonts w:eastAsia="Times New Roman" w:cs="Times New Roman"/>
+          <w:b/>
+          <w:bCs/>
+          <w:kern w:val="0"/>
+          <w:szCs w:val="22"/>
+          <w:lang w:val="en-EG"/>
+          <w14:ligatures w14:val="none"/>
+        </w:rPr>
+        <w:t>7. Multiple testing without correction</w:t>
+      </w:r>
+    </w:p>
+    <w:p>
+      <w:pPr>
+        <w:spacing w:before="100" w:beforeAutospacing="1" w:after="100" w:afterAutospacing="1"/>
+        <w:rPr>
+          <w:rFonts w:eastAsia="Times New Roman" w:cs="Times New Roman"/>
+          <w:kern w:val="0"/>
+          <w:szCs w:val="22"/>
+          <w:lang w:val="en-EG"/>
+          <w14:ligatures w14:val="none"/>
+        </w:rPr>
+      </w:pPr>
+      <w:r>
+        <w:rPr>
+          <w:rFonts w:eastAsia="Times New Roman" w:cs="Times New Roman"/>
+          <w:kern w:val="0"/>
+          <w:szCs w:val="22"/>
+          <w:lang w:val="en-EG"/>
+          <w14:ligatures w14:val="none"/>
+        </w:rPr>
+        <w:t>Many statistical comparisons are performed across:</w:t>
+      </w:r>
+    </w:p>
+    <w:p>
+      <w:pPr>
+        <w:numPr>
+          <w:ilvl w:val="0"/>
+          <w:numId w:val="33"/>
+        </w:numPr>
+        <w:spacing w:before="100" w:beforeAutospacing="1" w:after="100" w:afterAutospacing="1"/>
+        <w:rPr>
+          <w:rFonts w:eastAsia="Times New Roman" w:cs="Times New Roman"/>
+          <w:kern w:val="0"/>
+          <w:szCs w:val="22"/>
+          <w:lang w:val="en-EG"/>
+          <w14:ligatures w14:val="none"/>
+        </w:rPr>
+      </w:pPr>
+      <w:r>
+        <w:rPr>
+          <w:rFonts w:eastAsia="Times New Roman" w:cs="Times New Roman"/>
+          <w:kern w:val="0"/>
+          <w:szCs w:val="22"/>
+          <w:lang w:val="en-EG"/>
+          <w14:ligatures w14:val="none"/>
+        </w:rPr>
+        <w:t>EEG patterns</w:t>
+      </w:r>
+    </w:p>
+    <w:p>
+      <w:pPr>
+        <w:numPr>
+          <w:ilvl w:val="0"/>
+          <w:numId w:val="33"/>
+        </w:numPr>
+        <w:spacing w:before="100" w:beforeAutospacing="1" w:after="100" w:afterAutospacing="1"/>
+        <w:rPr>
+          <w:rFonts w:eastAsia="Times New Roman" w:cs="Times New Roman"/>
+          <w:kern w:val="0"/>
+          <w:szCs w:val="22"/>
+          <w:lang w:val="en-EG"/>
+          <w14:ligatures w14:val="none"/>
+        </w:rPr>
+      </w:pPr>
+      <w:r>
+        <w:rPr>
+          <w:rFonts w:eastAsia="Times New Roman" w:cs="Times New Roman"/>
+          <w:kern w:val="0"/>
+          <w:szCs w:val="22"/>
+          <w:lang w:val="en-EG"/>
+          <w14:ligatures w14:val="none"/>
+        </w:rPr>
+        <w:t>two EEG time points</w:t>
+      </w:r>
+    </w:p>
+    <w:p>
+      <w:pPr>
+        <w:numPr>
+          <w:ilvl w:val="0"/>
+          <w:numId w:val="33"/>
+        </w:numPr>
+        <w:spacing w:before="100" w:beforeAutospacing="1" w:after="100" w:afterAutospacing="1"/>
+        <w:rPr>
+          <w:rFonts w:eastAsia="Times New Roman" w:cs="Times New Roman"/>
+          <w:kern w:val="0"/>
+          <w:szCs w:val="22"/>
+          <w:lang w:val="en-EG"/>
+          <w14:ligatures w14:val="none"/>
+        </w:rPr>
+      </w:pPr>
+      <w:r>
+        <w:rPr>
+          <w:rFonts w:eastAsia="Times New Roman" w:cs="Times New Roman"/>
+          <w:kern w:val="0"/>
+          <w:szCs w:val="22"/>
+          <w:lang w:val="en-EG"/>
+          <w14:ligatures w14:val="none"/>
+        </w:rPr>
+        <w:t>several comorbidity subgroups.</w:t>
+      </w:r>
+    </w:p>
+    <w:p>
+      <w:pPr>
+        <w:spacing w:before="100" w:beforeAutospacing="1" w:after="100" w:afterAutospacing="1"/>
+        <w:rPr>
+          <w:rFonts w:eastAsia="Times New Roman" w:cs="Times New Roman"/>
+          <w:kern w:val="0"/>
+          <w:szCs w:val="22"/>
+          <w:lang w:val="en-EG"/>
+          <w14:ligatures w14:val="none"/>
+        </w:rPr>
+      </w:pPr>
+      <w:r>
+        <w:rPr>
+          <w:rFonts w:eastAsia="Times New Roman" w:cs="Times New Roman"/>
+          <w:kern w:val="0"/>
+          <w:szCs w:val="22"/>
+          <w:lang w:val="en-EG"/>
+          <w14:ligatures w14:val="none"/>
+        </w:rPr>
+        <w:t xml:space="preserve">There is </w:t>
+      </w:r>
+      <w:r>
+        <w:rPr>
+          <w:rFonts w:eastAsia="Times New Roman" w:cs="Times New Roman"/>
+          <w:b/>
+          <w:bCs/>
+          <w:kern w:val="0"/>
+          <w:szCs w:val="22"/>
+          <w:lang w:val="en-EG"/>
+          <w14:ligatures w14:val="none"/>
+        </w:rPr>
+        <w:t>no correction for multiple comparisons</w:t>
+      </w:r>
+      <w:r>
+        <w:rPr>
+          <w:rFonts w:eastAsia="Times New Roman" w:cs="Times New Roman"/>
+          <w:kern w:val="0"/>
+          <w:szCs w:val="22"/>
+          <w:lang w:val="en-EG"/>
+          <w14:ligatures w14:val="none"/>
+        </w:rPr>
+        <w:t xml:space="preserve">, increasing the risk of </w:t>
+      </w:r>
+      <w:r>
+        <w:rPr>
+          <w:rFonts w:eastAsia="Times New Roman" w:cs="Times New Roman"/>
+          <w:b/>
+          <w:bCs/>
+          <w:kern w:val="0"/>
+          <w:szCs w:val="22"/>
+          <w:lang w:val="en-EG"/>
+          <w14:ligatures w14:val="none"/>
+        </w:rPr>
+        <w:t>false-positive findings</w:t>
+      </w:r>
+      <w:r>
+        <w:rPr>
+          <w:rFonts w:eastAsia="Times New Roman" w:cs="Times New Roman"/>
+          <w:kern w:val="0"/>
+          <w:szCs w:val="22"/>
+          <w:lang w:val="en-EG"/>
+          <w14:ligatures w14:val="none"/>
+        </w:rPr>
+        <w:t>.</w:t>
+      </w:r>
+    </w:p>
+    <w:p>
+      <w:pPr>
+        <w:spacing w:before="100" w:beforeAutospacing="1" w:after="100" w:afterAutospacing="1"/>
+        <w:outlineLvl w:val="1"/>
+        <w:rPr>
+          <w:rFonts w:eastAsia="Times New Roman" w:cs="Times New Roman"/>
+          <w:b/>
+          <w:bCs/>
+          <w:kern w:val="0"/>
+          <w:szCs w:val="22"/>
+          <w:lang w:val="en-EG"/>
+          <w14:ligatures w14:val="none"/>
+        </w:rPr>
+      </w:pPr>
+      <w:r>
+        <w:rPr>
+          <w:rFonts w:eastAsia="Times New Roman" w:cs="Times New Roman"/>
+          <w:b/>
+          <w:bCs/>
+          <w:kern w:val="0"/>
+          <w:szCs w:val="22"/>
+          <w:lang w:val="en-EG"/>
+          <w14:ligatures w14:val="none"/>
+        </w:rPr>
+        <w:t>8. Overinterpretation of observational findings</w:t>
+      </w:r>
+    </w:p>
+    <w:p>
+      <w:pPr>
+        <w:spacing w:before="100" w:beforeAutospacing="1" w:after="100" w:afterAutospacing="1"/>
+        <w:rPr>
+          <w:rFonts w:eastAsia="Times New Roman" w:cs="Times New Roman"/>
+          <w:kern w:val="0"/>
+          <w:szCs w:val="22"/>
+          <w:lang w:val="en-EG"/>
+          <w14:ligatures w14:val="none"/>
+        </w:rPr>
+      </w:pPr>
+      <w:r>
+        <w:rPr>
+          <w:rFonts w:eastAsia="Times New Roman" w:cs="Times New Roman"/>
+          <w:kern w:val="0"/>
+          <w:szCs w:val="22"/>
+          <w:lang w:val="en-EG"/>
+          <w14:ligatures w14:val="none"/>
+        </w:rPr>
+        <w:t>The discussion implies neurological effects attributable to COVID-19 despite:</w:t>
+      </w:r>
+    </w:p>
+    <w:p>
+      <w:pPr>
+        <w:numPr>
+          <w:ilvl w:val="0"/>
+          <w:numId w:val="34"/>
+        </w:numPr>
+        <w:spacing w:before="100" w:beforeAutospacing="1" w:after="100" w:afterAutospacing="1"/>
+        <w:rPr>
+          <w:rFonts w:eastAsia="Times New Roman" w:cs="Times New Roman"/>
+          <w:kern w:val="0"/>
+          <w:szCs w:val="22"/>
+          <w:lang w:val="en-EG"/>
+          <w14:ligatures w14:val="none"/>
+        </w:rPr>
+      </w:pPr>
+      <w:r>
+        <w:rPr>
+          <w:rFonts w:eastAsia="Times New Roman" w:cs="Times New Roman"/>
+          <w:kern w:val="0"/>
+          <w:szCs w:val="22"/>
+          <w:lang w:val="en-EG"/>
+          <w14:ligatures w14:val="none"/>
+        </w:rPr>
+        <w:t>unclear temporality</w:t>
+      </w:r>
+    </w:p>
+    <w:p>
+      <w:pPr>
+        <w:numPr>
+          <w:ilvl w:val="0"/>
+          <w:numId w:val="34"/>
+        </w:numPr>
+        <w:spacing w:before="100" w:beforeAutospacing="1" w:after="100" w:afterAutospacing="1"/>
+        <w:rPr>
+          <w:rFonts w:eastAsia="Times New Roman" w:cs="Times New Roman"/>
+          <w:kern w:val="0"/>
+          <w:szCs w:val="22"/>
+          <w:lang w:val="en-EG"/>
+          <w14:ligatures w14:val="none"/>
+        </w:rPr>
+      </w:pPr>
+      <w:r>
+        <w:rPr>
+          <w:rFonts w:eastAsia="Times New Roman" w:cs="Times New Roman"/>
+          <w:kern w:val="0"/>
+          <w:szCs w:val="22"/>
+          <w:lang w:val="en-EG"/>
+          <w14:ligatures w14:val="none"/>
+        </w:rPr>
+        <w:t>unadjusted confounding</w:t>
+      </w:r>
+    </w:p>
+    <w:p>
+      <w:pPr>
+        <w:numPr>
+          <w:ilvl w:val="0"/>
+          <w:numId w:val="34"/>
+        </w:numPr>
+        <w:spacing w:before="100" w:beforeAutospacing="1" w:after="100" w:afterAutospacing="1"/>
+        <w:rPr>
+          <w:rFonts w:eastAsia="Times New Roman" w:cs="Times New Roman"/>
+          <w:kern w:val="0"/>
+          <w:szCs w:val="22"/>
+          <w:lang w:val="en-EG"/>
+          <w14:ligatures w14:val="none"/>
+        </w:rPr>
+      </w:pPr>
+      <w:r>
+        <w:rPr>
+          <w:rFonts w:eastAsia="Times New Roman" w:cs="Times New Roman"/>
+          <w:kern w:val="0"/>
+          <w:szCs w:val="22"/>
+          <w:lang w:val="en-EG"/>
+          <w14:ligatures w14:val="none"/>
+        </w:rPr>
+        <w:t>small sample size.</w:t>
+      </w:r>
+    </w:p>
+    <w:p>
+      <w:pPr>
+        <w:spacing w:before="100" w:beforeAutospacing="1" w:after="100" w:afterAutospacing="1"/>
+        <w:rPr>
+          <w:rFonts w:eastAsia="Times New Roman" w:cs="Times New Roman"/>
+          <w:kern w:val="0"/>
+          <w:szCs w:val="22"/>
+          <w:lang w:val="en-EG"/>
+          <w14:ligatures w14:val="none"/>
+        </w:rPr>
+      </w:pPr>
+      <w:r>
+        <w:rPr>
+          <w:rFonts w:eastAsia="Times New Roman" w:cs="Times New Roman"/>
+          <w:kern w:val="0"/>
+          <w:szCs w:val="22"/>
+          <w:lang w:val="en-EG"/>
+          <w14:ligatures w14:val="none"/>
+        </w:rPr>
+        <w:t xml:space="preserve">This risks </w:t>
+      </w:r>
+      <w:r>
+        <w:rPr>
+          <w:rFonts w:eastAsia="Times New Roman" w:cs="Times New Roman"/>
+          <w:b/>
+          <w:bCs/>
+          <w:kern w:val="0"/>
+          <w:szCs w:val="22"/>
+          <w:lang w:val="en-EG"/>
+          <w14:ligatures w14:val="none"/>
+        </w:rPr>
+        <w:t>causal overinterpretation</w:t>
+      </w:r>
+      <w:r>
+        <w:rPr>
+          <w:rFonts w:eastAsia="Times New Roman" w:cs="Times New Roman"/>
+          <w:kern w:val="0"/>
+          <w:szCs w:val="22"/>
+          <w:lang w:val="en-EG"/>
+          <w14:ligatures w14:val="none"/>
+        </w:rPr>
+        <w:t>.</w:t>
+      </w:r>
+    </w:p>
+    <w:p>
+      <w:pPr>
+        <w:spacing w:before="100" w:beforeAutospacing="1" w:after="100" w:afterAutospacing="1"/>
+        <w:outlineLvl w:val="1"/>
+        <w:rPr>
+          <w:rFonts w:eastAsia="Times New Roman" w:cs="Times New Roman"/>
+          <w:b/>
+          <w:bCs/>
+          <w:kern w:val="0"/>
+          <w:szCs w:val="22"/>
+          <w:lang w:val="en-EG"/>
+          <w14:ligatures w14:val="none"/>
+        </w:rPr>
+      </w:pPr>
+      <w:r>
+        <w:rPr>
+          <w:rFonts w:eastAsia="Times New Roman" w:cs="Times New Roman"/>
+          <w:b/>
+          <w:bCs/>
+          <w:kern w:val="0"/>
+          <w:szCs w:val="22"/>
+          <w:lang w:val="en-EG"/>
+          <w14:ligatures w14:val="none"/>
+        </w:rPr>
+        <w:t>9. Inconsistent or unclear EEG interpretation workflow</w:t>
+      </w:r>
+    </w:p>
+    <w:p>
+      <w:pPr>
+        <w:spacing w:before="100" w:beforeAutospacing="1" w:after="100" w:afterAutospacing="1"/>
+        <w:rPr>
+          <w:rFonts w:eastAsia="Times New Roman" w:cs="Times New Roman"/>
+          <w:kern w:val="0"/>
+          <w:szCs w:val="22"/>
+          <w:lang w:val="en-EG"/>
+          <w14:ligatures w14:val="none"/>
+        </w:rPr>
+      </w:pPr>
+      <w:r>
+        <w:rPr>
+          <w:rFonts w:eastAsia="Times New Roman" w:cs="Times New Roman"/>
+          <w:kern w:val="0"/>
+          <w:szCs w:val="22"/>
+          <w:lang w:val="en-EG"/>
+          <w14:ligatures w14:val="none"/>
+        </w:rPr>
+        <w:t>The manuscript states that:</w:t>
+      </w:r>
+    </w:p>
+    <w:p>
+      <w:pPr>
+        <w:numPr>
+          <w:ilvl w:val="0"/>
+          <w:numId w:val="35"/>
+        </w:numPr>
+        <w:spacing w:before="100" w:beforeAutospacing="1" w:after="100" w:afterAutospacing="1"/>
+        <w:rPr>
+          <w:rFonts w:eastAsia="Times New Roman" w:cs="Times New Roman"/>
+          <w:kern w:val="0"/>
+          <w:szCs w:val="22"/>
+          <w:lang w:val="en-EG"/>
+          <w14:ligatures w14:val="none"/>
+        </w:rPr>
+      </w:pPr>
+      <w:r>
+        <w:rPr>
+          <w:rFonts w:eastAsia="Times New Roman" w:cs="Times New Roman"/>
+          <w:b/>
+          <w:bCs/>
+          <w:kern w:val="0"/>
+          <w:szCs w:val="22"/>
+          <w:lang w:val="en-EG"/>
+          <w14:ligatures w14:val="none"/>
+        </w:rPr>
+        <w:t>five neurophysiologists independently reviewed EEGs</w:t>
+      </w:r>
+    </w:p>
+    <w:p>
+      <w:pPr>
+        <w:numPr>
+          <w:ilvl w:val="0"/>
+          <w:numId w:val="35"/>
+        </w:numPr>
+        <w:spacing w:before="100" w:beforeAutospacing="1" w:after="100" w:afterAutospacing="1"/>
+        <w:rPr>
+          <w:rFonts w:eastAsia="Times New Roman" w:cs="Times New Roman"/>
+          <w:kern w:val="0"/>
+          <w:szCs w:val="22"/>
+          <w:lang w:val="en-EG"/>
+          <w14:ligatures w14:val="none"/>
+        </w:rPr>
+      </w:pPr>
+      <w:r>
+        <w:rPr>
+          <w:rFonts w:eastAsia="Times New Roman" w:cs="Times New Roman"/>
+          <w:kern w:val="0"/>
+          <w:szCs w:val="22"/>
+          <w:lang w:val="en-EG"/>
+          <w14:ligatures w14:val="none"/>
+        </w:rPr>
+        <w:t xml:space="preserve">artifacts were removed by </w:t>
+      </w:r>
+      <w:r>
+        <w:rPr>
+          <w:rFonts w:eastAsia="Times New Roman" w:cs="Times New Roman"/>
+          <w:b/>
+          <w:bCs/>
+          <w:kern w:val="0"/>
+          <w:szCs w:val="22"/>
+          <w:lang w:val="en-EG"/>
+          <w14:ligatures w14:val="none"/>
+        </w:rPr>
+        <w:t>two epileptologists</w:t>
+      </w:r>
+      <w:r>
+        <w:rPr>
+          <w:rFonts w:eastAsia="Times New Roman" w:cs="Times New Roman"/>
+          <w:kern w:val="0"/>
+          <w:szCs w:val="22"/>
+          <w:lang w:val="en-EG"/>
+          <w14:ligatures w14:val="none"/>
+        </w:rPr>
+        <w:t xml:space="preserve">  </w:t>
+      </w:r>
+    </w:p>
+    <w:p>
+      <w:pPr>
+        <w:spacing w:before="100" w:beforeAutospacing="1" w:after="100" w:afterAutospacing="1"/>
+        <w:rPr>
+          <w:rFonts w:eastAsia="Times New Roman" w:cs="Times New Roman"/>
+          <w:kern w:val="0"/>
+          <w:szCs w:val="22"/>
+          <w:lang w:val="en-EG"/>
+          <w14:ligatures w14:val="none"/>
+        </w:rPr>
+      </w:pPr>
+      <w:r>
+        <w:rPr>
+          <w:rFonts w:eastAsia="Times New Roman" w:cs="Times New Roman"/>
+          <w:kern w:val="0"/>
+          <w:szCs w:val="22"/>
+          <w:lang w:val="en-EG"/>
+          <w14:ligatures w14:val="none"/>
+        </w:rPr>
+        <w:t>However:</w:t>
+      </w:r>
+    </w:p>
+    <w:p>
+      <w:pPr>
+        <w:numPr>
+          <w:ilvl w:val="0"/>
+          <w:numId w:val="36"/>
+        </w:numPr>
+        <w:spacing w:before="100" w:beforeAutospacing="1" w:after="100" w:afterAutospacing="1"/>
+        <w:rPr>
+          <w:rFonts w:eastAsia="Times New Roman" w:cs="Times New Roman"/>
+          <w:kern w:val="0"/>
+          <w:szCs w:val="22"/>
+          <w:lang w:val="en-EG"/>
+          <w14:ligatures w14:val="none"/>
+        </w:rPr>
+      </w:pPr>
+      <w:r>
+        <w:rPr>
+          <w:rFonts w:eastAsia="Times New Roman" w:cs="Times New Roman"/>
+          <w:kern w:val="0"/>
+          <w:szCs w:val="22"/>
+          <w:lang w:val="en-EG"/>
+          <w14:ligatures w14:val="none"/>
+        </w:rPr>
+        <w:t>the workflow is unclear</w:t>
+      </w:r>
+    </w:p>
+    <w:p>
+      <w:pPr>
+        <w:numPr>
+          <w:ilvl w:val="0"/>
+          <w:numId w:val="36"/>
+        </w:numPr>
+        <w:spacing w:before="100" w:beforeAutospacing="1" w:after="100" w:afterAutospacing="1"/>
+        <w:rPr>
+          <w:rFonts w:eastAsia="Times New Roman" w:cs="Times New Roman"/>
+          <w:kern w:val="0"/>
+          <w:szCs w:val="22"/>
+          <w:lang w:val="en-EG"/>
+          <w14:ligatures w14:val="none"/>
+        </w:rPr>
+      </w:pPr>
+      <w:r>
+        <w:rPr>
+          <w:rFonts w:eastAsia="Times New Roman" w:cs="Times New Roman"/>
+          <w:b/>
+          <w:bCs/>
+          <w:kern w:val="0"/>
+          <w:szCs w:val="22"/>
+          <w:lang w:val="en-EG"/>
+          <w14:ligatures w14:val="none"/>
+        </w:rPr>
+        <w:t>inter-rater reliability statistics are not reported</w:t>
+      </w:r>
+      <w:r>
+        <w:rPr>
+          <w:rFonts w:eastAsia="Times New Roman" w:cs="Times New Roman"/>
+          <w:kern w:val="0"/>
+          <w:szCs w:val="22"/>
+          <w:lang w:val="en-EG"/>
+          <w14:ligatures w14:val="none"/>
+        </w:rPr>
+        <w:t>.</w:t>
+      </w:r>
+    </w:p>
+    <w:p>
+      <w:pPr>
+        <w:spacing w:before="100" w:beforeAutospacing="1" w:after="100" w:afterAutospacing="1"/>
+        <w:outlineLvl w:val="1"/>
+        <w:rPr>
+          <w:rFonts w:eastAsia="Times New Roman" w:cs="Times New Roman"/>
+          <w:b/>
+          <w:bCs/>
+          <w:kern w:val="0"/>
+          <w:szCs w:val="22"/>
+          <w:lang w:val="en-EG"/>
+          <w14:ligatures w14:val="none"/>
+        </w:rPr>
+      </w:pPr>
+      <w:r>
+        <w:rPr>
+          <w:rFonts w:eastAsia="Times New Roman" w:cs="Times New Roman"/>
+          <w:b/>
+          <w:bCs/>
+          <w:kern w:val="0"/>
+          <w:szCs w:val="22"/>
+          <w:lang w:val="en-EG"/>
+          <w14:ligatures w14:val="none"/>
+        </w:rPr>
+        <w:t>10. Lack of illness severity control</w:t>
+      </w:r>
+    </w:p>
+    <w:p>
+      <w:pPr>
+        <w:spacing w:before="100" w:beforeAutospacing="1" w:after="100" w:afterAutospacing="1"/>
+        <w:rPr>
+          <w:rFonts w:eastAsia="Times New Roman" w:cs="Times New Roman"/>
+          <w:kern w:val="0"/>
+          <w:szCs w:val="22"/>
+          <w:lang w:val="en-EG"/>
+          <w14:ligatures w14:val="none"/>
+        </w:rPr>
+      </w:pPr>
+      <w:r>
+        <w:rPr>
+          <w:rFonts w:eastAsia="Times New Roman" w:cs="Times New Roman"/>
+          <w:kern w:val="0"/>
+          <w:szCs w:val="22"/>
+          <w:lang w:val="en-EG"/>
+          <w14:ligatures w14:val="none"/>
+        </w:rPr>
+        <w:t xml:space="preserve">Although the paper mentions CT severity scoring, it </w:t>
+      </w:r>
+      <w:r>
+        <w:rPr>
+          <w:rFonts w:eastAsia="Times New Roman" w:cs="Times New Roman"/>
+          <w:b/>
+          <w:bCs/>
+          <w:kern w:val="0"/>
+          <w:szCs w:val="22"/>
+          <w:lang w:val="en-EG"/>
+          <w14:ligatures w14:val="none"/>
+        </w:rPr>
+        <w:t>does not adjust analyses for illness severity</w:t>
+      </w:r>
+      <w:r>
+        <w:rPr>
+          <w:rFonts w:eastAsia="Times New Roman" w:cs="Times New Roman"/>
+          <w:kern w:val="0"/>
+          <w:szCs w:val="22"/>
+          <w:lang w:val="en-EG"/>
+          <w14:ligatures w14:val="none"/>
+        </w:rPr>
+        <w:t>, which could strongly influence EEG findings.</w:t>
+      </w:r>
+    </w:p>
+    <w:p>
+      <w:pPr>
+        <w:spacing w:before="100" w:beforeAutospacing="1" w:after="100" w:afterAutospacing="1"/>
+        <w:outlineLvl w:val="0"/>
+        <w:rPr>
+          <w:rFonts w:eastAsia="Times New Roman" w:cs="Times New Roman"/>
+          <w:b/>
+          <w:bCs/>
+          <w:kern w:val="36"/>
+          <w:szCs w:val="22"/>
+          <w:lang w:val="en-EG"/>
+          <w14:ligatures w14:val="none"/>
+        </w:rPr>
+      </w:pPr>
+      <w:r>
+        <w:rPr>
+          <w:rFonts w:eastAsia="Times New Roman" w:cs="Times New Roman"/>
+          <w:b/>
+          <w:bCs/>
+          <w:kern w:val="36"/>
+          <w:szCs w:val="22"/>
+          <w:lang w:val="en-EG"/>
+          <w14:ligatures w14:val="none"/>
+        </w:rPr>
+        <w:t>Minor reporting or design issues</w:t>
+      </w:r>
+    </w:p>
+    <w:p>
+      <w:pPr>
+        <w:spacing w:before="100" w:beforeAutospacing="1" w:after="100" w:afterAutospacing="1"/>
+        <w:outlineLvl w:val="2"/>
+        <w:rPr>
+          <w:rFonts w:eastAsia="Times New Roman" w:cs="Times New Roman"/>
+          <w:b/>
+          <w:bCs/>
+          <w:kern w:val="0"/>
+          <w:szCs w:val="22"/>
+          <w:lang w:val="en-EG"/>
+          <w14:ligatures w14:val="none"/>
+        </w:rPr>
+      </w:pPr>
+      <w:r>
+        <w:rPr>
+          <w:rFonts w:eastAsia="Times New Roman" w:cs="Times New Roman"/>
+          <w:b/>
+          <w:bCs/>
+          <w:kern w:val="0"/>
+          <w:szCs w:val="22"/>
+          <w:lang w:val="en-EG"/>
+          <w14:ligatures w14:val="none"/>
+        </w:rPr>
+        <w:lastRenderedPageBreak/>
+        <w:t>11. Single-center study</w:t>
+      </w:r>
+    </w:p>
+    <w:p>
+      <w:pPr>
+        <w:spacing w:before="100" w:beforeAutospacing="1" w:after="100" w:afterAutospacing="1"/>
+        <w:rPr>
+          <w:rFonts w:eastAsia="Times New Roman" w:cs="Times New Roman"/>
+          <w:kern w:val="0"/>
+          <w:szCs w:val="22"/>
+          <w:lang w:val="en-EG"/>
+          <w14:ligatures w14:val="none"/>
+        </w:rPr>
+      </w:pPr>
+      <w:r>
+        <w:rPr>
+          <w:rFonts w:eastAsia="Times New Roman" w:cs="Times New Roman"/>
+          <w:kern w:val="0"/>
+          <w:szCs w:val="22"/>
+          <w:lang w:val="en-EG"/>
+          <w14:ligatures w14:val="none"/>
+        </w:rPr>
+        <w:t xml:space="preserve">Limits </w:t>
+      </w:r>
+      <w:r>
+        <w:rPr>
+          <w:rFonts w:eastAsia="Times New Roman" w:cs="Times New Roman"/>
+          <w:b/>
+          <w:bCs/>
+          <w:kern w:val="0"/>
+          <w:szCs w:val="22"/>
+          <w:lang w:val="en-EG"/>
+          <w14:ligatures w14:val="none"/>
+        </w:rPr>
+        <w:t>external validity</w:t>
+      </w:r>
+      <w:r>
+        <w:rPr>
+          <w:rFonts w:eastAsia="Times New Roman" w:cs="Times New Roman"/>
+          <w:kern w:val="0"/>
+          <w:szCs w:val="22"/>
+          <w:lang w:val="en-EG"/>
+          <w14:ligatures w14:val="none"/>
+        </w:rPr>
+        <w:t>.</w:t>
+      </w:r>
+    </w:p>
+    <w:p>
+      <w:pPr>
+        <w:spacing w:before="100" w:beforeAutospacing="1" w:after="100" w:afterAutospacing="1"/>
+        <w:outlineLvl w:val="2"/>
+        <w:rPr>
+          <w:rFonts w:eastAsia="Times New Roman" w:cs="Times New Roman"/>
+          <w:b/>
+          <w:bCs/>
+          <w:kern w:val="0"/>
+          <w:szCs w:val="22"/>
+          <w:lang w:val="en-EG"/>
+          <w14:ligatures w14:val="none"/>
+        </w:rPr>
+      </w:pPr>
+      <w:r>
+        <w:rPr>
+          <w:rFonts w:eastAsia="Times New Roman" w:cs="Times New Roman"/>
+          <w:b/>
+          <w:bCs/>
+          <w:kern w:val="0"/>
+          <w:szCs w:val="22"/>
+          <w:lang w:val="en-EG"/>
+          <w14:ligatures w14:val="none"/>
+        </w:rPr>
+        <w:t>12. No long-term neurological follow-up</w:t>
+      </w:r>
+    </w:p>
+    <w:p>
+      <w:pPr>
+        <w:spacing w:before="100" w:beforeAutospacing="1" w:after="100" w:afterAutospacing="1"/>
+        <w:rPr>
+          <w:rFonts w:eastAsia="Times New Roman" w:cs="Times New Roman"/>
+          <w:kern w:val="0"/>
+          <w:szCs w:val="22"/>
+          <w:lang w:val="en-EG"/>
+          <w14:ligatures w14:val="none"/>
+        </w:rPr>
+      </w:pPr>
+      <w:r>
+        <w:rPr>
+          <w:rFonts w:eastAsia="Times New Roman" w:cs="Times New Roman"/>
+          <w:kern w:val="0"/>
+          <w:szCs w:val="22"/>
+          <w:lang w:val="en-EG"/>
+          <w14:ligatures w14:val="none"/>
+        </w:rPr>
+        <w:t xml:space="preserve">EEG abnormalities are only assessed </w:t>
+      </w:r>
+      <w:r>
+        <w:rPr>
+          <w:rFonts w:eastAsia="Times New Roman" w:cs="Times New Roman"/>
+          <w:b/>
+          <w:bCs/>
+          <w:kern w:val="0"/>
+          <w:szCs w:val="22"/>
+          <w:lang w:val="en-EG"/>
+          <w14:ligatures w14:val="none"/>
+        </w:rPr>
+        <w:t>during hospitalization</w:t>
+      </w:r>
+      <w:r>
+        <w:rPr>
+          <w:rFonts w:eastAsia="Times New Roman" w:cs="Times New Roman"/>
+          <w:kern w:val="0"/>
+          <w:szCs w:val="22"/>
+          <w:lang w:val="en-EG"/>
+          <w14:ligatures w14:val="none"/>
+        </w:rPr>
+        <w:t>.</w:t>
+      </w:r>
+    </w:p>
+    <w:p>
+      <w:pPr>
+        <w:spacing w:before="100" w:beforeAutospacing="1" w:after="100" w:afterAutospacing="1"/>
+        <w:outlineLvl w:val="2"/>
+        <w:rPr>
+          <w:rFonts w:eastAsia="Times New Roman" w:cs="Times New Roman"/>
+          <w:b/>
+          <w:bCs/>
+          <w:kern w:val="0"/>
+          <w:szCs w:val="22"/>
+          <w:lang w:val="en-EG"/>
+          <w14:ligatures w14:val="none"/>
+        </w:rPr>
+      </w:pPr>
+      <w:r>
+        <w:rPr>
+          <w:rFonts w:eastAsia="Times New Roman" w:cs="Times New Roman"/>
+          <w:b/>
+          <w:bCs/>
+          <w:kern w:val="0"/>
+          <w:szCs w:val="22"/>
+          <w:lang w:val="en-EG"/>
+          <w14:ligatures w14:val="none"/>
+        </w:rPr>
+        <w:t>13. No sample size or power calculation</w:t>
+      </w:r>
+    </w:p>
+    <w:p>
+      <w:pPr>
+        <w:spacing w:before="100" w:beforeAutospacing="1" w:after="100" w:afterAutospacing="1"/>
+        <w:rPr>
+          <w:rFonts w:eastAsia="Times New Roman" w:cs="Times New Roman"/>
+          <w:kern w:val="0"/>
+          <w:szCs w:val="22"/>
+          <w:lang w:val="en-EG"/>
+          <w14:ligatures w14:val="none"/>
+        </w:rPr>
+      </w:pPr>
+      <w:r>
+        <w:rPr>
+          <w:rFonts w:eastAsia="Times New Roman" w:cs="Times New Roman"/>
+          <w:kern w:val="0"/>
+          <w:szCs w:val="22"/>
+          <w:lang w:val="en-EG"/>
+          <w14:ligatures w14:val="none"/>
+        </w:rPr>
+        <w:t>The manuscript does not justify whether the study was adequately powered.</w:t>
+      </w:r>
+    </w:p>
+    <w:p>
+      <w:pPr>
+        <w:spacing w:before="100" w:beforeAutospacing="1" w:after="100" w:afterAutospacing="1"/>
+        <w:outlineLvl w:val="2"/>
+        <w:rPr>
+          <w:rFonts w:eastAsia="Times New Roman" w:cs="Times New Roman"/>
+          <w:b/>
+          <w:bCs/>
+          <w:kern w:val="0"/>
+          <w:szCs w:val="22"/>
+          <w:lang w:val="en-EG"/>
+          <w14:ligatures w14:val="none"/>
+        </w:rPr>
+      </w:pPr>
+      <w:r>
+        <w:rPr>
+          <w:rFonts w:eastAsia="Times New Roman" w:cs="Times New Roman"/>
+          <w:b/>
+          <w:bCs/>
+          <w:kern w:val="0"/>
+          <w:szCs w:val="22"/>
+          <w:lang w:val="en-EG"/>
+          <w14:ligatures w14:val="none"/>
+        </w:rPr>
+        <w:t>14. Potential diagnostic misclassification</w:t>
+      </w:r>
+    </w:p>
+    <w:p>
+      <w:pPr>
+        <w:spacing w:before="100" w:beforeAutospacing="1" w:after="100" w:afterAutospacing="1"/>
+        <w:rPr>
+          <w:rFonts w:eastAsia="Times New Roman" w:cs="Times New Roman"/>
+          <w:kern w:val="0"/>
+          <w:szCs w:val="22"/>
+          <w:lang w:val="en-EG"/>
+          <w14:ligatures w14:val="none"/>
+        </w:rPr>
+      </w:pPr>
+      <w:r>
+        <w:rPr>
+          <w:rFonts w:eastAsia="Times New Roman" w:cs="Times New Roman"/>
+          <w:kern w:val="0"/>
+          <w:szCs w:val="22"/>
+          <w:lang w:val="en-EG"/>
+          <w14:ligatures w14:val="none"/>
+        </w:rPr>
+        <w:t xml:space="preserve">Reliance on </w:t>
+      </w:r>
+      <w:r>
+        <w:rPr>
+          <w:rFonts w:eastAsia="Times New Roman" w:cs="Times New Roman"/>
+          <w:b/>
+          <w:bCs/>
+          <w:kern w:val="0"/>
+          <w:szCs w:val="22"/>
+          <w:lang w:val="en-EG"/>
+          <w14:ligatures w14:val="none"/>
+        </w:rPr>
+        <w:t>PCR testing alone</w:t>
+      </w:r>
+      <w:r>
+        <w:rPr>
+          <w:rFonts w:eastAsia="Times New Roman" w:cs="Times New Roman"/>
+          <w:kern w:val="0"/>
+          <w:szCs w:val="22"/>
+          <w:lang w:val="en-EG"/>
+          <w14:ligatures w14:val="none"/>
+        </w:rPr>
+        <w:t xml:space="preserve"> could lead to false negatives among controls.</w:t>
+      </w:r>
+    </w:p>
+    <w:p>
+      <w:pPr>
+        <w:rPr>
+          <w:szCs w:val="22"/>
+          <w:lang w:val="en-EG"/>
+        </w:rPr>
+      </w:pPr>
+    </w:p>
+    <w:p>
+      <w:pPr>
+        <w:rPr>
+          <w:b/>
+          <w:bCs/>
+        </w:rPr>
+      </w:pPr>
+    </w:p>
+    <w:p>
       <w:r>
         <w:rPr>
           <w:b/>
@@ -377,6 +3209,7 @@
           <w:b/>
           <w:bCs/>
         </w:rPr>
+        <w:lastRenderedPageBreak/>
         <w:t>3. Confounding variables not controlled</w:t>
       </w:r>
     </w:p>
@@ -523,7 +3356,6 @@
     </w:p>
     <w:p>
       <w:r>
-        <w:lastRenderedPageBreak/>
         <w:t>Total sample:</w:t>
       </w:r>
     </w:p>
@@ -766,6 +3598,7 @@
     </w:p>
     <w:p>
       <w:r>
+        <w:lastRenderedPageBreak/>
         <w:t>Appropriate corrections could include:</w:t>
       </w:r>
     </w:p>
@@ -910,7 +3743,6 @@
         </w:numPr>
       </w:pPr>
       <w:r>
-        <w:lastRenderedPageBreak/>
         <w:t>transient abnormalities were recorded but the criteria for clinical significance are unclear.</w:t>
       </w:r>
     </w:p>
@@ -1183,6 +4015,7 @@
     </w:p>
     <w:p>
       <w:r>
+        <w:lastRenderedPageBreak/>
         <w:t>Partial blinding can still introduce </w:t>
       </w:r>
       <w:r>
@@ -1364,7 +4197,6 @@
         </w:numPr>
       </w:pPr>
       <w:r>
-        <w:lastRenderedPageBreak/>
         <w:t>before discharge </w:t>
       </w:r>
     </w:p>
@@ -1578,6 +4410,7 @@
     </w:p>
     <w:p>
       <w:r>
+        <w:lastRenderedPageBreak/>
         <w:t>One reference appears </w:t>
       </w:r>
       <w:r>
@@ -1935,6 +4768,204 @@
         </w:tc>
       </w:tr>
     </w:tbl>
+    <w:p>
+      <w:pPr>
+        <w:spacing w:before="100" w:beforeAutospacing="1" w:after="100" w:afterAutospacing="1"/>
+        <w:outlineLvl w:val="0"/>
+        <w:rPr>
+          <w:rFonts w:eastAsia="Times New Roman" w:cs="Times New Roman"/>
+          <w:b/>
+          <w:bCs/>
+          <w:kern w:val="36"/>
+          <w:szCs w:val="22"/>
+          <w:lang w:val="en-EG"/>
+          <w14:ligatures w14:val="none"/>
+        </w:rPr>
+      </w:pPr>
+      <w:r>
+        <w:rPr>
+          <w:rFonts w:eastAsia="Times New Roman" w:cs="Times New Roman"/>
+          <w:b/>
+          <w:bCs/>
+          <w:kern w:val="36"/>
+          <w:szCs w:val="22"/>
+          <w:lang w:val="en-EG"/>
+          <w14:ligatures w14:val="none"/>
+        </w:rPr>
+        <w:t>Overall methodological assessment</w:t>
+      </w:r>
+    </w:p>
+    <w:p>
+      <w:pPr>
+        <w:pStyle w:val="ListParagraph"/>
+        <w:numPr>
+          <w:ilvl w:val="0"/>
+          <w:numId w:val="37"/>
+        </w:numPr>
+        <w:spacing w:after="160" w:line="278" w:lineRule="auto"/>
+        <w:rPr>
+          <w:lang w:val="en-EG"/>
+        </w:rPr>
+      </w:pPr>
+      <w:r>
+        <w:rPr>
+          <w:lang w:val="en-EG"/>
+        </w:rPr>
+        <w:t>Mislabelled study design</w:t>
+      </w:r>
+    </w:p>
+    <w:p>
+      <w:pPr>
+        <w:pStyle w:val="ListParagraph"/>
+        <w:numPr>
+          <w:ilvl w:val="0"/>
+          <w:numId w:val="37"/>
+        </w:numPr>
+        <w:spacing w:after="160" w:line="278" w:lineRule="auto"/>
+        <w:rPr>
+          <w:lang w:val="en-EG"/>
+        </w:rPr>
+      </w:pPr>
+      <w:r>
+        <w:rPr>
+          <w:lang w:val="en-EG"/>
+        </w:rPr>
+        <w:t>Unclear temporal sequence</w:t>
+      </w:r>
+    </w:p>
+    <w:p>
+      <w:pPr>
+        <w:pStyle w:val="ListParagraph"/>
+        <w:numPr>
+          <w:ilvl w:val="0"/>
+          <w:numId w:val="37"/>
+        </w:numPr>
+        <w:spacing w:after="160" w:line="278" w:lineRule="auto"/>
+        <w:rPr>
+          <w:lang w:val="en-EG"/>
+        </w:rPr>
+      </w:pPr>
+      <w:r>
+        <w:rPr>
+          <w:lang w:val="en-EG"/>
+        </w:rPr>
+        <w:t>No adjustment for confounding</w:t>
+      </w:r>
+    </w:p>
+    <w:p>
+      <w:pPr>
+        <w:pStyle w:val="ListParagraph"/>
+        <w:numPr>
+          <w:ilvl w:val="0"/>
+          <w:numId w:val="37"/>
+        </w:numPr>
+        <w:spacing w:after="160" w:line="278" w:lineRule="auto"/>
+        <w:rPr>
+          <w:lang w:val="en-EG"/>
+        </w:rPr>
+      </w:pPr>
+      <w:r>
+        <w:rPr>
+          <w:lang w:val="en-EG"/>
+        </w:rPr>
+        <w:t>Ill-defined control group</w:t>
+      </w:r>
+    </w:p>
+    <w:p>
+      <w:pPr>
+        <w:pStyle w:val="ListParagraph"/>
+        <w:numPr>
+          <w:ilvl w:val="0"/>
+          <w:numId w:val="37"/>
+        </w:numPr>
+        <w:spacing w:after="160" w:line="278" w:lineRule="auto"/>
+        <w:rPr>
+          <w:lang w:val="en-EG"/>
+        </w:rPr>
+      </w:pPr>
+      <w:r>
+        <w:rPr>
+          <w:lang w:val="en-EG"/>
+        </w:rPr>
+        <w:t>Selection bias in the source population</w:t>
+      </w:r>
+    </w:p>
+    <w:p>
+      <w:pPr>
+        <w:pStyle w:val="ListParagraph"/>
+        <w:numPr>
+          <w:ilvl w:val="0"/>
+          <w:numId w:val="37"/>
+        </w:numPr>
+        <w:spacing w:after="160" w:line="278" w:lineRule="auto"/>
+        <w:rPr>
+          <w:lang w:val="en-EG"/>
+        </w:rPr>
+      </w:pPr>
+      <w:r>
+        <w:rPr>
+          <w:lang w:val="en-EG"/>
+        </w:rPr>
+        <w:t>Small sample size and no power calculation</w:t>
+      </w:r>
+    </w:p>
+    <w:p>
+      <w:pPr>
+        <w:pStyle w:val="ListParagraph"/>
+        <w:numPr>
+          <w:ilvl w:val="0"/>
+          <w:numId w:val="37"/>
+        </w:numPr>
+        <w:spacing w:after="160" w:line="278" w:lineRule="auto"/>
+        <w:rPr>
+          <w:lang w:val="en-EG"/>
+        </w:rPr>
+      </w:pPr>
+      <w:r>
+        <w:rPr>
+          <w:lang w:val="en-EG"/>
+        </w:rPr>
+        <w:t>Multiple uncorrected comparisons</w:t>
+      </w:r>
+    </w:p>
+    <w:p>
+      <w:pPr>
+        <w:pStyle w:val="ListParagraph"/>
+        <w:numPr>
+          <w:ilvl w:val="0"/>
+          <w:numId w:val="37"/>
+        </w:numPr>
+        <w:spacing w:after="160" w:line="278" w:lineRule="auto"/>
+        <w:rPr>
+          <w:lang w:val="en-EG"/>
+        </w:rPr>
+      </w:pPr>
+      <w:r>
+        <w:rPr>
+          <w:lang w:val="en-EG"/>
+        </w:rPr>
+        <w:t>Overinterpretation of results</w:t>
+      </w:r>
+    </w:p>
+    <w:p>
+      <w:pPr>
+        <w:pStyle w:val="ListParagraph"/>
+        <w:numPr>
+          <w:ilvl w:val="0"/>
+          <w:numId w:val="37"/>
+        </w:numPr>
+        <w:spacing w:after="160" w:line="278" w:lineRule="auto"/>
+        <w:rPr>
+          <w:lang w:val="en-EG"/>
+        </w:rPr>
+      </w:pPr>
+      <w:r>
+        <w:rPr>
+          <w:lang w:val="en-EG"/>
+        </w:rPr>
+        <w:t>Unclear EEG reliability reporting</w:t>
+      </w:r>
+    </w:p>
     <w:p/>
     <w:sectPr>
       <w:pgSz w:w="11906" w:h="16838" w:code="9"/>
@@ -1949,6 +4980,155 @@
 <file path=word/numbering.xml><?xml version="1.0" encoding="utf-8"?>
 <w:numbering xmlns:wpc="http://schemas.microsoft.com/office/word/2010/wordprocessingCanvas" xmlns:cx="http://schemas.microsoft.com/office/drawing/2014/chartex" xmlns:cx1="http://schemas.microsoft.com/office/drawing/2015/9/8/chartex" xmlns:cx2="http://schemas.microsoft.com/office/drawing/2015/10/21/chartex" xmlns:cx3="http://schemas.microsoft.com/office/drawing/2016/5/9/chartex" xmlns:cx4="http://schemas.microsoft.com/office/drawing/2016/5/10/chartex" xmlns:cx5="http://schemas.microsoft.com/office/drawing/2016/5/11/chartex" xmlns:cx6="http://schemas.microsoft.com/office/drawing/2016/5/12/chartex" xmlns:cx7="http://schemas.microsoft.com/office/drawing/2016/5/13/chartex" xmlns:cx8="http://schemas.microsoft.com/office/drawing/2016/5/14/chartex" xmlns:mc="http://schemas.openxmlformats.org/markup-compatibility/2006" xmlns:aink="http://schemas.microsoft.com/office/drawing/2016/ink" xmlns:am3d="http://schemas.microsoft.com/office/drawing/2017/model3d" xmlns:o="urn:schemas-microsoft-com:office:office" xmlns:oel="http://schemas.microsoft.com/office/2019/extlst" xmlns:r="http://schemas.openxmlformats.org/officeDocument/2006/relationships" xmlns:m="http://schemas.openxmlformats.org/officeDocument/2006/math" xmlns:v="urn:schemas-microsoft-com:vml" xmlns:wp14="http://schemas.microsoft.com/office/word/2010/wordprocessingDrawing" xmlns:wp="http://schemas.openxmlformats.org/drawingml/2006/wordprocessingDrawing" xmlns:w10="urn:schemas-microsoft-com:office:word" xmlns:w="http://schemas.openxmlformats.org/wordprocessingml/2006/main" xmlns:w14="http://schemas.microsoft.com/office/word/2010/wordml" xmlns:w15="http://schemas.microsoft.com/office/word/2012/wordml" xmlns:w16cex="http://schemas.microsoft.com/office/word/2018/wordml/cex" xmlns:w16cid="http://schemas.microsoft.com/office/word/2016/wordml/cid" xmlns:w16="http://schemas.microsoft.com/office/word/2018/wordml" xmlns:w16du="http://schemas.microsoft.com/office/word/2023/wordml/word16du" xmlns:w16sdtdh="http://schemas.microsoft.com/office/word/2020/wordml/sdtdatahash" xmlns:w16sdtfl="http://schemas.microsoft.com/office/word/2024/wordml/sdtformatlock" xmlns:w16se="http://schemas.microsoft.com/office/word/2015/wordml/symex" xmlns:wpg="http://schemas.microsoft.com/office/word/2010/wordprocessingGroup" xmlns:wpi="http://schemas.microsoft.com/office/word/2010/wordprocessingInk" xmlns:wne="http://schemas.microsoft.com/office/word/2006/wordml" xmlns:wps="http://schemas.microsoft.com/office/word/2010/wordprocessingShape" mc:Ignorable="w14 w15 w16se w16cid w16 w16cex w16sdtdh w16sdtfl w16du wp14">
   <w:abstractNum w:abstractNumId="0" w15:restartNumberingAfterBreak="0">
+    <w:nsid w:val="03C83C3E"/>
+    <w:multiLevelType w:val="multilevel"/>
+    <w:tmpl w:val="AD1C7770"/>
+    <w:lvl w:ilvl="0">
+      <w:start w:val="1"/>
+      <w:numFmt w:val="bullet"/>
+      <w:lvlText w:val=""/>
+      <w:lvlJc w:val="left"/>
+      <w:pPr>
+        <w:tabs>
+          <w:tab w:val="num" w:pos="720"/>
+        </w:tabs>
+        <w:ind w:left="720" w:hanging="360"/>
+      </w:pPr>
+      <w:rPr>
+        <w:rFonts w:ascii="Symbol" w:hAnsi="Symbol" w:hint="default"/>
+        <w:sz w:val="20"/>
+      </w:rPr>
+    </w:lvl>
+    <w:lvl w:ilvl="1" w:tentative="1">
+      <w:start w:val="1"/>
+      <w:numFmt w:val="bullet"/>
+      <w:lvlText w:val="o"/>
+      <w:lvlJc w:val="left"/>
+      <w:pPr>
+        <w:tabs>
+          <w:tab w:val="num" w:pos="1440"/>
+        </w:tabs>
+        <w:ind w:left="1440" w:hanging="360"/>
+      </w:pPr>
+      <w:rPr>
+        <w:rFonts w:ascii="Courier New" w:hAnsi="Courier New" w:hint="default"/>
+        <w:sz w:val="20"/>
+      </w:rPr>
+    </w:lvl>
+    <w:lvl w:ilvl="2" w:tentative="1">
+      <w:start w:val="1"/>
+      <w:numFmt w:val="bullet"/>
+      <w:lvlText w:val=""/>
+      <w:lvlJc w:val="left"/>
+      <w:pPr>
+        <w:tabs>
+          <w:tab w:val="num" w:pos="2160"/>
+        </w:tabs>
+        <w:ind w:left="2160" w:hanging="360"/>
+      </w:pPr>
+      <w:rPr>
+        <w:rFonts w:ascii="Wingdings" w:hAnsi="Wingdings" w:hint="default"/>
+        <w:sz w:val="20"/>
+      </w:rPr>
+    </w:lvl>
+    <w:lvl w:ilvl="3" w:tentative="1">
+      <w:start w:val="1"/>
+      <w:numFmt w:val="bullet"/>
+      <w:lvlText w:val=""/>
+      <w:lvlJc w:val="left"/>
+      <w:pPr>
+        <w:tabs>
+          <w:tab w:val="num" w:pos="2880"/>
+        </w:tabs>
+        <w:ind w:left="2880" w:hanging="360"/>
+      </w:pPr>
+      <w:rPr>
+        <w:rFonts w:ascii="Wingdings" w:hAnsi="Wingdings" w:hint="default"/>
+        <w:sz w:val="20"/>
+      </w:rPr>
+    </w:lvl>
+    <w:lvl w:ilvl="4" w:tentative="1">
+      <w:start w:val="1"/>
+      <w:numFmt w:val="bullet"/>
+      <w:lvlText w:val=""/>
+      <w:lvlJc w:val="left"/>
+      <w:pPr>
+        <w:tabs>
+          <w:tab w:val="num" w:pos="3600"/>
+        </w:tabs>
+        <w:ind w:left="3600" w:hanging="360"/>
+      </w:pPr>
+      <w:rPr>
+        <w:rFonts w:ascii="Wingdings" w:hAnsi="Wingdings" w:hint="default"/>
+        <w:sz w:val="20"/>
+      </w:rPr>
+    </w:lvl>
+    <w:lvl w:ilvl="5" w:tentative="1">
+      <w:start w:val="1"/>
+      <w:numFmt w:val="bullet"/>
+      <w:lvlText w:val=""/>
+      <w:lvlJc w:val="left"/>
+      <w:pPr>
+        <w:tabs>
+          <w:tab w:val="num" w:pos="4320"/>
+        </w:tabs>
+        <w:ind w:left="4320" w:hanging="360"/>
+      </w:pPr>
+      <w:rPr>
+        <w:rFonts w:ascii="Wingdings" w:hAnsi="Wingdings" w:hint="default"/>
+        <w:sz w:val="20"/>
+      </w:rPr>
+    </w:lvl>
+    <w:lvl w:ilvl="6" w:tentative="1">
+      <w:start w:val="1"/>
+      <w:numFmt w:val="bullet"/>
+      <w:lvlText w:val=""/>
+      <w:lvlJc w:val="left"/>
+      <w:pPr>
+        <w:tabs>
+          <w:tab w:val="num" w:pos="5040"/>
+        </w:tabs>
+        <w:ind w:left="5040" w:hanging="360"/>
+      </w:pPr>
+      <w:rPr>
+        <w:rFonts w:ascii="Wingdings" w:hAnsi="Wingdings" w:hint="default"/>
+        <w:sz w:val="20"/>
+      </w:rPr>
+    </w:lvl>
+    <w:lvl w:ilvl="7" w:tentative="1">
+      <w:start w:val="1"/>
+      <w:numFmt w:val="bullet"/>
+      <w:lvlText w:val=""/>
+      <w:lvlJc w:val="left"/>
+      <w:pPr>
+        <w:tabs>
+          <w:tab w:val="num" w:pos="5760"/>
+        </w:tabs>
+        <w:ind w:left="5760" w:hanging="360"/>
+      </w:pPr>
+      <w:rPr>
+        <w:rFonts w:ascii="Wingdings" w:hAnsi="Wingdings" w:hint="default"/>
+        <w:sz w:val="20"/>
+      </w:rPr>
+    </w:lvl>
+    <w:lvl w:ilvl="8" w:tentative="1">
+      <w:start w:val="1"/>
+      <w:numFmt w:val="bullet"/>
+      <w:lvlText w:val=""/>
+      <w:lvlJc w:val="left"/>
+      <w:pPr>
+        <w:tabs>
+          <w:tab w:val="num" w:pos="6480"/>
+        </w:tabs>
+        <w:ind w:left="6480" w:hanging="360"/>
+      </w:pPr>
+      <w:rPr>
+        <w:rFonts w:ascii="Wingdings" w:hAnsi="Wingdings" w:hint="default"/>
+        <w:sz w:val="20"/>
+      </w:rPr>
+    </w:lvl>
+  </w:abstractNum>
+  <w:abstractNum w:abstractNumId="1" w15:restartNumberingAfterBreak="0">
     <w:nsid w:val="053275E7"/>
     <w:multiLevelType w:val="multilevel"/>
     <w:tmpl w:val="C3BA4DB6"/>
@@ -2097,7 +5277,7 @@
       </w:rPr>
     </w:lvl>
   </w:abstractNum>
-  <w:abstractNum w:abstractNumId="1" w15:restartNumberingAfterBreak="0">
+  <w:abstractNum w:abstractNumId="2" w15:restartNumberingAfterBreak="0">
     <w:nsid w:val="0B586168"/>
     <w:multiLevelType w:val="multilevel"/>
     <w:tmpl w:val="38B0002A"/>
@@ -2246,7 +5426,7 @@
       </w:rPr>
     </w:lvl>
   </w:abstractNum>
-  <w:abstractNum w:abstractNumId="2" w15:restartNumberingAfterBreak="0">
+  <w:abstractNum w:abstractNumId="3" w15:restartNumberingAfterBreak="0">
     <w:nsid w:val="0C0958DF"/>
     <w:multiLevelType w:val="multilevel"/>
     <w:tmpl w:val="72BAAEEE"/>
@@ -2395,7 +5575,7 @@
       </w:rPr>
     </w:lvl>
   </w:abstractNum>
-  <w:abstractNum w:abstractNumId="3" w15:restartNumberingAfterBreak="0">
+  <w:abstractNum w:abstractNumId="4" w15:restartNumberingAfterBreak="0">
     <w:nsid w:val="0FCB0B76"/>
     <w:multiLevelType w:val="multilevel"/>
     <w:tmpl w:val="BECE7CC6"/>
@@ -2544,7 +5724,7 @@
       </w:rPr>
     </w:lvl>
   </w:abstractNum>
-  <w:abstractNum w:abstractNumId="4" w15:restartNumberingAfterBreak="0">
+  <w:abstractNum w:abstractNumId="5" w15:restartNumberingAfterBreak="0">
     <w:nsid w:val="12324A85"/>
     <w:multiLevelType w:val="multilevel"/>
     <w:tmpl w:val="07CC868C"/>
@@ -2693,7 +5873,7 @@
       </w:rPr>
     </w:lvl>
   </w:abstractNum>
-  <w:abstractNum w:abstractNumId="5" w15:restartNumberingAfterBreak="0">
+  <w:abstractNum w:abstractNumId="6" w15:restartNumberingAfterBreak="0">
     <w:nsid w:val="16C24970"/>
     <w:multiLevelType w:val="multilevel"/>
     <w:tmpl w:val="18A269F6"/>
@@ -2842,7 +6022,156 @@
       </w:rPr>
     </w:lvl>
   </w:abstractNum>
-  <w:abstractNum w:abstractNumId="6" w15:restartNumberingAfterBreak="0">
+  <w:abstractNum w:abstractNumId="7" w15:restartNumberingAfterBreak="0">
+    <w:nsid w:val="17804F52"/>
+    <w:multiLevelType w:val="multilevel"/>
+    <w:tmpl w:val="63FC3E66"/>
+    <w:lvl w:ilvl="0">
+      <w:start w:val="1"/>
+      <w:numFmt w:val="bullet"/>
+      <w:lvlText w:val=""/>
+      <w:lvlJc w:val="left"/>
+      <w:pPr>
+        <w:tabs>
+          <w:tab w:val="num" w:pos="720"/>
+        </w:tabs>
+        <w:ind w:left="720" w:hanging="360"/>
+      </w:pPr>
+      <w:rPr>
+        <w:rFonts w:ascii="Symbol" w:hAnsi="Symbol" w:hint="default"/>
+        <w:sz w:val="20"/>
+      </w:rPr>
+    </w:lvl>
+    <w:lvl w:ilvl="1" w:tentative="1">
+      <w:start w:val="1"/>
+      <w:numFmt w:val="bullet"/>
+      <w:lvlText w:val="o"/>
+      <w:lvlJc w:val="left"/>
+      <w:pPr>
+        <w:tabs>
+          <w:tab w:val="num" w:pos="1440"/>
+        </w:tabs>
+        <w:ind w:left="1440" w:hanging="360"/>
+      </w:pPr>
+      <w:rPr>
+        <w:rFonts w:ascii="Courier New" w:hAnsi="Courier New" w:hint="default"/>
+        <w:sz w:val="20"/>
+      </w:rPr>
+    </w:lvl>
+    <w:lvl w:ilvl="2" w:tentative="1">
+      <w:start w:val="1"/>
+      <w:numFmt w:val="bullet"/>
+      <w:lvlText w:val=""/>
+      <w:lvlJc w:val="left"/>
+      <w:pPr>
+        <w:tabs>
+          <w:tab w:val="num" w:pos="2160"/>
+        </w:tabs>
+        <w:ind w:left="2160" w:hanging="360"/>
+      </w:pPr>
+      <w:rPr>
+        <w:rFonts w:ascii="Wingdings" w:hAnsi="Wingdings" w:hint="default"/>
+        <w:sz w:val="20"/>
+      </w:rPr>
+    </w:lvl>
+    <w:lvl w:ilvl="3" w:tentative="1">
+      <w:start w:val="1"/>
+      <w:numFmt w:val="bullet"/>
+      <w:lvlText w:val=""/>
+      <w:lvlJc w:val="left"/>
+      <w:pPr>
+        <w:tabs>
+          <w:tab w:val="num" w:pos="2880"/>
+        </w:tabs>
+        <w:ind w:left="2880" w:hanging="360"/>
+      </w:pPr>
+      <w:rPr>
+        <w:rFonts w:ascii="Wingdings" w:hAnsi="Wingdings" w:hint="default"/>
+        <w:sz w:val="20"/>
+      </w:rPr>
+    </w:lvl>
+    <w:lvl w:ilvl="4" w:tentative="1">
+      <w:start w:val="1"/>
+      <w:numFmt w:val="bullet"/>
+      <w:lvlText w:val=""/>
+      <w:lvlJc w:val="left"/>
+      <w:pPr>
+        <w:tabs>
+          <w:tab w:val="num" w:pos="3600"/>
+        </w:tabs>
+        <w:ind w:left="3600" w:hanging="360"/>
+      </w:pPr>
+      <w:rPr>
+        <w:rFonts w:ascii="Wingdings" w:hAnsi="Wingdings" w:hint="default"/>
+        <w:sz w:val="20"/>
+      </w:rPr>
+    </w:lvl>
+    <w:lvl w:ilvl="5" w:tentative="1">
+      <w:start w:val="1"/>
+      <w:numFmt w:val="bullet"/>
+      <w:lvlText w:val=""/>
+      <w:lvlJc w:val="left"/>
+      <w:pPr>
+        <w:tabs>
+          <w:tab w:val="num" w:pos="4320"/>
+        </w:tabs>
+        <w:ind w:left="4320" w:hanging="360"/>
+      </w:pPr>
+      <w:rPr>
+        <w:rFonts w:ascii="Wingdings" w:hAnsi="Wingdings" w:hint="default"/>
+        <w:sz w:val="20"/>
+      </w:rPr>
+    </w:lvl>
+    <w:lvl w:ilvl="6" w:tentative="1">
+      <w:start w:val="1"/>
+      <w:numFmt w:val="bullet"/>
+      <w:lvlText w:val=""/>
+      <w:lvlJc w:val="left"/>
+      <w:pPr>
+        <w:tabs>
+          <w:tab w:val="num" w:pos="5040"/>
+        </w:tabs>
+        <w:ind w:left="5040" w:hanging="360"/>
+      </w:pPr>
+      <w:rPr>
+        <w:rFonts w:ascii="Wingdings" w:hAnsi="Wingdings" w:hint="default"/>
+        <w:sz w:val="20"/>
+      </w:rPr>
+    </w:lvl>
+    <w:lvl w:ilvl="7" w:tentative="1">
+      <w:start w:val="1"/>
+      <w:numFmt w:val="bullet"/>
+      <w:lvlText w:val=""/>
+      <w:lvlJc w:val="left"/>
+      <w:pPr>
+        <w:tabs>
+          <w:tab w:val="num" w:pos="5760"/>
+        </w:tabs>
+        <w:ind w:left="5760" w:hanging="360"/>
+      </w:pPr>
+      <w:rPr>
+        <w:rFonts w:ascii="Wingdings" w:hAnsi="Wingdings" w:hint="default"/>
+        <w:sz w:val="20"/>
+      </w:rPr>
+    </w:lvl>
+    <w:lvl w:ilvl="8" w:tentative="1">
+      <w:start w:val="1"/>
+      <w:numFmt w:val="bullet"/>
+      <w:lvlText w:val=""/>
+      <w:lvlJc w:val="left"/>
+      <w:pPr>
+        <w:tabs>
+          <w:tab w:val="num" w:pos="6480"/>
+        </w:tabs>
+        <w:ind w:left="6480" w:hanging="360"/>
+      </w:pPr>
+      <w:rPr>
+        <w:rFonts w:ascii="Wingdings" w:hAnsi="Wingdings" w:hint="default"/>
+        <w:sz w:val="20"/>
+      </w:rPr>
+    </w:lvl>
+  </w:abstractNum>
+  <w:abstractNum w:abstractNumId="8" w15:restartNumberingAfterBreak="0">
     <w:nsid w:val="17A12A15"/>
     <w:multiLevelType w:val="multilevel"/>
     <w:tmpl w:val="6556113E"/>
@@ -2991,7 +6320,7 @@
       </w:rPr>
     </w:lvl>
   </w:abstractNum>
-  <w:abstractNum w:abstractNumId="7" w15:restartNumberingAfterBreak="0">
+  <w:abstractNum w:abstractNumId="9" w15:restartNumberingAfterBreak="0">
     <w:nsid w:val="210D3864"/>
     <w:multiLevelType w:val="multilevel"/>
     <w:tmpl w:val="475ABDFA"/>
@@ -3108,7 +6437,7 @@
       </w:pPr>
     </w:lvl>
   </w:abstractNum>
-  <w:abstractNum w:abstractNumId="8" w15:restartNumberingAfterBreak="0">
+  <w:abstractNum w:abstractNumId="10" w15:restartNumberingAfterBreak="0">
     <w:nsid w:val="27855449"/>
     <w:multiLevelType w:val="multilevel"/>
     <w:tmpl w:val="707A7F00"/>
@@ -3257,7 +6586,391 @@
       </w:rPr>
     </w:lvl>
   </w:abstractNum>
-  <w:abstractNum w:abstractNumId="9" w15:restartNumberingAfterBreak="0">
+  <w:abstractNum w:abstractNumId="11" w15:restartNumberingAfterBreak="0">
+    <w:nsid w:val="2842210F"/>
+    <w:multiLevelType w:val="multilevel"/>
+    <w:tmpl w:val="FD847BC8"/>
+    <w:lvl w:ilvl="0">
+      <w:start w:val="1"/>
+      <w:numFmt w:val="bullet"/>
+      <w:lvlText w:val=""/>
+      <w:lvlJc w:val="left"/>
+      <w:pPr>
+        <w:tabs>
+          <w:tab w:val="num" w:pos="720"/>
+        </w:tabs>
+        <w:ind w:left="720" w:hanging="360"/>
+      </w:pPr>
+      <w:rPr>
+        <w:rFonts w:ascii="Symbol" w:hAnsi="Symbol" w:hint="default"/>
+        <w:sz w:val="20"/>
+      </w:rPr>
+    </w:lvl>
+    <w:lvl w:ilvl="1" w:tentative="1">
+      <w:start w:val="1"/>
+      <w:numFmt w:val="bullet"/>
+      <w:lvlText w:val="o"/>
+      <w:lvlJc w:val="left"/>
+      <w:pPr>
+        <w:tabs>
+          <w:tab w:val="num" w:pos="1440"/>
+        </w:tabs>
+        <w:ind w:left="1440" w:hanging="360"/>
+      </w:pPr>
+      <w:rPr>
+        <w:rFonts w:ascii="Courier New" w:hAnsi="Courier New" w:hint="default"/>
+        <w:sz w:val="20"/>
+      </w:rPr>
+    </w:lvl>
+    <w:lvl w:ilvl="2" w:tentative="1">
+      <w:start w:val="1"/>
+      <w:numFmt w:val="bullet"/>
+      <w:lvlText w:val=""/>
+      <w:lvlJc w:val="left"/>
+      <w:pPr>
+        <w:tabs>
+          <w:tab w:val="num" w:pos="2160"/>
+        </w:tabs>
+        <w:ind w:left="2160" w:hanging="360"/>
+      </w:pPr>
+      <w:rPr>
+        <w:rFonts w:ascii="Wingdings" w:hAnsi="Wingdings" w:hint="default"/>
+        <w:sz w:val="20"/>
+      </w:rPr>
+    </w:lvl>
+    <w:lvl w:ilvl="3" w:tentative="1">
+      <w:start w:val="1"/>
+      <w:numFmt w:val="bullet"/>
+      <w:lvlText w:val=""/>
+      <w:lvlJc w:val="left"/>
+      <w:pPr>
+        <w:tabs>
+          <w:tab w:val="num" w:pos="2880"/>
+        </w:tabs>
+        <w:ind w:left="2880" w:hanging="360"/>
+      </w:pPr>
+      <w:rPr>
+        <w:rFonts w:ascii="Wingdings" w:hAnsi="Wingdings" w:hint="default"/>
+        <w:sz w:val="20"/>
+      </w:rPr>
+    </w:lvl>
+    <w:lvl w:ilvl="4" w:tentative="1">
+      <w:start w:val="1"/>
+      <w:numFmt w:val="bullet"/>
+      <w:lvlText w:val=""/>
+      <w:lvlJc w:val="left"/>
+      <w:pPr>
+        <w:tabs>
+          <w:tab w:val="num" w:pos="3600"/>
+        </w:tabs>
+        <w:ind w:left="3600" w:hanging="360"/>
+      </w:pPr>
+      <w:rPr>
+        <w:rFonts w:ascii="Wingdings" w:hAnsi="Wingdings" w:hint="default"/>
+        <w:sz w:val="20"/>
+      </w:rPr>
+    </w:lvl>
+    <w:lvl w:ilvl="5" w:tentative="1">
+      <w:start w:val="1"/>
+      <w:numFmt w:val="bullet"/>
+      <w:lvlText w:val=""/>
+      <w:lvlJc w:val="left"/>
+      <w:pPr>
+        <w:tabs>
+          <w:tab w:val="num" w:pos="4320"/>
+        </w:tabs>
+        <w:ind w:left="4320" w:hanging="360"/>
+      </w:pPr>
+      <w:rPr>
+        <w:rFonts w:ascii="Wingdings" w:hAnsi="Wingdings" w:hint="default"/>
+        <w:sz w:val="20"/>
+      </w:rPr>
+    </w:lvl>
+    <w:lvl w:ilvl="6" w:tentative="1">
+      <w:start w:val="1"/>
+      <w:numFmt w:val="bullet"/>
+      <w:lvlText w:val=""/>
+      <w:lvlJc w:val="left"/>
+      <w:pPr>
+        <w:tabs>
+          <w:tab w:val="num" w:pos="5040"/>
+        </w:tabs>
+        <w:ind w:left="5040" w:hanging="360"/>
+      </w:pPr>
+      <w:rPr>
+        <w:rFonts w:ascii="Wingdings" w:hAnsi="Wingdings" w:hint="default"/>
+        <w:sz w:val="20"/>
+      </w:rPr>
+    </w:lvl>
+    <w:lvl w:ilvl="7" w:tentative="1">
+      <w:start w:val="1"/>
+      <w:numFmt w:val="bullet"/>
+      <w:lvlText w:val=""/>
+      <w:lvlJc w:val="left"/>
+      <w:pPr>
+        <w:tabs>
+          <w:tab w:val="num" w:pos="5760"/>
+        </w:tabs>
+        <w:ind w:left="5760" w:hanging="360"/>
+      </w:pPr>
+      <w:rPr>
+        <w:rFonts w:ascii="Wingdings" w:hAnsi="Wingdings" w:hint="default"/>
+        <w:sz w:val="20"/>
+      </w:rPr>
+    </w:lvl>
+    <w:lvl w:ilvl="8" w:tentative="1">
+      <w:start w:val="1"/>
+      <w:numFmt w:val="bullet"/>
+      <w:lvlText w:val=""/>
+      <w:lvlJc w:val="left"/>
+      <w:pPr>
+        <w:tabs>
+          <w:tab w:val="num" w:pos="6480"/>
+        </w:tabs>
+        <w:ind w:left="6480" w:hanging="360"/>
+      </w:pPr>
+      <w:rPr>
+        <w:rFonts w:ascii="Wingdings" w:hAnsi="Wingdings" w:hint="default"/>
+        <w:sz w:val="20"/>
+      </w:rPr>
+    </w:lvl>
+  </w:abstractNum>
+  <w:abstractNum w:abstractNumId="12" w15:restartNumberingAfterBreak="0">
+    <w:nsid w:val="2C211ABC"/>
+    <w:multiLevelType w:val="hybridMultilevel"/>
+    <w:tmpl w:val="B9CAF3F8"/>
+    <w:lvl w:ilvl="0" w:tplc="0409000F">
+      <w:start w:val="1"/>
+      <w:numFmt w:val="decimal"/>
+      <w:lvlText w:val="%1."/>
+      <w:lvlJc w:val="left"/>
+      <w:pPr>
+        <w:ind w:left="720" w:hanging="360"/>
+      </w:pPr>
+    </w:lvl>
+    <w:lvl w:ilvl="1" w:tplc="04090019" w:tentative="1">
+      <w:start w:val="1"/>
+      <w:numFmt w:val="lowerLetter"/>
+      <w:lvlText w:val="%2."/>
+      <w:lvlJc w:val="left"/>
+      <w:pPr>
+        <w:ind w:left="1440" w:hanging="360"/>
+      </w:pPr>
+    </w:lvl>
+    <w:lvl w:ilvl="2" w:tplc="0409001B" w:tentative="1">
+      <w:start w:val="1"/>
+      <w:numFmt w:val="lowerRoman"/>
+      <w:lvlText w:val="%3."/>
+      <w:lvlJc w:val="right"/>
+      <w:pPr>
+        <w:ind w:left="2160" w:hanging="180"/>
+      </w:pPr>
+    </w:lvl>
+    <w:lvl w:ilvl="3" w:tplc="0409000F" w:tentative="1">
+      <w:start w:val="1"/>
+      <w:numFmt w:val="decimal"/>
+      <w:lvlText w:val="%4."/>
+      <w:lvlJc w:val="left"/>
+      <w:pPr>
+        <w:ind w:left="2880" w:hanging="360"/>
+      </w:pPr>
+    </w:lvl>
+    <w:lvl w:ilvl="4" w:tplc="04090019" w:tentative="1">
+      <w:start w:val="1"/>
+      <w:numFmt w:val="lowerLetter"/>
+      <w:lvlText w:val="%5."/>
+      <w:lvlJc w:val="left"/>
+      <w:pPr>
+        <w:ind w:left="3600" w:hanging="360"/>
+      </w:pPr>
+    </w:lvl>
+    <w:lvl w:ilvl="5" w:tplc="0409001B" w:tentative="1">
+      <w:start w:val="1"/>
+      <w:numFmt w:val="lowerRoman"/>
+      <w:lvlText w:val="%6."/>
+      <w:lvlJc w:val="right"/>
+      <w:pPr>
+        <w:ind w:left="4320" w:hanging="180"/>
+      </w:pPr>
+    </w:lvl>
+    <w:lvl w:ilvl="6" w:tplc="0409000F" w:tentative="1">
+      <w:start w:val="1"/>
+      <w:numFmt w:val="decimal"/>
+      <w:lvlText w:val="%7."/>
+      <w:lvlJc w:val="left"/>
+      <w:pPr>
+        <w:ind w:left="5040" w:hanging="360"/>
+      </w:pPr>
+    </w:lvl>
+    <w:lvl w:ilvl="7" w:tplc="04090019" w:tentative="1">
+      <w:start w:val="1"/>
+      <w:numFmt w:val="lowerLetter"/>
+      <w:lvlText w:val="%8."/>
+      <w:lvlJc w:val="left"/>
+      <w:pPr>
+        <w:ind w:left="5760" w:hanging="360"/>
+      </w:pPr>
+    </w:lvl>
+    <w:lvl w:ilvl="8" w:tplc="0409001B" w:tentative="1">
+      <w:start w:val="1"/>
+      <w:numFmt w:val="lowerRoman"/>
+      <w:lvlText w:val="%9."/>
+      <w:lvlJc w:val="right"/>
+      <w:pPr>
+        <w:ind w:left="6480" w:hanging="180"/>
+      </w:pPr>
+    </w:lvl>
+  </w:abstractNum>
+  <w:abstractNum w:abstractNumId="13" w15:restartNumberingAfterBreak="0">
+    <w:nsid w:val="2E6A4281"/>
+    <w:multiLevelType w:val="multilevel"/>
+    <w:tmpl w:val="313C558E"/>
+    <w:lvl w:ilvl="0">
+      <w:start w:val="1"/>
+      <w:numFmt w:val="bullet"/>
+      <w:lvlText w:val=""/>
+      <w:lvlJc w:val="left"/>
+      <w:pPr>
+        <w:tabs>
+          <w:tab w:val="num" w:pos="720"/>
+        </w:tabs>
+        <w:ind w:left="720" w:hanging="360"/>
+      </w:pPr>
+      <w:rPr>
+        <w:rFonts w:ascii="Symbol" w:hAnsi="Symbol" w:hint="default"/>
+        <w:sz w:val="20"/>
+      </w:rPr>
+    </w:lvl>
+    <w:lvl w:ilvl="1" w:tentative="1">
+      <w:start w:val="1"/>
+      <w:numFmt w:val="bullet"/>
+      <w:lvlText w:val="o"/>
+      <w:lvlJc w:val="left"/>
+      <w:pPr>
+        <w:tabs>
+          <w:tab w:val="num" w:pos="1440"/>
+        </w:tabs>
+        <w:ind w:left="1440" w:hanging="360"/>
+      </w:pPr>
+      <w:rPr>
+        <w:rFonts w:ascii="Courier New" w:hAnsi="Courier New" w:hint="default"/>
+        <w:sz w:val="20"/>
+      </w:rPr>
+    </w:lvl>
+    <w:lvl w:ilvl="2" w:tentative="1">
+      <w:start w:val="1"/>
+      <w:numFmt w:val="bullet"/>
+      <w:lvlText w:val=""/>
+      <w:lvlJc w:val="left"/>
+      <w:pPr>
+        <w:tabs>
+          <w:tab w:val="num" w:pos="2160"/>
+        </w:tabs>
+        <w:ind w:left="2160" w:hanging="360"/>
+      </w:pPr>
+      <w:rPr>
+        <w:rFonts w:ascii="Wingdings" w:hAnsi="Wingdings" w:hint="default"/>
+        <w:sz w:val="20"/>
+      </w:rPr>
+    </w:lvl>
+    <w:lvl w:ilvl="3" w:tentative="1">
+      <w:start w:val="1"/>
+      <w:numFmt w:val="bullet"/>
+      <w:lvlText w:val=""/>
+      <w:lvlJc w:val="left"/>
+      <w:pPr>
+        <w:tabs>
+          <w:tab w:val="num" w:pos="2880"/>
+        </w:tabs>
+        <w:ind w:left="2880" w:hanging="360"/>
+      </w:pPr>
+      <w:rPr>
+        <w:rFonts w:ascii="Wingdings" w:hAnsi="Wingdings" w:hint="default"/>
+        <w:sz w:val="20"/>
+      </w:rPr>
+    </w:lvl>
+    <w:lvl w:ilvl="4" w:tentative="1">
+      <w:start w:val="1"/>
+      <w:numFmt w:val="bullet"/>
+      <w:lvlText w:val=""/>
+      <w:lvlJc w:val="left"/>
+      <w:pPr>
+        <w:tabs>
+          <w:tab w:val="num" w:pos="3600"/>
+        </w:tabs>
+        <w:ind w:left="3600" w:hanging="360"/>
+      </w:pPr>
+      <w:rPr>
+        <w:rFonts w:ascii="Wingdings" w:hAnsi="Wingdings" w:hint="default"/>
+        <w:sz w:val="20"/>
+      </w:rPr>
+    </w:lvl>
+    <w:lvl w:ilvl="5" w:tentative="1">
+      <w:start w:val="1"/>
+      <w:numFmt w:val="bullet"/>
+      <w:lvlText w:val=""/>
+      <w:lvlJc w:val="left"/>
+      <w:pPr>
+        <w:tabs>
+          <w:tab w:val="num" w:pos="4320"/>
+        </w:tabs>
+        <w:ind w:left="4320" w:hanging="360"/>
+      </w:pPr>
+      <w:rPr>
+        <w:rFonts w:ascii="Wingdings" w:hAnsi="Wingdings" w:hint="default"/>
+        <w:sz w:val="20"/>
+      </w:rPr>
+    </w:lvl>
+    <w:lvl w:ilvl="6" w:tentative="1">
+      <w:start w:val="1"/>
+      <w:numFmt w:val="bullet"/>
+      <w:lvlText w:val=""/>
+      <w:lvlJc w:val="left"/>
+      <w:pPr>
+        <w:tabs>
+          <w:tab w:val="num" w:pos="5040"/>
+        </w:tabs>
+        <w:ind w:left="5040" w:hanging="360"/>
+      </w:pPr>
+      <w:rPr>
+        <w:rFonts w:ascii="Wingdings" w:hAnsi="Wingdings" w:hint="default"/>
+        <w:sz w:val="20"/>
+      </w:rPr>
+    </w:lvl>
+    <w:lvl w:ilvl="7" w:tentative="1">
+      <w:start w:val="1"/>
+      <w:numFmt w:val="bullet"/>
+      <w:lvlText w:val=""/>
+      <w:lvlJc w:val="left"/>
+      <w:pPr>
+        <w:tabs>
+          <w:tab w:val="num" w:pos="5760"/>
+        </w:tabs>
+        <w:ind w:left="5760" w:hanging="360"/>
+      </w:pPr>
+      <w:rPr>
+        <w:rFonts w:ascii="Wingdings" w:hAnsi="Wingdings" w:hint="default"/>
+        <w:sz w:val="20"/>
+      </w:rPr>
+    </w:lvl>
+    <w:lvl w:ilvl="8" w:tentative="1">
+      <w:start w:val="1"/>
+      <w:numFmt w:val="bullet"/>
+      <w:lvlText w:val=""/>
+      <w:lvlJc w:val="left"/>
+      <w:pPr>
+        <w:tabs>
+          <w:tab w:val="num" w:pos="6480"/>
+        </w:tabs>
+        <w:ind w:left="6480" w:hanging="360"/>
+      </w:pPr>
+      <w:rPr>
+        <w:rFonts w:ascii="Wingdings" w:hAnsi="Wingdings" w:hint="default"/>
+        <w:sz w:val="20"/>
+      </w:rPr>
+    </w:lvl>
+  </w:abstractNum>
+  <w:abstractNum w:abstractNumId="14" w15:restartNumberingAfterBreak="0">
     <w:nsid w:val="3FBB2093"/>
     <w:multiLevelType w:val="multilevel"/>
     <w:tmpl w:val="D526C568"/>
@@ -3406,7 +7119,7 @@
       </w:rPr>
     </w:lvl>
   </w:abstractNum>
-  <w:abstractNum w:abstractNumId="10" w15:restartNumberingAfterBreak="0">
+  <w:abstractNum w:abstractNumId="15" w15:restartNumberingAfterBreak="0">
     <w:nsid w:val="40A95EC5"/>
     <w:multiLevelType w:val="multilevel"/>
     <w:tmpl w:val="079E872E"/>
@@ -3555,7 +7268,7 @@
       </w:rPr>
     </w:lvl>
   </w:abstractNum>
-  <w:abstractNum w:abstractNumId="11" w15:restartNumberingAfterBreak="0">
+  <w:abstractNum w:abstractNumId="16" w15:restartNumberingAfterBreak="0">
     <w:nsid w:val="41565207"/>
     <w:multiLevelType w:val="multilevel"/>
     <w:tmpl w:val="340ADE98"/>
@@ -3704,7 +7417,7 @@
       </w:rPr>
     </w:lvl>
   </w:abstractNum>
-  <w:abstractNum w:abstractNumId="12" w15:restartNumberingAfterBreak="0">
+  <w:abstractNum w:abstractNumId="17" w15:restartNumberingAfterBreak="0">
     <w:nsid w:val="458370A8"/>
     <w:multiLevelType w:val="multilevel"/>
     <w:tmpl w:val="3F3C3E2E"/>
@@ -3853,7 +7566,7 @@
       </w:rPr>
     </w:lvl>
   </w:abstractNum>
-  <w:abstractNum w:abstractNumId="13" w15:restartNumberingAfterBreak="0">
+  <w:abstractNum w:abstractNumId="18" w15:restartNumberingAfterBreak="0">
     <w:nsid w:val="470F5B62"/>
     <w:multiLevelType w:val="multilevel"/>
     <w:tmpl w:val="ED8E20A0"/>
@@ -4002,7 +7715,7 @@
       </w:rPr>
     </w:lvl>
   </w:abstractNum>
-  <w:abstractNum w:abstractNumId="14" w15:restartNumberingAfterBreak="0">
+  <w:abstractNum w:abstractNumId="19" w15:restartNumberingAfterBreak="0">
     <w:nsid w:val="485A6773"/>
     <w:multiLevelType w:val="multilevel"/>
     <w:tmpl w:val="009E1FC0"/>
@@ -4115,7 +7828,7 @@
       </w:pPr>
     </w:lvl>
   </w:abstractNum>
-  <w:abstractNum w:abstractNumId="15" w15:restartNumberingAfterBreak="0">
+  <w:abstractNum w:abstractNumId="20" w15:restartNumberingAfterBreak="0">
     <w:nsid w:val="4CD12948"/>
     <w:multiLevelType w:val="multilevel"/>
     <w:tmpl w:val="C9F6692C"/>
@@ -4264,7 +7977,7 @@
       </w:rPr>
     </w:lvl>
   </w:abstractNum>
-  <w:abstractNum w:abstractNumId="16" w15:restartNumberingAfterBreak="0">
+  <w:abstractNum w:abstractNumId="21" w15:restartNumberingAfterBreak="0">
     <w:nsid w:val="4D7C4F7C"/>
     <w:multiLevelType w:val="multilevel"/>
     <w:tmpl w:val="27F8BF8A"/>
@@ -4413,7 +8126,7 @@
       </w:rPr>
     </w:lvl>
   </w:abstractNum>
-  <w:abstractNum w:abstractNumId="17" w15:restartNumberingAfterBreak="0">
+  <w:abstractNum w:abstractNumId="22" w15:restartNumberingAfterBreak="0">
     <w:nsid w:val="4E5E38E0"/>
     <w:multiLevelType w:val="multilevel"/>
     <w:tmpl w:val="681C68DA"/>
@@ -4562,7 +8275,454 @@
       </w:rPr>
     </w:lvl>
   </w:abstractNum>
-  <w:abstractNum w:abstractNumId="18" w15:restartNumberingAfterBreak="0">
+  <w:abstractNum w:abstractNumId="23" w15:restartNumberingAfterBreak="0">
+    <w:nsid w:val="53EA7D06"/>
+    <w:multiLevelType w:val="multilevel"/>
+    <w:tmpl w:val="395CD8FC"/>
+    <w:lvl w:ilvl="0">
+      <w:start w:val="1"/>
+      <w:numFmt w:val="bullet"/>
+      <w:lvlText w:val=""/>
+      <w:lvlJc w:val="left"/>
+      <w:pPr>
+        <w:tabs>
+          <w:tab w:val="num" w:pos="720"/>
+        </w:tabs>
+        <w:ind w:left="720" w:hanging="360"/>
+      </w:pPr>
+      <w:rPr>
+        <w:rFonts w:ascii="Symbol" w:hAnsi="Symbol" w:hint="default"/>
+        <w:sz w:val="20"/>
+      </w:rPr>
+    </w:lvl>
+    <w:lvl w:ilvl="1" w:tentative="1">
+      <w:start w:val="1"/>
+      <w:numFmt w:val="bullet"/>
+      <w:lvlText w:val="o"/>
+      <w:lvlJc w:val="left"/>
+      <w:pPr>
+        <w:tabs>
+          <w:tab w:val="num" w:pos="1440"/>
+        </w:tabs>
+        <w:ind w:left="1440" w:hanging="360"/>
+      </w:pPr>
+      <w:rPr>
+        <w:rFonts w:ascii="Courier New" w:hAnsi="Courier New" w:hint="default"/>
+        <w:sz w:val="20"/>
+      </w:rPr>
+    </w:lvl>
+    <w:lvl w:ilvl="2" w:tentative="1">
+      <w:start w:val="1"/>
+      <w:numFmt w:val="bullet"/>
+      <w:lvlText w:val=""/>
+      <w:lvlJc w:val="left"/>
+      <w:pPr>
+        <w:tabs>
+          <w:tab w:val="num" w:pos="2160"/>
+        </w:tabs>
+        <w:ind w:left="2160" w:hanging="360"/>
+      </w:pPr>
+      <w:rPr>
+        <w:rFonts w:ascii="Wingdings" w:hAnsi="Wingdings" w:hint="default"/>
+        <w:sz w:val="20"/>
+      </w:rPr>
+    </w:lvl>
+    <w:lvl w:ilvl="3" w:tentative="1">
+      <w:start w:val="1"/>
+      <w:numFmt w:val="bullet"/>
+      <w:lvlText w:val=""/>
+      <w:lvlJc w:val="left"/>
+      <w:pPr>
+        <w:tabs>
+          <w:tab w:val="num" w:pos="2880"/>
+        </w:tabs>
+        <w:ind w:left="2880" w:hanging="360"/>
+      </w:pPr>
+      <w:rPr>
+        <w:rFonts w:ascii="Wingdings" w:hAnsi="Wingdings" w:hint="default"/>
+        <w:sz w:val="20"/>
+      </w:rPr>
+    </w:lvl>
+    <w:lvl w:ilvl="4" w:tentative="1">
+      <w:start w:val="1"/>
+      <w:numFmt w:val="bullet"/>
+      <w:lvlText w:val=""/>
+      <w:lvlJc w:val="left"/>
+      <w:pPr>
+        <w:tabs>
+          <w:tab w:val="num" w:pos="3600"/>
+        </w:tabs>
+        <w:ind w:left="3600" w:hanging="360"/>
+      </w:pPr>
+      <w:rPr>
+        <w:rFonts w:ascii="Wingdings" w:hAnsi="Wingdings" w:hint="default"/>
+        <w:sz w:val="20"/>
+      </w:rPr>
+    </w:lvl>
+    <w:lvl w:ilvl="5" w:tentative="1">
+      <w:start w:val="1"/>
+      <w:numFmt w:val="bullet"/>
+      <w:lvlText w:val=""/>
+      <w:lvlJc w:val="left"/>
+      <w:pPr>
+        <w:tabs>
+          <w:tab w:val="num" w:pos="4320"/>
+        </w:tabs>
+        <w:ind w:left="4320" w:hanging="360"/>
+      </w:pPr>
+      <w:rPr>
+        <w:rFonts w:ascii="Wingdings" w:hAnsi="Wingdings" w:hint="default"/>
+        <w:sz w:val="20"/>
+      </w:rPr>
+    </w:lvl>
+    <w:lvl w:ilvl="6" w:tentative="1">
+      <w:start w:val="1"/>
+      <w:numFmt w:val="bullet"/>
+      <w:lvlText w:val=""/>
+      <w:lvlJc w:val="left"/>
+      <w:pPr>
+        <w:tabs>
+          <w:tab w:val="num" w:pos="5040"/>
+        </w:tabs>
+        <w:ind w:left="5040" w:hanging="360"/>
+      </w:pPr>
+      <w:rPr>
+        <w:rFonts w:ascii="Wingdings" w:hAnsi="Wingdings" w:hint="default"/>
+        <w:sz w:val="20"/>
+      </w:rPr>
+    </w:lvl>
+    <w:lvl w:ilvl="7" w:tentative="1">
+      <w:start w:val="1"/>
+      <w:numFmt w:val="bullet"/>
+      <w:lvlText w:val=""/>
+      <w:lvlJc w:val="left"/>
+      <w:pPr>
+        <w:tabs>
+          <w:tab w:val="num" w:pos="5760"/>
+        </w:tabs>
+        <w:ind w:left="5760" w:hanging="360"/>
+      </w:pPr>
+      <w:rPr>
+        <w:rFonts w:ascii="Wingdings" w:hAnsi="Wingdings" w:hint="default"/>
+        <w:sz w:val="20"/>
+      </w:rPr>
+    </w:lvl>
+    <w:lvl w:ilvl="8" w:tentative="1">
+      <w:start w:val="1"/>
+      <w:numFmt w:val="bullet"/>
+      <w:lvlText w:val=""/>
+      <w:lvlJc w:val="left"/>
+      <w:pPr>
+        <w:tabs>
+          <w:tab w:val="num" w:pos="6480"/>
+        </w:tabs>
+        <w:ind w:left="6480" w:hanging="360"/>
+      </w:pPr>
+      <w:rPr>
+        <w:rFonts w:ascii="Wingdings" w:hAnsi="Wingdings" w:hint="default"/>
+        <w:sz w:val="20"/>
+      </w:rPr>
+    </w:lvl>
+  </w:abstractNum>
+  <w:abstractNum w:abstractNumId="24" w15:restartNumberingAfterBreak="0">
+    <w:nsid w:val="5AA22FDA"/>
+    <w:multiLevelType w:val="multilevel"/>
+    <w:tmpl w:val="F06043A8"/>
+    <w:lvl w:ilvl="0">
+      <w:start w:val="1"/>
+      <w:numFmt w:val="bullet"/>
+      <w:lvlText w:val=""/>
+      <w:lvlJc w:val="left"/>
+      <w:pPr>
+        <w:tabs>
+          <w:tab w:val="num" w:pos="720"/>
+        </w:tabs>
+        <w:ind w:left="720" w:hanging="360"/>
+      </w:pPr>
+      <w:rPr>
+        <w:rFonts w:ascii="Symbol" w:hAnsi="Symbol" w:hint="default"/>
+        <w:sz w:val="20"/>
+      </w:rPr>
+    </w:lvl>
+    <w:lvl w:ilvl="1" w:tentative="1">
+      <w:start w:val="1"/>
+      <w:numFmt w:val="bullet"/>
+      <w:lvlText w:val="o"/>
+      <w:lvlJc w:val="left"/>
+      <w:pPr>
+        <w:tabs>
+          <w:tab w:val="num" w:pos="1440"/>
+        </w:tabs>
+        <w:ind w:left="1440" w:hanging="360"/>
+      </w:pPr>
+      <w:rPr>
+        <w:rFonts w:ascii="Courier New" w:hAnsi="Courier New" w:hint="default"/>
+        <w:sz w:val="20"/>
+      </w:rPr>
+    </w:lvl>
+    <w:lvl w:ilvl="2" w:tentative="1">
+      <w:start w:val="1"/>
+      <w:numFmt w:val="bullet"/>
+      <w:lvlText w:val=""/>
+      <w:lvlJc w:val="left"/>
+      <w:pPr>
+        <w:tabs>
+          <w:tab w:val="num" w:pos="2160"/>
+        </w:tabs>
+        <w:ind w:left="2160" w:hanging="360"/>
+      </w:pPr>
+      <w:rPr>
+        <w:rFonts w:ascii="Wingdings" w:hAnsi="Wingdings" w:hint="default"/>
+        <w:sz w:val="20"/>
+      </w:rPr>
+    </w:lvl>
+    <w:lvl w:ilvl="3" w:tentative="1">
+      <w:start w:val="1"/>
+      <w:numFmt w:val="bullet"/>
+      <w:lvlText w:val=""/>
+      <w:lvlJc w:val="left"/>
+      <w:pPr>
+        <w:tabs>
+          <w:tab w:val="num" w:pos="2880"/>
+        </w:tabs>
+        <w:ind w:left="2880" w:hanging="360"/>
+      </w:pPr>
+      <w:rPr>
+        <w:rFonts w:ascii="Wingdings" w:hAnsi="Wingdings" w:hint="default"/>
+        <w:sz w:val="20"/>
+      </w:rPr>
+    </w:lvl>
+    <w:lvl w:ilvl="4" w:tentative="1">
+      <w:start w:val="1"/>
+      <w:numFmt w:val="bullet"/>
+      <w:lvlText w:val=""/>
+      <w:lvlJc w:val="left"/>
+      <w:pPr>
+        <w:tabs>
+          <w:tab w:val="num" w:pos="3600"/>
+        </w:tabs>
+        <w:ind w:left="3600" w:hanging="360"/>
+      </w:pPr>
+      <w:rPr>
+        <w:rFonts w:ascii="Wingdings" w:hAnsi="Wingdings" w:hint="default"/>
+        <w:sz w:val="20"/>
+      </w:rPr>
+    </w:lvl>
+    <w:lvl w:ilvl="5" w:tentative="1">
+      <w:start w:val="1"/>
+      <w:numFmt w:val="bullet"/>
+      <w:lvlText w:val=""/>
+      <w:lvlJc w:val="left"/>
+      <w:pPr>
+        <w:tabs>
+          <w:tab w:val="num" w:pos="4320"/>
+        </w:tabs>
+        <w:ind w:left="4320" w:hanging="360"/>
+      </w:pPr>
+      <w:rPr>
+        <w:rFonts w:ascii="Wingdings" w:hAnsi="Wingdings" w:hint="default"/>
+        <w:sz w:val="20"/>
+      </w:rPr>
+    </w:lvl>
+    <w:lvl w:ilvl="6" w:tentative="1">
+      <w:start w:val="1"/>
+      <w:numFmt w:val="bullet"/>
+      <w:lvlText w:val=""/>
+      <w:lvlJc w:val="left"/>
+      <w:pPr>
+        <w:tabs>
+          <w:tab w:val="num" w:pos="5040"/>
+        </w:tabs>
+        <w:ind w:left="5040" w:hanging="360"/>
+      </w:pPr>
+      <w:rPr>
+        <w:rFonts w:ascii="Wingdings" w:hAnsi="Wingdings" w:hint="default"/>
+        <w:sz w:val="20"/>
+      </w:rPr>
+    </w:lvl>
+    <w:lvl w:ilvl="7" w:tentative="1">
+      <w:start w:val="1"/>
+      <w:numFmt w:val="bullet"/>
+      <w:lvlText w:val=""/>
+      <w:lvlJc w:val="left"/>
+      <w:pPr>
+        <w:tabs>
+          <w:tab w:val="num" w:pos="5760"/>
+        </w:tabs>
+        <w:ind w:left="5760" w:hanging="360"/>
+      </w:pPr>
+      <w:rPr>
+        <w:rFonts w:ascii="Wingdings" w:hAnsi="Wingdings" w:hint="default"/>
+        <w:sz w:val="20"/>
+      </w:rPr>
+    </w:lvl>
+    <w:lvl w:ilvl="8" w:tentative="1">
+      <w:start w:val="1"/>
+      <w:numFmt w:val="bullet"/>
+      <w:lvlText w:val=""/>
+      <w:lvlJc w:val="left"/>
+      <w:pPr>
+        <w:tabs>
+          <w:tab w:val="num" w:pos="6480"/>
+        </w:tabs>
+        <w:ind w:left="6480" w:hanging="360"/>
+      </w:pPr>
+      <w:rPr>
+        <w:rFonts w:ascii="Wingdings" w:hAnsi="Wingdings" w:hint="default"/>
+        <w:sz w:val="20"/>
+      </w:rPr>
+    </w:lvl>
+  </w:abstractNum>
+  <w:abstractNum w:abstractNumId="25" w15:restartNumberingAfterBreak="0">
+    <w:nsid w:val="5FD710D0"/>
+    <w:multiLevelType w:val="multilevel"/>
+    <w:tmpl w:val="4D9493AA"/>
+    <w:lvl w:ilvl="0">
+      <w:start w:val="1"/>
+      <w:numFmt w:val="bullet"/>
+      <w:lvlText w:val=""/>
+      <w:lvlJc w:val="left"/>
+      <w:pPr>
+        <w:tabs>
+          <w:tab w:val="num" w:pos="720"/>
+        </w:tabs>
+        <w:ind w:left="720" w:hanging="360"/>
+      </w:pPr>
+      <w:rPr>
+        <w:rFonts w:ascii="Symbol" w:hAnsi="Symbol" w:hint="default"/>
+        <w:sz w:val="20"/>
+      </w:rPr>
+    </w:lvl>
+    <w:lvl w:ilvl="1" w:tentative="1">
+      <w:start w:val="1"/>
+      <w:numFmt w:val="bullet"/>
+      <w:lvlText w:val="o"/>
+      <w:lvlJc w:val="left"/>
+      <w:pPr>
+        <w:tabs>
+          <w:tab w:val="num" w:pos="1440"/>
+        </w:tabs>
+        <w:ind w:left="1440" w:hanging="360"/>
+      </w:pPr>
+      <w:rPr>
+        <w:rFonts w:ascii="Courier New" w:hAnsi="Courier New" w:hint="default"/>
+        <w:sz w:val="20"/>
+      </w:rPr>
+    </w:lvl>
+    <w:lvl w:ilvl="2" w:tentative="1">
+      <w:start w:val="1"/>
+      <w:numFmt w:val="bullet"/>
+      <w:lvlText w:val=""/>
+      <w:lvlJc w:val="left"/>
+      <w:pPr>
+        <w:tabs>
+          <w:tab w:val="num" w:pos="2160"/>
+        </w:tabs>
+        <w:ind w:left="2160" w:hanging="360"/>
+      </w:pPr>
+      <w:rPr>
+        <w:rFonts w:ascii="Wingdings" w:hAnsi="Wingdings" w:hint="default"/>
+        <w:sz w:val="20"/>
+      </w:rPr>
+    </w:lvl>
+    <w:lvl w:ilvl="3" w:tentative="1">
+      <w:start w:val="1"/>
+      <w:numFmt w:val="bullet"/>
+      <w:lvlText w:val=""/>
+      <w:lvlJc w:val="left"/>
+      <w:pPr>
+        <w:tabs>
+          <w:tab w:val="num" w:pos="2880"/>
+        </w:tabs>
+        <w:ind w:left="2880" w:hanging="360"/>
+      </w:pPr>
+      <w:rPr>
+        <w:rFonts w:ascii="Wingdings" w:hAnsi="Wingdings" w:hint="default"/>
+        <w:sz w:val="20"/>
+      </w:rPr>
+    </w:lvl>
+    <w:lvl w:ilvl="4" w:tentative="1">
+      <w:start w:val="1"/>
+      <w:numFmt w:val="bullet"/>
+      <w:lvlText w:val=""/>
+      <w:lvlJc w:val="left"/>
+      <w:pPr>
+        <w:tabs>
+          <w:tab w:val="num" w:pos="3600"/>
+        </w:tabs>
+        <w:ind w:left="3600" w:hanging="360"/>
+      </w:pPr>
+      <w:rPr>
+        <w:rFonts w:ascii="Wingdings" w:hAnsi="Wingdings" w:hint="default"/>
+        <w:sz w:val="20"/>
+      </w:rPr>
+    </w:lvl>
+    <w:lvl w:ilvl="5" w:tentative="1">
+      <w:start w:val="1"/>
+      <w:numFmt w:val="bullet"/>
+      <w:lvlText w:val=""/>
+      <w:lvlJc w:val="left"/>
+      <w:pPr>
+        <w:tabs>
+          <w:tab w:val="num" w:pos="4320"/>
+        </w:tabs>
+        <w:ind w:left="4320" w:hanging="360"/>
+      </w:pPr>
+      <w:rPr>
+        <w:rFonts w:ascii="Wingdings" w:hAnsi="Wingdings" w:hint="default"/>
+        <w:sz w:val="20"/>
+      </w:rPr>
+    </w:lvl>
+    <w:lvl w:ilvl="6" w:tentative="1">
+      <w:start w:val="1"/>
+      <w:numFmt w:val="bullet"/>
+      <w:lvlText w:val=""/>
+      <w:lvlJc w:val="left"/>
+      <w:pPr>
+        <w:tabs>
+          <w:tab w:val="num" w:pos="5040"/>
+        </w:tabs>
+        <w:ind w:left="5040" w:hanging="360"/>
+      </w:pPr>
+      <w:rPr>
+        <w:rFonts w:ascii="Wingdings" w:hAnsi="Wingdings" w:hint="default"/>
+        <w:sz w:val="20"/>
+      </w:rPr>
+    </w:lvl>
+    <w:lvl w:ilvl="7" w:tentative="1">
+      <w:start w:val="1"/>
+      <w:numFmt w:val="bullet"/>
+      <w:lvlText w:val=""/>
+      <w:lvlJc w:val="left"/>
+      <w:pPr>
+        <w:tabs>
+          <w:tab w:val="num" w:pos="5760"/>
+        </w:tabs>
+        <w:ind w:left="5760" w:hanging="360"/>
+      </w:pPr>
+      <w:rPr>
+        <w:rFonts w:ascii="Wingdings" w:hAnsi="Wingdings" w:hint="default"/>
+        <w:sz w:val="20"/>
+      </w:rPr>
+    </w:lvl>
+    <w:lvl w:ilvl="8" w:tentative="1">
+      <w:start w:val="1"/>
+      <w:numFmt w:val="bullet"/>
+      <w:lvlText w:val=""/>
+      <w:lvlJc w:val="left"/>
+      <w:pPr>
+        <w:tabs>
+          <w:tab w:val="num" w:pos="6480"/>
+        </w:tabs>
+        <w:ind w:left="6480" w:hanging="360"/>
+      </w:pPr>
+      <w:rPr>
+        <w:rFonts w:ascii="Wingdings" w:hAnsi="Wingdings" w:hint="default"/>
+        <w:sz w:val="20"/>
+      </w:rPr>
+    </w:lvl>
+  </w:abstractNum>
+  <w:abstractNum w:abstractNumId="26" w15:restartNumberingAfterBreak="0">
     <w:nsid w:val="623C6288"/>
     <w:multiLevelType w:val="multilevel"/>
     <w:tmpl w:val="ABF8F48C"/>
@@ -4711,7 +8871,7 @@
       </w:rPr>
     </w:lvl>
   </w:abstractNum>
-  <w:abstractNum w:abstractNumId="19" w15:restartNumberingAfterBreak="0">
+  <w:abstractNum w:abstractNumId="27" w15:restartNumberingAfterBreak="0">
     <w:nsid w:val="64763C29"/>
     <w:multiLevelType w:val="multilevel"/>
     <w:tmpl w:val="6474548E"/>
@@ -4860,7 +9020,305 @@
       </w:rPr>
     </w:lvl>
   </w:abstractNum>
-  <w:abstractNum w:abstractNumId="20" w15:restartNumberingAfterBreak="0">
+  <w:abstractNum w:abstractNumId="28" w15:restartNumberingAfterBreak="0">
+    <w:nsid w:val="6561752D"/>
+    <w:multiLevelType w:val="multilevel"/>
+    <w:tmpl w:val="4798F916"/>
+    <w:lvl w:ilvl="0">
+      <w:start w:val="1"/>
+      <w:numFmt w:val="bullet"/>
+      <w:lvlText w:val=""/>
+      <w:lvlJc w:val="left"/>
+      <w:pPr>
+        <w:tabs>
+          <w:tab w:val="num" w:pos="720"/>
+        </w:tabs>
+        <w:ind w:left="720" w:hanging="360"/>
+      </w:pPr>
+      <w:rPr>
+        <w:rFonts w:ascii="Symbol" w:hAnsi="Symbol" w:hint="default"/>
+        <w:sz w:val="20"/>
+      </w:rPr>
+    </w:lvl>
+    <w:lvl w:ilvl="1" w:tentative="1">
+      <w:start w:val="1"/>
+      <w:numFmt w:val="bullet"/>
+      <w:lvlText w:val="o"/>
+      <w:lvlJc w:val="left"/>
+      <w:pPr>
+        <w:tabs>
+          <w:tab w:val="num" w:pos="1440"/>
+        </w:tabs>
+        <w:ind w:left="1440" w:hanging="360"/>
+      </w:pPr>
+      <w:rPr>
+        <w:rFonts w:ascii="Courier New" w:hAnsi="Courier New" w:hint="default"/>
+        <w:sz w:val="20"/>
+      </w:rPr>
+    </w:lvl>
+    <w:lvl w:ilvl="2" w:tentative="1">
+      <w:start w:val="1"/>
+      <w:numFmt w:val="bullet"/>
+      <w:lvlText w:val=""/>
+      <w:lvlJc w:val="left"/>
+      <w:pPr>
+        <w:tabs>
+          <w:tab w:val="num" w:pos="2160"/>
+        </w:tabs>
+        <w:ind w:left="2160" w:hanging="360"/>
+      </w:pPr>
+      <w:rPr>
+        <w:rFonts w:ascii="Wingdings" w:hAnsi="Wingdings" w:hint="default"/>
+        <w:sz w:val="20"/>
+      </w:rPr>
+    </w:lvl>
+    <w:lvl w:ilvl="3" w:tentative="1">
+      <w:start w:val="1"/>
+      <w:numFmt w:val="bullet"/>
+      <w:lvlText w:val=""/>
+      <w:lvlJc w:val="left"/>
+      <w:pPr>
+        <w:tabs>
+          <w:tab w:val="num" w:pos="2880"/>
+        </w:tabs>
+        <w:ind w:left="2880" w:hanging="360"/>
+      </w:pPr>
+      <w:rPr>
+        <w:rFonts w:ascii="Wingdings" w:hAnsi="Wingdings" w:hint="default"/>
+        <w:sz w:val="20"/>
+      </w:rPr>
+    </w:lvl>
+    <w:lvl w:ilvl="4" w:tentative="1">
+      <w:start w:val="1"/>
+      <w:numFmt w:val="bullet"/>
+      <w:lvlText w:val=""/>
+      <w:lvlJc w:val="left"/>
+      <w:pPr>
+        <w:tabs>
+          <w:tab w:val="num" w:pos="3600"/>
+        </w:tabs>
+        <w:ind w:left="3600" w:hanging="360"/>
+      </w:pPr>
+      <w:rPr>
+        <w:rFonts w:ascii="Wingdings" w:hAnsi="Wingdings" w:hint="default"/>
+        <w:sz w:val="20"/>
+      </w:rPr>
+    </w:lvl>
+    <w:lvl w:ilvl="5" w:tentative="1">
+      <w:start w:val="1"/>
+      <w:numFmt w:val="bullet"/>
+      <w:lvlText w:val=""/>
+      <w:lvlJc w:val="left"/>
+      <w:pPr>
+        <w:tabs>
+          <w:tab w:val="num" w:pos="4320"/>
+        </w:tabs>
+        <w:ind w:left="4320" w:hanging="360"/>
+      </w:pPr>
+      <w:rPr>
+        <w:rFonts w:ascii="Wingdings" w:hAnsi="Wingdings" w:hint="default"/>
+        <w:sz w:val="20"/>
+      </w:rPr>
+    </w:lvl>
+    <w:lvl w:ilvl="6" w:tentative="1">
+      <w:start w:val="1"/>
+      <w:numFmt w:val="bullet"/>
+      <w:lvlText w:val=""/>
+      <w:lvlJc w:val="left"/>
+      <w:pPr>
+        <w:tabs>
+          <w:tab w:val="num" w:pos="5040"/>
+        </w:tabs>
+        <w:ind w:left="5040" w:hanging="360"/>
+      </w:pPr>
+      <w:rPr>
+        <w:rFonts w:ascii="Wingdings" w:hAnsi="Wingdings" w:hint="default"/>
+        <w:sz w:val="20"/>
+      </w:rPr>
+    </w:lvl>
+    <w:lvl w:ilvl="7" w:tentative="1">
+      <w:start w:val="1"/>
+      <w:numFmt w:val="bullet"/>
+      <w:lvlText w:val=""/>
+      <w:lvlJc w:val="left"/>
+      <w:pPr>
+        <w:tabs>
+          <w:tab w:val="num" w:pos="5760"/>
+        </w:tabs>
+        <w:ind w:left="5760" w:hanging="360"/>
+      </w:pPr>
+      <w:rPr>
+        <w:rFonts w:ascii="Wingdings" w:hAnsi="Wingdings" w:hint="default"/>
+        <w:sz w:val="20"/>
+      </w:rPr>
+    </w:lvl>
+    <w:lvl w:ilvl="8" w:tentative="1">
+      <w:start w:val="1"/>
+      <w:numFmt w:val="bullet"/>
+      <w:lvlText w:val=""/>
+      <w:lvlJc w:val="left"/>
+      <w:pPr>
+        <w:tabs>
+          <w:tab w:val="num" w:pos="6480"/>
+        </w:tabs>
+        <w:ind w:left="6480" w:hanging="360"/>
+      </w:pPr>
+      <w:rPr>
+        <w:rFonts w:ascii="Wingdings" w:hAnsi="Wingdings" w:hint="default"/>
+        <w:sz w:val="20"/>
+      </w:rPr>
+    </w:lvl>
+  </w:abstractNum>
+  <w:abstractNum w:abstractNumId="29" w15:restartNumberingAfterBreak="0">
+    <w:nsid w:val="6A3948F8"/>
+    <w:multiLevelType w:val="multilevel"/>
+    <w:tmpl w:val="4650DC46"/>
+    <w:lvl w:ilvl="0">
+      <w:start w:val="1"/>
+      <w:numFmt w:val="bullet"/>
+      <w:lvlText w:val=""/>
+      <w:lvlJc w:val="left"/>
+      <w:pPr>
+        <w:tabs>
+          <w:tab w:val="num" w:pos="720"/>
+        </w:tabs>
+        <w:ind w:left="720" w:hanging="360"/>
+      </w:pPr>
+      <w:rPr>
+        <w:rFonts w:ascii="Symbol" w:hAnsi="Symbol" w:hint="default"/>
+        <w:sz w:val="20"/>
+      </w:rPr>
+    </w:lvl>
+    <w:lvl w:ilvl="1" w:tentative="1">
+      <w:start w:val="1"/>
+      <w:numFmt w:val="bullet"/>
+      <w:lvlText w:val="o"/>
+      <w:lvlJc w:val="left"/>
+      <w:pPr>
+        <w:tabs>
+          <w:tab w:val="num" w:pos="1440"/>
+        </w:tabs>
+        <w:ind w:left="1440" w:hanging="360"/>
+      </w:pPr>
+      <w:rPr>
+        <w:rFonts w:ascii="Courier New" w:hAnsi="Courier New" w:hint="default"/>
+        <w:sz w:val="20"/>
+      </w:rPr>
+    </w:lvl>
+    <w:lvl w:ilvl="2" w:tentative="1">
+      <w:start w:val="1"/>
+      <w:numFmt w:val="bullet"/>
+      <w:lvlText w:val=""/>
+      <w:lvlJc w:val="left"/>
+      <w:pPr>
+        <w:tabs>
+          <w:tab w:val="num" w:pos="2160"/>
+        </w:tabs>
+        <w:ind w:left="2160" w:hanging="360"/>
+      </w:pPr>
+      <w:rPr>
+        <w:rFonts w:ascii="Wingdings" w:hAnsi="Wingdings" w:hint="default"/>
+        <w:sz w:val="20"/>
+      </w:rPr>
+    </w:lvl>
+    <w:lvl w:ilvl="3" w:tentative="1">
+      <w:start w:val="1"/>
+      <w:numFmt w:val="bullet"/>
+      <w:lvlText w:val=""/>
+      <w:lvlJc w:val="left"/>
+      <w:pPr>
+        <w:tabs>
+          <w:tab w:val="num" w:pos="2880"/>
+        </w:tabs>
+        <w:ind w:left="2880" w:hanging="360"/>
+      </w:pPr>
+      <w:rPr>
+        <w:rFonts w:ascii="Wingdings" w:hAnsi="Wingdings" w:hint="default"/>
+        <w:sz w:val="20"/>
+      </w:rPr>
+    </w:lvl>
+    <w:lvl w:ilvl="4" w:tentative="1">
+      <w:start w:val="1"/>
+      <w:numFmt w:val="bullet"/>
+      <w:lvlText w:val=""/>
+      <w:lvlJc w:val="left"/>
+      <w:pPr>
+        <w:tabs>
+          <w:tab w:val="num" w:pos="3600"/>
+        </w:tabs>
+        <w:ind w:left="3600" w:hanging="360"/>
+      </w:pPr>
+      <w:rPr>
+        <w:rFonts w:ascii="Wingdings" w:hAnsi="Wingdings" w:hint="default"/>
+        <w:sz w:val="20"/>
+      </w:rPr>
+    </w:lvl>
+    <w:lvl w:ilvl="5" w:tentative="1">
+      <w:start w:val="1"/>
+      <w:numFmt w:val="bullet"/>
+      <w:lvlText w:val=""/>
+      <w:lvlJc w:val="left"/>
+      <w:pPr>
+        <w:tabs>
+          <w:tab w:val="num" w:pos="4320"/>
+        </w:tabs>
+        <w:ind w:left="4320" w:hanging="360"/>
+      </w:pPr>
+      <w:rPr>
+        <w:rFonts w:ascii="Wingdings" w:hAnsi="Wingdings" w:hint="default"/>
+        <w:sz w:val="20"/>
+      </w:rPr>
+    </w:lvl>
+    <w:lvl w:ilvl="6" w:tentative="1">
+      <w:start w:val="1"/>
+      <w:numFmt w:val="bullet"/>
+      <w:lvlText w:val=""/>
+      <w:lvlJc w:val="left"/>
+      <w:pPr>
+        <w:tabs>
+          <w:tab w:val="num" w:pos="5040"/>
+        </w:tabs>
+        <w:ind w:left="5040" w:hanging="360"/>
+      </w:pPr>
+      <w:rPr>
+        <w:rFonts w:ascii="Wingdings" w:hAnsi="Wingdings" w:hint="default"/>
+        <w:sz w:val="20"/>
+      </w:rPr>
+    </w:lvl>
+    <w:lvl w:ilvl="7" w:tentative="1">
+      <w:start w:val="1"/>
+      <w:numFmt w:val="bullet"/>
+      <w:lvlText w:val=""/>
+      <w:lvlJc w:val="left"/>
+      <w:pPr>
+        <w:tabs>
+          <w:tab w:val="num" w:pos="5760"/>
+        </w:tabs>
+        <w:ind w:left="5760" w:hanging="360"/>
+      </w:pPr>
+      <w:rPr>
+        <w:rFonts w:ascii="Wingdings" w:hAnsi="Wingdings" w:hint="default"/>
+        <w:sz w:val="20"/>
+      </w:rPr>
+    </w:lvl>
+    <w:lvl w:ilvl="8" w:tentative="1">
+      <w:start w:val="1"/>
+      <w:numFmt w:val="bullet"/>
+      <w:lvlText w:val=""/>
+      <w:lvlJc w:val="left"/>
+      <w:pPr>
+        <w:tabs>
+          <w:tab w:val="num" w:pos="6480"/>
+        </w:tabs>
+        <w:ind w:left="6480" w:hanging="360"/>
+      </w:pPr>
+      <w:rPr>
+        <w:rFonts w:ascii="Wingdings" w:hAnsi="Wingdings" w:hint="default"/>
+        <w:sz w:val="20"/>
+      </w:rPr>
+    </w:lvl>
+  </w:abstractNum>
+  <w:abstractNum w:abstractNumId="30" w15:restartNumberingAfterBreak="0">
     <w:nsid w:val="74F062C5"/>
     <w:multiLevelType w:val="multilevel"/>
     <w:tmpl w:val="F50A3E3A"/>
@@ -5009,7 +9467,156 @@
       </w:rPr>
     </w:lvl>
   </w:abstractNum>
-  <w:abstractNum w:abstractNumId="21" w15:restartNumberingAfterBreak="0">
+  <w:abstractNum w:abstractNumId="31" w15:restartNumberingAfterBreak="0">
+    <w:nsid w:val="750523EC"/>
+    <w:multiLevelType w:val="multilevel"/>
+    <w:tmpl w:val="9EC0A396"/>
+    <w:lvl w:ilvl="0">
+      <w:start w:val="1"/>
+      <w:numFmt w:val="bullet"/>
+      <w:lvlText w:val=""/>
+      <w:lvlJc w:val="left"/>
+      <w:pPr>
+        <w:tabs>
+          <w:tab w:val="num" w:pos="720"/>
+        </w:tabs>
+        <w:ind w:left="720" w:hanging="360"/>
+      </w:pPr>
+      <w:rPr>
+        <w:rFonts w:ascii="Symbol" w:hAnsi="Symbol" w:hint="default"/>
+        <w:sz w:val="20"/>
+      </w:rPr>
+    </w:lvl>
+    <w:lvl w:ilvl="1" w:tentative="1">
+      <w:start w:val="1"/>
+      <w:numFmt w:val="bullet"/>
+      <w:lvlText w:val="o"/>
+      <w:lvlJc w:val="left"/>
+      <w:pPr>
+        <w:tabs>
+          <w:tab w:val="num" w:pos="1440"/>
+        </w:tabs>
+        <w:ind w:left="1440" w:hanging="360"/>
+      </w:pPr>
+      <w:rPr>
+        <w:rFonts w:ascii="Courier New" w:hAnsi="Courier New" w:hint="default"/>
+        <w:sz w:val="20"/>
+      </w:rPr>
+    </w:lvl>
+    <w:lvl w:ilvl="2" w:tentative="1">
+      <w:start w:val="1"/>
+      <w:numFmt w:val="bullet"/>
+      <w:lvlText w:val=""/>
+      <w:lvlJc w:val="left"/>
+      <w:pPr>
+        <w:tabs>
+          <w:tab w:val="num" w:pos="2160"/>
+        </w:tabs>
+        <w:ind w:left="2160" w:hanging="360"/>
+      </w:pPr>
+      <w:rPr>
+        <w:rFonts w:ascii="Wingdings" w:hAnsi="Wingdings" w:hint="default"/>
+        <w:sz w:val="20"/>
+      </w:rPr>
+    </w:lvl>
+    <w:lvl w:ilvl="3" w:tentative="1">
+      <w:start w:val="1"/>
+      <w:numFmt w:val="bullet"/>
+      <w:lvlText w:val=""/>
+      <w:lvlJc w:val="left"/>
+      <w:pPr>
+        <w:tabs>
+          <w:tab w:val="num" w:pos="2880"/>
+        </w:tabs>
+        <w:ind w:left="2880" w:hanging="360"/>
+      </w:pPr>
+      <w:rPr>
+        <w:rFonts w:ascii="Wingdings" w:hAnsi="Wingdings" w:hint="default"/>
+        <w:sz w:val="20"/>
+      </w:rPr>
+    </w:lvl>
+    <w:lvl w:ilvl="4" w:tentative="1">
+      <w:start w:val="1"/>
+      <w:numFmt w:val="bullet"/>
+      <w:lvlText w:val=""/>
+      <w:lvlJc w:val="left"/>
+      <w:pPr>
+        <w:tabs>
+          <w:tab w:val="num" w:pos="3600"/>
+        </w:tabs>
+        <w:ind w:left="3600" w:hanging="360"/>
+      </w:pPr>
+      <w:rPr>
+        <w:rFonts w:ascii="Wingdings" w:hAnsi="Wingdings" w:hint="default"/>
+        <w:sz w:val="20"/>
+      </w:rPr>
+    </w:lvl>
+    <w:lvl w:ilvl="5" w:tentative="1">
+      <w:start w:val="1"/>
+      <w:numFmt w:val="bullet"/>
+      <w:lvlText w:val=""/>
+      <w:lvlJc w:val="left"/>
+      <w:pPr>
+        <w:tabs>
+          <w:tab w:val="num" w:pos="4320"/>
+        </w:tabs>
+        <w:ind w:left="4320" w:hanging="360"/>
+      </w:pPr>
+      <w:rPr>
+        <w:rFonts w:ascii="Wingdings" w:hAnsi="Wingdings" w:hint="default"/>
+        <w:sz w:val="20"/>
+      </w:rPr>
+    </w:lvl>
+    <w:lvl w:ilvl="6" w:tentative="1">
+      <w:start w:val="1"/>
+      <w:numFmt w:val="bullet"/>
+      <w:lvlText w:val=""/>
+      <w:lvlJc w:val="left"/>
+      <w:pPr>
+        <w:tabs>
+          <w:tab w:val="num" w:pos="5040"/>
+        </w:tabs>
+        <w:ind w:left="5040" w:hanging="360"/>
+      </w:pPr>
+      <w:rPr>
+        <w:rFonts w:ascii="Wingdings" w:hAnsi="Wingdings" w:hint="default"/>
+        <w:sz w:val="20"/>
+      </w:rPr>
+    </w:lvl>
+    <w:lvl w:ilvl="7" w:tentative="1">
+      <w:start w:val="1"/>
+      <w:numFmt w:val="bullet"/>
+      <w:lvlText w:val=""/>
+      <w:lvlJc w:val="left"/>
+      <w:pPr>
+        <w:tabs>
+          <w:tab w:val="num" w:pos="5760"/>
+        </w:tabs>
+        <w:ind w:left="5760" w:hanging="360"/>
+      </w:pPr>
+      <w:rPr>
+        <w:rFonts w:ascii="Wingdings" w:hAnsi="Wingdings" w:hint="default"/>
+        <w:sz w:val="20"/>
+      </w:rPr>
+    </w:lvl>
+    <w:lvl w:ilvl="8" w:tentative="1">
+      <w:start w:val="1"/>
+      <w:numFmt w:val="bullet"/>
+      <w:lvlText w:val=""/>
+      <w:lvlJc w:val="left"/>
+      <w:pPr>
+        <w:tabs>
+          <w:tab w:val="num" w:pos="6480"/>
+        </w:tabs>
+        <w:ind w:left="6480" w:hanging="360"/>
+      </w:pPr>
+      <w:rPr>
+        <w:rFonts w:ascii="Wingdings" w:hAnsi="Wingdings" w:hint="default"/>
+        <w:sz w:val="20"/>
+      </w:rPr>
+    </w:lvl>
+  </w:abstractNum>
+  <w:abstractNum w:abstractNumId="32" w15:restartNumberingAfterBreak="0">
     <w:nsid w:val="77FB1E2E"/>
     <w:multiLevelType w:val="multilevel"/>
     <w:tmpl w:val="1CAA1AD0"/>
@@ -5158,7 +9765,156 @@
       </w:rPr>
     </w:lvl>
   </w:abstractNum>
-  <w:abstractNum w:abstractNumId="22" w15:restartNumberingAfterBreak="0">
+  <w:abstractNum w:abstractNumId="33" w15:restartNumberingAfterBreak="0">
+    <w:nsid w:val="7AAB5092"/>
+    <w:multiLevelType w:val="multilevel"/>
+    <w:tmpl w:val="5E0A42C4"/>
+    <w:lvl w:ilvl="0">
+      <w:start w:val="1"/>
+      <w:numFmt w:val="bullet"/>
+      <w:lvlText w:val=""/>
+      <w:lvlJc w:val="left"/>
+      <w:pPr>
+        <w:tabs>
+          <w:tab w:val="num" w:pos="720"/>
+        </w:tabs>
+        <w:ind w:left="720" w:hanging="360"/>
+      </w:pPr>
+      <w:rPr>
+        <w:rFonts w:ascii="Symbol" w:hAnsi="Symbol" w:hint="default"/>
+        <w:sz w:val="20"/>
+      </w:rPr>
+    </w:lvl>
+    <w:lvl w:ilvl="1" w:tentative="1">
+      <w:start w:val="1"/>
+      <w:numFmt w:val="bullet"/>
+      <w:lvlText w:val="o"/>
+      <w:lvlJc w:val="left"/>
+      <w:pPr>
+        <w:tabs>
+          <w:tab w:val="num" w:pos="1440"/>
+        </w:tabs>
+        <w:ind w:left="1440" w:hanging="360"/>
+      </w:pPr>
+      <w:rPr>
+        <w:rFonts w:ascii="Courier New" w:hAnsi="Courier New" w:hint="default"/>
+        <w:sz w:val="20"/>
+      </w:rPr>
+    </w:lvl>
+    <w:lvl w:ilvl="2" w:tentative="1">
+      <w:start w:val="1"/>
+      <w:numFmt w:val="bullet"/>
+      <w:lvlText w:val=""/>
+      <w:lvlJc w:val="left"/>
+      <w:pPr>
+        <w:tabs>
+          <w:tab w:val="num" w:pos="2160"/>
+        </w:tabs>
+        <w:ind w:left="2160" w:hanging="360"/>
+      </w:pPr>
+      <w:rPr>
+        <w:rFonts w:ascii="Wingdings" w:hAnsi="Wingdings" w:hint="default"/>
+        <w:sz w:val="20"/>
+      </w:rPr>
+    </w:lvl>
+    <w:lvl w:ilvl="3" w:tentative="1">
+      <w:start w:val="1"/>
+      <w:numFmt w:val="bullet"/>
+      <w:lvlText w:val=""/>
+      <w:lvlJc w:val="left"/>
+      <w:pPr>
+        <w:tabs>
+          <w:tab w:val="num" w:pos="2880"/>
+        </w:tabs>
+        <w:ind w:left="2880" w:hanging="360"/>
+      </w:pPr>
+      <w:rPr>
+        <w:rFonts w:ascii="Wingdings" w:hAnsi="Wingdings" w:hint="default"/>
+        <w:sz w:val="20"/>
+      </w:rPr>
+    </w:lvl>
+    <w:lvl w:ilvl="4" w:tentative="1">
+      <w:start w:val="1"/>
+      <w:numFmt w:val="bullet"/>
+      <w:lvlText w:val=""/>
+      <w:lvlJc w:val="left"/>
+      <w:pPr>
+        <w:tabs>
+          <w:tab w:val="num" w:pos="3600"/>
+        </w:tabs>
+        <w:ind w:left="3600" w:hanging="360"/>
+      </w:pPr>
+      <w:rPr>
+        <w:rFonts w:ascii="Wingdings" w:hAnsi="Wingdings" w:hint="default"/>
+        <w:sz w:val="20"/>
+      </w:rPr>
+    </w:lvl>
+    <w:lvl w:ilvl="5" w:tentative="1">
+      <w:start w:val="1"/>
+      <w:numFmt w:val="bullet"/>
+      <w:lvlText w:val=""/>
+      <w:lvlJc w:val="left"/>
+      <w:pPr>
+        <w:tabs>
+          <w:tab w:val="num" w:pos="4320"/>
+        </w:tabs>
+        <w:ind w:left="4320" w:hanging="360"/>
+      </w:pPr>
+      <w:rPr>
+        <w:rFonts w:ascii="Wingdings" w:hAnsi="Wingdings" w:hint="default"/>
+        <w:sz w:val="20"/>
+      </w:rPr>
+    </w:lvl>
+    <w:lvl w:ilvl="6" w:tentative="1">
+      <w:start w:val="1"/>
+      <w:numFmt w:val="bullet"/>
+      <w:lvlText w:val=""/>
+      <w:lvlJc w:val="left"/>
+      <w:pPr>
+        <w:tabs>
+          <w:tab w:val="num" w:pos="5040"/>
+        </w:tabs>
+        <w:ind w:left="5040" w:hanging="360"/>
+      </w:pPr>
+      <w:rPr>
+        <w:rFonts w:ascii="Wingdings" w:hAnsi="Wingdings" w:hint="default"/>
+        <w:sz w:val="20"/>
+      </w:rPr>
+    </w:lvl>
+    <w:lvl w:ilvl="7" w:tentative="1">
+      <w:start w:val="1"/>
+      <w:numFmt w:val="bullet"/>
+      <w:lvlText w:val=""/>
+      <w:lvlJc w:val="left"/>
+      <w:pPr>
+        <w:tabs>
+          <w:tab w:val="num" w:pos="5760"/>
+        </w:tabs>
+        <w:ind w:left="5760" w:hanging="360"/>
+      </w:pPr>
+      <w:rPr>
+        <w:rFonts w:ascii="Wingdings" w:hAnsi="Wingdings" w:hint="default"/>
+        <w:sz w:val="20"/>
+      </w:rPr>
+    </w:lvl>
+    <w:lvl w:ilvl="8" w:tentative="1">
+      <w:start w:val="1"/>
+      <w:numFmt w:val="bullet"/>
+      <w:lvlText w:val=""/>
+      <w:lvlJc w:val="left"/>
+      <w:pPr>
+        <w:tabs>
+          <w:tab w:val="num" w:pos="6480"/>
+        </w:tabs>
+        <w:ind w:left="6480" w:hanging="360"/>
+      </w:pPr>
+      <w:rPr>
+        <w:rFonts w:ascii="Wingdings" w:hAnsi="Wingdings" w:hint="default"/>
+        <w:sz w:val="20"/>
+      </w:rPr>
+    </w:lvl>
+  </w:abstractNum>
+  <w:abstractNum w:abstractNumId="34" w15:restartNumberingAfterBreak="0">
     <w:nsid w:val="7AC777B5"/>
     <w:multiLevelType w:val="multilevel"/>
     <w:tmpl w:val="50205BCC"/>
@@ -5307,7 +10063,7 @@
       </w:rPr>
     </w:lvl>
   </w:abstractNum>
-  <w:abstractNum w:abstractNumId="23" w15:restartNumberingAfterBreak="0">
+  <w:abstractNum w:abstractNumId="35" w15:restartNumberingAfterBreak="0">
     <w:nsid w:val="7EA005EE"/>
     <w:multiLevelType w:val="multilevel"/>
     <w:tmpl w:val="769A8CD6"/>
@@ -5456,7 +10212,7 @@
       </w:rPr>
     </w:lvl>
   </w:abstractNum>
-  <w:abstractNum w:abstractNumId="24" w15:restartNumberingAfterBreak="0">
+  <w:abstractNum w:abstractNumId="36" w15:restartNumberingAfterBreak="0">
     <w:nsid w:val="7F303BE1"/>
     <w:multiLevelType w:val="multilevel"/>
     <w:tmpl w:val="ACA6F24C"/>
@@ -5606,79 +10362,115 @@
     </w:lvl>
   </w:abstractNum>
   <w:num w:numId="1" w16cid:durableId="179046192">
+    <w:abstractNumId w:val="36"/>
+  </w:num>
+  <w:num w:numId="2" w16cid:durableId="167015419">
+    <w:abstractNumId w:val="34"/>
+  </w:num>
+  <w:num w:numId="3" w16cid:durableId="2028633357">
+    <w:abstractNumId w:val="17"/>
+  </w:num>
+  <w:num w:numId="4" w16cid:durableId="1311985200">
+    <w:abstractNumId w:val="9"/>
+  </w:num>
+  <w:num w:numId="5" w16cid:durableId="905258293">
+    <w:abstractNumId w:val="19"/>
+  </w:num>
+  <w:num w:numId="6" w16cid:durableId="2045590150">
+    <w:abstractNumId w:val="8"/>
+  </w:num>
+  <w:num w:numId="7" w16cid:durableId="2103261299">
+    <w:abstractNumId w:val="32"/>
+  </w:num>
+  <w:num w:numId="8" w16cid:durableId="1468819913">
+    <w:abstractNumId w:val="21"/>
+  </w:num>
+  <w:num w:numId="9" w16cid:durableId="971054755">
+    <w:abstractNumId w:val="3"/>
+  </w:num>
+  <w:num w:numId="10" w16cid:durableId="660735796">
+    <w:abstractNumId w:val="5"/>
+  </w:num>
+  <w:num w:numId="11" w16cid:durableId="1242370890">
+    <w:abstractNumId w:val="30"/>
+  </w:num>
+  <w:num w:numId="12" w16cid:durableId="1367099803">
+    <w:abstractNumId w:val="10"/>
+  </w:num>
+  <w:num w:numId="13" w16cid:durableId="991788598">
+    <w:abstractNumId w:val="6"/>
+  </w:num>
+  <w:num w:numId="14" w16cid:durableId="777985825">
+    <w:abstractNumId w:val="15"/>
+  </w:num>
+  <w:num w:numId="15" w16cid:durableId="756175944">
+    <w:abstractNumId w:val="26"/>
+  </w:num>
+  <w:num w:numId="16" w16cid:durableId="1505898396">
+    <w:abstractNumId w:val="2"/>
+  </w:num>
+  <w:num w:numId="17" w16cid:durableId="2086412582">
+    <w:abstractNumId w:val="16"/>
+  </w:num>
+  <w:num w:numId="18" w16cid:durableId="504633988">
+    <w:abstractNumId w:val="27"/>
+  </w:num>
+  <w:num w:numId="19" w16cid:durableId="1215507862">
+    <w:abstractNumId w:val="35"/>
+  </w:num>
+  <w:num w:numId="20" w16cid:durableId="1362975851">
+    <w:abstractNumId w:val="1"/>
+  </w:num>
+  <w:num w:numId="21" w16cid:durableId="1841117585">
+    <w:abstractNumId w:val="22"/>
+  </w:num>
+  <w:num w:numId="22" w16cid:durableId="1817916235">
+    <w:abstractNumId w:val="14"/>
+  </w:num>
+  <w:num w:numId="23" w16cid:durableId="707029590">
+    <w:abstractNumId w:val="4"/>
+  </w:num>
+  <w:num w:numId="24" w16cid:durableId="262032694">
+    <w:abstractNumId w:val="20"/>
+  </w:num>
+  <w:num w:numId="25" w16cid:durableId="2061243349">
+    <w:abstractNumId w:val="18"/>
+  </w:num>
+  <w:num w:numId="26" w16cid:durableId="1178617122">
+    <w:abstractNumId w:val="25"/>
+  </w:num>
+  <w:num w:numId="27" w16cid:durableId="332924450">
+    <w:abstractNumId w:val="7"/>
+  </w:num>
+  <w:num w:numId="28" w16cid:durableId="981354152">
+    <w:abstractNumId w:val="0"/>
+  </w:num>
+  <w:num w:numId="29" w16cid:durableId="201675892">
+    <w:abstractNumId w:val="29"/>
+  </w:num>
+  <w:num w:numId="30" w16cid:durableId="1169752295">
+    <w:abstractNumId w:val="13"/>
+  </w:num>
+  <w:num w:numId="31" w16cid:durableId="1092702991">
+    <w:abstractNumId w:val="28"/>
+  </w:num>
+  <w:num w:numId="32" w16cid:durableId="1971088029">
+    <w:abstractNumId w:val="33"/>
+  </w:num>
+  <w:num w:numId="33" w16cid:durableId="214588055">
     <w:abstractNumId w:val="24"/>
   </w:num>
-  <w:num w:numId="2" w16cid:durableId="167015419">
-    <w:abstractNumId w:val="22"/>
-  </w:num>
-  <w:num w:numId="3" w16cid:durableId="2028633357">
-    <w:abstractNumId w:val="12"/>
-  </w:num>
-  <w:num w:numId="4" w16cid:durableId="1311985200">
-    <w:abstractNumId w:val="7"/>
-  </w:num>
-  <w:num w:numId="5" w16cid:durableId="905258293">
-    <w:abstractNumId w:val="14"/>
-  </w:num>
-  <w:num w:numId="6" w16cid:durableId="2045590150">
-    <w:abstractNumId w:val="6"/>
-  </w:num>
-  <w:num w:numId="7" w16cid:durableId="2103261299">
-    <w:abstractNumId w:val="21"/>
-  </w:num>
-  <w:num w:numId="8" w16cid:durableId="1468819913">
-    <w:abstractNumId w:val="16"/>
-  </w:num>
-  <w:num w:numId="9" w16cid:durableId="971054755">
-    <w:abstractNumId w:val="2"/>
-  </w:num>
-  <w:num w:numId="10" w16cid:durableId="660735796">
-    <w:abstractNumId w:val="4"/>
-  </w:num>
-  <w:num w:numId="11" w16cid:durableId="1242370890">
-    <w:abstractNumId w:val="20"/>
-  </w:num>
-  <w:num w:numId="12" w16cid:durableId="1367099803">
-    <w:abstractNumId w:val="8"/>
-  </w:num>
-  <w:num w:numId="13" w16cid:durableId="991788598">
-    <w:abstractNumId w:val="5"/>
-  </w:num>
-  <w:num w:numId="14" w16cid:durableId="777985825">
-    <w:abstractNumId w:val="10"/>
-  </w:num>
-  <w:num w:numId="15" w16cid:durableId="756175944">
-    <w:abstractNumId w:val="18"/>
-  </w:num>
-  <w:num w:numId="16" w16cid:durableId="1505898396">
-    <w:abstractNumId w:val="1"/>
-  </w:num>
-  <w:num w:numId="17" w16cid:durableId="2086412582">
+  <w:num w:numId="34" w16cid:durableId="526331652">
     <w:abstractNumId w:val="11"/>
   </w:num>
-  <w:num w:numId="18" w16cid:durableId="504633988">
-    <w:abstractNumId w:val="19"/>
+  <w:num w:numId="35" w16cid:durableId="766998484">
+    <w:abstractNumId w:val="31"/>
   </w:num>
-  <w:num w:numId="19" w16cid:durableId="1215507862">
+  <w:num w:numId="36" w16cid:durableId="2039624559">
     <w:abstractNumId w:val="23"/>
   </w:num>
-  <w:num w:numId="20" w16cid:durableId="1362975851">
-    <w:abstractNumId w:val="0"/>
-  </w:num>
-  <w:num w:numId="21" w16cid:durableId="1841117585">
-    <w:abstractNumId w:val="17"/>
-  </w:num>
-  <w:num w:numId="22" w16cid:durableId="1817916235">
-    <w:abstractNumId w:val="9"/>
-  </w:num>
-  <w:num w:numId="23" w16cid:durableId="707029590">
-    <w:abstractNumId w:val="3"/>
-  </w:num>
-  <w:num w:numId="24" w16cid:durableId="262032694">
-    <w:abstractNumId w:val="15"/>
-  </w:num>
-  <w:num w:numId="25" w16cid:durableId="2061243349">
-    <w:abstractNumId w:val="13"/>
+  <w:num w:numId="37" w16cid:durableId="1651784748">
+    <w:abstractNumId w:val="12"/>
   </w:num>
 </w:numbering>
 </file>
@@ -6626,6 +11418,21 @@
       </w:tblBorders>
     </w:tblPr>
   </w:style>
+  <w:style w:type="paragraph" w:customStyle="1" w:styleId="p1">
+    <w:name w:val="p1"/>
+    <w:basedOn w:val="Normal"/>
+    <w:rsid w:val="00D763AC"/>
+    <w:pPr>
+      <w:spacing w:before="100" w:beforeAutospacing="1" w:after="100" w:afterAutospacing="1"/>
+    </w:pPr>
+    <w:rPr>
+      <w:rFonts w:ascii="Times New Roman" w:eastAsia="Times New Roman" w:hAnsi="Times New Roman" w:cs="Times New Roman"/>
+      <w:kern w:val="0"/>
+      <w:sz w:val="24"/>
+      <w:lang w:val="en-EG"/>
+      <w14:ligatures w14:val="none"/>
+    </w:rPr>
+  </w:style>
 </w:styles>
 </file>
 

--- a/Methodological flaws in the manuscript.docx
+++ b/Methodological flaws in the manuscript.docx
@@ -26,264 +26,9 @@
           <w:lang w:val="en-EG"/>
           <w14:ligatures w14:val="none"/>
         </w:rPr>
-        <w:t>Major methodological flaws</w:t>
-      </w:r>
-    </w:p>
-    <w:p>
-      <w:pPr>
-        <w:spacing w:before="100" w:beforeAutospacing="1" w:after="100" w:afterAutospacing="1"/>
-        <w:outlineLvl w:val="1"/>
-        <w:rPr>
-          <w:rFonts w:eastAsia="Times New Roman" w:cs="Times New Roman"/>
-          <w:b/>
-          <w:bCs/>
-          <w:kern w:val="0"/>
-          <w:szCs w:val="22"/>
-          <w:lang w:val="en-EG"/>
-          <w14:ligatures w14:val="none"/>
-        </w:rPr>
-      </w:pPr>
-      <w:r>
-        <w:rPr>
-          <w:rFonts w:eastAsia="Times New Roman" w:cs="Times New Roman"/>
-          <w:b/>
-          <w:bCs/>
-          <w:kern w:val="0"/>
-          <w:szCs w:val="22"/>
-          <w:lang w:val="en-EG"/>
-          <w14:ligatures w14:val="none"/>
-        </w:rPr>
-        <w:t>1. Misclassification of study design</w:t>
-      </w:r>
-    </w:p>
-    <w:p>
-      <w:pPr>
-        <w:spacing w:before="100" w:beforeAutospacing="1" w:after="100" w:afterAutospacing="1"/>
-        <w:rPr>
-          <w:rFonts w:eastAsia="Times New Roman" w:cs="Times New Roman"/>
-          <w:kern w:val="0"/>
-          <w:szCs w:val="22"/>
-          <w:lang w:val="en-EG"/>
-          <w14:ligatures w14:val="none"/>
-        </w:rPr>
-      </w:pPr>
-      <w:r>
-        <w:rPr>
-          <w:rFonts w:eastAsia="Times New Roman" w:cs="Times New Roman"/>
-          <w:kern w:val="0"/>
-          <w:szCs w:val="22"/>
-          <w:lang w:val="en-EG"/>
-          <w14:ligatures w14:val="none"/>
-        </w:rPr>
-        <w:t xml:space="preserve">The study is labeled as </w:t>
-      </w:r>
-      <w:r>
-        <w:rPr>
-          <w:rFonts w:eastAsia="Times New Roman" w:cs="Times New Roman"/>
-          <w:b/>
-          <w:bCs/>
-          <w:kern w:val="0"/>
-          <w:szCs w:val="22"/>
-          <w:lang w:val="en-EG"/>
-          <w14:ligatures w14:val="none"/>
-        </w:rPr>
-        <w:t>case–control</w:t>
-      </w:r>
-      <w:r>
-        <w:rPr>
-          <w:rFonts w:eastAsia="Times New Roman" w:cs="Times New Roman"/>
-          <w:kern w:val="0"/>
-          <w:szCs w:val="22"/>
-          <w:lang w:val="en-EG"/>
-          <w14:ligatures w14:val="none"/>
-        </w:rPr>
-        <w:t xml:space="preserve">, but participants were grouped based on </w:t>
-      </w:r>
-      <w:r>
-        <w:rPr>
-          <w:rFonts w:eastAsia="Times New Roman" w:cs="Times New Roman"/>
-          <w:b/>
-          <w:bCs/>
-          <w:kern w:val="0"/>
-          <w:szCs w:val="22"/>
-          <w:lang w:val="en-EG"/>
-          <w14:ligatures w14:val="none"/>
-        </w:rPr>
-        <w:t>exposure (COVID-19 vs non-COVID)</w:t>
-      </w:r>
-      <w:r>
-        <w:rPr>
-          <w:rFonts w:eastAsia="Times New Roman" w:cs="Times New Roman"/>
-          <w:kern w:val="0"/>
-          <w:szCs w:val="22"/>
-          <w:lang w:val="en-EG"/>
-          <w14:ligatures w14:val="none"/>
-        </w:rPr>
-        <w:t xml:space="preserve"> rather than outcome.</w:t>
-      </w:r>
-    </w:p>
-    <w:p>
-      <w:pPr>
-        <w:spacing w:before="100" w:beforeAutospacing="1" w:after="100" w:afterAutospacing="1"/>
-        <w:rPr>
-          <w:rFonts w:eastAsia="Times New Roman" w:cs="Times New Roman"/>
-          <w:kern w:val="0"/>
-          <w:szCs w:val="22"/>
-          <w:lang w:val="en-EG"/>
-          <w14:ligatures w14:val="none"/>
-        </w:rPr>
-      </w:pPr>
-      <w:r>
-        <w:rPr>
-          <w:rFonts w:eastAsia="Times New Roman" w:cs="Times New Roman"/>
-          <w:kern w:val="0"/>
-          <w:szCs w:val="22"/>
-          <w:lang w:val="en-EG"/>
-          <w14:ligatures w14:val="none"/>
-        </w:rPr>
-        <w:t>True case–control structure:</w:t>
-      </w:r>
-    </w:p>
-    <w:p>
-      <w:pPr>
-        <w:rPr>
-          <w:szCs w:val="22"/>
-          <w:lang w:val="en-EG"/>
-        </w:rPr>
-      </w:pPr>
-      <w:r>
-        <w:rPr>
-          <w:szCs w:val="22"/>
-          <w:lang w:val="en-EG"/>
-        </w:rPr>
-        <w:t>Outcome → look back for exposure</w:t>
-      </w:r>
-    </w:p>
-    <w:p>
-      <w:pPr>
-        <w:pStyle w:val="p1"/>
-        <w:rPr>
-          <w:rFonts w:asciiTheme="minorHAnsi" w:hAnsiTheme="minorHAnsi"/>
-          <w:sz w:val="22"/>
-          <w:szCs w:val="22"/>
-        </w:rPr>
-      </w:pPr>
-      <w:r>
-        <w:rPr>
-          <w:rFonts w:asciiTheme="minorHAnsi" w:hAnsiTheme="minorHAnsi"/>
-          <w:sz w:val="22"/>
-          <w:szCs w:val="22"/>
-        </w:rPr>
-        <w:t>Actual structure in this study:</w:t>
-      </w:r>
-    </w:p>
-    <w:p>
-      <w:pPr>
-        <w:rPr>
-          <w:szCs w:val="22"/>
-          <w:lang w:val="en-EG"/>
-        </w:rPr>
-      </w:pPr>
-      <w:r>
-        <w:rPr>
-          <w:szCs w:val="22"/>
-          <w:lang w:val="en-EG"/>
-        </w:rPr>
-        <w:t>Exposure (COVID vs non-COVID) → compare EEG abnormalities</w:t>
-      </w:r>
-    </w:p>
-    <w:p>
-      <w:pPr>
-        <w:spacing w:before="100" w:beforeAutospacing="1" w:after="100" w:afterAutospacing="1"/>
-        <w:rPr>
-          <w:rFonts w:eastAsia="Times New Roman" w:cs="Times New Roman"/>
-          <w:kern w:val="0"/>
-          <w:szCs w:val="22"/>
-          <w:lang w:val="en-EG"/>
-          <w14:ligatures w14:val="none"/>
-        </w:rPr>
-      </w:pPr>
-      <w:r>
-        <w:rPr>
-          <w:rFonts w:eastAsia="Times New Roman" w:cs="Times New Roman"/>
-          <w:kern w:val="0"/>
-          <w:szCs w:val="22"/>
-          <w:lang w:val="en-EG"/>
-          <w14:ligatures w14:val="none"/>
-        </w:rPr>
-        <w:t xml:space="preserve">This corresponds to a </w:t>
-      </w:r>
-      <w:r>
-        <w:rPr>
-          <w:rFonts w:eastAsia="Times New Roman" w:cs="Times New Roman"/>
-          <w:b/>
-          <w:bCs/>
-          <w:kern w:val="0"/>
-          <w:szCs w:val="22"/>
-          <w:lang w:val="en-EG"/>
-          <w14:ligatures w14:val="none"/>
-        </w:rPr>
-        <w:t>comparative observational or cross-sectional cohort-like design</w:t>
-      </w:r>
-      <w:r>
-        <w:rPr>
-          <w:rFonts w:eastAsia="Times New Roman" w:cs="Times New Roman"/>
-          <w:kern w:val="0"/>
-          <w:szCs w:val="22"/>
-          <w:lang w:val="en-EG"/>
-          <w14:ligatures w14:val="none"/>
-        </w:rPr>
-        <w:t>, not case–control.</w:t>
-      </w:r>
-    </w:p>
-    <w:p>
-      <w:pPr>
-        <w:spacing w:before="100" w:beforeAutospacing="1" w:after="100" w:afterAutospacing="1"/>
-        <w:rPr>
-          <w:rFonts w:eastAsia="Times New Roman" w:cs="Times New Roman"/>
-          <w:kern w:val="0"/>
-          <w:szCs w:val="22"/>
-          <w:lang w:val="en-EG"/>
-          <w14:ligatures w14:val="none"/>
-        </w:rPr>
-      </w:pPr>
-      <w:r>
-        <w:rPr>
-          <w:rFonts w:eastAsia="Times New Roman" w:cs="Times New Roman"/>
-          <w:kern w:val="0"/>
-          <w:szCs w:val="22"/>
-          <w:lang w:val="en-EG"/>
-          <w14:ligatures w14:val="none"/>
-        </w:rPr>
-        <w:t xml:space="preserve">Mislabeling the design signals </w:t>
-      </w:r>
-      <w:r>
-        <w:rPr>
-          <w:rFonts w:eastAsia="Times New Roman" w:cs="Times New Roman"/>
-          <w:b/>
-          <w:bCs/>
-          <w:kern w:val="0"/>
-          <w:szCs w:val="22"/>
-          <w:lang w:val="en-EG"/>
-          <w14:ligatures w14:val="none"/>
-        </w:rPr>
-        <w:t>methodological misunderstanding</w:t>
-      </w:r>
-      <w:r>
-        <w:rPr>
-          <w:rFonts w:eastAsia="Times New Roman" w:cs="Times New Roman"/>
-          <w:kern w:val="0"/>
-          <w:szCs w:val="22"/>
-          <w:lang w:val="en-EG"/>
-          <w14:ligatures w14:val="none"/>
-        </w:rPr>
-        <w:t>.</w:t>
-      </w:r>
-    </w:p>
-    <w:p>
-      <w:pPr>
-        <w:spacing w:before="100" w:beforeAutospacing="1" w:after="100" w:afterAutospacing="1"/>
-        <w:outlineLvl w:val="0"/>
+        <w:t>M</w:t>
+      </w:r>
+      <w:r>
         <w:rPr>
           <w:rFonts w:eastAsia="Times New Roman" w:cs="Times New Roman"/>
           <w:b/>
@@ -293,7 +38,8 @@
           <w:lang w:val="en-EG"/>
           <w14:ligatures w14:val="none"/>
         </w:rPr>
-      </w:pPr>
+        <w:t xml:space="preserve">ethodological </w:t>
+      </w:r>
       <w:r>
         <w:rPr>
           <w:rFonts w:eastAsia="Times New Roman" w:cs="Times New Roman"/>
@@ -304,7 +50,351 @@
           <w:lang w:val="en-EG"/>
           <w14:ligatures w14:val="none"/>
         </w:rPr>
+        <w:t>assessment</w:t>
+      </w:r>
+    </w:p>
+    <w:p>
+      <w:pPr>
+        <w:spacing w:before="100" w:beforeAutospacing="1" w:after="100" w:afterAutospacing="1"/>
+        <w:outlineLvl w:val="1"/>
+        <w:rPr>
+          <w:rFonts w:eastAsia="Times New Roman" w:cs="Times New Roman"/>
+          <w:b/>
+          <w:bCs/>
+          <w:kern w:val="0"/>
+          <w:szCs w:val="22"/>
+          <w:lang w:val="en-EG"/>
+          <w14:ligatures w14:val="none"/>
+        </w:rPr>
+      </w:pPr>
+      <w:r>
+        <w:rPr>
+          <w:rFonts w:eastAsia="Times New Roman" w:cs="Times New Roman"/>
+          <w:b/>
+          <w:bCs/>
+          <w:kern w:val="0"/>
+          <w:szCs w:val="22"/>
+          <w:lang w:val="en-EG"/>
+          <w14:ligatures w14:val="none"/>
+        </w:rPr>
+        <w:t>1. Misclassification of study design</w:t>
+      </w:r>
+    </w:p>
+    <w:p>
+      <w:pPr>
+        <w:spacing w:before="100" w:beforeAutospacing="1" w:after="100" w:afterAutospacing="1"/>
+        <w:rPr>
+          <w:rFonts w:eastAsia="Times New Roman" w:cs="Times New Roman"/>
+          <w:kern w:val="0"/>
+          <w:szCs w:val="22"/>
+          <w:lang w:val="en-EG"/>
+          <w14:ligatures w14:val="none"/>
+        </w:rPr>
+      </w:pPr>
+      <w:r>
+        <w:rPr>
+          <w:rFonts w:eastAsia="Times New Roman" w:cs="Times New Roman"/>
+          <w:kern w:val="0"/>
+          <w:szCs w:val="22"/>
+          <w:lang w:val="en-EG"/>
+          <w14:ligatures w14:val="none"/>
+        </w:rPr>
+        <w:t xml:space="preserve">The study is labeled as </w:t>
+      </w:r>
+      <w:r>
+        <w:rPr>
+          <w:rFonts w:eastAsia="Times New Roman" w:cs="Times New Roman"/>
+          <w:b/>
+          <w:bCs/>
+          <w:kern w:val="0"/>
+          <w:szCs w:val="22"/>
+          <w:lang w:val="en-EG"/>
+          <w14:ligatures w14:val="none"/>
+        </w:rPr>
+        <w:t>case–control</w:t>
+      </w:r>
+      <w:r>
+        <w:rPr>
+          <w:rFonts w:eastAsia="Times New Roman" w:cs="Times New Roman"/>
+          <w:kern w:val="0"/>
+          <w:szCs w:val="22"/>
+          <w:lang w:val="en-EG"/>
+          <w14:ligatures w14:val="none"/>
+        </w:rPr>
+        <w:t xml:space="preserve">, but participants were grouped based on </w:t>
+      </w:r>
+      <w:r>
+        <w:rPr>
+          <w:rFonts w:eastAsia="Times New Roman" w:cs="Times New Roman"/>
+          <w:b/>
+          <w:bCs/>
+          <w:kern w:val="0"/>
+          <w:szCs w:val="22"/>
+          <w:lang w:val="en-EG"/>
+          <w14:ligatures w14:val="none"/>
+        </w:rPr>
+        <w:t>exposure (COVID-19 vs non-COVID)</w:t>
+      </w:r>
+      <w:r>
+        <w:rPr>
+          <w:rFonts w:eastAsia="Times New Roman" w:cs="Times New Roman"/>
+          <w:kern w:val="0"/>
+          <w:szCs w:val="22"/>
+          <w:lang w:val="en-EG"/>
+          <w14:ligatures w14:val="none"/>
+        </w:rPr>
+        <w:t xml:space="preserve"> rather than outcome.</w:t>
+      </w:r>
+      <w:r>
+        <w:rPr>
+          <w:rFonts w:eastAsia="Times New Roman" w:cs="Times New Roman"/>
+          <w:kern w:val="0"/>
+          <w:szCs w:val="22"/>
+          <w:lang w:val="en-EG"/>
+          <w14:ligatures w14:val="none"/>
+        </w:rPr>
+        <w:t xml:space="preserve"> </w:t>
+      </w:r>
+      <w:r>
+        <w:rPr>
+          <w:rFonts w:eastAsia="Times New Roman" w:cs="Times New Roman"/>
+          <w:kern w:val="0"/>
+          <w:szCs w:val="22"/>
+          <w:lang w:val="en-EG"/>
+          <w14:ligatures w14:val="none"/>
+        </w:rPr>
+        <w:t xml:space="preserve">Mislabeling the design signals </w:t>
+      </w:r>
+      <w:r>
+        <w:rPr>
+          <w:rFonts w:eastAsia="Times New Roman" w:cs="Times New Roman"/>
+          <w:b/>
+          <w:bCs/>
+          <w:kern w:val="0"/>
+          <w:szCs w:val="22"/>
+          <w:lang w:val="en-EG"/>
+          <w14:ligatures w14:val="none"/>
+        </w:rPr>
+        <w:t>methodological misunderstanding</w:t>
+      </w:r>
+      <w:r>
+        <w:rPr>
+          <w:rFonts w:eastAsia="Times New Roman" w:cs="Times New Roman"/>
+          <w:kern w:val="0"/>
+          <w:szCs w:val="22"/>
+          <w:lang w:val="en-EG"/>
+          <w14:ligatures w14:val="none"/>
+        </w:rPr>
+        <w:t>.</w:t>
+      </w:r>
+    </w:p>
+    <w:p>
+      <w:pPr>
+        <w:spacing w:before="100" w:beforeAutospacing="1" w:after="100" w:afterAutospacing="1"/>
+        <w:rPr>
+          <w:rFonts w:eastAsia="Times New Roman" w:cs="Times New Roman"/>
+          <w:kern w:val="0"/>
+          <w:szCs w:val="22"/>
+          <w:lang w:val="en-EG"/>
+          <w14:ligatures w14:val="none"/>
+        </w:rPr>
+      </w:pPr>
+      <w:r>
+        <w:rPr>
+          <w:rFonts w:eastAsia="Times New Roman" w:cs="Times New Roman"/>
+          <w:kern w:val="0"/>
+          <w:szCs w:val="22"/>
+          <w:lang w:val="en-EG"/>
+          <w14:ligatures w14:val="none"/>
+        </w:rPr>
+        <w:t>True case–control structure:</w:t>
+      </w:r>
+      <w:r>
+        <w:rPr>
+          <w:rFonts w:eastAsia="Times New Roman" w:cs="Times New Roman"/>
+          <w:kern w:val="0"/>
+          <w:szCs w:val="22"/>
+          <w:lang w:val="en-EG"/>
+          <w14:ligatures w14:val="none"/>
+        </w:rPr>
+        <w:t xml:space="preserve"> </w:t>
+      </w:r>
+      <w:r>
+        <w:rPr>
+          <w:szCs w:val="22"/>
+          <w:lang w:val="en-EG"/>
+        </w:rPr>
+        <w:t>Outcome → look back for exposure</w:t>
+      </w:r>
+    </w:p>
+    <w:p>
+      <w:pPr>
+        <w:pStyle w:val="p1"/>
+        <w:rPr>
+          <w:rFonts w:asciiTheme="minorHAnsi" w:hAnsiTheme="minorHAnsi"/>
+          <w:sz w:val="22"/>
+          <w:szCs w:val="22"/>
+        </w:rPr>
+      </w:pPr>
+      <w:r>
+        <w:rPr>
+          <w:rFonts w:asciiTheme="minorHAnsi" w:hAnsiTheme="minorHAnsi"/>
+          <w:sz w:val="22"/>
+          <w:szCs w:val="22"/>
+        </w:rPr>
+        <w:t>I</w:t>
+      </w:r>
+      <w:r>
+        <w:rPr>
+          <w:rFonts w:asciiTheme="minorHAnsi" w:hAnsiTheme="minorHAnsi"/>
+          <w:sz w:val="22"/>
+          <w:szCs w:val="22"/>
+        </w:rPr>
+        <w:t>n this study:</w:t>
+      </w:r>
+      <w:r>
+        <w:rPr>
+          <w:rFonts w:asciiTheme="minorHAnsi" w:hAnsiTheme="minorHAnsi"/>
+          <w:sz w:val="22"/>
+          <w:szCs w:val="22"/>
+        </w:rPr>
+        <w:t xml:space="preserve"> </w:t>
+      </w:r>
+      <w:r>
+        <w:rPr>
+          <w:szCs w:val="22"/>
+        </w:rPr>
+        <w:t xml:space="preserve">Exposure (COVID </w:t>
+      </w:r>
+      <w:r>
+        <w:rPr>
+          <w:szCs w:val="22"/>
+        </w:rPr>
+        <w:t xml:space="preserve">test positive </w:t>
+      </w:r>
+      <w:r>
+        <w:rPr>
+          <w:szCs w:val="22"/>
+        </w:rPr>
+        <w:t>vs COVID</w:t>
+      </w:r>
+      <w:r>
+        <w:rPr>
+          <w:szCs w:val="22"/>
+        </w:rPr>
+        <w:t xml:space="preserve"> test negative</w:t>
+      </w:r>
+      <w:r>
+        <w:rPr>
+          <w:szCs w:val="22"/>
+        </w:rPr>
+        <w:t>) → compare EEG abnormalities</w:t>
+      </w:r>
+      <w:r>
+        <w:rPr>
+          <w:szCs w:val="22"/>
+        </w:rPr>
+        <w:t xml:space="preserve">. </w:t>
+      </w:r>
+      <w:r>
+        <w:t>This structure is closer to</w:t>
+      </w:r>
+      <w:r>
+        <w:t xml:space="preserve"> </w:t>
+      </w:r>
+      <w:r>
+        <w:t>a</w:t>
+      </w:r>
+      <w:r>
+        <w:rPr>
+          <w:b/>
+          <w:bCs/>
+        </w:rPr>
+        <w:t xml:space="preserve"> cohort study</w:t>
+      </w:r>
+      <w:r>
+        <w:t>.</w:t>
+      </w:r>
+    </w:p>
+    <w:p>
+      <w:r>
+        <w:t xml:space="preserve">This </w:t>
+      </w:r>
+      <w:r>
+        <w:t>wrong label of the design</w:t>
+      </w:r>
+      <w:r>
+        <w:t xml:space="preserve"> reflects </w:t>
+      </w:r>
+      <w:r>
+        <w:rPr>
+          <w:b/>
+          <w:bCs/>
+        </w:rPr>
+        <w:t>lack of knowledge</w:t>
+      </w:r>
+      <w:r>
+        <w:rPr>
+          <w:b/>
+          <w:bCs/>
+        </w:rPr>
+        <w:t xml:space="preserve"> in epidemiologic design</w:t>
+      </w:r>
+      <w:r>
+        <w:t>.</w:t>
+      </w:r>
+    </w:p>
+    <w:p>
+      <w:pPr>
+        <w:spacing w:before="100" w:beforeAutospacing="1" w:after="100" w:afterAutospacing="1"/>
+        <w:outlineLvl w:val="0"/>
+        <w:rPr>
+          <w:rFonts w:eastAsia="Times New Roman" w:cs="Times New Roman"/>
+          <w:b/>
+          <w:bCs/>
+          <w:kern w:val="36"/>
+          <w:szCs w:val="22"/>
+          <w:lang w:val="en-EG"/>
+          <w14:ligatures w14:val="none"/>
+        </w:rPr>
+      </w:pPr>
+      <w:r>
+        <w:rPr>
+          <w:rFonts w:eastAsia="Times New Roman" w:cs="Times New Roman"/>
+          <w:b/>
+          <w:bCs/>
+          <w:kern w:val="36"/>
+          <w:szCs w:val="22"/>
+          <w:lang w:val="en-EG"/>
+          <w14:ligatures w14:val="none"/>
+        </w:rPr>
         <w:t>2. Lack of clear temporal sequence</w:t>
+      </w:r>
+      <w:r>
+        <w:rPr>
+          <w:rFonts w:eastAsia="Times New Roman" w:cs="Times New Roman"/>
+          <w:b/>
+          <w:bCs/>
+          <w:kern w:val="36"/>
+          <w:szCs w:val="22"/>
+          <w:lang w:val="en-EG"/>
+          <w14:ligatures w14:val="none"/>
+        </w:rPr>
+        <w:t xml:space="preserve"> (</w:t>
+      </w:r>
+      <w:r>
+        <w:rPr>
+          <w:b/>
+          <w:bCs/>
+        </w:rPr>
+        <w:t>Temporal ambiguity</w:t>
+      </w:r>
+      <w:r>
+        <w:rPr>
+          <w:b/>
+          <w:bCs/>
+        </w:rPr>
+        <w:t>)</w:t>
       </w:r>
     </w:p>
     <w:p>
@@ -424,6 +514,16 @@
         </w:rPr>
         <w:t xml:space="preserve">  </w:t>
       </w:r>
+      <w:r>
+        <w:rPr>
+          <w:rFonts w:eastAsia="Times New Roman" w:cs="Times New Roman"/>
+          <w:kern w:val="0"/>
+          <w:szCs w:val="22"/>
+          <w:lang w:val="en-EG"/>
+          <w14:ligatures w14:val="none"/>
+        </w:rPr>
+        <w:t>and before discahrge.</w:t>
+      </w:r>
     </w:p>
     <w:p>
       <w:pPr>
@@ -533,7 +633,28 @@
           <w:lang w:val="en-EG"/>
           <w14:ligatures w14:val="none"/>
         </w:rPr>
-        <w:t>related to systemic illness</w:t>
+        <w:t xml:space="preserve">related to </w:t>
+      </w:r>
+      <w:r>
+        <w:t>treatment effects</w:t>
+      </w:r>
+      <w:r>
+        <w:t xml:space="preserve">, </w:t>
+      </w:r>
+      <w:r>
+        <w:t>medication exposure during hospitalization</w:t>
+      </w:r>
+      <w:r>
+        <w:t xml:space="preserve">, </w:t>
+      </w:r>
+      <w:r>
+        <w:t>sedation</w:t>
+      </w:r>
+      <w:r>
+        <w:t xml:space="preserve">, </w:t>
+      </w:r>
+      <w:r>
+        <w:t>metabolic changes over time</w:t>
       </w:r>
     </w:p>
     <w:p>
@@ -563,48 +684,127 @@
       </w:r>
     </w:p>
     <w:p>
-      <w:pPr>
-        <w:spacing w:before="100" w:beforeAutospacing="1" w:after="100" w:afterAutospacing="1"/>
-        <w:rPr>
-          <w:rFonts w:eastAsia="Times New Roman" w:cs="Times New Roman"/>
-          <w:kern w:val="0"/>
-          <w:szCs w:val="22"/>
-          <w:lang w:val="en-EG"/>
-          <w14:ligatures w14:val="none"/>
-        </w:rPr>
-      </w:pPr>
-      <w:r>
-        <w:rPr>
-          <w:rFonts w:eastAsia="Times New Roman" w:cs="Times New Roman"/>
-          <w:kern w:val="0"/>
-          <w:szCs w:val="22"/>
-          <w:lang w:val="en-EG"/>
-          <w14:ligatures w14:val="none"/>
-        </w:rPr>
-        <w:t xml:space="preserve">This limits </w:t>
-      </w:r>
-      <w:r>
-        <w:rPr>
-          <w:rFonts w:eastAsia="Times New Roman" w:cs="Times New Roman"/>
+      <w:r>
+        <w:t>These factors may influence EEG changes independently of COVID.</w:t>
+      </w:r>
+    </w:p>
+    <w:p>
+      <w:pPr>
+        <w:rPr>
           <w:b/>
           <w:bCs/>
-          <w:kern w:val="0"/>
-          <w:szCs w:val="22"/>
-          <w:lang w:val="en-EG"/>
-          <w14:ligatures w14:val="none"/>
-        </w:rPr>
-        <w:t>causal interpretation</w:t>
-      </w:r>
-      <w:r>
-        <w:rPr>
-          <w:rFonts w:eastAsia="Times New Roman" w:cs="Times New Roman"/>
-          <w:kern w:val="0"/>
-          <w:szCs w:val="22"/>
-          <w:lang w:val="en-EG"/>
-          <w14:ligatures w14:val="none"/>
-        </w:rPr>
-        <w:t>.</w:t>
-      </w:r>
+        </w:rPr>
+      </w:pPr>
+      <w:r>
+        <w:rPr>
+          <w:b/>
+          <w:bCs/>
+        </w:rPr>
+        <w:t>3. Confounding variables not controlled</w:t>
+      </w:r>
+    </w:p>
+    <w:p>
+      <w:r>
+        <w:t>Key missing adjustments include:</w:t>
+      </w:r>
+    </w:p>
+    <w:p>
+      <w:pPr>
+        <w:numPr>
+          <w:ilvl w:val="0"/>
+          <w:numId w:val="7"/>
+        </w:numPr>
+      </w:pPr>
+      <w:r>
+        <w:t>oxygen saturation / hypoxia</w:t>
+      </w:r>
+    </w:p>
+    <w:p>
+      <w:pPr>
+        <w:numPr>
+          <w:ilvl w:val="0"/>
+          <w:numId w:val="7"/>
+        </w:numPr>
+      </w:pPr>
+      <w:r>
+        <w:t>ICU admission</w:t>
+      </w:r>
+    </w:p>
+    <w:p>
+      <w:pPr>
+        <w:numPr>
+          <w:ilvl w:val="0"/>
+          <w:numId w:val="7"/>
+        </w:numPr>
+      </w:pPr>
+      <w:r>
+        <w:t>medications</w:t>
+      </w:r>
+    </w:p>
+    <w:p>
+      <w:pPr>
+        <w:numPr>
+          <w:ilvl w:val="0"/>
+          <w:numId w:val="7"/>
+        </w:numPr>
+      </w:pPr>
+      <w:r>
+        <w:t>mechanical ventilation</w:t>
+      </w:r>
+    </w:p>
+    <w:p>
+      <w:pPr>
+        <w:numPr>
+          <w:ilvl w:val="0"/>
+          <w:numId w:val="7"/>
+        </w:numPr>
+      </w:pPr>
+      <w:r>
+        <w:t>inflammatory markers</w:t>
+      </w:r>
+    </w:p>
+    <w:p>
+      <w:pPr>
+        <w:numPr>
+          <w:ilvl w:val="0"/>
+          <w:numId w:val="7"/>
+        </w:numPr>
+      </w:pPr>
+      <w:r>
+        <w:t>metabolic disturbances</w:t>
+      </w:r>
+    </w:p>
+    <w:p>
+      <w:r>
+        <w:t>Many of these factors directly influence EEG patterns.</w:t>
+      </w:r>
+    </w:p>
+    <w:p>
+      <w:r>
+        <w:t>Recommended method</w:t>
+      </w:r>
+      <w:r>
+        <w:t xml:space="preserve"> would be </w:t>
+      </w:r>
+      <w:r>
+        <w:rPr>
+          <w:b/>
+          <w:bCs/>
+        </w:rPr>
+        <w:t>adjusted odds ratios</w:t>
+      </w:r>
+    </w:p>
+    <w:p>
+      <w:pPr>
+        <w:spacing w:before="100" w:beforeAutospacing="1" w:after="100" w:afterAutospacing="1"/>
+        <w:rPr>
+          <w:rFonts w:eastAsia="Times New Roman" w:cs="Times New Roman"/>
+          <w:kern w:val="0"/>
+          <w:szCs w:val="22"/>
+          <w:lang w:val="en-EG"/>
+          <w14:ligatures w14:val="none"/>
+        </w:rPr>
+      </w:pPr>
     </w:p>
     <w:p>
       <w:pPr>
@@ -630,7 +830,8 @@
           <w:lang w:val="en-EG"/>
           <w14:ligatures w14:val="none"/>
         </w:rPr>
-        <w:t>3. No adjustment for confounding (serious statistical flaw)</w:t>
+        <w:lastRenderedPageBreak/>
+        <w:t>4. Poorly defined control group</w:t>
       </w:r>
     </w:p>
     <w:p>
@@ -652,15 +853,54 @@
           <w:lang w:val="en-EG"/>
           <w14:ligatures w14:val="none"/>
         </w:rPr>
-        <w:t>The analysis uses only:</w:t>
-      </w:r>
-    </w:p>
-    <w:p>
-      <w:pPr>
-        <w:numPr>
-          <w:ilvl w:val="0"/>
-          <w:numId w:val="28"/>
-        </w:numPr>
+        <w:t>Controls are described as:</w:t>
+      </w:r>
+      <w:r>
+        <w:rPr>
+          <w:rFonts w:eastAsia="Times New Roman" w:cs="Times New Roman"/>
+          <w:kern w:val="0"/>
+          <w:szCs w:val="22"/>
+          <w:lang w:val="en-EG"/>
+          <w14:ligatures w14:val="none"/>
+        </w:rPr>
+        <w:t xml:space="preserve"> </w:t>
+      </w:r>
+      <w:r>
+        <w:rPr>
+          <w:rFonts w:eastAsia="Times New Roman" w:cs="Times New Roman"/>
+          <w:color w:val="0E0E0E"/>
+          <w:kern w:val="0"/>
+          <w:szCs w:val="22"/>
+          <w:lang w:val="en-EG"/>
+          <w14:ligatures w14:val="none"/>
+        </w:rPr>
+        <w:t>patients with similar respiratory symptoms but negative COVID tests </w:t>
+      </w:r>
+      <w:r>
+        <w:rPr>
+          <w:rFonts w:eastAsia="Times New Roman" w:cs="Times New Roman"/>
+          <w:color w:val="0E0E0E"/>
+          <w:kern w:val="0"/>
+          <w:szCs w:val="22"/>
+          <w:lang w:val="en-EG"/>
+          <w14:ligatures w14:val="none"/>
+        </w:rPr>
+        <w:t>.</w:t>
+      </w:r>
+      <w:r>
+        <w:rPr>
+          <w:rFonts w:eastAsia="Times New Roman" w:cs="Times New Roman"/>
+          <w:color w:val="0E0E0E"/>
+          <w:kern w:val="0"/>
+          <w:szCs w:val="22"/>
+          <w:lang w:val="en-EG"/>
+          <w14:ligatures w14:val="none"/>
+        </w:rPr>
+        <w:t xml:space="preserve"> </w:t>
+      </w:r>
+    </w:p>
+    <w:p>
+      <w:pPr>
         <w:spacing w:before="100" w:beforeAutospacing="1" w:after="100" w:afterAutospacing="1"/>
         <w:rPr>
           <w:rFonts w:eastAsia="Times New Roman" w:cs="Times New Roman"/>
@@ -678,119 +918,7 @@
           <w:lang w:val="en-EG"/>
           <w14:ligatures w14:val="none"/>
         </w:rPr>
-        <w:t>chi-square tests</w:t>
-      </w:r>
-    </w:p>
-    <w:p>
-      <w:pPr>
-        <w:numPr>
-          <w:ilvl w:val="0"/>
-          <w:numId w:val="28"/>
-        </w:numPr>
-        <w:spacing w:before="100" w:beforeAutospacing="1" w:after="100" w:afterAutospacing="1"/>
-        <w:rPr>
-          <w:rFonts w:eastAsia="Times New Roman" w:cs="Times New Roman"/>
-          <w:kern w:val="0"/>
-          <w:szCs w:val="22"/>
-          <w:lang w:val="en-EG"/>
-          <w14:ligatures w14:val="none"/>
-        </w:rPr>
-      </w:pPr>
-      <w:r>
-        <w:rPr>
-          <w:rFonts w:eastAsia="Times New Roman" w:cs="Times New Roman"/>
-          <w:kern w:val="0"/>
-          <w:szCs w:val="22"/>
-          <w:lang w:val="en-EG"/>
-          <w14:ligatures w14:val="none"/>
-        </w:rPr>
-        <w:t>t-tests</w:t>
-      </w:r>
-    </w:p>
-    <w:p>
-      <w:pPr>
-        <w:numPr>
-          <w:ilvl w:val="0"/>
-          <w:numId w:val="28"/>
-        </w:numPr>
-        <w:spacing w:before="100" w:beforeAutospacing="1" w:after="100" w:afterAutospacing="1"/>
-        <w:rPr>
-          <w:rFonts w:eastAsia="Times New Roman" w:cs="Times New Roman"/>
-          <w:kern w:val="0"/>
-          <w:szCs w:val="22"/>
-          <w:lang w:val="en-EG"/>
-          <w14:ligatures w14:val="none"/>
-        </w:rPr>
-      </w:pPr>
-      <w:r>
-        <w:rPr>
-          <w:rFonts w:eastAsia="Times New Roman" w:cs="Times New Roman"/>
-          <w:kern w:val="0"/>
-          <w:szCs w:val="22"/>
-          <w:lang w:val="en-EG"/>
-          <w14:ligatures w14:val="none"/>
-        </w:rPr>
-        <w:t>Mann-Whitney tests</w:t>
-      </w:r>
-    </w:p>
-    <w:p>
-      <w:pPr>
-        <w:numPr>
-          <w:ilvl w:val="0"/>
-          <w:numId w:val="28"/>
-        </w:numPr>
-        <w:spacing w:before="100" w:beforeAutospacing="1" w:after="100" w:afterAutospacing="1"/>
-        <w:rPr>
-          <w:rFonts w:eastAsia="Times New Roman" w:cs="Times New Roman"/>
-          <w:kern w:val="0"/>
-          <w:szCs w:val="22"/>
-          <w:lang w:val="en-EG"/>
-          <w14:ligatures w14:val="none"/>
-        </w:rPr>
-      </w:pPr>
-      <w:r>
-        <w:rPr>
-          <w:rFonts w:eastAsia="Times New Roman" w:cs="Times New Roman"/>
-          <w:kern w:val="0"/>
-          <w:szCs w:val="22"/>
-          <w:lang w:val="en-EG"/>
-          <w14:ligatures w14:val="none"/>
-        </w:rPr>
-        <w:t xml:space="preserve">Spearman correlation  </w:t>
-      </w:r>
-    </w:p>
-    <w:p>
-      <w:pPr>
-        <w:spacing w:before="100" w:beforeAutospacing="1" w:after="100" w:afterAutospacing="1"/>
-        <w:rPr>
-          <w:rFonts w:eastAsia="Times New Roman" w:cs="Times New Roman"/>
-          <w:kern w:val="0"/>
-          <w:szCs w:val="22"/>
-          <w:lang w:val="en-EG"/>
-          <w14:ligatures w14:val="none"/>
-        </w:rPr>
-      </w:pPr>
-    </w:p>
-    <w:p>
-      <w:pPr>
-        <w:spacing w:before="100" w:beforeAutospacing="1" w:after="100" w:afterAutospacing="1"/>
-        <w:rPr>
-          <w:rFonts w:eastAsia="Times New Roman" w:cs="Times New Roman"/>
-          <w:kern w:val="0"/>
-          <w:szCs w:val="22"/>
-          <w:lang w:val="en-EG"/>
-          <w14:ligatures w14:val="none"/>
-        </w:rPr>
-      </w:pPr>
-      <w:r>
-        <w:rPr>
-          <w:rFonts w:eastAsia="Times New Roman" w:cs="Times New Roman"/>
-          <w:kern w:val="0"/>
-          <w:szCs w:val="22"/>
-          <w:lang w:val="en-EG"/>
-          <w14:ligatures w14:val="none"/>
-        </w:rPr>
-        <w:t xml:space="preserve">There is </w:t>
+        <w:t xml:space="preserve">But the </w:t>
       </w:r>
       <w:r>
         <w:rPr>
@@ -802,7 +930,7 @@
           <w:lang w:val="en-EG"/>
           <w14:ligatures w14:val="none"/>
         </w:rPr>
-        <w:t>no multivariable analysis</w:t>
+        <w:t>actual diagnoses are not reported</w:t>
       </w:r>
       <w:r>
         <w:rPr>
@@ -814,358 +942,16 @@
         </w:rPr>
         <w:t>.</w:t>
       </w:r>
-    </w:p>
-    <w:p>
-      <w:pPr>
-        <w:spacing w:before="100" w:beforeAutospacing="1" w:after="100" w:afterAutospacing="1"/>
-        <w:rPr>
-          <w:rFonts w:eastAsia="Times New Roman" w:cs="Times New Roman"/>
-          <w:kern w:val="0"/>
-          <w:szCs w:val="22"/>
-          <w:lang w:val="en-EG"/>
-          <w14:ligatures w14:val="none"/>
-        </w:rPr>
-      </w:pPr>
-      <w:r>
-        <w:rPr>
-          <w:rFonts w:eastAsia="Times New Roman" w:cs="Times New Roman"/>
-          <w:kern w:val="0"/>
-          <w:szCs w:val="22"/>
-          <w:lang w:val="en-EG"/>
-          <w14:ligatures w14:val="none"/>
-        </w:rPr>
-        <w:lastRenderedPageBreak/>
-        <w:t>EEG abnormalities in hospitalized patients can be influenced by:</w:t>
-      </w:r>
-    </w:p>
-    <w:p>
-      <w:pPr>
-        <w:numPr>
-          <w:ilvl w:val="0"/>
-          <w:numId w:val="29"/>
-        </w:numPr>
-        <w:spacing w:before="100" w:beforeAutospacing="1" w:after="100" w:afterAutospacing="1"/>
-        <w:rPr>
-          <w:rFonts w:eastAsia="Times New Roman" w:cs="Times New Roman"/>
-          <w:kern w:val="0"/>
-          <w:szCs w:val="22"/>
-          <w:lang w:val="en-EG"/>
-          <w14:ligatures w14:val="none"/>
-        </w:rPr>
-      </w:pPr>
-      <w:r>
-        <w:rPr>
-          <w:rFonts w:eastAsia="Times New Roman" w:cs="Times New Roman"/>
-          <w:kern w:val="0"/>
-          <w:szCs w:val="22"/>
-          <w:lang w:val="en-EG"/>
-          <w14:ligatures w14:val="none"/>
-        </w:rPr>
-        <w:t>hypoxia</w:t>
-      </w:r>
-    </w:p>
-    <w:p>
-      <w:pPr>
-        <w:numPr>
-          <w:ilvl w:val="0"/>
-          <w:numId w:val="29"/>
-        </w:numPr>
-        <w:spacing w:before="100" w:beforeAutospacing="1" w:after="100" w:afterAutospacing="1"/>
-        <w:rPr>
-          <w:rFonts w:eastAsia="Times New Roman" w:cs="Times New Roman"/>
-          <w:kern w:val="0"/>
-          <w:szCs w:val="22"/>
-          <w:lang w:val="en-EG"/>
-          <w14:ligatures w14:val="none"/>
-        </w:rPr>
-      </w:pPr>
-      <w:r>
-        <w:rPr>
-          <w:rFonts w:eastAsia="Times New Roman" w:cs="Times New Roman"/>
-          <w:kern w:val="0"/>
-          <w:szCs w:val="22"/>
-          <w:lang w:val="en-EG"/>
-          <w14:ligatures w14:val="none"/>
-        </w:rPr>
-        <w:t>metabolic disturbance</w:t>
-      </w:r>
-    </w:p>
-    <w:p>
-      <w:pPr>
-        <w:numPr>
-          <w:ilvl w:val="0"/>
-          <w:numId w:val="29"/>
-        </w:numPr>
-        <w:spacing w:before="100" w:beforeAutospacing="1" w:after="100" w:afterAutospacing="1"/>
-        <w:rPr>
-          <w:rFonts w:eastAsia="Times New Roman" w:cs="Times New Roman"/>
-          <w:kern w:val="0"/>
-          <w:szCs w:val="22"/>
-          <w:lang w:val="en-EG"/>
-          <w14:ligatures w14:val="none"/>
-        </w:rPr>
-      </w:pPr>
-      <w:r>
-        <w:rPr>
-          <w:rFonts w:eastAsia="Times New Roman" w:cs="Times New Roman"/>
-          <w:kern w:val="0"/>
-          <w:szCs w:val="22"/>
-          <w:lang w:val="en-EG"/>
-          <w14:ligatures w14:val="none"/>
-        </w:rPr>
-        <w:t>sepsis</w:t>
-      </w:r>
-    </w:p>
-    <w:p>
-      <w:pPr>
-        <w:numPr>
-          <w:ilvl w:val="0"/>
-          <w:numId w:val="29"/>
-        </w:numPr>
-        <w:spacing w:before="100" w:beforeAutospacing="1" w:after="100" w:afterAutospacing="1"/>
-        <w:rPr>
-          <w:rFonts w:eastAsia="Times New Roman" w:cs="Times New Roman"/>
-          <w:kern w:val="0"/>
-          <w:szCs w:val="22"/>
-          <w:lang w:val="en-EG"/>
-          <w14:ligatures w14:val="none"/>
-        </w:rPr>
-      </w:pPr>
-      <w:r>
-        <w:rPr>
-          <w:rFonts w:eastAsia="Times New Roman" w:cs="Times New Roman"/>
-          <w:kern w:val="0"/>
-          <w:szCs w:val="22"/>
-          <w:lang w:val="en-EG"/>
-          <w14:ligatures w14:val="none"/>
-        </w:rPr>
-        <w:t>medications</w:t>
-      </w:r>
-    </w:p>
-    <w:p>
-      <w:pPr>
-        <w:numPr>
-          <w:ilvl w:val="0"/>
-          <w:numId w:val="29"/>
-        </w:numPr>
-        <w:spacing w:before="100" w:beforeAutospacing="1" w:after="100" w:afterAutospacing="1"/>
-        <w:rPr>
-          <w:rFonts w:eastAsia="Times New Roman" w:cs="Times New Roman"/>
-          <w:kern w:val="0"/>
-          <w:szCs w:val="22"/>
-          <w:lang w:val="en-EG"/>
-          <w14:ligatures w14:val="none"/>
-        </w:rPr>
-      </w:pPr>
-      <w:r>
-        <w:rPr>
-          <w:rFonts w:eastAsia="Times New Roman" w:cs="Times New Roman"/>
-          <w:kern w:val="0"/>
-          <w:szCs w:val="22"/>
-          <w:lang w:val="en-EG"/>
-          <w14:ligatures w14:val="none"/>
-        </w:rPr>
-        <w:t>ICU admission</w:t>
-      </w:r>
-    </w:p>
-    <w:p>
-      <w:pPr>
-        <w:numPr>
-          <w:ilvl w:val="0"/>
-          <w:numId w:val="29"/>
-        </w:numPr>
-        <w:spacing w:before="100" w:beforeAutospacing="1" w:after="100" w:afterAutospacing="1"/>
-        <w:rPr>
-          <w:rFonts w:eastAsia="Times New Roman" w:cs="Times New Roman"/>
-          <w:kern w:val="0"/>
-          <w:szCs w:val="22"/>
-          <w:lang w:val="en-EG"/>
-          <w14:ligatures w14:val="none"/>
-        </w:rPr>
-      </w:pPr>
-      <w:r>
-        <w:rPr>
-          <w:rFonts w:eastAsia="Times New Roman" w:cs="Times New Roman"/>
-          <w:kern w:val="0"/>
-          <w:szCs w:val="22"/>
-          <w:lang w:val="en-EG"/>
-          <w14:ligatures w14:val="none"/>
-        </w:rPr>
-        <w:t>severity of illness.</w:t>
-      </w:r>
-    </w:p>
-    <w:p>
-      <w:pPr>
-        <w:spacing w:before="100" w:beforeAutospacing="1" w:after="100" w:afterAutospacing="1"/>
-        <w:rPr>
-          <w:rFonts w:eastAsia="Times New Roman" w:cs="Times New Roman"/>
-          <w:kern w:val="0"/>
-          <w:szCs w:val="22"/>
-          <w:lang w:val="en-EG"/>
-          <w14:ligatures w14:val="none"/>
-        </w:rPr>
-      </w:pPr>
-      <w:r>
-        <w:rPr>
-          <w:rFonts w:eastAsia="Times New Roman" w:cs="Times New Roman"/>
-          <w:kern w:val="0"/>
-          <w:szCs w:val="22"/>
-          <w:lang w:val="en-EG"/>
-          <w14:ligatures w14:val="none"/>
-        </w:rPr>
-        <w:t xml:space="preserve">Without regression adjustment, the reported association may be </w:t>
-      </w:r>
-      <w:r>
-        <w:rPr>
-          <w:rFonts w:eastAsia="Times New Roman" w:cs="Times New Roman"/>
-          <w:b/>
-          <w:bCs/>
-          <w:kern w:val="0"/>
-          <w:szCs w:val="22"/>
-          <w:lang w:val="en-EG"/>
-          <w14:ligatures w14:val="none"/>
-        </w:rPr>
-        <w:t>entirely confounded</w:t>
-      </w:r>
-      <w:r>
-        <w:rPr>
-          <w:rFonts w:eastAsia="Times New Roman" w:cs="Times New Roman"/>
-          <w:kern w:val="0"/>
-          <w:szCs w:val="22"/>
-          <w:lang w:val="en-EG"/>
-          <w14:ligatures w14:val="none"/>
-        </w:rPr>
-        <w:t>.</w:t>
-      </w:r>
-    </w:p>
-    <w:p>
-      <w:pPr>
-        <w:spacing w:before="100" w:beforeAutospacing="1" w:after="100" w:afterAutospacing="1"/>
-        <w:outlineLvl w:val="0"/>
-        <w:rPr>
-          <w:rFonts w:eastAsia="Times New Roman" w:cs="Times New Roman"/>
-          <w:b/>
-          <w:bCs/>
-          <w:kern w:val="36"/>
-          <w:szCs w:val="22"/>
-          <w:lang w:val="en-EG"/>
-          <w14:ligatures w14:val="none"/>
-        </w:rPr>
-      </w:pPr>
-      <w:r>
-        <w:rPr>
-          <w:rFonts w:eastAsia="Times New Roman" w:cs="Times New Roman"/>
-          <w:b/>
-          <w:bCs/>
-          <w:kern w:val="36"/>
-          <w:szCs w:val="22"/>
-          <w:lang w:val="en-EG"/>
-          <w14:ligatures w14:val="none"/>
-        </w:rPr>
-        <w:t>4. Poorly defined control group</w:t>
-      </w:r>
-    </w:p>
-    <w:p>
-      <w:pPr>
-        <w:spacing w:before="100" w:beforeAutospacing="1" w:after="100" w:afterAutospacing="1"/>
-        <w:rPr>
-          <w:rFonts w:eastAsia="Times New Roman" w:cs="Times New Roman"/>
-          <w:kern w:val="0"/>
-          <w:szCs w:val="22"/>
-          <w:lang w:val="en-EG"/>
-          <w14:ligatures w14:val="none"/>
-        </w:rPr>
-      </w:pPr>
-      <w:r>
-        <w:rPr>
-          <w:rFonts w:eastAsia="Times New Roman" w:cs="Times New Roman"/>
-          <w:kern w:val="0"/>
-          <w:szCs w:val="22"/>
-          <w:lang w:val="en-EG"/>
-          <w14:ligatures w14:val="none"/>
-        </w:rPr>
-        <w:t>Controls are described as:</w:t>
-      </w:r>
-    </w:p>
-    <w:p>
-      <w:pPr>
-        <w:spacing w:after="0"/>
-        <w:rPr>
-          <w:rFonts w:eastAsia="Times New Roman" w:cs="Times New Roman"/>
-          <w:color w:val="0E0E0E"/>
-          <w:kern w:val="0"/>
-          <w:szCs w:val="22"/>
-          <w:lang w:val="en-EG"/>
-          <w14:ligatures w14:val="none"/>
-        </w:rPr>
-      </w:pPr>
-      <w:r>
-        <w:rPr>
-          <w:rFonts w:eastAsia="Times New Roman" w:cs="Times New Roman"/>
-          <w:color w:val="0E0E0E"/>
-          <w:kern w:val="0"/>
-          <w:szCs w:val="22"/>
-          <w:lang w:val="en-EG"/>
-          <w14:ligatures w14:val="none"/>
-        </w:rPr>
-        <w:t xml:space="preserve">patients with similar respiratory symptoms but negative COVID tests  </w:t>
-      </w:r>
-    </w:p>
-    <w:p>
-      <w:pPr>
-        <w:spacing w:before="100" w:beforeAutospacing="1" w:after="100" w:afterAutospacing="1"/>
-        <w:rPr>
-          <w:rFonts w:eastAsia="Times New Roman" w:cs="Times New Roman"/>
-          <w:kern w:val="0"/>
-          <w:szCs w:val="22"/>
-          <w:lang w:val="en-EG"/>
-          <w14:ligatures w14:val="none"/>
-        </w:rPr>
-      </w:pPr>
-      <w:r>
-        <w:rPr>
-          <w:rFonts w:eastAsia="Times New Roman" w:cs="Times New Roman"/>
-          <w:kern w:val="0"/>
-          <w:szCs w:val="22"/>
-          <w:lang w:val="en-EG"/>
-          <w14:ligatures w14:val="none"/>
-        </w:rPr>
-        <w:t xml:space="preserve">But the </w:t>
-      </w:r>
-      <w:r>
-        <w:rPr>
-          <w:rFonts w:eastAsia="Times New Roman" w:cs="Times New Roman"/>
-          <w:b/>
-          <w:bCs/>
-          <w:kern w:val="0"/>
-          <w:szCs w:val="22"/>
-          <w:lang w:val="en-EG"/>
-          <w14:ligatures w14:val="none"/>
-        </w:rPr>
-        <w:t>actual diagnoses are not reported</w:t>
-      </w:r>
-      <w:r>
-        <w:rPr>
-          <w:rFonts w:eastAsia="Times New Roman" w:cs="Times New Roman"/>
-          <w:kern w:val="0"/>
-          <w:szCs w:val="22"/>
-          <w:lang w:val="en-EG"/>
-          <w14:ligatures w14:val="none"/>
-        </w:rPr>
-        <w:t>.</w:t>
-      </w:r>
-    </w:p>
-    <w:p>
-      <w:pPr>
-        <w:spacing w:before="100" w:beforeAutospacing="1" w:after="100" w:afterAutospacing="1"/>
-        <w:rPr>
-          <w:rFonts w:eastAsia="Times New Roman" w:cs="Times New Roman"/>
-          <w:kern w:val="0"/>
-          <w:szCs w:val="22"/>
-          <w:lang w:val="en-EG"/>
-          <w14:ligatures w14:val="none"/>
-        </w:rPr>
-      </w:pPr>
+      <w:r>
+        <w:rPr>
+          <w:rFonts w:eastAsia="Times New Roman" w:cs="Times New Roman"/>
+          <w:kern w:val="0"/>
+          <w:szCs w:val="22"/>
+          <w:lang w:val="en-EG"/>
+          <w14:ligatures w14:val="none"/>
+        </w:rPr>
+        <w:t xml:space="preserve"> </w:t>
+      </w:r>
       <w:r>
         <w:rPr>
           <w:rFonts w:eastAsia="Times New Roman" w:cs="Times New Roman"/>
@@ -1257,72 +1043,125 @@
     </w:p>
     <w:p>
       <w:pPr>
+        <w:spacing w:before="100" w:beforeAutospacing="1" w:after="100" w:afterAutospacing="1"/>
+        <w:rPr>
+          <w:rFonts w:eastAsia="Times New Roman" w:cs="Times New Roman"/>
+          <w:kern w:val="0"/>
+          <w:szCs w:val="22"/>
+          <w:lang w:val="en-EG"/>
+          <w14:ligatures w14:val="none"/>
+        </w:rPr>
+      </w:pPr>
+      <w:r>
+        <w:rPr>
+          <w:rFonts w:eastAsia="Times New Roman" w:cs="Times New Roman"/>
+          <w:kern w:val="0"/>
+          <w:szCs w:val="22"/>
+          <w:lang w:val="en-EG"/>
+          <w14:ligatures w14:val="none"/>
+        </w:rPr>
+        <w:t xml:space="preserve">These illnesses themselves can cause </w:t>
+      </w:r>
+      <w:r>
+        <w:rPr>
+          <w:rFonts w:eastAsia="Times New Roman" w:cs="Times New Roman"/>
+          <w:b/>
+          <w:bCs/>
+          <w:kern w:val="0"/>
+          <w:szCs w:val="22"/>
+          <w:lang w:val="en-EG"/>
+          <w14:ligatures w14:val="none"/>
+        </w:rPr>
+        <w:t>EEG abnormalities</w:t>
+      </w:r>
+      <w:r>
+        <w:rPr>
+          <w:rFonts w:eastAsia="Times New Roman" w:cs="Times New Roman"/>
+          <w:kern w:val="0"/>
+          <w:szCs w:val="22"/>
+          <w:lang w:val="en-EG"/>
+          <w14:ligatures w14:val="none"/>
+        </w:rPr>
+        <w:t xml:space="preserve">, making the comparison </w:t>
+      </w:r>
+      <w:r>
+        <w:rPr>
+          <w:rFonts w:eastAsia="Times New Roman" w:cs="Times New Roman"/>
+          <w:kern w:val="0"/>
+          <w:szCs w:val="22"/>
+          <w:lang w:val="en-EG"/>
+          <w14:ligatures w14:val="none"/>
+        </w:rPr>
+        <w:t>flawed</w:t>
+      </w:r>
+      <w:r>
+        <w:rPr>
+          <w:rFonts w:eastAsia="Times New Roman" w:cs="Times New Roman"/>
+          <w:kern w:val="0"/>
+          <w:szCs w:val="22"/>
+          <w:lang w:val="en-EG"/>
+          <w14:ligatures w14:val="none"/>
+        </w:rPr>
+        <w:t>.</w:t>
+      </w:r>
+    </w:p>
+    <w:p>
+      <w:r>
+        <w:t>A better control group would include:</w:t>
+      </w:r>
+    </w:p>
+    <w:p>
+      <w:pPr>
         <w:numPr>
           <w:ilvl w:val="0"/>
-          <w:numId w:val="30"/>
+          <w:numId w:val="6"/>
         </w:numPr>
-        <w:spacing w:before="100" w:beforeAutospacing="1" w:after="100" w:afterAutospacing="1"/>
-        <w:rPr>
-          <w:rFonts w:eastAsia="Times New Roman" w:cs="Times New Roman"/>
-          <w:kern w:val="0"/>
-          <w:szCs w:val="22"/>
-          <w:lang w:val="en-EG"/>
-          <w14:ligatures w14:val="none"/>
-        </w:rPr>
-      </w:pPr>
-      <w:r>
-        <w:rPr>
-          <w:rFonts w:eastAsia="Times New Roman" w:cs="Times New Roman"/>
-          <w:kern w:val="0"/>
-          <w:szCs w:val="22"/>
-          <w:lang w:val="en-EG"/>
-          <w14:ligatures w14:val="none"/>
-        </w:rPr>
-        <w:t>sepsis.</w:t>
-      </w:r>
-    </w:p>
-    <w:p>
-      <w:pPr>
-        <w:spacing w:before="100" w:beforeAutospacing="1" w:after="100" w:afterAutospacing="1"/>
-        <w:rPr>
-          <w:rFonts w:eastAsia="Times New Roman" w:cs="Times New Roman"/>
-          <w:kern w:val="0"/>
-          <w:szCs w:val="22"/>
-          <w:lang w:val="en-EG"/>
-          <w14:ligatures w14:val="none"/>
-        </w:rPr>
-      </w:pPr>
-      <w:r>
-        <w:rPr>
-          <w:rFonts w:eastAsia="Times New Roman" w:cs="Times New Roman"/>
-          <w:kern w:val="0"/>
-          <w:szCs w:val="22"/>
-          <w:lang w:val="en-EG"/>
-          <w14:ligatures w14:val="none"/>
-        </w:rPr>
-        <w:t xml:space="preserve">These illnesses themselves can cause </w:t>
-      </w:r>
-      <w:r>
-        <w:rPr>
-          <w:rFonts w:eastAsia="Times New Roman" w:cs="Times New Roman"/>
+      </w:pPr>
+      <w:r>
+        <w:t>matched </w:t>
+      </w:r>
+      <w:r>
+        <w:rPr>
           <w:b/>
           <w:bCs/>
-          <w:kern w:val="0"/>
-          <w:szCs w:val="22"/>
-          <w:lang w:val="en-EG"/>
-          <w14:ligatures w14:val="none"/>
-        </w:rPr>
-        <w:t>EEG abnormalities</w:t>
-      </w:r>
-      <w:r>
-        <w:rPr>
-          <w:rFonts w:eastAsia="Times New Roman" w:cs="Times New Roman"/>
-          <w:kern w:val="0"/>
-          <w:szCs w:val="22"/>
-          <w:lang w:val="en-EG"/>
-          <w14:ligatures w14:val="none"/>
-        </w:rPr>
-        <w:t>, making the comparison difficult to interpret.</w:t>
+        </w:rPr>
+        <w:t>severity of illness</w:t>
+      </w:r>
+    </w:p>
+    <w:p>
+      <w:pPr>
+        <w:numPr>
+          <w:ilvl w:val="0"/>
+          <w:numId w:val="6"/>
+        </w:numPr>
+      </w:pPr>
+      <w:r>
+        <w:t>matched </w:t>
+      </w:r>
+      <w:r>
+        <w:rPr>
+          <w:b/>
+          <w:bCs/>
+        </w:rPr>
+        <w:t>ICU vs ward status</w:t>
+      </w:r>
+    </w:p>
+    <w:p>
+      <w:pPr>
+        <w:numPr>
+          <w:ilvl w:val="0"/>
+          <w:numId w:val="6"/>
+        </w:numPr>
+      </w:pPr>
+      <w:r>
+        <w:t>matched </w:t>
+      </w:r>
+      <w:r>
+        <w:rPr>
+          <w:b/>
+          <w:bCs/>
+        </w:rPr>
+        <w:t>oxygenation parameters</w:t>
       </w:r>
     </w:p>
     <w:p>
@@ -1613,23 +1452,8 @@
       <w:pPr>
         <w:spacing w:before="100" w:beforeAutospacing="1" w:after="100" w:afterAutospacing="1"/>
         <w:rPr>
-          <w:rFonts w:eastAsia="Times New Roman" w:cs="Times New Roman"/>
-          <w:kern w:val="0"/>
-          <w:szCs w:val="22"/>
-          <w:lang w:val="en-EG"/>
-          <w14:ligatures w14:val="none"/>
-        </w:rPr>
-      </w:pPr>
-    </w:p>
-    <w:p>
-      <w:pPr>
-        <w:spacing w:before="100" w:beforeAutospacing="1" w:after="100" w:afterAutospacing="1"/>
-        <w:rPr>
-          <w:rFonts w:eastAsia="Times New Roman" w:cs="Times New Roman"/>
-          <w:kern w:val="0"/>
-          <w:szCs w:val="22"/>
-          <w:lang w:val="en-EG"/>
-          <w14:ligatures w14:val="none"/>
+          <w:szCs w:val="22"/>
+          <w:lang w:val="en-EG"/>
         </w:rPr>
       </w:pPr>
       <w:r>
@@ -1642,244 +1466,157 @@
         </w:rPr>
         <w:t>Total sample:</w:t>
       </w:r>
-    </w:p>
-    <w:p>
-      <w:pPr>
-        <w:rPr>
-          <w:szCs w:val="22"/>
-          <w:lang w:val="en-EG"/>
-        </w:rPr>
-      </w:pPr>
+      <w:r>
+        <w:rPr>
+          <w:rFonts w:eastAsia="Times New Roman" w:cs="Times New Roman"/>
+          <w:kern w:val="0"/>
+          <w:szCs w:val="22"/>
+          <w:lang w:val="en-EG"/>
+          <w14:ligatures w14:val="none"/>
+        </w:rPr>
+        <w:t xml:space="preserve"> </w:t>
+      </w:r>
       <w:r>
         <w:rPr>
           <w:szCs w:val="22"/>
           <w:lang w:val="en-EG"/>
         </w:rPr>
         <w:t>95 patients</w:t>
-      </w:r>
-    </w:p>
-    <w:p>
-      <w:pPr>
-        <w:spacing w:before="100" w:beforeAutospacing="1" w:after="100" w:afterAutospacing="1"/>
-        <w:rPr>
-          <w:rFonts w:eastAsia="Times New Roman" w:cs="Times New Roman"/>
-          <w:kern w:val="0"/>
-          <w:szCs w:val="22"/>
-          <w:lang w:val="en-EG"/>
-          <w14:ligatures w14:val="none"/>
-        </w:rPr>
-      </w:pPr>
-      <w:r>
-        <w:rPr>
-          <w:rFonts w:eastAsia="Times New Roman" w:cs="Times New Roman"/>
-          <w:kern w:val="0"/>
-          <w:szCs w:val="22"/>
-          <w:lang w:val="en-EG"/>
-          <w14:ligatures w14:val="none"/>
-        </w:rPr>
-        <w:lastRenderedPageBreak/>
-        <w:t>Yet the study performs multiple subgroup analyses:</w:t>
       </w:r>
     </w:p>
     <w:p>
       <w:pPr>
         <w:numPr>
           <w:ilvl w:val="0"/>
-          <w:numId w:val="32"/>
+          <w:numId w:val="9"/>
         </w:numPr>
-        <w:spacing w:before="100" w:beforeAutospacing="1" w:after="100" w:afterAutospacing="1"/>
-        <w:rPr>
-          <w:rFonts w:eastAsia="Times New Roman" w:cs="Times New Roman"/>
-          <w:kern w:val="0"/>
-          <w:szCs w:val="22"/>
-          <w:lang w:val="en-EG"/>
-          <w14:ligatures w14:val="none"/>
-        </w:rPr>
-      </w:pPr>
-      <w:r>
-        <w:rPr>
-          <w:rFonts w:eastAsia="Times New Roman" w:cs="Times New Roman"/>
-          <w:kern w:val="0"/>
-          <w:szCs w:val="22"/>
-          <w:lang w:val="en-EG"/>
-          <w14:ligatures w14:val="none"/>
-        </w:rPr>
-        <w:t>hypertension</w:t>
+      </w:pPr>
+      <w:r>
+        <w:t xml:space="preserve">49 COVID </w:t>
+      </w:r>
+      <w:r>
+        <w:t>test positive</w:t>
       </w:r>
     </w:p>
     <w:p>
       <w:pPr>
         <w:numPr>
           <w:ilvl w:val="0"/>
-          <w:numId w:val="32"/>
+          <w:numId w:val="9"/>
         </w:numPr>
-        <w:spacing w:before="100" w:beforeAutospacing="1" w:after="100" w:afterAutospacing="1"/>
-        <w:rPr>
-          <w:rFonts w:eastAsia="Times New Roman" w:cs="Times New Roman"/>
-          <w:kern w:val="0"/>
-          <w:szCs w:val="22"/>
-          <w:lang w:val="en-EG"/>
-          <w14:ligatures w14:val="none"/>
-        </w:rPr>
-      </w:pPr>
-      <w:r>
-        <w:rPr>
-          <w:rFonts w:eastAsia="Times New Roman" w:cs="Times New Roman"/>
-          <w:kern w:val="0"/>
-          <w:szCs w:val="22"/>
-          <w:lang w:val="en-EG"/>
-          <w14:ligatures w14:val="none"/>
-        </w:rPr>
-        <w:t>diabetes</w:t>
+      </w:pPr>
+      <w:r>
+        <w:t xml:space="preserve">46 </w:t>
+      </w:r>
+      <w:r>
+        <w:t>COVID test negative</w:t>
+      </w:r>
+    </w:p>
+    <w:p>
+      <w:r>
+        <w:t>Yet the study performs extensive </w:t>
+      </w:r>
+      <w:r>
+        <w:rPr>
+          <w:b/>
+          <w:bCs/>
+        </w:rPr>
+        <w:t>subgroup analyses</w:t>
+      </w:r>
+      <w:r>
+        <w:t> (HTN, DM, cardiac disease, renal disease, hepatic disease). </w:t>
+      </w:r>
+    </w:p>
+    <w:p>
+      <w:r>
+        <w:t>Some subgroups contain:</w:t>
       </w:r>
     </w:p>
     <w:p>
       <w:pPr>
         <w:numPr>
           <w:ilvl w:val="0"/>
-          <w:numId w:val="32"/>
+          <w:numId w:val="10"/>
         </w:numPr>
-        <w:spacing w:before="100" w:beforeAutospacing="1" w:after="100" w:afterAutospacing="1"/>
-        <w:rPr>
-          <w:rFonts w:eastAsia="Times New Roman" w:cs="Times New Roman"/>
-          <w:kern w:val="0"/>
-          <w:szCs w:val="22"/>
-          <w:lang w:val="en-EG"/>
-          <w14:ligatures w14:val="none"/>
-        </w:rPr>
-      </w:pPr>
-      <w:r>
-        <w:rPr>
-          <w:rFonts w:eastAsia="Times New Roman" w:cs="Times New Roman"/>
-          <w:kern w:val="0"/>
-          <w:szCs w:val="22"/>
-          <w:lang w:val="en-EG"/>
-          <w14:ligatures w14:val="none"/>
-        </w:rPr>
-        <w:t>cardiac disease</w:t>
+      </w:pPr>
+      <w:r>
+        <w:rPr>
+          <w:b/>
+          <w:bCs/>
+        </w:rPr>
+        <w:t>N = 5</w:t>
       </w:r>
     </w:p>
     <w:p>
       <w:pPr>
         <w:numPr>
           <w:ilvl w:val="0"/>
-          <w:numId w:val="32"/>
+          <w:numId w:val="10"/>
         </w:numPr>
-        <w:spacing w:before="100" w:beforeAutospacing="1" w:after="100" w:afterAutospacing="1"/>
-        <w:rPr>
-          <w:rFonts w:eastAsia="Times New Roman" w:cs="Times New Roman"/>
-          <w:kern w:val="0"/>
-          <w:szCs w:val="22"/>
-          <w:lang w:val="en-EG"/>
-          <w14:ligatures w14:val="none"/>
-        </w:rPr>
-      </w:pPr>
-      <w:r>
-        <w:rPr>
-          <w:rFonts w:eastAsia="Times New Roman" w:cs="Times New Roman"/>
-          <w:kern w:val="0"/>
-          <w:szCs w:val="22"/>
-          <w:lang w:val="en-EG"/>
-          <w14:ligatures w14:val="none"/>
-        </w:rPr>
-        <w:t>renal disease</w:t>
+      </w:pPr>
+      <w:r>
+        <w:rPr>
+          <w:b/>
+          <w:bCs/>
+        </w:rPr>
+        <w:t>N = 6</w:t>
+      </w:r>
+    </w:p>
+    <w:p>
+      <w:r>
+        <w:t>This leads to:</w:t>
       </w:r>
     </w:p>
     <w:p>
       <w:pPr>
         <w:numPr>
           <w:ilvl w:val="0"/>
-          <w:numId w:val="32"/>
+          <w:numId w:val="11"/>
         </w:numPr>
-        <w:spacing w:before="100" w:beforeAutospacing="1" w:after="100" w:afterAutospacing="1"/>
-        <w:rPr>
-          <w:rFonts w:eastAsia="Times New Roman" w:cs="Times New Roman"/>
-          <w:kern w:val="0"/>
-          <w:szCs w:val="22"/>
-          <w:lang w:val="en-EG"/>
-          <w14:ligatures w14:val="none"/>
-        </w:rPr>
-      </w:pPr>
-      <w:r>
-        <w:rPr>
-          <w:rFonts w:eastAsia="Times New Roman" w:cs="Times New Roman"/>
-          <w:kern w:val="0"/>
-          <w:szCs w:val="22"/>
-          <w:lang w:val="en-EG"/>
-          <w14:ligatures w14:val="none"/>
-        </w:rPr>
-        <w:t>hepatic disease.</w:t>
-      </w:r>
-    </w:p>
-    <w:p>
-      <w:pPr>
-        <w:spacing w:before="100" w:beforeAutospacing="1" w:after="100" w:afterAutospacing="1"/>
-        <w:rPr>
-          <w:rFonts w:eastAsia="Times New Roman" w:cs="Times New Roman"/>
-          <w:kern w:val="0"/>
-          <w:szCs w:val="22"/>
-          <w:lang w:val="en-EG"/>
-          <w14:ligatures w14:val="none"/>
-        </w:rPr>
-      </w:pPr>
-      <w:r>
-        <w:rPr>
-          <w:rFonts w:eastAsia="Times New Roman" w:cs="Times New Roman"/>
-          <w:kern w:val="0"/>
-          <w:szCs w:val="22"/>
-          <w:lang w:val="en-EG"/>
-          <w14:ligatures w14:val="none"/>
-        </w:rPr>
-        <w:t xml:space="preserve">Some subgroups contain </w:t>
-      </w:r>
-      <w:r>
-        <w:rPr>
-          <w:rFonts w:eastAsia="Times New Roman" w:cs="Times New Roman"/>
+      </w:pPr>
+      <w:r>
+        <w:t>extremely low statistical power</w:t>
+      </w:r>
+    </w:p>
+    <w:p>
+      <w:pPr>
+        <w:numPr>
+          <w:ilvl w:val="0"/>
+          <w:numId w:val="11"/>
+        </w:numPr>
+      </w:pPr>
+      <w:r>
+        <w:t>unstable proportions</w:t>
+      </w:r>
+    </w:p>
+    <w:p>
+      <w:pPr>
+        <w:numPr>
+          <w:ilvl w:val="0"/>
+          <w:numId w:val="11"/>
+        </w:numPr>
+      </w:pPr>
+      <w:r>
+        <w:t>high risk of </w:t>
+      </w:r>
+      <w:r>
+        <w:rPr>
           <w:b/>
           <w:bCs/>
-          <w:kern w:val="0"/>
-          <w:szCs w:val="22"/>
-          <w:lang w:val="en-EG"/>
-          <w14:ligatures w14:val="none"/>
-        </w:rPr>
-        <w:t>as few as 5 patients</w:t>
-      </w:r>
-      <w:r>
-        <w:rPr>
-          <w:rFonts w:eastAsia="Times New Roman" w:cs="Times New Roman"/>
-          <w:kern w:val="0"/>
-          <w:szCs w:val="22"/>
-          <w:lang w:val="en-EG"/>
-          <w14:ligatures w14:val="none"/>
-        </w:rPr>
-        <w:t>, which makes statistical comparisons unreliable.</w:t>
-      </w:r>
-    </w:p>
-    <w:p>
-      <w:pPr>
-        <w:spacing w:before="100" w:beforeAutospacing="1" w:after="100" w:afterAutospacing="1"/>
-        <w:outlineLvl w:val="0"/>
-        <w:rPr>
-          <w:rFonts w:eastAsia="Times New Roman" w:cs="Times New Roman"/>
-          <w:b/>
-          <w:bCs/>
-          <w:kern w:val="36"/>
-          <w:szCs w:val="22"/>
-          <w:lang w:val="en-EG"/>
-          <w14:ligatures w14:val="none"/>
-        </w:rPr>
-      </w:pPr>
-      <w:r>
-        <w:rPr>
-          <w:rFonts w:eastAsia="Times New Roman" w:cs="Times New Roman"/>
-          <w:b/>
-          <w:bCs/>
-          <w:kern w:val="36"/>
-          <w:szCs w:val="22"/>
-          <w:lang w:val="en-EG"/>
-          <w14:ligatures w14:val="none"/>
-        </w:rPr>
-        <w:t>Moderate methodological problems</w:t>
+        </w:rPr>
+        <w:t>Type I errors</w:t>
+      </w:r>
+    </w:p>
+    <w:p>
+      <w:pPr>
+        <w:numPr>
+          <w:ilvl w:val="0"/>
+          <w:numId w:val="11"/>
+        </w:numPr>
+      </w:pPr>
+      <w:r>
+        <w:lastRenderedPageBreak/>
+        <w:t>unreliable conclusions</w:t>
       </w:r>
     </w:p>
     <w:p>
@@ -2099,29 +1836,63 @@
           <w:lang w:val="en-EG"/>
           <w14:ligatures w14:val="none"/>
         </w:rPr>
-        <w:t>8. Overinterpretation of observational findings</w:t>
-      </w:r>
-    </w:p>
-    <w:p>
-      <w:pPr>
-        <w:spacing w:before="100" w:beforeAutospacing="1" w:after="100" w:afterAutospacing="1"/>
-        <w:rPr>
-          <w:rFonts w:eastAsia="Times New Roman" w:cs="Times New Roman"/>
-          <w:kern w:val="0"/>
-          <w:szCs w:val="22"/>
-          <w:lang w:val="en-EG"/>
-          <w14:ligatures w14:val="none"/>
-        </w:rPr>
-      </w:pPr>
-      <w:r>
-        <w:rPr>
-          <w:rFonts w:eastAsia="Times New Roman" w:cs="Times New Roman"/>
-          <w:kern w:val="0"/>
-          <w:szCs w:val="22"/>
-          <w:lang w:val="en-EG"/>
-          <w14:ligatures w14:val="none"/>
-        </w:rPr>
-        <w:t>The discussion implies neurological effects attributable to COVID-19 despite:</w:t>
+        <w:t>8. Overinterpretation of findings</w:t>
+      </w:r>
+    </w:p>
+    <w:p>
+      <w:pPr>
+        <w:rPr>
+          <w:b/>
+          <w:bCs/>
+        </w:rPr>
+      </w:pPr>
+      <w:r>
+        <w:rPr>
+          <w:b/>
+          <w:bCs/>
+        </w:rPr>
+        <w:t xml:space="preserve">The authors made </w:t>
+      </w:r>
+      <w:r>
+        <w:rPr>
+          <w:b/>
+          <w:bCs/>
+        </w:rPr>
+        <w:t>over</w:t>
+      </w:r>
+      <w:r>
+        <w:rPr>
+          <w:b/>
+          <w:bCs/>
+        </w:rPr>
+        <w:t xml:space="preserve">interpretation </w:t>
+      </w:r>
+      <w:r>
+        <w:rPr>
+          <w:b/>
+          <w:bCs/>
+        </w:rPr>
+        <w:t>that is not supported by</w:t>
+      </w:r>
+      <w:r>
+        <w:rPr>
+          <w:b/>
+          <w:bCs/>
+        </w:rPr>
+        <w:t xml:space="preserve"> data</w:t>
+      </w:r>
+      <w:r>
+        <w:rPr>
+          <w:b/>
+          <w:bCs/>
+        </w:rPr>
+        <w:t xml:space="preserve">. They use </w:t>
+      </w:r>
+      <w:r>
+        <w:t xml:space="preserve">causal language in discussion </w:t>
+      </w:r>
+      <w:r>
+        <w:t>despite</w:t>
       </w:r>
     </w:p>
     <w:p>
@@ -2205,50 +1976,6 @@
     <w:p>
       <w:pPr>
         <w:spacing w:before="100" w:beforeAutospacing="1" w:after="100" w:afterAutospacing="1"/>
-        <w:rPr>
-          <w:rFonts w:eastAsia="Times New Roman" w:cs="Times New Roman"/>
-          <w:kern w:val="0"/>
-          <w:szCs w:val="22"/>
-          <w:lang w:val="en-EG"/>
-          <w14:ligatures w14:val="none"/>
-        </w:rPr>
-      </w:pPr>
-      <w:r>
-        <w:rPr>
-          <w:rFonts w:eastAsia="Times New Roman" w:cs="Times New Roman"/>
-          <w:kern w:val="0"/>
-          <w:szCs w:val="22"/>
-          <w:lang w:val="en-EG"/>
-          <w14:ligatures w14:val="none"/>
-        </w:rPr>
-        <w:t xml:space="preserve">This risks </w:t>
-      </w:r>
-      <w:r>
-        <w:rPr>
-          <w:rFonts w:eastAsia="Times New Roman" w:cs="Times New Roman"/>
-          <w:b/>
-          <w:bCs/>
-          <w:kern w:val="0"/>
-          <w:szCs w:val="22"/>
-          <w:lang w:val="en-EG"/>
-          <w14:ligatures w14:val="none"/>
-        </w:rPr>
-        <w:t>causal overinterpretation</w:t>
-      </w:r>
-      <w:r>
-        <w:rPr>
-          <w:rFonts w:eastAsia="Times New Roman" w:cs="Times New Roman"/>
-          <w:kern w:val="0"/>
-          <w:szCs w:val="22"/>
-          <w:lang w:val="en-EG"/>
-          <w14:ligatures w14:val="none"/>
-        </w:rPr>
-        <w:t>.</w:t>
-      </w:r>
-    </w:p>
-    <w:p>
-      <w:pPr>
-        <w:spacing w:before="100" w:beforeAutospacing="1" w:after="100" w:afterAutospacing="1"/>
         <w:outlineLvl w:val="1"/>
         <w:rPr>
           <w:rFonts w:eastAsia="Times New Roman" w:cs="Times New Roman"/>
@@ -2418,6 +2145,16 @@
         </w:rPr>
         <w:t>the workflow is unclear</w:t>
       </w:r>
+      <w:r>
+        <w:rPr>
+          <w:rFonts w:eastAsia="Times New Roman" w:cs="Times New Roman"/>
+          <w:kern w:val="0"/>
+          <w:szCs w:val="22"/>
+          <w:lang w:val="en-EG"/>
+          <w14:ligatures w14:val="none"/>
+        </w:rPr>
+        <w:t xml:space="preserve"> (95 x 6 x 2 = 1140 hours of independent review by an expert).</w:t>
+      </w:r>
     </w:p>
     <w:p>
       <w:pPr>
@@ -2463,6 +2200,15 @@
         <w:outlineLvl w:val="1"/>
         <w:rPr>
           <w:rFonts w:eastAsia="Times New Roman" w:cs="Times New Roman"/>
+          <w:kern w:val="0"/>
+          <w:szCs w:val="22"/>
+          <w:lang w:val="en-EG"/>
+          <w14:ligatures w14:val="none"/>
+        </w:rPr>
+      </w:pPr>
+      <w:r>
+        <w:rPr>
+          <w:rFonts w:eastAsia="Times New Roman" w:cs="Times New Roman"/>
           <w:b/>
           <w:bCs/>
           <w:kern w:val="0"/>
@@ -2470,7 +2216,8 @@
           <w:lang w:val="en-EG"/>
           <w14:ligatures w14:val="none"/>
         </w:rPr>
-      </w:pPr>
+        <w:t>10. Lack of illness severity control</w:t>
+      </w:r>
       <w:r>
         <w:rPr>
           <w:rFonts w:eastAsia="Times New Roman" w:cs="Times New Roman"/>
@@ -2481,84 +2228,87 @@
           <w:lang w:val="en-EG"/>
           <w14:ligatures w14:val="none"/>
         </w:rPr>
-        <w:t>10. Lack of illness severity control</w:t>
-      </w:r>
-    </w:p>
-    <w:p>
-      <w:pPr>
-        <w:spacing w:before="100" w:beforeAutospacing="1" w:after="100" w:afterAutospacing="1"/>
-        <w:rPr>
-          <w:rFonts w:eastAsia="Times New Roman" w:cs="Times New Roman"/>
-          <w:kern w:val="0"/>
-          <w:szCs w:val="22"/>
-          <w:lang w:val="en-EG"/>
-          <w14:ligatures w14:val="none"/>
-        </w:rPr>
-      </w:pPr>
-      <w:r>
-        <w:rPr>
-          <w:rFonts w:eastAsia="Times New Roman" w:cs="Times New Roman"/>
-          <w:kern w:val="0"/>
-          <w:szCs w:val="22"/>
-          <w:lang w:val="en-EG"/>
-          <w14:ligatures w14:val="none"/>
-        </w:rPr>
-        <w:t xml:space="preserve">Although the paper mentions CT severity scoring, it </w:t>
-      </w:r>
-      <w:r>
-        <w:rPr>
-          <w:rFonts w:eastAsia="Times New Roman" w:cs="Times New Roman"/>
+        <w:t xml:space="preserve">: </w:t>
+      </w:r>
+    </w:p>
+    <w:p>
+      <w:r>
+        <w:t>The study uses </w:t>
+      </w:r>
+      <w:r>
+        <w:rPr>
           <w:b/>
           <w:bCs/>
-          <w:kern w:val="0"/>
-          <w:szCs w:val="22"/>
-          <w:lang w:val="en-EG"/>
-          <w14:ligatures w14:val="none"/>
-        </w:rPr>
-        <w:t>does not adjust analyses for illness severity</w:t>
-      </w:r>
-      <w:r>
-        <w:rPr>
-          <w:rFonts w:eastAsia="Times New Roman" w:cs="Times New Roman"/>
-          <w:kern w:val="0"/>
-          <w:szCs w:val="22"/>
-          <w:lang w:val="en-EG"/>
-          <w14:ligatures w14:val="none"/>
-        </w:rPr>
-        <w:t>, which could strongly influence EEG findings.</w:t>
-      </w:r>
-    </w:p>
-    <w:p>
-      <w:pPr>
-        <w:spacing w:before="100" w:beforeAutospacing="1" w:after="100" w:afterAutospacing="1"/>
-        <w:outlineLvl w:val="0"/>
-        <w:rPr>
-          <w:rFonts w:eastAsia="Times New Roman" w:cs="Times New Roman"/>
+        </w:rPr>
+        <w:t>CO-RADS scores to represent COVID severity</w:t>
+      </w:r>
+      <w:r>
+        <w:t>. </w:t>
+      </w:r>
+      <w:r>
+        <w:t>This raises two serious concerns</w:t>
+      </w:r>
+    </w:p>
+    <w:p>
+      <w:pPr>
+        <w:pStyle w:val="ListParagraph"/>
+        <w:numPr>
+          <w:ilvl w:val="0"/>
+          <w:numId w:val="38"/>
+        </w:numPr>
+      </w:pPr>
+      <w:r>
+        <w:t>CO-RADS is designed to measure </w:t>
+      </w:r>
+      <w:r>
+        <w:rPr>
           <w:b/>
           <w:bCs/>
-          <w:kern w:val="36"/>
-          <w:szCs w:val="22"/>
-          <w:lang w:val="en-EG"/>
-          <w14:ligatures w14:val="none"/>
-        </w:rPr>
-      </w:pPr>
-      <w:r>
-        <w:rPr>
-          <w:rFonts w:eastAsia="Times New Roman" w:cs="Times New Roman"/>
+        </w:rPr>
+        <w:t>radiological suspicion of COVID</w:t>
+      </w:r>
+      <w:r>
+        <w:t>, not </w:t>
+      </w:r>
+      <w:r>
+        <w:rPr>
           <w:b/>
           <w:bCs/>
-          <w:kern w:val="36"/>
-          <w:szCs w:val="22"/>
-          <w:lang w:val="en-EG"/>
-          <w14:ligatures w14:val="none"/>
-        </w:rPr>
-        <w:t>Minor reporting or design issues</w:t>
-      </w:r>
-    </w:p>
-    <w:p>
-      <w:pPr>
+        </w:rPr>
+        <w:t>disease severity</w:t>
+      </w:r>
+      <w:r>
+        <w:t>.</w:t>
+      </w:r>
+    </w:p>
+    <w:p>
+      <w:pPr>
+        <w:pStyle w:val="ListParagraph"/>
+        <w:numPr>
+          <w:ilvl w:val="0"/>
+          <w:numId w:val="38"/>
+        </w:numPr>
         <w:spacing w:before="100" w:beforeAutospacing="1" w:after="100" w:afterAutospacing="1"/>
-        <w:outlineLvl w:val="2"/>
+        <w:outlineLvl w:val="1"/>
+        <w:rPr>
+          <w:rFonts w:eastAsia="Times New Roman" w:cs="Times New Roman"/>
+          <w:kern w:val="0"/>
+          <w:szCs w:val="22"/>
+          <w:lang w:val="en-EG"/>
+          <w14:ligatures w14:val="none"/>
+        </w:rPr>
+      </w:pPr>
+      <w:r>
+        <w:rPr>
+          <w:rFonts w:eastAsia="Times New Roman" w:cs="Times New Roman"/>
+          <w:kern w:val="0"/>
+          <w:szCs w:val="22"/>
+          <w:lang w:val="en-EG"/>
+          <w14:ligatures w14:val="none"/>
+        </w:rPr>
+        <w:t xml:space="preserve">Although the paper mentions CT severity scoring, it </w:t>
+      </w:r>
+      <w:r>
         <w:rPr>
           <w:rFonts w:eastAsia="Times New Roman" w:cs="Times New Roman"/>
           <w:b/>
@@ -2568,1525 +2318,17 @@
           <w:lang w:val="en-EG"/>
           <w14:ligatures w14:val="none"/>
         </w:rPr>
-      </w:pPr>
-      <w:r>
-        <w:rPr>
-          <w:rFonts w:eastAsia="Times New Roman" w:cs="Times New Roman"/>
-          <w:b/>
-          <w:bCs/>
-          <w:kern w:val="0"/>
-          <w:szCs w:val="22"/>
-          <w:lang w:val="en-EG"/>
-          <w14:ligatures w14:val="none"/>
-        </w:rPr>
-        <w:lastRenderedPageBreak/>
-        <w:t>11. Single-center study</w:t>
-      </w:r>
-    </w:p>
-    <w:p>
-      <w:pPr>
-        <w:spacing w:before="100" w:beforeAutospacing="1" w:after="100" w:afterAutospacing="1"/>
-        <w:rPr>
-          <w:rFonts w:eastAsia="Times New Roman" w:cs="Times New Roman"/>
-          <w:kern w:val="0"/>
-          <w:szCs w:val="22"/>
-          <w:lang w:val="en-EG"/>
-          <w14:ligatures w14:val="none"/>
-        </w:rPr>
-      </w:pPr>
-      <w:r>
-        <w:rPr>
-          <w:rFonts w:eastAsia="Times New Roman" w:cs="Times New Roman"/>
-          <w:kern w:val="0"/>
-          <w:szCs w:val="22"/>
-          <w:lang w:val="en-EG"/>
-          <w14:ligatures w14:val="none"/>
-        </w:rPr>
-        <w:t xml:space="preserve">Limits </w:t>
-      </w:r>
-      <w:r>
-        <w:rPr>
-          <w:rFonts w:eastAsia="Times New Roman" w:cs="Times New Roman"/>
-          <w:b/>
-          <w:bCs/>
-          <w:kern w:val="0"/>
-          <w:szCs w:val="22"/>
-          <w:lang w:val="en-EG"/>
-          <w14:ligatures w14:val="none"/>
-        </w:rPr>
-        <w:t>external validity</w:t>
-      </w:r>
-      <w:r>
-        <w:rPr>
-          <w:rFonts w:eastAsia="Times New Roman" w:cs="Times New Roman"/>
-          <w:kern w:val="0"/>
-          <w:szCs w:val="22"/>
-          <w:lang w:val="en-EG"/>
-          <w14:ligatures w14:val="none"/>
-        </w:rPr>
-        <w:t>.</w:t>
-      </w:r>
-    </w:p>
-    <w:p>
-      <w:pPr>
-        <w:spacing w:before="100" w:beforeAutospacing="1" w:after="100" w:afterAutospacing="1"/>
-        <w:outlineLvl w:val="2"/>
-        <w:rPr>
-          <w:rFonts w:eastAsia="Times New Roman" w:cs="Times New Roman"/>
-          <w:b/>
-          <w:bCs/>
-          <w:kern w:val="0"/>
-          <w:szCs w:val="22"/>
-          <w:lang w:val="en-EG"/>
-          <w14:ligatures w14:val="none"/>
-        </w:rPr>
-      </w:pPr>
-      <w:r>
-        <w:rPr>
-          <w:rFonts w:eastAsia="Times New Roman" w:cs="Times New Roman"/>
-          <w:b/>
-          <w:bCs/>
-          <w:kern w:val="0"/>
-          <w:szCs w:val="22"/>
-          <w:lang w:val="en-EG"/>
-          <w14:ligatures w14:val="none"/>
-        </w:rPr>
-        <w:t>12. No long-term neurological follow-up</w:t>
-      </w:r>
-    </w:p>
-    <w:p>
-      <w:pPr>
-        <w:spacing w:before="100" w:beforeAutospacing="1" w:after="100" w:afterAutospacing="1"/>
-        <w:rPr>
-          <w:rFonts w:eastAsia="Times New Roman" w:cs="Times New Roman"/>
-          <w:kern w:val="0"/>
-          <w:szCs w:val="22"/>
-          <w:lang w:val="en-EG"/>
-          <w14:ligatures w14:val="none"/>
-        </w:rPr>
-      </w:pPr>
-      <w:r>
-        <w:rPr>
-          <w:rFonts w:eastAsia="Times New Roman" w:cs="Times New Roman"/>
-          <w:kern w:val="0"/>
-          <w:szCs w:val="22"/>
-          <w:lang w:val="en-EG"/>
-          <w14:ligatures w14:val="none"/>
-        </w:rPr>
-        <w:t xml:space="preserve">EEG abnormalities are only assessed </w:t>
-      </w:r>
-      <w:r>
-        <w:rPr>
-          <w:rFonts w:eastAsia="Times New Roman" w:cs="Times New Roman"/>
-          <w:b/>
-          <w:bCs/>
-          <w:kern w:val="0"/>
-          <w:szCs w:val="22"/>
-          <w:lang w:val="en-EG"/>
-          <w14:ligatures w14:val="none"/>
-        </w:rPr>
-        <w:t>during hospitalization</w:t>
-      </w:r>
-      <w:r>
-        <w:rPr>
-          <w:rFonts w:eastAsia="Times New Roman" w:cs="Times New Roman"/>
-          <w:kern w:val="0"/>
-          <w:szCs w:val="22"/>
-          <w:lang w:val="en-EG"/>
-          <w14:ligatures w14:val="none"/>
-        </w:rPr>
-        <w:t>.</w:t>
-      </w:r>
-    </w:p>
-    <w:p>
-      <w:pPr>
-        <w:spacing w:before="100" w:beforeAutospacing="1" w:after="100" w:afterAutospacing="1"/>
-        <w:outlineLvl w:val="2"/>
-        <w:rPr>
-          <w:rFonts w:eastAsia="Times New Roman" w:cs="Times New Roman"/>
-          <w:b/>
-          <w:bCs/>
-          <w:kern w:val="0"/>
-          <w:szCs w:val="22"/>
-          <w:lang w:val="en-EG"/>
-          <w14:ligatures w14:val="none"/>
-        </w:rPr>
-      </w:pPr>
-      <w:r>
-        <w:rPr>
-          <w:rFonts w:eastAsia="Times New Roman" w:cs="Times New Roman"/>
-          <w:b/>
-          <w:bCs/>
-          <w:kern w:val="0"/>
-          <w:szCs w:val="22"/>
-          <w:lang w:val="en-EG"/>
-          <w14:ligatures w14:val="none"/>
-        </w:rPr>
-        <w:t>13. No sample size or power calculation</w:t>
-      </w:r>
-    </w:p>
-    <w:p>
-      <w:pPr>
-        <w:spacing w:before="100" w:beforeAutospacing="1" w:after="100" w:afterAutospacing="1"/>
-        <w:rPr>
-          <w:rFonts w:eastAsia="Times New Roman" w:cs="Times New Roman"/>
-          <w:kern w:val="0"/>
-          <w:szCs w:val="22"/>
-          <w:lang w:val="en-EG"/>
-          <w14:ligatures w14:val="none"/>
-        </w:rPr>
-      </w:pPr>
-      <w:r>
-        <w:rPr>
-          <w:rFonts w:eastAsia="Times New Roman" w:cs="Times New Roman"/>
-          <w:kern w:val="0"/>
-          <w:szCs w:val="22"/>
-          <w:lang w:val="en-EG"/>
-          <w14:ligatures w14:val="none"/>
-        </w:rPr>
-        <w:t>The manuscript does not justify whether the study was adequately powered.</w:t>
-      </w:r>
-    </w:p>
-    <w:p>
-      <w:pPr>
-        <w:spacing w:before="100" w:beforeAutospacing="1" w:after="100" w:afterAutospacing="1"/>
-        <w:outlineLvl w:val="2"/>
-        <w:rPr>
-          <w:rFonts w:eastAsia="Times New Roman" w:cs="Times New Roman"/>
-          <w:b/>
-          <w:bCs/>
-          <w:kern w:val="0"/>
-          <w:szCs w:val="22"/>
-          <w:lang w:val="en-EG"/>
-          <w14:ligatures w14:val="none"/>
-        </w:rPr>
-      </w:pPr>
-      <w:r>
-        <w:rPr>
-          <w:rFonts w:eastAsia="Times New Roman" w:cs="Times New Roman"/>
-          <w:b/>
-          <w:bCs/>
-          <w:kern w:val="0"/>
-          <w:szCs w:val="22"/>
-          <w:lang w:val="en-EG"/>
-          <w14:ligatures w14:val="none"/>
-        </w:rPr>
-        <w:t>14. Potential diagnostic misclassification</w:t>
-      </w:r>
-    </w:p>
-    <w:p>
-      <w:pPr>
-        <w:spacing w:before="100" w:beforeAutospacing="1" w:after="100" w:afterAutospacing="1"/>
-        <w:rPr>
-          <w:rFonts w:eastAsia="Times New Roman" w:cs="Times New Roman"/>
-          <w:kern w:val="0"/>
-          <w:szCs w:val="22"/>
-          <w:lang w:val="en-EG"/>
-          <w14:ligatures w14:val="none"/>
-        </w:rPr>
-      </w:pPr>
-      <w:r>
-        <w:rPr>
-          <w:rFonts w:eastAsia="Times New Roman" w:cs="Times New Roman"/>
-          <w:kern w:val="0"/>
-          <w:szCs w:val="22"/>
-          <w:lang w:val="en-EG"/>
-          <w14:ligatures w14:val="none"/>
-        </w:rPr>
-        <w:t xml:space="preserve">Reliance on </w:t>
-      </w:r>
-      <w:r>
-        <w:rPr>
-          <w:rFonts w:eastAsia="Times New Roman" w:cs="Times New Roman"/>
-          <w:b/>
-          <w:bCs/>
-          <w:kern w:val="0"/>
-          <w:szCs w:val="22"/>
-          <w:lang w:val="en-EG"/>
-          <w14:ligatures w14:val="none"/>
-        </w:rPr>
-        <w:t>PCR testing alone</w:t>
-      </w:r>
-      <w:r>
-        <w:rPr>
-          <w:rFonts w:eastAsia="Times New Roman" w:cs="Times New Roman"/>
-          <w:kern w:val="0"/>
-          <w:szCs w:val="22"/>
-          <w:lang w:val="en-EG"/>
-          <w14:ligatures w14:val="none"/>
-        </w:rPr>
-        <w:t xml:space="preserve"> could lead to false negatives among controls.</w:t>
-      </w:r>
-    </w:p>
-    <w:p>
-      <w:pPr>
-        <w:rPr>
-          <w:szCs w:val="22"/>
-          <w:lang w:val="en-EG"/>
-        </w:rPr>
-      </w:pPr>
-    </w:p>
-    <w:p>
-      <w:pPr>
-        <w:rPr>
-          <w:b/>
-          <w:bCs/>
-        </w:rPr>
-      </w:pPr>
-    </w:p>
-    <w:p>
-      <w:r>
-        <w:rPr>
-          <w:b/>
-          <w:bCs/>
-        </w:rPr>
-        <w:t>Methodological flaws in the manuscript</w:t>
-      </w:r>
-    </w:p>
-    <w:p>
-      <w:pPr>
-        <w:rPr>
-          <w:b/>
-          <w:bCs/>
-        </w:rPr>
-      </w:pPr>
-      <w:r>
-        <w:rPr>
-          <w:b/>
-          <w:bCs/>
-        </w:rPr>
-        <w:t>1. Study design problems</w:t>
-      </w:r>
-      <w:r>
-        <w:rPr>
-          <w:b/>
-          <w:bCs/>
-        </w:rPr>
-        <w:t xml:space="preserve">: </w:t>
-      </w:r>
-      <w:r>
-        <w:rPr>
-          <w:b/>
-          <w:bCs/>
-        </w:rPr>
-        <w:t>Misclassification of study type</w:t>
-      </w:r>
-    </w:p>
-    <w:p>
-      <w:r>
-        <w:t>The authors describe the study as a </w:t>
-      </w:r>
-      <w:r>
-        <w:rPr>
-          <w:b/>
-          <w:bCs/>
-        </w:rPr>
-        <w:t>case-control study</w:t>
-      </w:r>
-      <w:r>
-        <w:t xml:space="preserve">, but the design does not match a case-control framework. Instead, they </w:t>
-      </w:r>
-      <w:r>
-        <w:t>recruited</w:t>
-      </w:r>
-      <w:r>
-        <w:t xml:space="preserve"> two groups of hospitalized patients (COVID-19 positive vs negative) and measured EEG outcomes. This structure is closer to</w:t>
-      </w:r>
-      <w:r>
-        <w:t xml:space="preserve"> </w:t>
-      </w:r>
-      <w:proofErr w:type="gramStart"/>
-      <w:r>
-        <w:t>a </w:t>
-      </w:r>
-      <w:r>
-        <w:rPr>
-          <w:b/>
-          <w:bCs/>
-        </w:rPr>
-        <w:t xml:space="preserve"> cohort</w:t>
-      </w:r>
-      <w:proofErr w:type="gramEnd"/>
-      <w:r>
-        <w:rPr>
-          <w:b/>
-          <w:bCs/>
-        </w:rPr>
-        <w:t xml:space="preserve"> study</w:t>
-      </w:r>
-      <w:r>
-        <w:t>.</w:t>
-      </w:r>
-    </w:p>
-    <w:p>
-      <w:r>
-        <w:t>In a true case-control design:</w:t>
-      </w:r>
-    </w:p>
-    <w:p>
-      <w:pPr>
-        <w:numPr>
-          <w:ilvl w:val="0"/>
-          <w:numId w:val="2"/>
-        </w:numPr>
-      </w:pPr>
-      <w:r>
-        <w:t>participants are selected </w:t>
-      </w:r>
-      <w:r>
-        <w:rPr>
-          <w:b/>
-          <w:bCs/>
-        </w:rPr>
-        <w:t>based on outcome</w:t>
-      </w:r>
-      <w:r>
-        <w:t>, not exposure.</w:t>
-      </w:r>
-    </w:p>
-    <w:p>
-      <w:pPr>
-        <w:numPr>
-          <w:ilvl w:val="0"/>
-          <w:numId w:val="2"/>
-        </w:numPr>
-      </w:pPr>
-      <w:r>
-        <w:t>exposures are compared retrospectively.</w:t>
-      </w:r>
-    </w:p>
-    <w:p>
-      <w:r>
-        <w:t>Here:</w:t>
-      </w:r>
-    </w:p>
-    <w:p>
-      <w:pPr>
-        <w:numPr>
-          <w:ilvl w:val="0"/>
-          <w:numId w:val="3"/>
-        </w:numPr>
-      </w:pPr>
-      <w:r>
-        <w:t>groups were defined by </w:t>
-      </w:r>
-      <w:r>
-        <w:rPr>
-          <w:b/>
-          <w:bCs/>
-        </w:rPr>
-        <w:t>exposure (COVID status)</w:t>
-      </w:r>
-      <w:r>
-        <w:t>.</w:t>
-      </w:r>
-    </w:p>
-    <w:p>
-      <w:pPr>
-        <w:numPr>
-          <w:ilvl w:val="0"/>
-          <w:numId w:val="3"/>
-        </w:numPr>
-      </w:pPr>
-      <w:r>
-        <w:t>outcome measured afterward (</w:t>
-      </w:r>
-      <w:r>
-        <w:rPr>
-          <w:b/>
-          <w:bCs/>
-        </w:rPr>
-        <w:t>EEG abnormalities</w:t>
-      </w:r>
-      <w:r>
-        <w:t>).</w:t>
-      </w:r>
-    </w:p>
-    <w:p>
-      <w:r>
-        <w:t>This misclassification reflects </w:t>
-      </w:r>
-      <w:r>
-        <w:rPr>
-          <w:b/>
-          <w:bCs/>
-        </w:rPr>
-        <w:t>conceptual confusion in epidemiologic design</w:t>
-      </w:r>
-      <w:r>
-        <w:t>.</w:t>
-      </w:r>
-    </w:p>
-    <w:p>
-      <w:pPr>
-        <w:rPr>
-          <w:b/>
-          <w:bCs/>
-        </w:rPr>
-      </w:pPr>
-      <w:r>
-        <w:rPr>
-          <w:b/>
-          <w:bCs/>
-        </w:rPr>
-        <w:t>2. Control group validity issues</w:t>
-      </w:r>
-      <w:r>
-        <w:rPr>
-          <w:b/>
-          <w:bCs/>
-        </w:rPr>
-        <w:t xml:space="preserve">: </w:t>
-      </w:r>
-      <w:r>
-        <w:rPr>
-          <w:b/>
-          <w:bCs/>
-        </w:rPr>
-        <w:t>Inadequate control selection</w:t>
-      </w:r>
-    </w:p>
-    <w:p>
-      <w:r>
-        <w:t>Controls were patients with </w:t>
-      </w:r>
-      <w:r>
-        <w:rPr>
-          <w:b/>
-          <w:bCs/>
-        </w:rPr>
-        <w:t>similar respiratory symptoms but negative COVID tests</w:t>
-      </w:r>
-      <w:r>
-        <w:t>. </w:t>
-      </w:r>
-    </w:p>
-    <w:p>
-      <w:r>
-        <w:t>This introduces several problems:</w:t>
-      </w:r>
-    </w:p>
-    <w:p>
-      <w:pPr>
-        <w:numPr>
-          <w:ilvl w:val="0"/>
-          <w:numId w:val="4"/>
-        </w:numPr>
-      </w:pPr>
-      <w:r>
-        <w:rPr>
-          <w:b/>
-          <w:bCs/>
-        </w:rPr>
-        <w:t>Heterogeneous etiologies</w:t>
-      </w:r>
-      <w:r>
-        <w:t xml:space="preserve"> such as o</w:t>
-      </w:r>
-      <w:r>
-        <w:t>ther</w:t>
-      </w:r>
-      <w:r>
-        <w:t xml:space="preserve"> respiratory</w:t>
-      </w:r>
-      <w:r>
-        <w:t xml:space="preserve"> infections</w:t>
-      </w:r>
-      <w:r>
-        <w:t xml:space="preserve">. </w:t>
-      </w:r>
-    </w:p>
-    <w:p>
-      <w:pPr>
-        <w:numPr>
-          <w:ilvl w:val="0"/>
-          <w:numId w:val="5"/>
-        </w:numPr>
-      </w:pPr>
-      <w:r>
-        <w:rPr>
-          <w:b/>
-          <w:bCs/>
-        </w:rPr>
-        <w:t>Uncontrolled severity</w:t>
-      </w:r>
-      <w:r>
-        <w:t xml:space="preserve">: </w:t>
-      </w:r>
-      <w:r>
-        <w:t>Respiratory illnesses vary widely in severity, which directly affects cerebral function.</w:t>
-      </w:r>
-    </w:p>
-    <w:p>
-      <w:pPr>
-        <w:numPr>
-          <w:ilvl w:val="0"/>
-          <w:numId w:val="5"/>
-        </w:numPr>
-      </w:pPr>
-      <w:r>
-        <w:t>EEG abnormalities could reflect </w:t>
-      </w:r>
-      <w:r>
-        <w:rPr>
-          <w:b/>
-          <w:bCs/>
-        </w:rPr>
-        <w:t>hypoxia</w:t>
-      </w:r>
-      <w:r>
-        <w:t>, not COVID.</w:t>
-      </w:r>
-    </w:p>
-    <w:p>
-      <w:r>
-        <w:t>A better control group would include:</w:t>
-      </w:r>
-    </w:p>
-    <w:p>
-      <w:pPr>
-        <w:numPr>
-          <w:ilvl w:val="0"/>
-          <w:numId w:val="6"/>
-        </w:numPr>
-      </w:pPr>
-      <w:r>
-        <w:t>matched </w:t>
-      </w:r>
-      <w:r>
-        <w:rPr>
-          <w:b/>
-          <w:bCs/>
-        </w:rPr>
-        <w:t>severity of illness</w:t>
-      </w:r>
-    </w:p>
-    <w:p>
-      <w:pPr>
-        <w:numPr>
-          <w:ilvl w:val="0"/>
-          <w:numId w:val="6"/>
-        </w:numPr>
-      </w:pPr>
-      <w:r>
-        <w:t>matched </w:t>
-      </w:r>
-      <w:r>
-        <w:rPr>
-          <w:b/>
-          <w:bCs/>
-        </w:rPr>
-        <w:t>ICU vs ward status</w:t>
-      </w:r>
-    </w:p>
-    <w:p>
-      <w:pPr>
-        <w:numPr>
-          <w:ilvl w:val="0"/>
-          <w:numId w:val="6"/>
-        </w:numPr>
-      </w:pPr>
-      <w:r>
-        <w:t>matched </w:t>
-      </w:r>
-      <w:r>
-        <w:rPr>
-          <w:b/>
-          <w:bCs/>
-        </w:rPr>
-        <w:t>oxygenation parameters</w:t>
-      </w:r>
-    </w:p>
-    <w:p>
-      <w:pPr>
-        <w:rPr>
-          <w:b/>
-          <w:bCs/>
-        </w:rPr>
-      </w:pPr>
-      <w:r>
-        <w:rPr>
-          <w:b/>
-          <w:bCs/>
-        </w:rPr>
-        <w:lastRenderedPageBreak/>
-        <w:t>3. Confounding variables not controlled</w:t>
-      </w:r>
-    </w:p>
-    <w:p>
-      <w:r>
-        <w:t>Key missing adjustments include:</w:t>
-      </w:r>
-    </w:p>
-    <w:p>
-      <w:pPr>
-        <w:numPr>
-          <w:ilvl w:val="0"/>
-          <w:numId w:val="7"/>
-        </w:numPr>
-      </w:pPr>
-      <w:r>
-        <w:t>oxygen saturation / hypoxia</w:t>
-      </w:r>
-    </w:p>
-    <w:p>
-      <w:pPr>
-        <w:numPr>
-          <w:ilvl w:val="0"/>
-          <w:numId w:val="7"/>
-        </w:numPr>
-      </w:pPr>
-      <w:r>
-        <w:t>ICU admission</w:t>
-      </w:r>
-    </w:p>
-    <w:p>
-      <w:pPr>
-        <w:numPr>
-          <w:ilvl w:val="0"/>
-          <w:numId w:val="7"/>
-        </w:numPr>
-      </w:pPr>
-      <w:r>
-        <w:t>medications</w:t>
-      </w:r>
-    </w:p>
-    <w:p>
-      <w:pPr>
-        <w:numPr>
-          <w:ilvl w:val="0"/>
-          <w:numId w:val="7"/>
-        </w:numPr>
-      </w:pPr>
-      <w:r>
-        <w:t>mechanical ventilation</w:t>
-      </w:r>
-    </w:p>
-    <w:p>
-      <w:pPr>
-        <w:numPr>
-          <w:ilvl w:val="0"/>
-          <w:numId w:val="7"/>
-        </w:numPr>
-      </w:pPr>
-      <w:r>
-        <w:t>inflammatory markers</w:t>
-      </w:r>
-    </w:p>
-    <w:p>
-      <w:pPr>
-        <w:numPr>
-          <w:ilvl w:val="0"/>
-          <w:numId w:val="7"/>
-        </w:numPr>
-      </w:pPr>
-      <w:r>
-        <w:t>metabolic disturbances</w:t>
-      </w:r>
-    </w:p>
-    <w:p>
-      <w:r>
-        <w:t>Many of these factors directly influence EEG patterns.</w:t>
-      </w:r>
-    </w:p>
-    <w:p>
-      <w:r>
-        <w:t>Recommended methods:</w:t>
-      </w:r>
-    </w:p>
-    <w:p>
-      <w:pPr>
-        <w:numPr>
-          <w:ilvl w:val="0"/>
-          <w:numId w:val="8"/>
-        </w:numPr>
-      </w:pPr>
-      <w:r>
-        <w:rPr>
-          <w:b/>
-          <w:bCs/>
-        </w:rPr>
-        <w:t>multivariable logistic regression</w:t>
-      </w:r>
-    </w:p>
-    <w:p>
-      <w:pPr>
-        <w:numPr>
-          <w:ilvl w:val="0"/>
-          <w:numId w:val="8"/>
-        </w:numPr>
-      </w:pPr>
-      <w:r>
-        <w:rPr>
-          <w:b/>
-          <w:bCs/>
-        </w:rPr>
-        <w:t>propensity score matching</w:t>
-      </w:r>
-    </w:p>
-    <w:p>
-      <w:pPr>
-        <w:numPr>
-          <w:ilvl w:val="0"/>
-          <w:numId w:val="8"/>
-        </w:numPr>
-      </w:pPr>
-      <w:r>
-        <w:rPr>
-          <w:b/>
-          <w:bCs/>
-        </w:rPr>
-        <w:t>adjusted odds ratios</w:t>
-      </w:r>
-    </w:p>
-    <w:p>
-      <w:pPr>
-        <w:rPr>
-          <w:b/>
-          <w:bCs/>
-        </w:rPr>
-      </w:pPr>
-      <w:r>
-        <w:rPr>
-          <w:b/>
-          <w:bCs/>
-        </w:rPr>
-        <w:t>4. Small sample size and statistical power</w:t>
-      </w:r>
-    </w:p>
-    <w:p>
-      <w:r>
-        <w:t>Total sample:</w:t>
-      </w:r>
-    </w:p>
-    <w:p>
-      <w:pPr>
-        <w:numPr>
-          <w:ilvl w:val="0"/>
-          <w:numId w:val="9"/>
-        </w:numPr>
-      </w:pPr>
-      <w:r>
-        <w:t>49 COVID patients</w:t>
-      </w:r>
-    </w:p>
-    <w:p>
-      <w:pPr>
-        <w:numPr>
-          <w:ilvl w:val="0"/>
-          <w:numId w:val="9"/>
-        </w:numPr>
-      </w:pPr>
-      <w:r>
-        <w:t>46 controls</w:t>
-      </w:r>
-    </w:p>
-    <w:p>
-      <w:r>
-        <w:t>Yet the study performs extensive </w:t>
-      </w:r>
-      <w:r>
-        <w:rPr>
-          <w:b/>
-          <w:bCs/>
-        </w:rPr>
-        <w:t>subgroup analyses</w:t>
-      </w:r>
-      <w:r>
-        <w:t> (HTN, DM, cardiac disease, renal disease, hepatic disease). </w:t>
-      </w:r>
-    </w:p>
-    <w:p>
-      <w:r>
-        <w:t>Some subgroups contain:</w:t>
-      </w:r>
-    </w:p>
-    <w:p>
-      <w:pPr>
-        <w:numPr>
-          <w:ilvl w:val="0"/>
-          <w:numId w:val="10"/>
-        </w:numPr>
-      </w:pPr>
-      <w:r>
-        <w:rPr>
-          <w:b/>
-          <w:bCs/>
-        </w:rPr>
-        <w:t>N = 5</w:t>
-      </w:r>
-    </w:p>
-    <w:p>
-      <w:pPr>
-        <w:numPr>
-          <w:ilvl w:val="0"/>
-          <w:numId w:val="10"/>
-        </w:numPr>
-      </w:pPr>
-      <w:r>
-        <w:rPr>
-          <w:b/>
-          <w:bCs/>
-        </w:rPr>
-        <w:t>N = 6</w:t>
-      </w:r>
-    </w:p>
-    <w:p>
-      <w:r>
-        <w:t>This leads to:</w:t>
-      </w:r>
-    </w:p>
-    <w:p>
-      <w:pPr>
-        <w:numPr>
-          <w:ilvl w:val="0"/>
-          <w:numId w:val="11"/>
-        </w:numPr>
-      </w:pPr>
-      <w:r>
-        <w:t>extremely low statistical power</w:t>
-      </w:r>
-    </w:p>
-    <w:p>
-      <w:pPr>
-        <w:numPr>
-          <w:ilvl w:val="0"/>
-          <w:numId w:val="11"/>
-        </w:numPr>
-      </w:pPr>
-      <w:r>
-        <w:t>unstable proportions</w:t>
-      </w:r>
-    </w:p>
-    <w:p>
-      <w:pPr>
-        <w:numPr>
-          <w:ilvl w:val="0"/>
-          <w:numId w:val="11"/>
-        </w:numPr>
-      </w:pPr>
-      <w:r>
-        <w:t>high risk of </w:t>
-      </w:r>
-      <w:r>
-        <w:rPr>
-          <w:b/>
-          <w:bCs/>
-        </w:rPr>
-        <w:t>Type I errors</w:t>
-      </w:r>
-    </w:p>
-    <w:p>
-      <w:pPr>
-        <w:numPr>
-          <w:ilvl w:val="0"/>
-          <w:numId w:val="11"/>
-        </w:numPr>
-      </w:pPr>
-      <w:r>
-        <w:t>unreliable conclusions</w:t>
-      </w:r>
-    </w:p>
-    <w:p>
-      <w:r>
-        <w:t>For example, subgroup conclusions drawn from </w:t>
-      </w:r>
-      <w:r>
-        <w:rPr>
-          <w:b/>
-          <w:bCs/>
-        </w:rPr>
-        <w:t>five patients</w:t>
-      </w:r>
-      <w:r>
-        <w:t> are not statistically meaningful.</w:t>
-      </w:r>
-    </w:p>
-    <w:p>
-      <w:pPr>
-        <w:rPr>
-          <w:b/>
-          <w:bCs/>
-        </w:rPr>
-      </w:pPr>
-      <w:r>
-        <w:rPr>
-          <w:b/>
-          <w:bCs/>
-        </w:rPr>
-        <w:t>5. Multiple comparisons without correction</w:t>
-      </w:r>
-    </w:p>
-    <w:p>
-      <w:r>
-        <w:t>The study performs many statistical tests across:</w:t>
-      </w:r>
-    </w:p>
-    <w:p>
-      <w:pPr>
-        <w:numPr>
-          <w:ilvl w:val="0"/>
-          <w:numId w:val="12"/>
-        </w:numPr>
-      </w:pPr>
-      <w:r>
-        <w:t>multiple EEG findings</w:t>
-      </w:r>
-    </w:p>
-    <w:p>
-      <w:pPr>
-        <w:numPr>
-          <w:ilvl w:val="0"/>
-          <w:numId w:val="12"/>
-        </w:numPr>
-      </w:pPr>
-      <w:r>
-        <w:t>two timepoints</w:t>
-      </w:r>
-    </w:p>
-    <w:p>
-      <w:pPr>
-        <w:numPr>
-          <w:ilvl w:val="0"/>
-          <w:numId w:val="12"/>
-        </w:numPr>
-      </w:pPr>
-      <w:r>
-        <w:t>multiple comorbidity subgroups</w:t>
-      </w:r>
-    </w:p>
-    <w:p>
-      <w:pPr>
-        <w:numPr>
-          <w:ilvl w:val="0"/>
-          <w:numId w:val="12"/>
-        </w:numPr>
-      </w:pPr>
-      <w:r>
-        <w:t>several demographic variables</w:t>
-      </w:r>
-    </w:p>
-    <w:p>
-      <w:r>
-        <w:t>Yet </w:t>
-      </w:r>
-      <w:r>
-        <w:rPr>
-          <w:b/>
-          <w:bCs/>
-        </w:rPr>
-        <w:t>no correction for multiple testing</w:t>
-      </w:r>
-      <w:r>
-        <w:t> is applied.</w:t>
-      </w:r>
-    </w:p>
-    <w:p>
-      <w:r>
-        <w:t>This increases the probability of </w:t>
-      </w:r>
-      <w:r>
-        <w:rPr>
-          <w:b/>
-          <w:bCs/>
-        </w:rPr>
-        <w:t>false positive findings</w:t>
-      </w:r>
-      <w:r>
-        <w:t>.</w:t>
-      </w:r>
-    </w:p>
-    <w:p>
-      <w:r>
-        <w:lastRenderedPageBreak/>
-        <w:t>Appropriate corrections could include:</w:t>
-      </w:r>
-    </w:p>
-    <w:p>
-      <w:pPr>
-        <w:numPr>
-          <w:ilvl w:val="0"/>
-          <w:numId w:val="13"/>
-        </w:numPr>
-      </w:pPr>
-      <w:r>
-        <w:t>Bonferroni</w:t>
-      </w:r>
-    </w:p>
-    <w:p>
-      <w:pPr>
-        <w:numPr>
-          <w:ilvl w:val="0"/>
-          <w:numId w:val="13"/>
-        </w:numPr>
-      </w:pPr>
-      <w:r>
-        <w:t>False discovery rate (FDR)</w:t>
-      </w:r>
-    </w:p>
-    <w:p>
-      <w:pPr>
-        <w:rPr>
-          <w:b/>
-          <w:bCs/>
-        </w:rPr>
-      </w:pPr>
-      <w:r>
-        <w:rPr>
-          <w:b/>
-          <w:bCs/>
-        </w:rPr>
-        <w:t>6. Poor definition of outcome variables</w:t>
-      </w:r>
-    </w:p>
-    <w:p>
-      <w:r>
-        <w:t>EEG abnormalities are grouped broadly into categories such as:</w:t>
-      </w:r>
-    </w:p>
-    <w:p>
-      <w:pPr>
-        <w:numPr>
-          <w:ilvl w:val="0"/>
-          <w:numId w:val="14"/>
-        </w:numPr>
-      </w:pPr>
-      <w:r>
-        <w:t>generalized slowing</w:t>
-      </w:r>
-    </w:p>
-    <w:p>
-      <w:pPr>
-        <w:numPr>
-          <w:ilvl w:val="0"/>
-          <w:numId w:val="14"/>
-        </w:numPr>
-      </w:pPr>
-      <w:r>
-        <w:t>focal slowing</w:t>
-      </w:r>
-    </w:p>
-    <w:p>
-      <w:pPr>
-        <w:numPr>
-          <w:ilvl w:val="0"/>
-          <w:numId w:val="14"/>
-        </w:numPr>
-      </w:pPr>
-      <w:r>
-        <w:t>rhythmic delta activity</w:t>
-      </w:r>
-    </w:p>
-    <w:p>
-      <w:pPr>
-        <w:numPr>
-          <w:ilvl w:val="0"/>
-          <w:numId w:val="14"/>
-        </w:numPr>
-      </w:pPr>
-      <w:r>
-        <w:t>epileptiform abnormalities </w:t>
-      </w:r>
-    </w:p>
-    <w:p>
-      <w:r>
-        <w:t>However, the manuscript lacks:</w:t>
-      </w:r>
-    </w:p>
-    <w:p>
-      <w:pPr>
-        <w:numPr>
-          <w:ilvl w:val="0"/>
-          <w:numId w:val="15"/>
-        </w:numPr>
-      </w:pPr>
-      <w:r>
-        <w:rPr>
-          <w:b/>
-          <w:bCs/>
-        </w:rPr>
-        <w:t>clear operational thresholds</w:t>
-      </w:r>
-    </w:p>
-    <w:p>
-      <w:pPr>
-        <w:numPr>
-          <w:ilvl w:val="0"/>
-          <w:numId w:val="15"/>
-        </w:numPr>
-      </w:pPr>
-      <w:r>
-        <w:t>standardized EEG scoring systems</w:t>
-      </w:r>
-    </w:p>
-    <w:p>
-      <w:pPr>
-        <w:numPr>
-          <w:ilvl w:val="0"/>
-          <w:numId w:val="15"/>
-        </w:numPr>
-      </w:pPr>
-      <w:r>
-        <w:t>severity grading</w:t>
-      </w:r>
-    </w:p>
-    <w:p>
-      <w:r>
-        <w:t>Also:</w:t>
-      </w:r>
-    </w:p>
-    <w:p>
-      <w:pPr>
-        <w:numPr>
-          <w:ilvl w:val="0"/>
-          <w:numId w:val="16"/>
-        </w:numPr>
-      </w:pPr>
-      <w:r>
-        <w:t>transient abnormalities were recorded but the criteria for clinical significance are unclear.</w:t>
-      </w:r>
-    </w:p>
-    <w:p>
-      <w:r>
-        <w:t>Without standardized EEG scoring, </w:t>
-      </w:r>
-      <w:r>
-        <w:rPr>
-          <w:b/>
-          <w:bCs/>
-        </w:rPr>
-        <w:t>measurement reliability may be limited</w:t>
-      </w:r>
-      <w:r>
-        <w:t>.</w:t>
-      </w:r>
-    </w:p>
-    <w:p>
-      <w:pPr>
-        <w:rPr>
-          <w:b/>
-          <w:bCs/>
-        </w:rPr>
-      </w:pPr>
-      <w:r>
-        <w:rPr>
-          <w:b/>
-          <w:bCs/>
-        </w:rPr>
-        <w:t>7. Selection bias</w:t>
-      </w:r>
-    </w:p>
-    <w:p>
-      <w:r>
-        <w:t>Participants were recruited from </w:t>
-      </w:r>
-      <w:r>
-        <w:rPr>
-          <w:b/>
-          <w:bCs/>
-        </w:rPr>
-        <w:t>a single hospital (</w:t>
-      </w:r>
-      <w:proofErr w:type="spellStart"/>
-      <w:r>
-        <w:rPr>
-          <w:b/>
-          <w:bCs/>
-        </w:rPr>
-        <w:t>Mataria</w:t>
-      </w:r>
-      <w:proofErr w:type="spellEnd"/>
-      <w:r>
-        <w:rPr>
-          <w:b/>
-          <w:bCs/>
-        </w:rPr>
-        <w:t xml:space="preserve"> Teaching Hospital)</w:t>
-      </w:r>
-      <w:r>
-        <w:t>. </w:t>
-      </w:r>
-    </w:p>
-    <w:p>
-      <w:r>
-        <w:t>Potential biases:</w:t>
-      </w:r>
-    </w:p>
-    <w:p>
-      <w:pPr>
-        <w:numPr>
-          <w:ilvl w:val="0"/>
-          <w:numId w:val="17"/>
-        </w:numPr>
-      </w:pPr>
-      <w:r>
-        <w:t>referral bias</w:t>
-      </w:r>
-    </w:p>
-    <w:p>
-      <w:pPr>
-        <w:numPr>
-          <w:ilvl w:val="0"/>
-          <w:numId w:val="17"/>
-        </w:numPr>
-      </w:pPr>
-      <w:r>
-        <w:t>hospital case-mix bias</w:t>
-      </w:r>
-    </w:p>
-    <w:p>
-      <w:pPr>
-        <w:numPr>
-          <w:ilvl w:val="0"/>
-          <w:numId w:val="17"/>
-        </w:numPr>
-      </w:pPr>
-      <w:r>
-        <w:t>regional epidemiologic bias</w:t>
-      </w:r>
-    </w:p>
-    <w:p>
-      <w:r>
-        <w:t>Furthermore:</w:t>
-      </w:r>
-    </w:p>
-    <w:p>
-      <w:pPr>
-        <w:numPr>
-          <w:ilvl w:val="0"/>
-          <w:numId w:val="18"/>
-        </w:numPr>
-      </w:pPr>
-      <w:r>
-        <w:t>only </w:t>
-      </w:r>
-      <w:r>
-        <w:rPr>
-          <w:b/>
-          <w:bCs/>
-        </w:rPr>
-        <w:t>conscious and cooperative patients</w:t>
-      </w:r>
-      <w:r>
-        <w:t> were included.</w:t>
-      </w:r>
-    </w:p>
-    <w:p>
-      <w:r>
-        <w:t>This excludes:</w:t>
-      </w:r>
-    </w:p>
-    <w:p>
-      <w:pPr>
-        <w:numPr>
-          <w:ilvl w:val="0"/>
-          <w:numId w:val="19"/>
-        </w:numPr>
-      </w:pPr>
-      <w:r>
-        <w:t>severe encephalopathy</w:t>
-      </w:r>
-    </w:p>
-    <w:p>
-      <w:pPr>
-        <w:numPr>
-          <w:ilvl w:val="0"/>
-          <w:numId w:val="19"/>
-        </w:numPr>
-      </w:pPr>
-      <w:r>
-        <w:t>ICU patients with altered consciousness</w:t>
-      </w:r>
-    </w:p>
-    <w:p>
-      <w:r>
-        <w:t>Ironically, these are the patients </w:t>
-      </w:r>
-      <w:r>
-        <w:rPr>
-          <w:b/>
-          <w:bCs/>
-        </w:rPr>
-        <w:t>most likely to have EEG abnormalities</w:t>
-      </w:r>
-      <w:r>
-        <w:t>.</w:t>
-      </w:r>
-    </w:p>
-    <w:p>
-      <w:r>
-        <w:t>Thus</w:t>
-      </w:r>
-      <w:r>
-        <w:t>,</w:t>
-      </w:r>
-      <w:r>
-        <w:t xml:space="preserve"> the sample may </w:t>
-      </w:r>
-      <w:r>
-        <w:rPr>
-          <w:b/>
-          <w:bCs/>
-        </w:rPr>
-        <w:t>underrepresent severe neurological involvement</w:t>
-      </w:r>
-      <w:r>
-        <w:t>.</w:t>
-      </w:r>
-    </w:p>
-    <w:p>
-      <w:pPr>
-        <w:rPr>
-          <w:b/>
-          <w:bCs/>
-        </w:rPr>
-      </w:pPr>
-      <w:r>
-        <w:rPr>
-          <w:b/>
-          <w:bCs/>
-        </w:rPr>
-        <w:t>8. Lack of blinding for clinical data during interpretation</w:t>
-      </w:r>
-    </w:p>
-    <w:p>
-      <w:r>
-        <w:t>The manuscript states that EEG reviewers were blinded to </w:t>
-      </w:r>
-      <w:r>
-        <w:rPr>
-          <w:b/>
-          <w:bCs/>
-        </w:rPr>
-        <w:t>group assignment</w:t>
-      </w:r>
-      <w:r>
-        <w:t>. </w:t>
-      </w:r>
-    </w:p>
-    <w:p>
-      <w:r>
-        <w:t>However, it is unclear whether they were blinded to:</w:t>
-      </w:r>
-    </w:p>
-    <w:p>
-      <w:pPr>
-        <w:numPr>
-          <w:ilvl w:val="0"/>
-          <w:numId w:val="20"/>
-        </w:numPr>
-      </w:pPr>
-      <w:r>
-        <w:t>clinical symptoms</w:t>
-      </w:r>
-    </w:p>
-    <w:p>
-      <w:pPr>
-        <w:numPr>
-          <w:ilvl w:val="0"/>
-          <w:numId w:val="20"/>
-        </w:numPr>
-      </w:pPr>
-      <w:r>
-        <w:t>medications</w:t>
-      </w:r>
-    </w:p>
-    <w:p>
-      <w:pPr>
-        <w:numPr>
-          <w:ilvl w:val="0"/>
-          <w:numId w:val="20"/>
-        </w:numPr>
-      </w:pPr>
-      <w:r>
-        <w:t>comorbidities</w:t>
-      </w:r>
-    </w:p>
-    <w:p>
-      <w:pPr>
-        <w:numPr>
-          <w:ilvl w:val="0"/>
-          <w:numId w:val="20"/>
-        </w:numPr>
-      </w:pPr>
-      <w:r>
-        <w:t>CT findings</w:t>
-      </w:r>
-    </w:p>
-    <w:p>
-      <w:r>
-        <w:lastRenderedPageBreak/>
-        <w:t>Partial blinding can still introduce </w:t>
-      </w:r>
-      <w:r>
-        <w:rPr>
-          <w:b/>
-          <w:bCs/>
-        </w:rPr>
-        <w:t>interpretation bias</w:t>
-      </w:r>
-      <w:r>
-        <w:t>.</w:t>
-      </w:r>
-    </w:p>
-    <w:p>
-      <w:pPr>
-        <w:rPr>
-          <w:b/>
-          <w:bCs/>
-        </w:rPr>
-      </w:pPr>
-      <w:r>
-        <w:rPr>
-          <w:b/>
-          <w:bCs/>
-        </w:rPr>
-        <w:t>9. Inconsistent use of CO-RADS as severity measure</w:t>
-      </w:r>
-    </w:p>
-    <w:p>
-      <w:r>
-        <w:t>The study uses </w:t>
-      </w:r>
-      <w:r>
-        <w:rPr>
-          <w:b/>
-          <w:bCs/>
-        </w:rPr>
-        <w:t>CO-RADS scores to represent COVID severity</w:t>
-      </w:r>
-      <w:r>
-        <w:t>. </w:t>
-      </w:r>
-    </w:p>
-    <w:p>
-      <w:r>
-        <w:t>However:</w:t>
-      </w:r>
-    </w:p>
-    <w:p>
-      <w:r>
-        <w:t>CO-RADS is designed to measure </w:t>
-      </w:r>
-      <w:r>
-        <w:rPr>
-          <w:b/>
-          <w:bCs/>
-        </w:rPr>
-        <w:t>radiological suspicion of COVID</w:t>
-      </w:r>
-      <w:r>
-        <w:t>, not </w:t>
-      </w:r>
-      <w:r>
-        <w:rPr>
-          <w:b/>
-          <w:bCs/>
-        </w:rPr>
-        <w:t>disease severity</w:t>
-      </w:r>
-      <w:r>
-        <w:t>.</w:t>
+        <w:t>does not adjust analyses for illness severity</w:t>
+      </w:r>
+      <w:r>
+        <w:rPr>
+          <w:rFonts w:eastAsia="Times New Roman" w:cs="Times New Roman"/>
+          <w:kern w:val="0"/>
+          <w:szCs w:val="22"/>
+          <w:lang w:val="en-EG"/>
+          <w14:ligatures w14:val="none"/>
+        </w:rPr>
+        <w:t>, which could strongly influence EEG findings.</w:t>
       </w:r>
     </w:p>
     <w:p>
@@ -4139,11 +2381,12 @@
       </w:r>
     </w:p>
     <w:p>
-      <w:proofErr w:type="gramStart"/>
       <w:r>
         <w:t>Thus</w:t>
       </w:r>
-      <w:proofErr w:type="gramEnd"/>
+      <w:r>
+        <w:t>,</w:t>
+      </w:r>
       <w:r>
         <w:t xml:space="preserve"> the severity analysis is </w:t>
       </w:r>
@@ -4160,158 +2403,293 @@
     </w:p>
     <w:p>
       <w:pPr>
-        <w:rPr>
+        <w:spacing w:before="100" w:beforeAutospacing="1" w:after="100" w:afterAutospacing="1"/>
+        <w:outlineLvl w:val="2"/>
+        <w:rPr>
+          <w:rFonts w:eastAsia="Times New Roman" w:cs="Times New Roman"/>
           <w:b/>
           <w:bCs/>
-        </w:rPr>
-      </w:pPr>
-      <w:r>
-        <w:rPr>
+          <w:kern w:val="0"/>
+          <w:szCs w:val="22"/>
+          <w:lang w:val="en-EG"/>
+          <w14:ligatures w14:val="none"/>
+        </w:rPr>
+      </w:pPr>
+      <w:r>
+        <w:rPr>
+          <w:rFonts w:eastAsia="Times New Roman" w:cs="Times New Roman"/>
           <w:b/>
           <w:bCs/>
-        </w:rPr>
-        <w:t>10. Temporal ambiguity</w:t>
-      </w:r>
-    </w:p>
-    <w:p>
-      <w:r>
-        <w:t>EEG was performed:</w:t>
-      </w:r>
-    </w:p>
-    <w:p>
-      <w:pPr>
-        <w:numPr>
-          <w:ilvl w:val="0"/>
-          <w:numId w:val="22"/>
-        </w:numPr>
-      </w:pPr>
-      <w:r>
-        <w:t>within 24 hours of admission</w:t>
-      </w:r>
-    </w:p>
-    <w:p>
-      <w:pPr>
-        <w:numPr>
-          <w:ilvl w:val="0"/>
-          <w:numId w:val="22"/>
-        </w:numPr>
-      </w:pPr>
-      <w:r>
-        <w:t>before discharge </w:t>
-      </w:r>
-    </w:p>
-    <w:p>
-      <w:r>
-        <w:t>However, the study does not account for:</w:t>
-      </w:r>
-    </w:p>
-    <w:p>
-      <w:pPr>
-        <w:numPr>
-          <w:ilvl w:val="0"/>
-          <w:numId w:val="23"/>
-        </w:numPr>
-      </w:pPr>
-      <w:r>
-        <w:t>treatment effects</w:t>
-      </w:r>
-    </w:p>
-    <w:p>
-      <w:pPr>
-        <w:numPr>
-          <w:ilvl w:val="0"/>
-          <w:numId w:val="23"/>
-        </w:numPr>
-      </w:pPr>
-      <w:r>
-        <w:t>medication exposure during hospitalization</w:t>
-      </w:r>
-    </w:p>
-    <w:p>
-      <w:pPr>
-        <w:numPr>
-          <w:ilvl w:val="0"/>
-          <w:numId w:val="23"/>
-        </w:numPr>
-      </w:pPr>
-      <w:r>
-        <w:t>sedation</w:t>
-      </w:r>
-    </w:p>
-    <w:p>
-      <w:pPr>
-        <w:numPr>
-          <w:ilvl w:val="0"/>
-          <w:numId w:val="23"/>
-        </w:numPr>
-      </w:pPr>
-      <w:r>
-        <w:t>metabolic changes over time</w:t>
-      </w:r>
-    </w:p>
-    <w:p>
-      <w:r>
-        <w:t>These factors may influence EEG changes independently of COVID.</w:t>
-      </w:r>
-    </w:p>
-    <w:p>
-      <w:pPr>
-        <w:rPr>
+          <w:kern w:val="0"/>
+          <w:szCs w:val="22"/>
+          <w:lang w:val="en-EG"/>
+          <w14:ligatures w14:val="none"/>
+        </w:rPr>
+        <w:lastRenderedPageBreak/>
+        <w:t>1</w:t>
+      </w:r>
+      <w:r>
+        <w:rPr>
+          <w:rFonts w:eastAsia="Times New Roman" w:cs="Times New Roman"/>
           <w:b/>
           <w:bCs/>
-        </w:rPr>
-      </w:pPr>
-      <w:r>
-        <w:rPr>
+          <w:kern w:val="0"/>
+          <w:szCs w:val="22"/>
+          <w:lang w:val="en-EG"/>
+          <w14:ligatures w14:val="none"/>
+        </w:rPr>
+        <w:t>1</w:t>
+      </w:r>
+      <w:r>
+        <w:rPr>
+          <w:rFonts w:eastAsia="Times New Roman" w:cs="Times New Roman"/>
           <w:b/>
           <w:bCs/>
-        </w:rPr>
-        <w:t>11. Causal interpretation beyond data</w:t>
-      </w:r>
-    </w:p>
-    <w:p>
-      <w:r>
-        <w:t>Despite being observational, the manuscript repeatedly implies that:</w:t>
-      </w:r>
-    </w:p>
-    <w:p>
-      <w:r>
-        <w:t>COVID-19 causes EEG abnormalities.</w:t>
-      </w:r>
-    </w:p>
-    <w:p>
-      <w:r>
-        <w:t>However, the design only demonstrates </w:t>
-      </w:r>
-      <w:r>
-        <w:rPr>
+          <w:kern w:val="0"/>
+          <w:szCs w:val="22"/>
+          <w:lang w:val="en-EG"/>
+          <w14:ligatures w14:val="none"/>
+        </w:rPr>
+        <w:t>. No long-term neurological follow-up</w:t>
+      </w:r>
+      <w:r>
+        <w:rPr>
+          <w:rFonts w:eastAsia="Times New Roman" w:cs="Times New Roman"/>
           <w:b/>
           <w:bCs/>
-        </w:rPr>
-        <w:t>association</w:t>
-      </w:r>
-      <w:r>
-        <w:t>, not causation.</w:t>
-      </w:r>
-    </w:p>
-    <w:p>
-      <w:r>
-        <w:t>The authors themselves acknowledge this limitation but still make causal language in discussion and conclusion.</w:t>
-      </w:r>
-    </w:p>
-    <w:p>
-      <w:pPr>
-        <w:rPr>
+          <w:kern w:val="0"/>
+          <w:szCs w:val="22"/>
+          <w:lang w:val="en-EG"/>
+          <w14:ligatures w14:val="none"/>
+        </w:rPr>
+        <w:t xml:space="preserve">: </w:t>
+      </w:r>
+      <w:r>
+        <w:rPr>
+          <w:rFonts w:eastAsia="Times New Roman" w:cs="Times New Roman"/>
+          <w:kern w:val="0"/>
+          <w:szCs w:val="22"/>
+          <w:lang w:val="en-EG"/>
+          <w14:ligatures w14:val="none"/>
+        </w:rPr>
+        <w:t xml:space="preserve">EEG abnormalities are only assessed </w:t>
+      </w:r>
+      <w:r>
+        <w:rPr>
+          <w:rFonts w:eastAsia="Times New Roman" w:cs="Times New Roman"/>
           <w:b/>
           <w:bCs/>
-        </w:rPr>
-      </w:pPr>
-      <w:r>
-        <w:rPr>
+          <w:kern w:val="0"/>
+          <w:szCs w:val="22"/>
+          <w:lang w:val="en-EG"/>
+          <w14:ligatures w14:val="none"/>
+        </w:rPr>
+        <w:t>during hospitalization</w:t>
+      </w:r>
+      <w:r>
+        <w:rPr>
+          <w:rFonts w:eastAsia="Times New Roman" w:cs="Times New Roman"/>
+          <w:kern w:val="0"/>
+          <w:szCs w:val="22"/>
+          <w:lang w:val="en-EG"/>
+          <w14:ligatures w14:val="none"/>
+        </w:rPr>
+        <w:t>.</w:t>
+      </w:r>
+    </w:p>
+    <w:p>
+      <w:pPr>
+        <w:spacing w:before="100" w:beforeAutospacing="1" w:after="100" w:afterAutospacing="1"/>
+        <w:outlineLvl w:val="2"/>
+        <w:rPr>
+          <w:rFonts w:eastAsia="Times New Roman" w:cs="Times New Roman"/>
           <w:b/>
           <w:bCs/>
-        </w:rPr>
-        <w:t>12. Weak outcome relevance</w:t>
+          <w:kern w:val="0"/>
+          <w:szCs w:val="22"/>
+          <w:lang w:val="en-EG"/>
+          <w14:ligatures w14:val="none"/>
+        </w:rPr>
+      </w:pPr>
+      <w:r>
+        <w:rPr>
+          <w:rFonts w:eastAsia="Times New Roman" w:cs="Times New Roman"/>
+          <w:b/>
+          <w:bCs/>
+          <w:kern w:val="0"/>
+          <w:szCs w:val="22"/>
+          <w:lang w:val="en-EG"/>
+          <w14:ligatures w14:val="none"/>
+        </w:rPr>
+        <w:t>1</w:t>
+      </w:r>
+      <w:r>
+        <w:rPr>
+          <w:rFonts w:eastAsia="Times New Roman" w:cs="Times New Roman"/>
+          <w:b/>
+          <w:bCs/>
+          <w:kern w:val="0"/>
+          <w:szCs w:val="22"/>
+          <w:lang w:val="en-EG"/>
+          <w14:ligatures w14:val="none"/>
+        </w:rPr>
+        <w:t>2</w:t>
+      </w:r>
+      <w:r>
+        <w:rPr>
+          <w:rFonts w:eastAsia="Times New Roman" w:cs="Times New Roman"/>
+          <w:b/>
+          <w:bCs/>
+          <w:kern w:val="0"/>
+          <w:szCs w:val="22"/>
+          <w:lang w:val="en-EG"/>
+          <w14:ligatures w14:val="none"/>
+        </w:rPr>
+        <w:t>. No sample size or power calculation</w:t>
+      </w:r>
+      <w:r>
+        <w:rPr>
+          <w:rFonts w:eastAsia="Times New Roman" w:cs="Times New Roman"/>
+          <w:b/>
+          <w:bCs/>
+          <w:kern w:val="0"/>
+          <w:szCs w:val="22"/>
+          <w:lang w:val="en-EG"/>
+          <w14:ligatures w14:val="none"/>
+        </w:rPr>
+        <w:t xml:space="preserve">: </w:t>
+      </w:r>
+      <w:r>
+        <w:rPr>
+          <w:rFonts w:eastAsia="Times New Roman" w:cs="Times New Roman"/>
+          <w:kern w:val="0"/>
+          <w:szCs w:val="22"/>
+          <w:lang w:val="en-EG"/>
+          <w14:ligatures w14:val="none"/>
+        </w:rPr>
+        <w:t>The manuscript does not justify whether the study was adequately powered.</w:t>
+      </w:r>
+    </w:p>
+    <w:p>
+      <w:pPr>
+        <w:spacing w:before="100" w:beforeAutospacing="1" w:after="100" w:afterAutospacing="1"/>
+        <w:outlineLvl w:val="2"/>
+        <w:rPr>
+          <w:rFonts w:eastAsia="Times New Roman" w:cs="Times New Roman"/>
+          <w:kern w:val="0"/>
+          <w:szCs w:val="22"/>
+          <w:lang w:val="en-EG"/>
+          <w14:ligatures w14:val="none"/>
+        </w:rPr>
+      </w:pPr>
+      <w:r>
+        <w:rPr>
+          <w:rFonts w:eastAsia="Times New Roman" w:cs="Times New Roman"/>
+          <w:b/>
+          <w:bCs/>
+          <w:kern w:val="0"/>
+          <w:szCs w:val="22"/>
+          <w:lang w:val="en-EG"/>
+          <w14:ligatures w14:val="none"/>
+        </w:rPr>
+        <w:t>1</w:t>
+      </w:r>
+      <w:r>
+        <w:rPr>
+          <w:rFonts w:eastAsia="Times New Roman" w:cs="Times New Roman"/>
+          <w:b/>
+          <w:bCs/>
+          <w:kern w:val="0"/>
+          <w:szCs w:val="22"/>
+          <w:lang w:val="en-EG"/>
+          <w14:ligatures w14:val="none"/>
+        </w:rPr>
+        <w:t>3</w:t>
+      </w:r>
+      <w:r>
+        <w:rPr>
+          <w:rFonts w:eastAsia="Times New Roman" w:cs="Times New Roman"/>
+          <w:b/>
+          <w:bCs/>
+          <w:kern w:val="0"/>
+          <w:szCs w:val="22"/>
+          <w:lang w:val="en-EG"/>
+          <w14:ligatures w14:val="none"/>
+        </w:rPr>
+        <w:t>. Potential diagnostic misclassification</w:t>
+      </w:r>
+      <w:r>
+        <w:rPr>
+          <w:rFonts w:eastAsia="Times New Roman" w:cs="Times New Roman"/>
+          <w:b/>
+          <w:bCs/>
+          <w:kern w:val="0"/>
+          <w:szCs w:val="22"/>
+          <w:lang w:val="en-EG"/>
+          <w14:ligatures w14:val="none"/>
+        </w:rPr>
+        <w:t xml:space="preserve">: </w:t>
+      </w:r>
+      <w:r>
+        <w:rPr>
+          <w:rFonts w:eastAsia="Times New Roman" w:cs="Times New Roman"/>
+          <w:kern w:val="0"/>
+          <w:szCs w:val="22"/>
+          <w:lang w:val="en-EG"/>
+          <w14:ligatures w14:val="none"/>
+        </w:rPr>
+        <w:t xml:space="preserve">Reliance on </w:t>
+      </w:r>
+      <w:r>
+        <w:rPr>
+          <w:rFonts w:eastAsia="Times New Roman" w:cs="Times New Roman"/>
+          <w:b/>
+          <w:bCs/>
+          <w:kern w:val="0"/>
+          <w:szCs w:val="22"/>
+          <w:lang w:val="en-EG"/>
+          <w14:ligatures w14:val="none"/>
+        </w:rPr>
+        <w:t>PCR testing alone</w:t>
+      </w:r>
+      <w:r>
+        <w:rPr>
+          <w:rFonts w:eastAsia="Times New Roman" w:cs="Times New Roman"/>
+          <w:kern w:val="0"/>
+          <w:szCs w:val="22"/>
+          <w:lang w:val="en-EG"/>
+          <w14:ligatures w14:val="none"/>
+        </w:rPr>
+        <w:t xml:space="preserve"> could lead to false negatives among controls.</w:t>
+      </w:r>
+    </w:p>
+    <w:p>
+      <w:pPr>
+        <w:rPr>
+          <w:b/>
+          <w:bCs/>
+        </w:rPr>
+      </w:pPr>
+      <w:r>
+        <w:rPr>
+          <w:b/>
+          <w:bCs/>
+        </w:rPr>
+        <w:t>1</w:t>
+      </w:r>
+      <w:r>
+        <w:rPr>
+          <w:b/>
+          <w:bCs/>
+        </w:rPr>
+        <w:t>4</w:t>
+      </w:r>
+      <w:r>
+        <w:rPr>
+          <w:b/>
+          <w:bCs/>
+        </w:rPr>
+        <w:t>. Weak outcome relevance</w:t>
       </w:r>
     </w:p>
     <w:p>
@@ -4405,369 +2783,58 @@
           <w:b/>
           <w:bCs/>
         </w:rPr>
-        <w:t>13. Reference inconsistency</w:t>
-      </w:r>
-    </w:p>
-    <w:p>
-      <w:r>
-        <w:lastRenderedPageBreak/>
-        <w:t>One reference appears </w:t>
+        <w:t>1</w:t>
       </w:r>
       <w:r>
         <w:rPr>
           <w:b/>
           <w:bCs/>
         </w:rPr>
-        <w:t>irrelevant to neurology or COVID</w:t>
-      </w:r>
-      <w:r>
-        <w:t>:</w:t>
-      </w:r>
-      <w:r>
-        <w:t xml:space="preserve"> “</w:t>
-      </w:r>
-      <w:r>
-        <w:t>a materials science review about biodegradable metal-organic frameworks</w:t>
-      </w:r>
-      <w:r>
-        <w:t>”</w:t>
-      </w:r>
-      <w:r>
-        <w:t>. </w:t>
-      </w:r>
-      <w:r>
-        <w:t xml:space="preserve"> </w:t>
-      </w:r>
-      <w:r>
-        <w:t>This suggests </w:t>
+        <w:t>5</w:t>
       </w:r>
       <w:r>
         <w:rPr>
           <w:b/>
           <w:bCs/>
         </w:rPr>
-        <w:t>reference list errors or citation padding</w:t>
-      </w:r>
-      <w:r>
-        <w:t>.</w:t>
-      </w:r>
-    </w:p>
-    <w:p>
-      <w:pPr>
+        <w:t>. Reference inconsistency</w:t>
+      </w:r>
+      <w:r>
         <w:rPr>
           <w:b/>
           <w:bCs/>
         </w:rPr>
-      </w:pPr>
+        <w:t xml:space="preserve">: e.g. </w:t>
+      </w:r>
+      <w:r>
+        <w:t>o</w:t>
+      </w:r>
+      <w:r>
+        <w:t>ne reference appears </w:t>
+      </w:r>
       <w:r>
         <w:rPr>
           <w:b/>
           <w:bCs/>
         </w:rPr>
-        <w:t>Summary of major methodological weaknesses</w:t>
-      </w:r>
-    </w:p>
-    <w:tbl>
-      <w:tblPr>
-        <w:tblStyle w:val="TableGrid"/>
-        <w:tblW w:w="5000" w:type="pct"/>
-        <w:tblLook w:val="06A0" w:firstRow="1" w:lastRow="0" w:firstColumn="1" w:lastColumn="0" w:noHBand="1" w:noVBand="1"/>
-      </w:tblPr>
-      <w:tblGrid>
-        <w:gridCol w:w="3106"/>
-        <w:gridCol w:w="6630"/>
-      </w:tblGrid>
-      <w:tr>
-        <w:tc>
-          <w:tcPr>
-            <w:tcW w:w="1595" w:type="pct"/>
-            <w:hideMark/>
-          </w:tcPr>
-          <w:p>
-            <w:pPr>
-              <w:rPr>
-                <w:b/>
-                <w:bCs/>
-              </w:rPr>
-            </w:pPr>
-            <w:r>
-              <w:rPr>
-                <w:b/>
-                <w:bCs/>
-              </w:rPr>
-              <w:t>Category</w:t>
-            </w:r>
-          </w:p>
-        </w:tc>
-        <w:tc>
-          <w:tcPr>
-            <w:tcW w:w="3405" w:type="pct"/>
-            <w:hideMark/>
-          </w:tcPr>
-          <w:p>
-            <w:pPr>
-              <w:rPr>
-                <w:b/>
-                <w:bCs/>
-              </w:rPr>
-            </w:pPr>
-            <w:r>
-              <w:rPr>
-                <w:b/>
-                <w:bCs/>
-              </w:rPr>
-              <w:t>Main Issue</w:t>
-            </w:r>
-          </w:p>
-        </w:tc>
-      </w:tr>
-      <w:tr>
-        <w:tc>
-          <w:tcPr>
-            <w:tcW w:w="1595" w:type="pct"/>
-            <w:hideMark/>
-          </w:tcPr>
-          <w:p>
-            <w:r>
-              <w:t>Study design</w:t>
-            </w:r>
-          </w:p>
-        </w:tc>
-        <w:tc>
-          <w:tcPr>
-            <w:tcW w:w="3405" w:type="pct"/>
-            <w:hideMark/>
-          </w:tcPr>
-          <w:p>
-            <w:r>
-              <w:t>Misclassified case-control design</w:t>
-            </w:r>
-          </w:p>
-        </w:tc>
-      </w:tr>
-      <w:tr>
-        <w:tc>
-          <w:tcPr>
-            <w:tcW w:w="1595" w:type="pct"/>
-            <w:hideMark/>
-          </w:tcPr>
-          <w:p>
-            <w:r>
-              <w:t>Sampl</w:t>
-            </w:r>
-            <w:r>
-              <w:t>e size</w:t>
-            </w:r>
-          </w:p>
-        </w:tc>
-        <w:tc>
-          <w:tcPr>
-            <w:tcW w:w="3405" w:type="pct"/>
-            <w:hideMark/>
-          </w:tcPr>
-          <w:p>
-            <w:r>
-              <w:t>Small sample</w:t>
-            </w:r>
-            <w:r>
-              <w:t>. No power calculation</w:t>
-            </w:r>
-          </w:p>
-        </w:tc>
-      </w:tr>
-      <w:tr>
-        <w:tc>
-          <w:tcPr>
-            <w:tcW w:w="1595" w:type="pct"/>
-            <w:hideMark/>
-          </w:tcPr>
-          <w:p>
-            <w:r>
-              <w:t>Controls</w:t>
-            </w:r>
-          </w:p>
-        </w:tc>
-        <w:tc>
-          <w:tcPr>
-            <w:tcW w:w="3405" w:type="pct"/>
-            <w:hideMark/>
-          </w:tcPr>
-          <w:p>
-            <w:r>
-              <w:t>Poorly matched comparison group</w:t>
-            </w:r>
-          </w:p>
-        </w:tc>
-      </w:tr>
-      <w:tr>
-        <w:tc>
-          <w:tcPr>
-            <w:tcW w:w="1595" w:type="pct"/>
-            <w:hideMark/>
-          </w:tcPr>
-          <w:p>
-            <w:r>
-              <w:t>Confounding</w:t>
-            </w:r>
-          </w:p>
-        </w:tc>
-        <w:tc>
-          <w:tcPr>
-            <w:tcW w:w="3405" w:type="pct"/>
-            <w:hideMark/>
-          </w:tcPr>
-          <w:p>
-            <w:r>
-              <w:t>No multivariable adjustment</w:t>
-            </w:r>
-          </w:p>
-        </w:tc>
-      </w:tr>
-      <w:tr>
-        <w:tc>
-          <w:tcPr>
-            <w:tcW w:w="1595" w:type="pct"/>
-            <w:hideMark/>
-          </w:tcPr>
-          <w:p>
-            <w:r>
-              <w:t>Statistics</w:t>
-            </w:r>
-          </w:p>
-        </w:tc>
-        <w:tc>
-          <w:tcPr>
-            <w:tcW w:w="3405" w:type="pct"/>
-            <w:hideMark/>
-          </w:tcPr>
-          <w:p>
-            <w:r>
-              <w:t>Multiple testing without correction</w:t>
-            </w:r>
-          </w:p>
-        </w:tc>
-      </w:tr>
-      <w:tr>
-        <w:tc>
-          <w:tcPr>
-            <w:tcW w:w="1595" w:type="pct"/>
-            <w:hideMark/>
-          </w:tcPr>
-          <w:p>
-            <w:r>
-              <w:t>Subgroups</w:t>
-            </w:r>
-          </w:p>
-        </w:tc>
-        <w:tc>
-          <w:tcPr>
-            <w:tcW w:w="3405" w:type="pct"/>
-            <w:hideMark/>
-          </w:tcPr>
-          <w:p>
-            <w:r>
-              <w:t>Extremely underpowered</w:t>
-            </w:r>
-          </w:p>
-        </w:tc>
-      </w:tr>
-      <w:tr>
-        <w:tc>
-          <w:tcPr>
-            <w:tcW w:w="1595" w:type="pct"/>
-            <w:hideMark/>
-          </w:tcPr>
-          <w:p>
-            <w:r>
-              <w:t>Measurement</w:t>
-            </w:r>
-          </w:p>
-        </w:tc>
-        <w:tc>
-          <w:tcPr>
-            <w:tcW w:w="3405" w:type="pct"/>
-            <w:hideMark/>
-          </w:tcPr>
-          <w:p>
-            <w:r>
-              <w:t>Non-standard EEG outcome definitions</w:t>
-            </w:r>
-          </w:p>
-        </w:tc>
-      </w:tr>
-      <w:tr>
-        <w:tc>
-          <w:tcPr>
-            <w:tcW w:w="1595" w:type="pct"/>
-            <w:hideMark/>
-          </w:tcPr>
-          <w:p>
-            <w:r>
-              <w:t>Severity measure</w:t>
-            </w:r>
-          </w:p>
-        </w:tc>
-        <w:tc>
-          <w:tcPr>
-            <w:tcW w:w="3405" w:type="pct"/>
-            <w:hideMark/>
-          </w:tcPr>
-          <w:p>
-            <w:r>
-              <w:t>Misuse of CO-RADS</w:t>
-            </w:r>
-          </w:p>
-        </w:tc>
-      </w:tr>
-      <w:tr>
-        <w:tc>
-          <w:tcPr>
-            <w:tcW w:w="1595" w:type="pct"/>
-            <w:hideMark/>
-          </w:tcPr>
-          <w:p>
-            <w:r>
-              <w:t>Bias</w:t>
-            </w:r>
-          </w:p>
-        </w:tc>
-        <w:tc>
-          <w:tcPr>
-            <w:tcW w:w="3405" w:type="pct"/>
-            <w:hideMark/>
-          </w:tcPr>
-          <w:p>
-            <w:r>
-              <w:t>Selection and residual confounding</w:t>
-            </w:r>
-          </w:p>
-        </w:tc>
-      </w:tr>
-      <w:tr>
-        <w:tc>
-          <w:tcPr>
-            <w:tcW w:w="1595" w:type="pct"/>
-            <w:hideMark/>
-          </w:tcPr>
-          <w:p>
-            <w:r>
-              <w:t>Interpretation</w:t>
-            </w:r>
-          </w:p>
-        </w:tc>
-        <w:tc>
-          <w:tcPr>
-            <w:tcW w:w="3405" w:type="pct"/>
-            <w:hideMark/>
-          </w:tcPr>
-          <w:p>
-            <w:r>
-              <w:t>Overstated causal conclusions</w:t>
-            </w:r>
-          </w:p>
-        </w:tc>
-      </w:tr>
-    </w:tbl>
+        <w:t>irrelevant to neurology or COVID</w:t>
+      </w:r>
+      <w:r>
+        <w:t>:</w:t>
+      </w:r>
+      <w:r>
+        <w:t xml:space="preserve"> “</w:t>
+      </w:r>
+      <w:r>
+        <w:t>a materials science review about biodegradable metal-organic frameworks</w:t>
+      </w:r>
+      <w:r>
+        <w:t>”</w:t>
+      </w:r>
+      <w:r>
+        <w:t>.</w:t>
+      </w:r>
+    </w:p>
     <w:p>
       <w:pPr>
         <w:spacing w:before="100" w:beforeAutospacing="1" w:after="100" w:afterAutospacing="1"/>
@@ -4811,7 +2878,13 @@
         <w:rPr>
           <w:lang w:val="en-EG"/>
         </w:rPr>
-        <w:t>Mislabelled study design</w:t>
+        <w:t>Mislabelled</w:t>
+      </w:r>
+      <w:r>
+        <w:rPr>
+          <w:lang w:val="en-EG"/>
+        </w:rPr>
+        <w:t xml:space="preserve"> study design</w:t>
       </w:r>
     </w:p>
     <w:p>
@@ -4868,7 +2941,19 @@
         <w:rPr>
           <w:lang w:val="en-EG"/>
         </w:rPr>
-        <w:t>Ill-defined control group</w:t>
+        <w:t xml:space="preserve">Ill-defined </w:t>
+      </w:r>
+      <w:r>
+        <w:rPr>
+          <w:lang w:val="en-EG"/>
+        </w:rPr>
+        <w:t>and poorly matched comparison</w:t>
+      </w:r>
+      <w:r>
+        <w:rPr>
+          <w:lang w:val="en-EG"/>
+        </w:rPr>
+        <w:t xml:space="preserve"> group</w:t>
       </w:r>
     </w:p>
     <w:p>
@@ -4944,7 +3029,7 @@
         <w:rPr>
           <w:lang w:val="en-EG"/>
         </w:rPr>
-        <w:t>Overinterpretation of results</w:t>
+        <w:t>Extremely underpowered subgroup analyses</w:t>
       </w:r>
     </w:p>
     <w:p>
@@ -4963,10 +3048,14 @@
         <w:rPr>
           <w:lang w:val="en-EG"/>
         </w:rPr>
-        <w:t>Unclear EEG reliability reporting</w:t>
-      </w:r>
-    </w:p>
-    <w:p/>
+        <w:t>Overinterpretation of results</w:t>
+      </w:r>
+    </w:p>
+    <w:p>
+      <w:r>
+        <w:t xml:space="preserve"> Verdict: Flawed beyond repair. Outright rejection.</w:t>
+      </w:r>
+    </w:p>
     <w:sectPr>
       <w:pgSz w:w="11906" w:h="16838" w:code="9"/>
       <w:pgMar w:top="1440" w:right="1080" w:bottom="1440" w:left="1080" w:header="720" w:footer="720" w:gutter="0"/>
@@ -6971,6 +5060,92 @@
     </w:lvl>
   </w:abstractNum>
   <w:abstractNum w:abstractNumId="14" w15:restartNumberingAfterBreak="0">
+    <w:nsid w:val="30E32A6D"/>
+    <w:multiLevelType w:val="hybridMultilevel"/>
+    <w:tmpl w:val="A4DC25D8"/>
+    <w:lvl w:ilvl="0" w:tplc="0409000F">
+      <w:start w:val="1"/>
+      <w:numFmt w:val="decimal"/>
+      <w:lvlText w:val="%1."/>
+      <w:lvlJc w:val="left"/>
+      <w:pPr>
+        <w:ind w:left="720" w:hanging="360"/>
+      </w:pPr>
+    </w:lvl>
+    <w:lvl w:ilvl="1" w:tplc="04090019" w:tentative="1">
+      <w:start w:val="1"/>
+      <w:numFmt w:val="lowerLetter"/>
+      <w:lvlText w:val="%2."/>
+      <w:lvlJc w:val="left"/>
+      <w:pPr>
+        <w:ind w:left="1440" w:hanging="360"/>
+      </w:pPr>
+    </w:lvl>
+    <w:lvl w:ilvl="2" w:tplc="0409001B" w:tentative="1">
+      <w:start w:val="1"/>
+      <w:numFmt w:val="lowerRoman"/>
+      <w:lvlText w:val="%3."/>
+      <w:lvlJc w:val="right"/>
+      <w:pPr>
+        <w:ind w:left="2160" w:hanging="180"/>
+      </w:pPr>
+    </w:lvl>
+    <w:lvl w:ilvl="3" w:tplc="0409000F" w:tentative="1">
+      <w:start w:val="1"/>
+      <w:numFmt w:val="decimal"/>
+      <w:lvlText w:val="%4."/>
+      <w:lvlJc w:val="left"/>
+      <w:pPr>
+        <w:ind w:left="2880" w:hanging="360"/>
+      </w:pPr>
+    </w:lvl>
+    <w:lvl w:ilvl="4" w:tplc="04090019" w:tentative="1">
+      <w:start w:val="1"/>
+      <w:numFmt w:val="lowerLetter"/>
+      <w:lvlText w:val="%5."/>
+      <w:lvlJc w:val="left"/>
+      <w:pPr>
+        <w:ind w:left="3600" w:hanging="360"/>
+      </w:pPr>
+    </w:lvl>
+    <w:lvl w:ilvl="5" w:tplc="0409001B" w:tentative="1">
+      <w:start w:val="1"/>
+      <w:numFmt w:val="lowerRoman"/>
+      <w:lvlText w:val="%6."/>
+      <w:lvlJc w:val="right"/>
+      <w:pPr>
+        <w:ind w:left="4320" w:hanging="180"/>
+      </w:pPr>
+    </w:lvl>
+    <w:lvl w:ilvl="6" w:tplc="0409000F" w:tentative="1">
+      <w:start w:val="1"/>
+      <w:numFmt w:val="decimal"/>
+      <w:lvlText w:val="%7."/>
+      <w:lvlJc w:val="left"/>
+      <w:pPr>
+        <w:ind w:left="5040" w:hanging="360"/>
+      </w:pPr>
+    </w:lvl>
+    <w:lvl w:ilvl="7" w:tplc="04090019" w:tentative="1">
+      <w:start w:val="1"/>
+      <w:numFmt w:val="lowerLetter"/>
+      <w:lvlText w:val="%8."/>
+      <w:lvlJc w:val="left"/>
+      <w:pPr>
+        <w:ind w:left="5760" w:hanging="360"/>
+      </w:pPr>
+    </w:lvl>
+    <w:lvl w:ilvl="8" w:tplc="0409001B" w:tentative="1">
+      <w:start w:val="1"/>
+      <w:numFmt w:val="lowerRoman"/>
+      <w:lvlText w:val="%9."/>
+      <w:lvlJc w:val="right"/>
+      <w:pPr>
+        <w:ind w:left="6480" w:hanging="180"/>
+      </w:pPr>
+    </w:lvl>
+  </w:abstractNum>
+  <w:abstractNum w:abstractNumId="15" w15:restartNumberingAfterBreak="0">
     <w:nsid w:val="3FBB2093"/>
     <w:multiLevelType w:val="multilevel"/>
     <w:tmpl w:val="D526C568"/>
@@ -7119,7 +5294,7 @@
       </w:rPr>
     </w:lvl>
   </w:abstractNum>
-  <w:abstractNum w:abstractNumId="15" w15:restartNumberingAfterBreak="0">
+  <w:abstractNum w:abstractNumId="16" w15:restartNumberingAfterBreak="0">
     <w:nsid w:val="40A95EC5"/>
     <w:multiLevelType w:val="multilevel"/>
     <w:tmpl w:val="079E872E"/>
@@ -7268,7 +5443,7 @@
       </w:rPr>
     </w:lvl>
   </w:abstractNum>
-  <w:abstractNum w:abstractNumId="16" w15:restartNumberingAfterBreak="0">
+  <w:abstractNum w:abstractNumId="17" w15:restartNumberingAfterBreak="0">
     <w:nsid w:val="41565207"/>
     <w:multiLevelType w:val="multilevel"/>
     <w:tmpl w:val="340ADE98"/>
@@ -7417,7 +5592,7 @@
       </w:rPr>
     </w:lvl>
   </w:abstractNum>
-  <w:abstractNum w:abstractNumId="17" w15:restartNumberingAfterBreak="0">
+  <w:abstractNum w:abstractNumId="18" w15:restartNumberingAfterBreak="0">
     <w:nsid w:val="458370A8"/>
     <w:multiLevelType w:val="multilevel"/>
     <w:tmpl w:val="3F3C3E2E"/>
@@ -7566,7 +5741,7 @@
       </w:rPr>
     </w:lvl>
   </w:abstractNum>
-  <w:abstractNum w:abstractNumId="18" w15:restartNumberingAfterBreak="0">
+  <w:abstractNum w:abstractNumId="19" w15:restartNumberingAfterBreak="0">
     <w:nsid w:val="470F5B62"/>
     <w:multiLevelType w:val="multilevel"/>
     <w:tmpl w:val="ED8E20A0"/>
@@ -7715,7 +5890,7 @@
       </w:rPr>
     </w:lvl>
   </w:abstractNum>
-  <w:abstractNum w:abstractNumId="19" w15:restartNumberingAfterBreak="0">
+  <w:abstractNum w:abstractNumId="20" w15:restartNumberingAfterBreak="0">
     <w:nsid w:val="485A6773"/>
     <w:multiLevelType w:val="multilevel"/>
     <w:tmpl w:val="009E1FC0"/>
@@ -7828,7 +6003,7 @@
       </w:pPr>
     </w:lvl>
   </w:abstractNum>
-  <w:abstractNum w:abstractNumId="20" w15:restartNumberingAfterBreak="0">
+  <w:abstractNum w:abstractNumId="21" w15:restartNumberingAfterBreak="0">
     <w:nsid w:val="4CD12948"/>
     <w:multiLevelType w:val="multilevel"/>
     <w:tmpl w:val="C9F6692C"/>
@@ -7977,7 +6152,7 @@
       </w:rPr>
     </w:lvl>
   </w:abstractNum>
-  <w:abstractNum w:abstractNumId="21" w15:restartNumberingAfterBreak="0">
+  <w:abstractNum w:abstractNumId="22" w15:restartNumberingAfterBreak="0">
     <w:nsid w:val="4D7C4F7C"/>
     <w:multiLevelType w:val="multilevel"/>
     <w:tmpl w:val="27F8BF8A"/>
@@ -8126,7 +6301,7 @@
       </w:rPr>
     </w:lvl>
   </w:abstractNum>
-  <w:abstractNum w:abstractNumId="22" w15:restartNumberingAfterBreak="0">
+  <w:abstractNum w:abstractNumId="23" w15:restartNumberingAfterBreak="0">
     <w:nsid w:val="4E5E38E0"/>
     <w:multiLevelType w:val="multilevel"/>
     <w:tmpl w:val="681C68DA"/>
@@ -8275,7 +6450,7 @@
       </w:rPr>
     </w:lvl>
   </w:abstractNum>
-  <w:abstractNum w:abstractNumId="23" w15:restartNumberingAfterBreak="0">
+  <w:abstractNum w:abstractNumId="24" w15:restartNumberingAfterBreak="0">
     <w:nsid w:val="53EA7D06"/>
     <w:multiLevelType w:val="multilevel"/>
     <w:tmpl w:val="395CD8FC"/>
@@ -8424,7 +6599,7 @@
       </w:rPr>
     </w:lvl>
   </w:abstractNum>
-  <w:abstractNum w:abstractNumId="24" w15:restartNumberingAfterBreak="0">
+  <w:abstractNum w:abstractNumId="25" w15:restartNumberingAfterBreak="0">
     <w:nsid w:val="5AA22FDA"/>
     <w:multiLevelType w:val="multilevel"/>
     <w:tmpl w:val="F06043A8"/>
@@ -8573,7 +6748,7 @@
       </w:rPr>
     </w:lvl>
   </w:abstractNum>
-  <w:abstractNum w:abstractNumId="25" w15:restartNumberingAfterBreak="0">
+  <w:abstractNum w:abstractNumId="26" w15:restartNumberingAfterBreak="0">
     <w:nsid w:val="5FD710D0"/>
     <w:multiLevelType w:val="multilevel"/>
     <w:tmpl w:val="4D9493AA"/>
@@ -8722,7 +6897,7 @@
       </w:rPr>
     </w:lvl>
   </w:abstractNum>
-  <w:abstractNum w:abstractNumId="26" w15:restartNumberingAfterBreak="0">
+  <w:abstractNum w:abstractNumId="27" w15:restartNumberingAfterBreak="0">
     <w:nsid w:val="623C6288"/>
     <w:multiLevelType w:val="multilevel"/>
     <w:tmpl w:val="ABF8F48C"/>
@@ -8871,7 +7046,7 @@
       </w:rPr>
     </w:lvl>
   </w:abstractNum>
-  <w:abstractNum w:abstractNumId="27" w15:restartNumberingAfterBreak="0">
+  <w:abstractNum w:abstractNumId="28" w15:restartNumberingAfterBreak="0">
     <w:nsid w:val="64763C29"/>
     <w:multiLevelType w:val="multilevel"/>
     <w:tmpl w:val="6474548E"/>
@@ -9020,7 +7195,7 @@
       </w:rPr>
     </w:lvl>
   </w:abstractNum>
-  <w:abstractNum w:abstractNumId="28" w15:restartNumberingAfterBreak="0">
+  <w:abstractNum w:abstractNumId="29" w15:restartNumberingAfterBreak="0">
     <w:nsid w:val="6561752D"/>
     <w:multiLevelType w:val="multilevel"/>
     <w:tmpl w:val="4798F916"/>
@@ -9169,7 +7344,7 @@
       </w:rPr>
     </w:lvl>
   </w:abstractNum>
-  <w:abstractNum w:abstractNumId="29" w15:restartNumberingAfterBreak="0">
+  <w:abstractNum w:abstractNumId="30" w15:restartNumberingAfterBreak="0">
     <w:nsid w:val="6A3948F8"/>
     <w:multiLevelType w:val="multilevel"/>
     <w:tmpl w:val="4650DC46"/>
@@ -9318,7 +7493,7 @@
       </w:rPr>
     </w:lvl>
   </w:abstractNum>
-  <w:abstractNum w:abstractNumId="30" w15:restartNumberingAfterBreak="0">
+  <w:abstractNum w:abstractNumId="31" w15:restartNumberingAfterBreak="0">
     <w:nsid w:val="74F062C5"/>
     <w:multiLevelType w:val="multilevel"/>
     <w:tmpl w:val="F50A3E3A"/>
@@ -9467,7 +7642,7 @@
       </w:rPr>
     </w:lvl>
   </w:abstractNum>
-  <w:abstractNum w:abstractNumId="31" w15:restartNumberingAfterBreak="0">
+  <w:abstractNum w:abstractNumId="32" w15:restartNumberingAfterBreak="0">
     <w:nsid w:val="750523EC"/>
     <w:multiLevelType w:val="multilevel"/>
     <w:tmpl w:val="9EC0A396"/>
@@ -9616,7 +7791,7 @@
       </w:rPr>
     </w:lvl>
   </w:abstractNum>
-  <w:abstractNum w:abstractNumId="32" w15:restartNumberingAfterBreak="0">
+  <w:abstractNum w:abstractNumId="33" w15:restartNumberingAfterBreak="0">
     <w:nsid w:val="77FB1E2E"/>
     <w:multiLevelType w:val="multilevel"/>
     <w:tmpl w:val="1CAA1AD0"/>
@@ -9765,7 +7940,7 @@
       </w:rPr>
     </w:lvl>
   </w:abstractNum>
-  <w:abstractNum w:abstractNumId="33" w15:restartNumberingAfterBreak="0">
+  <w:abstractNum w:abstractNumId="34" w15:restartNumberingAfterBreak="0">
     <w:nsid w:val="7AAB5092"/>
     <w:multiLevelType w:val="multilevel"/>
     <w:tmpl w:val="5E0A42C4"/>
@@ -9914,7 +8089,7 @@
       </w:rPr>
     </w:lvl>
   </w:abstractNum>
-  <w:abstractNum w:abstractNumId="34" w15:restartNumberingAfterBreak="0">
+  <w:abstractNum w:abstractNumId="35" w15:restartNumberingAfterBreak="0">
     <w:nsid w:val="7AC777B5"/>
     <w:multiLevelType w:val="multilevel"/>
     <w:tmpl w:val="50205BCC"/>
@@ -10063,7 +8238,7 @@
       </w:rPr>
     </w:lvl>
   </w:abstractNum>
-  <w:abstractNum w:abstractNumId="35" w15:restartNumberingAfterBreak="0">
+  <w:abstractNum w:abstractNumId="36" w15:restartNumberingAfterBreak="0">
     <w:nsid w:val="7EA005EE"/>
     <w:multiLevelType w:val="multilevel"/>
     <w:tmpl w:val="769A8CD6"/>
@@ -10212,7 +8387,7 @@
       </w:rPr>
     </w:lvl>
   </w:abstractNum>
-  <w:abstractNum w:abstractNumId="36" w15:restartNumberingAfterBreak="0">
+  <w:abstractNum w:abstractNumId="37" w15:restartNumberingAfterBreak="0">
     <w:nsid w:val="7F303BE1"/>
     <w:multiLevelType w:val="multilevel"/>
     <w:tmpl w:val="ACA6F24C"/>
@@ -10362,28 +8537,28 @@
     </w:lvl>
   </w:abstractNum>
   <w:num w:numId="1" w16cid:durableId="179046192">
-    <w:abstractNumId w:val="36"/>
+    <w:abstractNumId w:val="37"/>
   </w:num>
   <w:num w:numId="2" w16cid:durableId="167015419">
-    <w:abstractNumId w:val="34"/>
+    <w:abstractNumId w:val="35"/>
   </w:num>
   <w:num w:numId="3" w16cid:durableId="2028633357">
-    <w:abstractNumId w:val="17"/>
+    <w:abstractNumId w:val="18"/>
   </w:num>
   <w:num w:numId="4" w16cid:durableId="1311985200">
     <w:abstractNumId w:val="9"/>
   </w:num>
   <w:num w:numId="5" w16cid:durableId="905258293">
-    <w:abstractNumId w:val="19"/>
+    <w:abstractNumId w:val="20"/>
   </w:num>
   <w:num w:numId="6" w16cid:durableId="2045590150">
     <w:abstractNumId w:val="8"/>
   </w:num>
   <w:num w:numId="7" w16cid:durableId="2103261299">
-    <w:abstractNumId w:val="32"/>
+    <w:abstractNumId w:val="33"/>
   </w:num>
   <w:num w:numId="8" w16cid:durableId="1468819913">
-    <w:abstractNumId w:val="21"/>
+    <w:abstractNumId w:val="22"/>
   </w:num>
   <w:num w:numId="9" w16cid:durableId="971054755">
     <w:abstractNumId w:val="3"/>
@@ -10392,7 +8567,7 @@
     <w:abstractNumId w:val="5"/>
   </w:num>
   <w:num w:numId="11" w16cid:durableId="1242370890">
-    <w:abstractNumId w:val="30"/>
+    <w:abstractNumId w:val="31"/>
   </w:num>
   <w:num w:numId="12" w16cid:durableId="1367099803">
     <w:abstractNumId w:val="10"/>
@@ -10401,43 +8576,43 @@
     <w:abstractNumId w:val="6"/>
   </w:num>
   <w:num w:numId="14" w16cid:durableId="777985825">
-    <w:abstractNumId w:val="15"/>
+    <w:abstractNumId w:val="16"/>
   </w:num>
   <w:num w:numId="15" w16cid:durableId="756175944">
-    <w:abstractNumId w:val="26"/>
+    <w:abstractNumId w:val="27"/>
   </w:num>
   <w:num w:numId="16" w16cid:durableId="1505898396">
     <w:abstractNumId w:val="2"/>
   </w:num>
   <w:num w:numId="17" w16cid:durableId="2086412582">
-    <w:abstractNumId w:val="16"/>
+    <w:abstractNumId w:val="17"/>
   </w:num>
   <w:num w:numId="18" w16cid:durableId="504633988">
-    <w:abstractNumId w:val="27"/>
+    <w:abstractNumId w:val="28"/>
   </w:num>
   <w:num w:numId="19" w16cid:durableId="1215507862">
-    <w:abstractNumId w:val="35"/>
+    <w:abstractNumId w:val="36"/>
   </w:num>
   <w:num w:numId="20" w16cid:durableId="1362975851">
     <w:abstractNumId w:val="1"/>
   </w:num>
   <w:num w:numId="21" w16cid:durableId="1841117585">
-    <w:abstractNumId w:val="22"/>
+    <w:abstractNumId w:val="23"/>
   </w:num>
   <w:num w:numId="22" w16cid:durableId="1817916235">
-    <w:abstractNumId w:val="14"/>
+    <w:abstractNumId w:val="15"/>
   </w:num>
   <w:num w:numId="23" w16cid:durableId="707029590">
     <w:abstractNumId w:val="4"/>
   </w:num>
   <w:num w:numId="24" w16cid:durableId="262032694">
-    <w:abstractNumId w:val="20"/>
+    <w:abstractNumId w:val="21"/>
   </w:num>
   <w:num w:numId="25" w16cid:durableId="2061243349">
-    <w:abstractNumId w:val="18"/>
+    <w:abstractNumId w:val="19"/>
   </w:num>
   <w:num w:numId="26" w16cid:durableId="1178617122">
-    <w:abstractNumId w:val="25"/>
+    <w:abstractNumId w:val="26"/>
   </w:num>
   <w:num w:numId="27" w16cid:durableId="332924450">
     <w:abstractNumId w:val="7"/>
@@ -10446,31 +8621,34 @@
     <w:abstractNumId w:val="0"/>
   </w:num>
   <w:num w:numId="29" w16cid:durableId="201675892">
-    <w:abstractNumId w:val="29"/>
+    <w:abstractNumId w:val="30"/>
   </w:num>
   <w:num w:numId="30" w16cid:durableId="1169752295">
     <w:abstractNumId w:val="13"/>
   </w:num>
   <w:num w:numId="31" w16cid:durableId="1092702991">
-    <w:abstractNumId w:val="28"/>
+    <w:abstractNumId w:val="29"/>
   </w:num>
   <w:num w:numId="32" w16cid:durableId="1971088029">
-    <w:abstractNumId w:val="33"/>
+    <w:abstractNumId w:val="34"/>
   </w:num>
   <w:num w:numId="33" w16cid:durableId="214588055">
-    <w:abstractNumId w:val="24"/>
+    <w:abstractNumId w:val="25"/>
   </w:num>
   <w:num w:numId="34" w16cid:durableId="526331652">
     <w:abstractNumId w:val="11"/>
   </w:num>
   <w:num w:numId="35" w16cid:durableId="766998484">
-    <w:abstractNumId w:val="31"/>
+    <w:abstractNumId w:val="32"/>
   </w:num>
   <w:num w:numId="36" w16cid:durableId="2039624559">
-    <w:abstractNumId w:val="23"/>
+    <w:abstractNumId w:val="24"/>
   </w:num>
   <w:num w:numId="37" w16cid:durableId="1651784748">
     <w:abstractNumId w:val="12"/>
+  </w:num>
+  <w:num w:numId="38" w16cid:durableId="35088415">
+    <w:abstractNumId w:val="14"/>
   </w:num>
 </w:numbering>
 </file>
